--- a/doc/ProceduresToBuildFINetwork_RF.docx
+++ b/doc/ProceduresToBuildFINetwork_RF.docx
@@ -1,6 +1,6 @@
 
 <file path=word/document.xml><?xml version="1.0" encoding="utf-8"?>
-<w:document xmlns:wpc="http://schemas.microsoft.com/office/word/2010/wordprocessingCanvas" xmlns:cx="http://schemas.microsoft.com/office/drawing/2014/chartex" xmlns:cx1="http://schemas.microsoft.com/office/drawing/2015/9/8/chartex" xmlns:cx2="http://schemas.microsoft.com/office/drawing/2015/10/21/chartex" xmlns:cx3="http://schemas.microsoft.com/office/drawing/2016/5/9/chartex" xmlns:cx4="http://schemas.microsoft.com/office/drawing/2016/5/10/chartex" xmlns:cx5="http://schemas.microsoft.com/office/drawing/2016/5/11/chartex" xmlns:cx6="http://schemas.microsoft.com/office/drawing/2016/5/12/chartex" xmlns:cx7="http://schemas.microsoft.com/office/drawing/2016/5/13/chartex" xmlns:cx8="http://schemas.microsoft.com/office/drawing/2016/5/14/chartex" xmlns:mc="http://schemas.openxmlformats.org/markup-compatibility/2006" xmlns:aink="http://schemas.microsoft.com/office/drawing/2016/ink" xmlns:am3d="http://schemas.microsoft.com/office/drawing/2017/model3d" xmlns:o="urn:schemas-microsoft-com:office:office" xmlns:oel="http://schemas.microsoft.com/office/2019/extlst" xmlns:r="http://schemas.openxmlformats.org/officeDocument/2006/relationships" xmlns:m="http://schemas.openxmlformats.org/officeDocument/2006/math" xmlns:v="urn:schemas-microsoft-com:vml" xmlns:wp14="http://schemas.microsoft.com/office/word/2010/wordprocessingDrawing" xmlns:wp="http://schemas.openxmlformats.org/drawingml/2006/wordprocessingDrawing" xmlns:w10="urn:schemas-microsoft-com:office:word" xmlns:w="http://schemas.openxmlformats.org/wordprocessingml/2006/main" xmlns:w14="http://schemas.microsoft.com/office/word/2010/wordml" xmlns:w15="http://schemas.microsoft.com/office/word/2012/wordml" xmlns:w16cex="http://schemas.microsoft.com/office/word/2018/wordml/cex" xmlns:w16cid="http://schemas.microsoft.com/office/word/2016/wordml/cid" xmlns:w16="http://schemas.microsoft.com/office/word/2018/wordml" xmlns:w16sdtdh="http://schemas.microsoft.com/office/word/2020/wordml/sdtdatahash" xmlns:w16se="http://schemas.microsoft.com/office/word/2015/wordml/symex" xmlns:wpg="http://schemas.microsoft.com/office/word/2010/wordprocessingGroup" xmlns:wpi="http://schemas.microsoft.com/office/word/2010/wordprocessingInk" xmlns:wne="http://schemas.microsoft.com/office/word/2006/wordml" xmlns:wps="http://schemas.microsoft.com/office/word/2010/wordprocessingShape" mc:Ignorable="w14 w15 w16se w16cid w16 w16cex w16sdtdh wp14">
+<w:document xmlns:wpc="http://schemas.microsoft.com/office/word/2010/wordprocessingCanvas" xmlns:cx="http://schemas.microsoft.com/office/drawing/2014/chartex" xmlns:cx1="http://schemas.microsoft.com/office/drawing/2015/9/8/chartex" xmlns:cx2="http://schemas.microsoft.com/office/drawing/2015/10/21/chartex" xmlns:cx3="http://schemas.microsoft.com/office/drawing/2016/5/9/chartex" xmlns:cx4="http://schemas.microsoft.com/office/drawing/2016/5/10/chartex" xmlns:cx5="http://schemas.microsoft.com/office/drawing/2016/5/11/chartex" xmlns:cx6="http://schemas.microsoft.com/office/drawing/2016/5/12/chartex" xmlns:cx7="http://schemas.microsoft.com/office/drawing/2016/5/13/chartex" xmlns:cx8="http://schemas.microsoft.com/office/drawing/2016/5/14/chartex" xmlns:mc="http://schemas.openxmlformats.org/markup-compatibility/2006" xmlns:m="http://schemas.openxmlformats.org/officeDocument/2006/math" xmlns:aink="http://schemas.microsoft.com/office/drawing/2016/ink" xmlns:am3d="http://schemas.microsoft.com/office/drawing/2017/model3d" xmlns:oel="http://schemas.microsoft.com/office/2019/extlst" xmlns:r="http://schemas.openxmlformats.org/officeDocument/2006/relationships" xmlns:wp14="http://schemas.microsoft.com/office/word/2010/wordprocessingDrawing" xmlns:wp="http://schemas.openxmlformats.org/drawingml/2006/wordprocessingDrawing" xmlns:wpg="http://schemas.microsoft.com/office/word/2010/wordprocessingGroup" xmlns:wpi="http://schemas.microsoft.com/office/word/2010/wordprocessingInk" xmlns:wps="http://schemas.microsoft.com/office/word/2010/wordprocessingShape" xmlns:o="urn:schemas-microsoft-com:office:office" xmlns:v="urn:schemas-microsoft-com:vml" xmlns:w10="urn:schemas-microsoft-com:office:word" xmlns:w="http://schemas.openxmlformats.org/wordprocessingml/2006/main" xmlns:w14="http://schemas.microsoft.com/office/word/2010/wordml" xmlns:w15="http://schemas.microsoft.com/office/word/2012/wordml" xmlns:w16cex="http://schemas.microsoft.com/office/word/2018/wordml/cex" xmlns:w16cid="http://schemas.microsoft.com/office/word/2016/wordml/cid" xmlns:w16="http://schemas.microsoft.com/office/word/2018/wordml" xmlns:w16sdtdh="http://schemas.microsoft.com/office/word/2020/wordml/sdtdatahash" xmlns:w16sdtfl="http://schemas.microsoft.com/office/word/2024/wordml/sdtformatlock" xmlns:w16se="http://schemas.microsoft.com/office/word/2015/wordml/symex" xmlns:w16du="http://schemas.microsoft.com/office/word/2023/wordml/word16du" xmlns:wne="http://schemas.microsoft.com/office/word/2006/wordml" mc:Ignorable="w14 w15 w16se w16cid w16 w16cex w16sdtdh w16sdtfl w16du wp14">
   <w:body>
     <w:p>
       <w:r>
@@ -74,15 +74,7 @@
         <w:t xml:space="preserve">. But the code for random forest training and the FI prediction is in Python. </w:t>
       </w:r>
       <w:r>
-        <w:t xml:space="preserve">Eclipse has been used for all Java related programming. For this project, we have not built a project that can run independent of Eclipse. </w:t>
-      </w:r>
-      <w:proofErr w:type="gramStart"/>
-      <w:r>
-        <w:t>So</w:t>
-      </w:r>
-      <w:proofErr w:type="gramEnd"/>
-      <w:r>
-        <w:t xml:space="preserve"> you need to download Ecli</w:t>
+        <w:t>Eclipse has been used for all Java related programming. For this project, we have not built a project that can run independent of Eclipse. So you need to download Ecli</w:t>
       </w:r>
       <w:r>
         <w:t>pse from http://www.eclipse.org</w:t>
@@ -584,7 +576,19 @@
         <w:t>z. You may also download relnotes</w:t>
       </w:r>
       <w:r>
-        <w:t xml:space="preserve">.txt or README files for future reference. After download these files, </w:t>
+        <w:t>.txt</w:t>
+      </w:r>
+      <w:r>
+        <w:t xml:space="preserve">, </w:t>
+      </w:r>
+      <w:r>
+        <w:t>README</w:t>
+      </w:r>
+      <w:r>
+        <w:t xml:space="preserve"> and LICENSE</w:t>
+      </w:r>
+      <w:r>
+        <w:t xml:space="preserve"> files for future reference. After download these files, </w:t>
       </w:r>
       <w:r>
         <w:rPr>
@@ -760,7 +764,13 @@
       </w:r>
       <w:proofErr w:type="spellEnd"/>
       <w:r>
-        <w:t xml:space="preserve"> file for Isoform sequences to be used in normalizing features for NBC training and predictions from this web site: </w:t>
+        <w:t xml:space="preserve"> file for Isoform sequences to be used in normalizing features for </w:t>
+      </w:r>
+      <w:r>
+        <w:t>ML</w:t>
+      </w:r>
+      <w:r>
+        <w:t xml:space="preserve"> training and predictions from this web site: </w:t>
       </w:r>
       <w:hyperlink r:id="rId11" w:history="1">
         <w:r>
@@ -1285,13 +1295,8 @@
       </w:r>
       <w:proofErr w:type="spellEnd"/>
       <w:r>
-        <w:t xml:space="preserve"> database is used so that both human and mouse pathways are </w:t>
-      </w:r>
-      <w:proofErr w:type="spellStart"/>
-      <w:r>
-        <w:t>coverted</w:t>
-      </w:r>
-      <w:proofErr w:type="spellEnd"/>
+        <w:t xml:space="preserve"> database is used so that both human and mouse pathways are covered</w:t>
+      </w:r>
       <w:r>
         <w:t>.</w:t>
       </w:r>
@@ -1533,7 +1538,7 @@
         <w:t>9). The releas</w:t>
       </w:r>
       <w:r>
-        <w:t>e number should be the number in the slice database.</w:t>
+        <w:t>e number should be the number in the database.</w:t>
       </w:r>
       <w:r>
         <w:t xml:space="preserve"> Note: Reactome has a quarterly release schedule.</w:t>
@@ -1725,7 +1730,40 @@
       </w:r>
       <w:proofErr w:type="spellEnd"/>
       <w:r>
-        <w:t xml:space="preserve"> file. Or you have to use absolute path to your dump file (no quotation marks)</w:t>
+        <w:t xml:space="preserve"> file. Or you </w:t>
+      </w:r>
+      <w:proofErr w:type="gramStart"/>
+      <w:r>
+        <w:t>have to</w:t>
+      </w:r>
+      <w:proofErr w:type="gramEnd"/>
+      <w:r>
+        <w:t xml:space="preserve"> use absolute path to your dump file (no quotation marks)</w:t>
+      </w:r>
+      <w:r>
+        <w:t>. To make sure the loaded database is correct, run ‘Select * from _Release’ and check the largest number of the release, which should be the release of this database.</w:t>
+      </w:r>
+    </w:p>
+    <w:p/>
+    <w:p>
+      <w:r>
+        <w:t xml:space="preserve">Note: Make sure the table names follow the standard Java naming conventions. Under Mac, it is possible all tables are changed to lower cases. MySQL is not case sensitive under Mac. If this occurs, try to run method </w:t>
+      </w:r>
+      <w:proofErr w:type="spellStart"/>
+      <w:r>
+        <w:t>fixTableNames</w:t>
+      </w:r>
+      <w:proofErr w:type="spellEnd"/>
+      <w:r>
+        <w:t xml:space="preserve">() in </w:t>
+      </w:r>
+      <w:proofErr w:type="spellStart"/>
+      <w:r>
+        <w:t>MySQLDatabaseHandler</w:t>
+      </w:r>
+      <w:proofErr w:type="spellEnd"/>
+      <w:r>
+        <w:t>.</w:t>
       </w:r>
     </w:p>
     <w:p/>
@@ -1750,6 +1788,7 @@
         <w:adjustRightInd w:val="0"/>
         <w:rPr>
           <w:rFonts w:ascii="Monaco" w:hAnsi="Monaco" w:cs="Monaco"/>
+          <w:color w:val="3F7F5F"/>
           <w:sz w:val="16"/>
           <w:szCs w:val="16"/>
         </w:rPr>
@@ -1779,57 +1818,70 @@
       <w:r>
         <w:rPr>
           <w:rFonts w:ascii="Monaco" w:hAnsi="Monaco" w:cs="Monaco"/>
-          <w:color w:val="000000"/>
+          <w:sz w:val="16"/>
+          <w:szCs w:val="16"/>
+        </w:rPr>
+        <w:t>REACTOME_RELEASE=92</w:t>
+      </w:r>
+    </w:p>
+    <w:p>
+      <w:pPr>
+        <w:widowControl w:val="0"/>
+        <w:autoSpaceDE w:val="0"/>
+        <w:autoSpaceDN w:val="0"/>
+        <w:adjustRightInd w:val="0"/>
+        <w:rPr>
+          <w:rFonts w:ascii="Monaco" w:hAnsi="Monaco" w:cs="Monaco"/>
+          <w:sz w:val="16"/>
+          <w:szCs w:val="16"/>
+        </w:rPr>
+      </w:pPr>
+      <w:r>
+        <w:rPr>
+          <w:rFonts w:ascii="Monaco" w:hAnsi="Monaco" w:cs="Monaco"/>
           <w:sz w:val="16"/>
           <w:szCs w:val="16"/>
         </w:rPr>
         <w:t>REACTOME_SOURCE_DB_NAME=</w:t>
       </w:r>
-      <w:r>
-        <w:rPr>
-          <w:rFonts w:ascii="Monaco" w:hAnsi="Monaco" w:cs="Monaco"/>
-          <w:color w:val="2A00FF"/>
-          <w:sz w:val="16"/>
-          <w:szCs w:val="16"/>
-        </w:rPr>
-        <w:t>reactome_</w:t>
-      </w:r>
-      <w:r>
-        <w:rPr>
-          <w:rFonts w:ascii="Monaco" w:hAnsi="Monaco" w:cs="Monaco"/>
-          <w:color w:val="2A00FF"/>
-          <w:sz w:val="16"/>
-          <w:szCs w:val="16"/>
-        </w:rPr>
-        <w:t>88</w:t>
-      </w:r>
-      <w:r>
-        <w:rPr>
-          <w:rFonts w:ascii="Monaco" w:hAnsi="Monaco" w:cs="Monaco"/>
-          <w:color w:val="2A00FF"/>
-          <w:sz w:val="16"/>
-          <w:szCs w:val="16"/>
-        </w:rPr>
-        <w:t>_plus_i</w:t>
-      </w:r>
-      <w:r>
-        <w:rPr>
-          <w:rFonts w:ascii="Monaco" w:hAnsi="Monaco" w:cs="Monaco"/>
-          <w:color w:val="2A00FF"/>
-          <w:sz w:val="16"/>
-          <w:szCs w:val="16"/>
-        </w:rPr>
-        <w:t xml:space="preserve"> // This should be updated </w:t>
-      </w:r>
-      <w:r>
-        <w:rPr>
-          <w:rFonts w:ascii="Monaco" w:hAnsi="Monaco" w:cs="Monaco"/>
-          <w:color w:val="2A00FF"/>
-          <w:sz w:val="16"/>
-          <w:szCs w:val="16"/>
-        </w:rPr>
-        <w:t>for each build</w:t>
-      </w:r>
+      <w:proofErr w:type="spellStart"/>
+      <w:r>
+        <w:rPr>
+          <w:rFonts w:ascii="Monaco" w:hAnsi="Monaco" w:cs="Monaco"/>
+          <w:sz w:val="16"/>
+          <w:szCs w:val="16"/>
+        </w:rPr>
+        <w:t>reactome</w:t>
+      </w:r>
+      <w:proofErr w:type="spellEnd"/>
+      <w:r>
+        <w:rPr>
+          <w:rFonts w:ascii="Monaco" w:hAnsi="Monaco" w:cs="Monaco"/>
+          <w:sz w:val="16"/>
+          <w:szCs w:val="16"/>
+        </w:rPr>
+        <w:t>_${REACTOME_</w:t>
+      </w:r>
+      <w:proofErr w:type="gramStart"/>
+      <w:r>
+        <w:rPr>
+          <w:rFonts w:ascii="Monaco" w:hAnsi="Monaco" w:cs="Monaco"/>
+          <w:sz w:val="16"/>
+          <w:szCs w:val="16"/>
+        </w:rPr>
+        <w:t>RELEASE}_</w:t>
+      </w:r>
+      <w:proofErr w:type="spellStart"/>
+      <w:proofErr w:type="gramEnd"/>
+      <w:r>
+        <w:rPr>
+          <w:rFonts w:ascii="Monaco" w:hAnsi="Monaco" w:cs="Monaco"/>
+          <w:sz w:val="16"/>
+          <w:szCs w:val="16"/>
+        </w:rPr>
+        <w:t>plus_i</w:t>
+      </w:r>
+      <w:proofErr w:type="spellEnd"/>
     </w:p>
     <w:p>
       <w:pPr>
@@ -2027,6 +2079,7 @@
         </w:numPr>
       </w:pPr>
       <w:r>
+        <w:lastRenderedPageBreak/>
         <w:t>Modify the loaded Reactome database</w:t>
       </w:r>
       <w:r>
@@ -2042,20 +2095,17 @@
       </w:r>
       <w:proofErr w:type="gramEnd"/>
       <w:r>
-        <w:t>.data</w:t>
-      </w:r>
-      <w:proofErr w:type="spellEnd"/>
-      <w:r>
         <w:t>.</w:t>
       </w:r>
-      <w:r>
-        <w:t xml:space="preserve"> </w:t>
-      </w:r>
-      <w:proofErr w:type="spellStart"/>
+      <w:proofErr w:type="gramStart"/>
+      <w:r>
+        <w:t>data.</w:t>
+      </w:r>
       <w:r>
         <w:t>ReactomeDatabaseModifier</w:t>
       </w:r>
       <w:proofErr w:type="spellEnd"/>
+      <w:proofErr w:type="gramEnd"/>
       <w:r>
         <w:t>:</w:t>
       </w:r>
@@ -2161,9 +2211,20 @@
           <w:sz w:val="16"/>
           <w:szCs w:val="16"/>
         </w:rPr>
-        <w:t>.reactome.data.ReactomeDatabaseModifier</w:t>
-      </w:r>
-      <w:proofErr w:type="spellEnd"/>
+        <w:t>.reactome.</w:t>
+      </w:r>
+      <w:proofErr w:type="gramStart"/>
+      <w:r>
+        <w:rPr>
+          <w:rFonts w:ascii="Monaco" w:hAnsi="Monaco" w:cs="Monaco"/>
+          <w:color w:val="000000"/>
+          <w:sz w:val="16"/>
+          <w:szCs w:val="16"/>
+        </w:rPr>
+        <w:t>data.ReactomeDatabaseModifier</w:t>
+      </w:r>
+      <w:proofErr w:type="spellEnd"/>
+      <w:proofErr w:type="gramEnd"/>
       <w:r>
         <w:rPr>
           <w:rFonts w:ascii="Monaco" w:hAnsi="Monaco" w:cs="Monaco"/>
@@ -2234,9 +2295,20 @@
           <w:sz w:val="16"/>
           <w:szCs w:val="16"/>
         </w:rPr>
-        <w:t>.reactome.data.ReactomeDatabaseModifier</w:t>
-      </w:r>
-      <w:proofErr w:type="spellEnd"/>
+        <w:t>.reactome.</w:t>
+      </w:r>
+      <w:proofErr w:type="gramStart"/>
+      <w:r>
+        <w:rPr>
+          <w:rFonts w:ascii="Monaco" w:hAnsi="Monaco" w:cs="Monaco"/>
+          <w:color w:val="000000"/>
+          <w:sz w:val="16"/>
+          <w:szCs w:val="16"/>
+        </w:rPr>
+        <w:t>data.ReactomeDatabaseModifier</w:t>
+      </w:r>
+      <w:proofErr w:type="spellEnd"/>
+      <w:proofErr w:type="gramEnd"/>
       <w:r>
         <w:rPr>
           <w:rFonts w:ascii="Monaco" w:hAnsi="Monaco" w:cs="Monaco"/>
@@ -2293,9 +2365,20 @@
           <w:sz w:val="16"/>
           <w:szCs w:val="16"/>
         </w:rPr>
-        <w:t>.reactome.data.ReactomeDatabaseModifier</w:t>
-      </w:r>
-      <w:proofErr w:type="spellEnd"/>
+        <w:t>.reactome.</w:t>
+      </w:r>
+      <w:proofErr w:type="gramStart"/>
+      <w:r>
+        <w:rPr>
+          <w:rFonts w:ascii="Monaco" w:hAnsi="Monaco" w:cs="Monaco"/>
+          <w:color w:val="000000"/>
+          <w:sz w:val="16"/>
+          <w:szCs w:val="16"/>
+        </w:rPr>
+        <w:t>data.ReactomeDatabaseModifier</w:t>
+      </w:r>
+      <w:proofErr w:type="spellEnd"/>
+      <w:proofErr w:type="gramEnd"/>
       <w:r>
         <w:rPr>
           <w:rFonts w:ascii="Monaco" w:hAnsi="Monaco" w:cs="Monaco"/>
@@ -2385,9 +2468,20 @@
           <w:sz w:val="16"/>
           <w:szCs w:val="16"/>
         </w:rPr>
-        <w:t>.reactome.data.ReactomeDatabaseModifier</w:t>
-      </w:r>
-      <w:proofErr w:type="spellEnd"/>
+        <w:t>.reactome.</w:t>
+      </w:r>
+      <w:proofErr w:type="gramStart"/>
+      <w:r>
+        <w:rPr>
+          <w:rFonts w:ascii="Monaco" w:hAnsi="Monaco" w:cs="Monaco"/>
+          <w:color w:val="000000"/>
+          <w:sz w:val="16"/>
+          <w:szCs w:val="16"/>
+        </w:rPr>
+        <w:t>data.ReactomeDatabaseModifier</w:t>
+      </w:r>
+      <w:proofErr w:type="spellEnd"/>
+      <w:proofErr w:type="gramEnd"/>
       <w:r>
         <w:rPr>
           <w:rFonts w:ascii="Monaco" w:hAnsi="Monaco" w:cs="Monaco"/>
@@ -2478,9 +2572,20 @@
           <w:sz w:val="16"/>
           <w:szCs w:val="16"/>
         </w:rPr>
-        <w:t>.reactome.data.ReactomeDatabaseModifier</w:t>
-      </w:r>
-      <w:proofErr w:type="spellEnd"/>
+        <w:t>.reactome.</w:t>
+      </w:r>
+      <w:proofErr w:type="gramStart"/>
+      <w:r>
+        <w:rPr>
+          <w:rFonts w:ascii="Monaco" w:hAnsi="Monaco" w:cs="Monaco"/>
+          <w:color w:val="000000"/>
+          <w:sz w:val="16"/>
+          <w:szCs w:val="16"/>
+        </w:rPr>
+        <w:t>data.ReactomeDatabaseModifier</w:t>
+      </w:r>
+      <w:proofErr w:type="spellEnd"/>
+      <w:proofErr w:type="gramEnd"/>
       <w:r>
         <w:rPr>
           <w:rFonts w:ascii="Monaco" w:hAnsi="Monaco" w:cs="Monaco"/>
@@ -2555,9 +2660,20 @@
           <w:sz w:val="16"/>
           <w:szCs w:val="16"/>
         </w:rPr>
-        <w:t>.reactome.data.ReactomeDatabaseModifier</w:t>
-      </w:r>
-      <w:proofErr w:type="spellEnd"/>
+        <w:t>.reactome.</w:t>
+      </w:r>
+      <w:proofErr w:type="gramStart"/>
+      <w:r>
+        <w:rPr>
+          <w:rFonts w:ascii="Monaco" w:hAnsi="Monaco" w:cs="Monaco"/>
+          <w:color w:val="000000"/>
+          <w:sz w:val="16"/>
+          <w:szCs w:val="16"/>
+        </w:rPr>
+        <w:t>data.ReactomeDatabaseModifier</w:t>
+      </w:r>
+      <w:proofErr w:type="spellEnd"/>
+      <w:proofErr w:type="gramEnd"/>
       <w:r>
         <w:rPr>
           <w:rFonts w:ascii="Monaco" w:hAnsi="Monaco" w:cs="Monaco"/>
@@ -2713,15 +2829,25 @@
           <w:sz w:val="16"/>
           <w:szCs w:val="16"/>
         </w:rPr>
-        <w:t>.reactome.data.ReactomeDatabaseModifier</w:t>
-      </w:r>
-      <w:proofErr w:type="spellEnd"/>
+        <w:t>.reactome.</w:t>
+      </w:r>
+      <w:proofErr w:type="gramStart"/>
       <w:r>
         <w:rPr>
           <w:rFonts w:ascii="Monaco" w:hAnsi="Monaco"/>
           <w:sz w:val="16"/>
           <w:szCs w:val="16"/>
         </w:rPr>
+        <w:t>data.ReactomeDatabaseModifier</w:t>
+      </w:r>
+      <w:proofErr w:type="spellEnd"/>
+      <w:proofErr w:type="gramEnd"/>
+      <w:r>
+        <w:rPr>
+          <w:rFonts w:ascii="Monaco" w:hAnsi="Monaco"/>
+          <w:sz w:val="16"/>
+          <w:szCs w:val="16"/>
+        </w:rPr>
         <w:t xml:space="preserve">  - Total human </w:t>
       </w:r>
       <w:proofErr w:type="spellStart"/>
@@ -2784,32 +2910,60 @@
           <w:sz w:val="16"/>
           <w:szCs w:val="16"/>
         </w:rPr>
-        <w:t>.reactome.data.ReactomeDatabaseModifier</w:t>
-      </w:r>
-      <w:proofErr w:type="spellEnd"/>
+        <w:t>.reactome.</w:t>
+      </w:r>
+      <w:proofErr w:type="gramStart"/>
       <w:r>
         <w:rPr>
           <w:rFonts w:ascii="Monaco" w:hAnsi="Monaco"/>
           <w:sz w:val="16"/>
           <w:szCs w:val="16"/>
         </w:rPr>
-        <w:t xml:space="preserve">  - Copy [ReferenceGeneProduct:244824] UniProt:Q8NDT2 RBM15B</w:t>
-      </w:r>
-    </w:p>
-    <w:p>
-      <w:pPr>
+        <w:t>data.ReactomeDatabaseModifier</w:t>
+      </w:r>
+      <w:proofErr w:type="spellEnd"/>
+      <w:proofErr w:type="gramEnd"/>
+      <w:r>
         <w:rPr>
           <w:rFonts w:ascii="Monaco" w:hAnsi="Monaco"/>
           <w:sz w:val="16"/>
           <w:szCs w:val="16"/>
         </w:rPr>
-      </w:pPr>
+        <w:t xml:space="preserve">  - Copy [ReferenceGeneProduct:244824] </w:t>
+      </w:r>
+      <w:proofErr w:type="gramStart"/>
       <w:r>
         <w:rPr>
           <w:rFonts w:ascii="Monaco" w:hAnsi="Monaco"/>
           <w:sz w:val="16"/>
           <w:szCs w:val="16"/>
         </w:rPr>
+        <w:t>UniProt:Q</w:t>
+      </w:r>
+      <w:proofErr w:type="gramEnd"/>
+      <w:r>
+        <w:rPr>
+          <w:rFonts w:ascii="Monaco" w:hAnsi="Monaco"/>
+          <w:sz w:val="16"/>
+          <w:szCs w:val="16"/>
+        </w:rPr>
+        <w:t>8NDT2 RBM15B</w:t>
+      </w:r>
+    </w:p>
+    <w:p>
+      <w:pPr>
+        <w:rPr>
+          <w:rFonts w:ascii="Monaco" w:hAnsi="Monaco"/>
+          <w:sz w:val="16"/>
+          <w:szCs w:val="16"/>
+        </w:rPr>
+      </w:pPr>
+      <w:r>
+        <w:rPr>
+          <w:rFonts w:ascii="Monaco" w:hAnsi="Monaco"/>
+          <w:sz w:val="16"/>
+          <w:szCs w:val="16"/>
+        </w:rPr>
         <w:t xml:space="preserve">2015-12-07 15:49:42,542 [main] </w:t>
       </w:r>
       <w:proofErr w:type="gramStart"/>
@@ -2837,32 +2991,60 @@
           <w:sz w:val="16"/>
           <w:szCs w:val="16"/>
         </w:rPr>
-        <w:t>.reactome.data.ReactomeDatabaseModifier</w:t>
-      </w:r>
-      <w:proofErr w:type="spellEnd"/>
+        <w:t>.reactome.</w:t>
+      </w:r>
+      <w:proofErr w:type="gramStart"/>
       <w:r>
         <w:rPr>
           <w:rFonts w:ascii="Monaco" w:hAnsi="Monaco"/>
           <w:sz w:val="16"/>
           <w:szCs w:val="16"/>
         </w:rPr>
-        <w:t xml:space="preserve">  - Copy [ReferenceIsoform:797706] UniProt:B6A8C7-1 TARM1</w:t>
-      </w:r>
-    </w:p>
-    <w:p>
-      <w:pPr>
+        <w:t>data.ReactomeDatabaseModifier</w:t>
+      </w:r>
+      <w:proofErr w:type="spellEnd"/>
+      <w:proofErr w:type="gramEnd"/>
+      <w:r>
         <w:rPr>
           <w:rFonts w:ascii="Monaco" w:hAnsi="Monaco"/>
           <w:sz w:val="16"/>
           <w:szCs w:val="16"/>
         </w:rPr>
-      </w:pPr>
+        <w:t xml:space="preserve">  - Copy [ReferenceIsoform:797706] </w:t>
+      </w:r>
+      <w:proofErr w:type="gramStart"/>
       <w:r>
         <w:rPr>
           <w:rFonts w:ascii="Monaco" w:hAnsi="Monaco"/>
           <w:sz w:val="16"/>
           <w:szCs w:val="16"/>
         </w:rPr>
+        <w:t>UniProt:B</w:t>
+      </w:r>
+      <w:proofErr w:type="gramEnd"/>
+      <w:r>
+        <w:rPr>
+          <w:rFonts w:ascii="Monaco" w:hAnsi="Monaco"/>
+          <w:sz w:val="16"/>
+          <w:szCs w:val="16"/>
+        </w:rPr>
+        <w:t>6A8C7-1 TARM1</w:t>
+      </w:r>
+    </w:p>
+    <w:p>
+      <w:pPr>
+        <w:rPr>
+          <w:rFonts w:ascii="Monaco" w:hAnsi="Monaco"/>
+          <w:sz w:val="16"/>
+          <w:szCs w:val="16"/>
+        </w:rPr>
+      </w:pPr>
+      <w:r>
+        <w:rPr>
+          <w:rFonts w:ascii="Monaco" w:hAnsi="Monaco"/>
+          <w:sz w:val="16"/>
+          <w:szCs w:val="16"/>
+        </w:rPr>
         <w:t xml:space="preserve">2015-12-07 15:49:42,739 [main] </w:t>
       </w:r>
       <w:proofErr w:type="gramStart"/>
@@ -2890,32 +3072,60 @@
           <w:sz w:val="16"/>
           <w:szCs w:val="16"/>
         </w:rPr>
-        <w:t>.reactome.data.ReactomeDatabaseModifier</w:t>
-      </w:r>
-      <w:proofErr w:type="spellEnd"/>
+        <w:t>.reactome.</w:t>
+      </w:r>
+      <w:proofErr w:type="gramStart"/>
       <w:r>
         <w:rPr>
           <w:rFonts w:ascii="Monaco" w:hAnsi="Monaco"/>
           <w:sz w:val="16"/>
           <w:szCs w:val="16"/>
         </w:rPr>
-        <w:t xml:space="preserve">  - Copy [ReferenceIsoform:410879] UniProt:Q8IX30-1 SCUBE3</w:t>
-      </w:r>
-    </w:p>
-    <w:p>
-      <w:pPr>
+        <w:t>data.ReactomeDatabaseModifier</w:t>
+      </w:r>
+      <w:proofErr w:type="spellEnd"/>
+      <w:proofErr w:type="gramEnd"/>
+      <w:r>
         <w:rPr>
           <w:rFonts w:ascii="Monaco" w:hAnsi="Monaco"/>
           <w:sz w:val="16"/>
           <w:szCs w:val="16"/>
         </w:rPr>
-      </w:pPr>
+        <w:t xml:space="preserve">  - Copy [ReferenceIsoform:410879] </w:t>
+      </w:r>
+      <w:proofErr w:type="gramStart"/>
       <w:r>
         <w:rPr>
           <w:rFonts w:ascii="Monaco" w:hAnsi="Monaco"/>
           <w:sz w:val="16"/>
           <w:szCs w:val="16"/>
         </w:rPr>
+        <w:t>UniProt:Q</w:t>
+      </w:r>
+      <w:proofErr w:type="gramEnd"/>
+      <w:r>
+        <w:rPr>
+          <w:rFonts w:ascii="Monaco" w:hAnsi="Monaco"/>
+          <w:sz w:val="16"/>
+          <w:szCs w:val="16"/>
+        </w:rPr>
+        <w:t>8IX30-1 SCUBE3</w:t>
+      </w:r>
+    </w:p>
+    <w:p>
+      <w:pPr>
+        <w:rPr>
+          <w:rFonts w:ascii="Monaco" w:hAnsi="Monaco"/>
+          <w:sz w:val="16"/>
+          <w:szCs w:val="16"/>
+        </w:rPr>
+      </w:pPr>
+      <w:r>
+        <w:rPr>
+          <w:rFonts w:ascii="Monaco" w:hAnsi="Monaco"/>
+          <w:sz w:val="16"/>
+          <w:szCs w:val="16"/>
+        </w:rPr>
         <w:t>……</w:t>
       </w:r>
     </w:p>
@@ -2960,32 +3170,60 @@
           <w:sz w:val="16"/>
           <w:szCs w:val="16"/>
         </w:rPr>
-        <w:t>.reactome.data.ReactomeDatabaseModifier</w:t>
-      </w:r>
-      <w:proofErr w:type="spellEnd"/>
+        <w:t>.reactome.</w:t>
+      </w:r>
+      <w:proofErr w:type="gramStart"/>
       <w:r>
         <w:rPr>
           <w:rFonts w:ascii="Monaco" w:hAnsi="Monaco"/>
           <w:sz w:val="16"/>
           <w:szCs w:val="16"/>
         </w:rPr>
-        <w:t xml:space="preserve">  - Copy [ReferenceGeneProduct:385012] UniProt:Q3ZLR7 SUPT20HL1</w:t>
-      </w:r>
-    </w:p>
-    <w:p>
-      <w:pPr>
+        <w:t>data.ReactomeDatabaseModifier</w:t>
+      </w:r>
+      <w:proofErr w:type="spellEnd"/>
+      <w:proofErr w:type="gramEnd"/>
+      <w:r>
         <w:rPr>
           <w:rFonts w:ascii="Monaco" w:hAnsi="Monaco"/>
           <w:sz w:val="16"/>
           <w:szCs w:val="16"/>
         </w:rPr>
-      </w:pPr>
+        <w:t xml:space="preserve">  - Copy [ReferenceGeneProduct:385012] </w:t>
+      </w:r>
+      <w:proofErr w:type="gramStart"/>
       <w:r>
         <w:rPr>
           <w:rFonts w:ascii="Monaco" w:hAnsi="Monaco"/>
           <w:sz w:val="16"/>
           <w:szCs w:val="16"/>
         </w:rPr>
+        <w:t>UniProt:Q</w:t>
+      </w:r>
+      <w:proofErr w:type="gramEnd"/>
+      <w:r>
+        <w:rPr>
+          <w:rFonts w:ascii="Monaco" w:hAnsi="Monaco"/>
+          <w:sz w:val="16"/>
+          <w:szCs w:val="16"/>
+        </w:rPr>
+        <w:t>3ZLR7 SUPT20HL1</w:t>
+      </w:r>
+    </w:p>
+    <w:p>
+      <w:pPr>
+        <w:rPr>
+          <w:rFonts w:ascii="Monaco" w:hAnsi="Monaco"/>
+          <w:sz w:val="16"/>
+          <w:szCs w:val="16"/>
+        </w:rPr>
+      </w:pPr>
+      <w:r>
+        <w:rPr>
+          <w:rFonts w:ascii="Monaco" w:hAnsi="Monaco"/>
+          <w:sz w:val="16"/>
+          <w:szCs w:val="16"/>
+        </w:rPr>
         <w:t xml:space="preserve">2015-12-07 16:07:56,396 [main] </w:t>
       </w:r>
       <w:proofErr w:type="gramStart"/>
@@ -3013,32 +3251,60 @@
           <w:sz w:val="16"/>
           <w:szCs w:val="16"/>
         </w:rPr>
-        <w:t>.reactome.data.ReactomeDatabaseModifier</w:t>
-      </w:r>
-      <w:proofErr w:type="spellEnd"/>
+        <w:t>.reactome.</w:t>
+      </w:r>
+      <w:proofErr w:type="gramStart"/>
       <w:r>
         <w:rPr>
           <w:rFonts w:ascii="Monaco" w:hAnsi="Monaco"/>
           <w:sz w:val="16"/>
           <w:szCs w:val="16"/>
         </w:rPr>
-        <w:t xml:space="preserve">  - Copy [ReferenceIsoform:402121] UniProt:O95263-1 PDE8B</w:t>
-      </w:r>
-    </w:p>
-    <w:p>
-      <w:pPr>
+        <w:t>data.ReactomeDatabaseModifier</w:t>
+      </w:r>
+      <w:proofErr w:type="spellEnd"/>
+      <w:proofErr w:type="gramEnd"/>
+      <w:r>
         <w:rPr>
           <w:rFonts w:ascii="Monaco" w:hAnsi="Monaco"/>
           <w:sz w:val="16"/>
           <w:szCs w:val="16"/>
         </w:rPr>
-      </w:pPr>
+        <w:t xml:space="preserve">  - Copy [ReferenceIsoform:402121] </w:t>
+      </w:r>
+      <w:proofErr w:type="gramStart"/>
       <w:r>
         <w:rPr>
           <w:rFonts w:ascii="Monaco" w:hAnsi="Monaco"/>
           <w:sz w:val="16"/>
           <w:szCs w:val="16"/>
         </w:rPr>
+        <w:t>UniProt:O</w:t>
+      </w:r>
+      <w:proofErr w:type="gramEnd"/>
+      <w:r>
+        <w:rPr>
+          <w:rFonts w:ascii="Monaco" w:hAnsi="Monaco"/>
+          <w:sz w:val="16"/>
+          <w:szCs w:val="16"/>
+        </w:rPr>
+        <w:t>95263-1 PDE8B</w:t>
+      </w:r>
+    </w:p>
+    <w:p>
+      <w:pPr>
+        <w:rPr>
+          <w:rFonts w:ascii="Monaco" w:hAnsi="Monaco"/>
+          <w:sz w:val="16"/>
+          <w:szCs w:val="16"/>
+        </w:rPr>
+      </w:pPr>
+      <w:r>
+        <w:rPr>
+          <w:rFonts w:ascii="Monaco" w:hAnsi="Monaco"/>
+          <w:sz w:val="16"/>
+          <w:szCs w:val="16"/>
+        </w:rPr>
         <w:t xml:space="preserve">2015-12-07 16:07:56,416 [main] </w:t>
       </w:r>
       <w:proofErr w:type="gramStart"/>
@@ -3066,32 +3332,60 @@
           <w:sz w:val="16"/>
           <w:szCs w:val="16"/>
         </w:rPr>
-        <w:t>.reactome.data.ReactomeDatabaseModifier</w:t>
-      </w:r>
-      <w:proofErr w:type="spellEnd"/>
+        <w:t>.reactome.</w:t>
+      </w:r>
+      <w:proofErr w:type="gramStart"/>
       <w:r>
         <w:rPr>
           <w:rFonts w:ascii="Monaco" w:hAnsi="Monaco"/>
           <w:sz w:val="16"/>
           <w:szCs w:val="16"/>
         </w:rPr>
-        <w:t xml:space="preserve">  - Copy [ReferenceIsoform:246797] UniProt:Q59EK9-4 RUNDC3A</w:t>
-      </w:r>
-    </w:p>
-    <w:p>
-      <w:pPr>
+        <w:t>data.ReactomeDatabaseModifier</w:t>
+      </w:r>
+      <w:proofErr w:type="spellEnd"/>
+      <w:proofErr w:type="gramEnd"/>
+      <w:r>
         <w:rPr>
           <w:rFonts w:ascii="Monaco" w:hAnsi="Monaco"/>
           <w:sz w:val="16"/>
           <w:szCs w:val="16"/>
         </w:rPr>
-      </w:pPr>
+        <w:t xml:space="preserve">  - Copy [ReferenceIsoform:246797] </w:t>
+      </w:r>
+      <w:proofErr w:type="gramStart"/>
       <w:r>
         <w:rPr>
           <w:rFonts w:ascii="Monaco" w:hAnsi="Monaco"/>
           <w:sz w:val="16"/>
           <w:szCs w:val="16"/>
         </w:rPr>
+        <w:t>UniProt:Q</w:t>
+      </w:r>
+      <w:proofErr w:type="gramEnd"/>
+      <w:r>
+        <w:rPr>
+          <w:rFonts w:ascii="Monaco" w:hAnsi="Monaco"/>
+          <w:sz w:val="16"/>
+          <w:szCs w:val="16"/>
+        </w:rPr>
+        <w:t>59EK9-4 RUNDC3A</w:t>
+      </w:r>
+    </w:p>
+    <w:p>
+      <w:pPr>
+        <w:rPr>
+          <w:rFonts w:ascii="Monaco" w:hAnsi="Monaco"/>
+          <w:sz w:val="16"/>
+          <w:szCs w:val="16"/>
+        </w:rPr>
+      </w:pPr>
+      <w:r>
+        <w:rPr>
+          <w:rFonts w:ascii="Monaco" w:hAnsi="Monaco"/>
+          <w:sz w:val="16"/>
+          <w:szCs w:val="16"/>
+        </w:rPr>
         <w:t xml:space="preserve">2015-12-07 16:07:56,434 [main] </w:t>
       </w:r>
       <w:proofErr w:type="gramStart"/>
@@ -3119,32 +3413,60 @@
           <w:sz w:val="16"/>
           <w:szCs w:val="16"/>
         </w:rPr>
-        <w:t>.reactome.data.ReactomeDatabaseModifier</w:t>
-      </w:r>
-      <w:proofErr w:type="spellEnd"/>
+        <w:t>.reactome.</w:t>
+      </w:r>
+      <w:proofErr w:type="gramStart"/>
       <w:r>
         <w:rPr>
           <w:rFonts w:ascii="Monaco" w:hAnsi="Monaco"/>
           <w:sz w:val="16"/>
           <w:szCs w:val="16"/>
         </w:rPr>
-        <w:t xml:space="preserve">  - Copy [ReferenceIsoform:356555] UniProt:Q2Y0W8-6 SLC4A8</w:t>
-      </w:r>
-    </w:p>
-    <w:p>
-      <w:pPr>
+        <w:t>data.ReactomeDatabaseModifier</w:t>
+      </w:r>
+      <w:proofErr w:type="spellEnd"/>
+      <w:proofErr w:type="gramEnd"/>
+      <w:r>
         <w:rPr>
           <w:rFonts w:ascii="Monaco" w:hAnsi="Monaco"/>
           <w:sz w:val="16"/>
           <w:szCs w:val="16"/>
         </w:rPr>
-      </w:pPr>
+        <w:t xml:space="preserve">  - Copy [ReferenceIsoform:356555] </w:t>
+      </w:r>
+      <w:proofErr w:type="gramStart"/>
       <w:r>
         <w:rPr>
           <w:rFonts w:ascii="Monaco" w:hAnsi="Monaco"/>
           <w:sz w:val="16"/>
           <w:szCs w:val="16"/>
         </w:rPr>
+        <w:t>UniProt:Q</w:t>
+      </w:r>
+      <w:proofErr w:type="gramEnd"/>
+      <w:r>
+        <w:rPr>
+          <w:rFonts w:ascii="Monaco" w:hAnsi="Monaco"/>
+          <w:sz w:val="16"/>
+          <w:szCs w:val="16"/>
+        </w:rPr>
+        <w:t>2Y0W8-6 SLC4A8</w:t>
+      </w:r>
+    </w:p>
+    <w:p>
+      <w:pPr>
+        <w:rPr>
+          <w:rFonts w:ascii="Monaco" w:hAnsi="Monaco"/>
+          <w:sz w:val="16"/>
+          <w:szCs w:val="16"/>
+        </w:rPr>
+      </w:pPr>
+      <w:r>
+        <w:rPr>
+          <w:rFonts w:ascii="Monaco" w:hAnsi="Monaco"/>
+          <w:sz w:val="16"/>
+          <w:szCs w:val="16"/>
+        </w:rPr>
         <w:t xml:space="preserve">2015-12-07 16:07:56,452 [main] </w:t>
       </w:r>
       <w:proofErr w:type="gramStart"/>
@@ -3172,32 +3494,60 @@
           <w:sz w:val="16"/>
           <w:szCs w:val="16"/>
         </w:rPr>
-        <w:t>.reactome.data.ReactomeDatabaseModifier</w:t>
-      </w:r>
-      <w:proofErr w:type="spellEnd"/>
+        <w:t>.reactome.</w:t>
+      </w:r>
+      <w:proofErr w:type="gramStart"/>
       <w:r>
         <w:rPr>
           <w:rFonts w:ascii="Monaco" w:hAnsi="Monaco"/>
           <w:sz w:val="16"/>
           <w:szCs w:val="16"/>
         </w:rPr>
-        <w:t xml:space="preserve">  - Copy [ReferenceIsoform:355421] UniProt:Q2KHT4-4 GSG1</w:t>
-      </w:r>
-    </w:p>
-    <w:p>
-      <w:pPr>
+        <w:t>data.ReactomeDatabaseModifier</w:t>
+      </w:r>
+      <w:proofErr w:type="spellEnd"/>
+      <w:proofErr w:type="gramEnd"/>
+      <w:r>
         <w:rPr>
           <w:rFonts w:ascii="Monaco" w:hAnsi="Monaco"/>
           <w:sz w:val="16"/>
           <w:szCs w:val="16"/>
         </w:rPr>
-      </w:pPr>
+        <w:t xml:space="preserve">  - Copy [ReferenceIsoform:355421] </w:t>
+      </w:r>
+      <w:proofErr w:type="gramStart"/>
       <w:r>
         <w:rPr>
           <w:rFonts w:ascii="Monaco" w:hAnsi="Monaco"/>
           <w:sz w:val="16"/>
           <w:szCs w:val="16"/>
         </w:rPr>
+        <w:t>UniProt:Q</w:t>
+      </w:r>
+      <w:proofErr w:type="gramEnd"/>
+      <w:r>
+        <w:rPr>
+          <w:rFonts w:ascii="Monaco" w:hAnsi="Monaco"/>
+          <w:sz w:val="16"/>
+          <w:szCs w:val="16"/>
+        </w:rPr>
+        <w:t>2KHT4-4 GSG1</w:t>
+      </w:r>
+    </w:p>
+    <w:p>
+      <w:pPr>
+        <w:rPr>
+          <w:rFonts w:ascii="Monaco" w:hAnsi="Monaco"/>
+          <w:sz w:val="16"/>
+          <w:szCs w:val="16"/>
+        </w:rPr>
+      </w:pPr>
+      <w:r>
+        <w:rPr>
+          <w:rFonts w:ascii="Monaco" w:hAnsi="Monaco"/>
+          <w:sz w:val="16"/>
+          <w:szCs w:val="16"/>
+        </w:rPr>
         <w:t xml:space="preserve">2015-12-07 16:08:07,491 [main] </w:t>
       </w:r>
       <w:proofErr w:type="gramStart"/>
@@ -3225,9 +3575,19 @@
           <w:sz w:val="16"/>
           <w:szCs w:val="16"/>
         </w:rPr>
-        <w:t>.reactome.data.ReactomeDatabaseModifier</w:t>
-      </w:r>
-      <w:proofErr w:type="spellEnd"/>
+        <w:t>.reactome.</w:t>
+      </w:r>
+      <w:proofErr w:type="gramStart"/>
+      <w:r>
+        <w:rPr>
+          <w:rFonts w:ascii="Monaco" w:hAnsi="Monaco"/>
+          <w:sz w:val="16"/>
+          <w:szCs w:val="16"/>
+        </w:rPr>
+        <w:t>data.ReactomeDatabaseModifier</w:t>
+      </w:r>
+      <w:proofErr w:type="spellEnd"/>
+      <w:proofErr w:type="gramEnd"/>
       <w:r>
         <w:rPr>
           <w:rFonts w:ascii="Monaco" w:hAnsi="Monaco"/>
@@ -3294,6 +3654,7 @@
         <w:rPr>
           <w:i/>
         </w:rPr>
+        <w:lastRenderedPageBreak/>
         <w:t>mysql</w:t>
       </w:r>
       <w:proofErr w:type="spellEnd"/>
@@ -3426,7 +3787,6 @@
     <w:p/>
     <w:p>
       <w:r>
-        <w:lastRenderedPageBreak/>
         <w:t>In order to use this new expanded Reactome schema for future procedures, we need to export the new schema from the database into a local computer. In the curator tool, after connecting to the modified database, do the following:</w:t>
       </w:r>
     </w:p>
@@ -3691,6 +4051,7 @@
         <w:rPr>
           <w:highlight w:val="yellow"/>
         </w:rPr>
+        <w:lastRenderedPageBreak/>
         <w:t xml:space="preserve">Note: On December 15, 2014, the last update is </w:t>
       </w:r>
       <w:r>
@@ -3855,17 +4216,7 @@
           <w:sz w:val="20"/>
           <w:szCs w:val="20"/>
         </w:rPr>
-        <w:t>${NATURE_PID_DIR}/NCI-</w:t>
-      </w:r>
-      <w:r>
-        <w:rPr>
-          <w:rFonts w:ascii="Monaco" w:hAnsi="Monaco" w:cs="Monaco"/>
-          <w:color w:val="2A00FF"/>
-          <w:sz w:val="20"/>
-          <w:szCs w:val="20"/>
-        </w:rPr>
-        <w:lastRenderedPageBreak/>
-        <w:t>Nature_Curated.bp2.</w:t>
+        <w:t>${NATURE_PID_DIR}/NCI-Nature_Curated.bp2.</w:t>
       </w:r>
       <w:r>
         <w:rPr>
@@ -4300,7 +4651,11 @@
       </w:r>
       <w:proofErr w:type="spellEnd"/>
       <w:r>
-        <w:t xml:space="preserve"> identifiers because these components are actually based on HMM families constructed by Panther. In order to control the quality of imported pathways, we use </w:t>
+        <w:t xml:space="preserve"> identifiers because these components are actually based on HMM </w:t>
+      </w:r>
+      <w:r>
+        <w:lastRenderedPageBreak/>
+        <w:t xml:space="preserve">families constructed by Panther. In order to control the quality of imported pathways, we use </w:t>
       </w:r>
       <w:r>
         <w:t xml:space="preserve">mappings based on the following reliable confidence only: </w:t>
@@ -4648,6 +5003,12 @@
           <w:highlight w:val="yellow"/>
         </w:rPr>
         <w:t xml:space="preserve"> dump.</w:t>
+      </w:r>
+    </w:p>
+    <w:p>
+      <w:r>
+        <w:tab/>
+        <w:t>2). On April 14, 2025, the latest release is 3.6.8. For FI_2025, we used an older version, 3.6.5, still, assuming nothing significant has been added.</w:t>
       </w:r>
     </w:p>
     <w:p/>
@@ -5483,7 +5844,6 @@
           <w:sz w:val="20"/>
           <w:szCs w:val="20"/>
         </w:rPr>
-        <w:lastRenderedPageBreak/>
         <w:t xml:space="preserve">    </w:t>
       </w:r>
       <w:r>
@@ -5639,7 +5999,15 @@
       </w:r>
       <w:proofErr w:type="spellEnd"/>
       <w:r>
-        <w:t xml:space="preserve"> group in Yale. The interaction files we have used are based on a Nature publication (TODO: add a link to the nature paper), and downloaded </w:t>
+        <w:t xml:space="preserve"> group in Yale. The interaction files we have used are based on a Nature publication (TODO: add a link to the nature paper</w:t>
+      </w:r>
+      <w:proofErr w:type="gramStart"/>
+      <w:r>
+        <w:t>), and</w:t>
+      </w:r>
+      <w:proofErr w:type="gramEnd"/>
+      <w:r>
+        <w:t xml:space="preserve"> downloaded </w:t>
       </w:r>
       <w:proofErr w:type="gramStart"/>
       <w:r>
@@ -5990,6 +6358,7 @@
     </w:p>
     <w:p>
       <w:r>
+        <w:lastRenderedPageBreak/>
         <w:t>Th</w:t>
       </w:r>
       <w:r>
@@ -6126,7 +6495,6 @@
         <w:rPr>
           <w:bCs/>
         </w:rPr>
-        <w:lastRenderedPageBreak/>
         <w:t>Run the following command at termina to extract human genes related mapping file:</w:t>
       </w:r>
     </w:p>
@@ -6140,6 +6508,66 @@
     <w:p>
       <w:pPr>
         <w:rPr>
+          <w:rFonts w:ascii="Menlo" w:hAnsi="Menlo" w:cs="Menlo"/>
+          <w:color w:val="000000"/>
+          <w:sz w:val="16"/>
+          <w:szCs w:val="16"/>
+        </w:rPr>
+      </w:pPr>
+      <w:r>
+        <w:rPr>
+          <w:rFonts w:ascii="Menlo" w:hAnsi="Menlo" w:cs="Menlo"/>
+          <w:color w:val="000000"/>
+          <w:sz w:val="16"/>
+          <w:szCs w:val="16"/>
+        </w:rPr>
+        <w:t xml:space="preserve">grep '^HUMAN' </w:t>
+      </w:r>
+      <w:proofErr w:type="spellStart"/>
+      <w:r>
+        <w:rPr>
+          <w:rFonts w:ascii="Menlo" w:hAnsi="Menlo" w:cs="Menlo"/>
+          <w:color w:val="000000"/>
+          <w:sz w:val="16"/>
+          <w:szCs w:val="16"/>
+        </w:rPr>
+        <w:t>RefGenomeOrthologs</w:t>
+      </w:r>
+      <w:proofErr w:type="spellEnd"/>
+      <w:r>
+        <w:rPr>
+          <w:rFonts w:ascii="Menlo" w:hAnsi="Menlo" w:cs="Menlo"/>
+          <w:color w:val="000000"/>
+          <w:sz w:val="16"/>
+          <w:szCs w:val="16"/>
+        </w:rPr>
+        <w:t xml:space="preserve"> &gt; </w:t>
+      </w:r>
+      <w:proofErr w:type="spellStart"/>
+      <w:r>
+        <w:rPr>
+          <w:rFonts w:ascii="Menlo" w:hAnsi="Menlo" w:cs="Menlo"/>
+          <w:color w:val="000000"/>
+          <w:sz w:val="16"/>
+          <w:szCs w:val="16"/>
+        </w:rPr>
+        <w:t>HUMAN_RefGenomeOrthologs</w:t>
+      </w:r>
+      <w:proofErr w:type="spellEnd"/>
+    </w:p>
+    <w:p>
+      <w:pPr>
+        <w:rPr>
+          <w:rFonts w:ascii="Menlo" w:hAnsi="Menlo" w:cs="Menlo"/>
+          <w:color w:val="000000"/>
+          <w:sz w:val="16"/>
+          <w:szCs w:val="16"/>
+        </w:rPr>
+      </w:pPr>
+    </w:p>
+    <w:p>
+      <w:pPr>
+        <w:rPr>
           <w:bCs/>
           <w:sz w:val="16"/>
           <w:szCs w:val="16"/>
@@ -6152,9 +6580,9 @@
           <w:sz w:val="16"/>
           <w:szCs w:val="16"/>
         </w:rPr>
-        <w:t xml:space="preserve">grep '^HUMAN' </w:t>
-      </w:r>
-      <w:proofErr w:type="spellStart"/>
+        <w:t xml:space="preserve">Note: FI_2025 uses release 19.0, which was used by FI_2024 too. It was the latest release when FI_2025 was built in </w:t>
+      </w:r>
+      <w:proofErr w:type="gramStart"/>
       <w:r>
         <w:rPr>
           <w:rFonts w:ascii="Menlo" w:hAnsi="Menlo" w:cs="Menlo"/>
@@ -6162,9 +6590,9 @@
           <w:sz w:val="16"/>
           <w:szCs w:val="16"/>
         </w:rPr>
-        <w:t>RefGenomeOrthologs</w:t>
-      </w:r>
-      <w:proofErr w:type="spellEnd"/>
+        <w:t>April,</w:t>
+      </w:r>
+      <w:proofErr w:type="gramEnd"/>
       <w:r>
         <w:rPr>
           <w:rFonts w:ascii="Menlo" w:hAnsi="Menlo" w:cs="Menlo"/>
@@ -6172,19 +6600,8 @@
           <w:sz w:val="16"/>
           <w:szCs w:val="16"/>
         </w:rPr>
-        <w:t xml:space="preserve"> &gt; </w:t>
-      </w:r>
-      <w:proofErr w:type="spellStart"/>
-      <w:r>
-        <w:rPr>
-          <w:rFonts w:ascii="Menlo" w:hAnsi="Menlo" w:cs="Menlo"/>
-          <w:color w:val="000000"/>
-          <w:sz w:val="16"/>
-          <w:szCs w:val="16"/>
-        </w:rPr>
-        <w:t>HUMAN_RefGenomeOrthologs</w:t>
-      </w:r>
-      <w:proofErr w:type="spellEnd"/>
+        <w:t xml:space="preserve"> 2025.</w:t>
+      </w:r>
     </w:p>
     <w:p>
       <w:pPr>
@@ -6259,7 +6676,13 @@
     <w:p/>
     <w:p>
       <w:r>
-        <w:t xml:space="preserve">PPIs data are download from the three data sources, </w:t>
+        <w:t>PPIs data are download</w:t>
+      </w:r>
+      <w:r>
+        <w:t>ed</w:t>
+      </w:r>
+      <w:r>
+        <w:t xml:space="preserve"> from the three data sources, </w:t>
       </w:r>
       <w:proofErr w:type="spellStart"/>
       <w:r>
@@ -6461,6 +6884,7 @@
         </w:numPr>
       </w:pPr>
       <w:r>
+        <w:lastRenderedPageBreak/>
         <w:t xml:space="preserve">Files: </w:t>
       </w:r>
     </w:p>
@@ -6640,7 +7064,6 @@
         </w:numPr>
       </w:pPr>
       <w:r>
-        <w:lastRenderedPageBreak/>
         <w:t xml:space="preserve">URL: </w:t>
       </w:r>
       <w:hyperlink r:id="rId23" w:history="1">
@@ -7005,6 +7428,7 @@
         </w:numPr>
       </w:pPr>
       <w:r>
+        <w:lastRenderedPageBreak/>
         <w:t>Mouse PPIs:</w:t>
       </w:r>
     </w:p>
@@ -7183,7 +7607,6 @@
         </w:numPr>
       </w:pPr>
       <w:r>
-        <w:lastRenderedPageBreak/>
         <w:t xml:space="preserve">To make the file smaller and easy to use, run the following Java method in the </w:t>
       </w:r>
       <w:proofErr w:type="spellStart"/>
@@ -7208,6 +7631,7 @@
         <w:t xml:space="preserve">, </w:t>
       </w:r>
       <w:proofErr w:type="spellStart"/>
+      <w:proofErr w:type="gramStart"/>
       <w:r>
         <w:rPr>
           <w:highlight w:val="yellow"/>
@@ -7215,6 +7639,7 @@
         <w:t>org.reactome.idg.ppi.BioGridHandler.processIdentifierFiles</w:t>
       </w:r>
       <w:proofErr w:type="spellEnd"/>
+      <w:proofErr w:type="gramEnd"/>
       <w:r>
         <w:rPr>
           <w:highlight w:val="yellow"/>
@@ -7306,7 +7731,13 @@
     <w:p/>
     <w:p>
       <w:r>
-        <w:t>Note: There is no necessary we have to run this method. If not, make sure the above two keys point to the same file.</w:t>
+        <w:t xml:space="preserve">Note: There is no </w:t>
+      </w:r>
+      <w:r>
+        <w:t>need</w:t>
+      </w:r>
+      <w:r>
+        <w:t xml:space="preserve"> we have to run this method. If not, make sure the above two keys point to the same file.</w:t>
       </w:r>
     </w:p>
     <w:p/>
@@ -7334,15 +7765,7 @@
       </w:r>
       <w:proofErr w:type="spellEnd"/>
       <w:r>
-        <w:t xml:space="preserve"> features are based on TCGA and GEO datasets. These datasets are supposed to be stable. Therefore, no need to repeat the correlation calculation. For archiving purpose, the procedures to build these features are copied below from the IDG </w:t>
-      </w:r>
-      <w:proofErr w:type="spellStart"/>
-      <w:r>
-        <w:t>bioRxiv</w:t>
-      </w:r>
-      <w:proofErr w:type="spellEnd"/>
-      <w:r>
-        <w:t xml:space="preserve"> paper:</w:t>
+        <w:t xml:space="preserve"> features are based on TCGA and GEO datasets. These datasets are supposed to be stable. Therefore, no need to repeat the correlation calculation. For archiving purpose, the procedures to build these features are copied below from the IDG bioRxiv paper:</w:t>
       </w:r>
     </w:p>
     <w:p/>
@@ -7401,7 +7824,11 @@
         </w:r>
       </w:hyperlink>
       <w:r>
-        <w:t xml:space="preserve">. The script is available at </w:t>
+        <w:t xml:space="preserve">. The script is </w:t>
+      </w:r>
+      <w:r>
+        <w:lastRenderedPageBreak/>
+        <w:t xml:space="preserve">available at </w:t>
       </w:r>
       <w:hyperlink r:id="rId30">
         <w:r>
@@ -7441,15 +7868,7 @@
       </w:r>
       <w:proofErr w:type="spellEnd"/>
       <w:r>
-        <w:t xml:space="preserve"> and TCGA, respectively.  Additionally, we created a new skin dataset by merging two skin datasets together, Skin-</w:t>
-      </w:r>
-      <w:proofErr w:type="spellStart"/>
-      <w:r>
-        <w:t>NotSunExposed</w:t>
-      </w:r>
-      <w:proofErr w:type="spellEnd"/>
-      <w:r>
-        <w:t>-Suprapubic and Skin-</w:t>
+        <w:t xml:space="preserve"> and TCGA, respectively.  Additionally, we created a new skin dataset by merging two skin datasets together, Skin-NotSunExposed-Suprapubic and Skin-</w:t>
       </w:r>
       <w:proofErr w:type="spellStart"/>
       <w:r>
@@ -7483,7 +7902,6 @@
     <w:p/>
     <w:p>
       <w:r>
-        <w:lastRenderedPageBreak/>
         <w:t>------</w:t>
       </w:r>
     </w:p>
@@ -7885,6 +8303,7 @@
         <w:rPr>
           <w:b/>
         </w:rPr>
+        <w:lastRenderedPageBreak/>
         <w:t>Gene Similarity Data</w:t>
       </w:r>
     </w:p>
@@ -7998,11 +8417,7 @@
         </w:r>
       </w:hyperlink>
       <w:r>
-        <w:t xml:space="preserve">. To integrate this data into our workflow, we ported the Python script at its download website into Java. We </w:t>
-      </w:r>
-      <w:r>
-        <w:lastRenderedPageBreak/>
-        <w:t>manually selected a subset of datasets that were likely to provide pathway-related information, while excluding datasets related to gene expressions or non-human data. For details on the selected datasets, please refer to the “</w:t>
+        <w:t>. To integrate this data into our workflow, we ported the Python script at its download website into Java. We manually selected a subset of datasets that were likely to provide pathway-related information, while excluding datasets related to gene expressions or non-human data. For details on the selected datasets, please refer to the “</w:t>
       </w:r>
       <w:r>
         <w:rPr>
@@ -8648,6 +9063,65 @@
         </w:rPr>
         <w:t xml:space="preserve"> </w:t>
       </w:r>
+      <w:r>
+        <w:rPr>
+          <w:rFonts w:ascii="Monaco" w:hAnsi="Monaco" w:cs="Monaco"/>
+          <w:color w:val="2A00FF"/>
+          <w:sz w:val="20"/>
+          <w:szCs w:val="20"/>
+        </w:rPr>
+        <w:t xml:space="preserve">Apparently </w:t>
+      </w:r>
+      <w:proofErr w:type="spellStart"/>
+      <w:r>
+        <w:rPr>
+          <w:rFonts w:ascii="Monaco" w:hAnsi="Monaco" w:cs="Monaco"/>
+          <w:color w:val="2A00FF"/>
+          <w:sz w:val="20"/>
+          <w:szCs w:val="20"/>
+        </w:rPr>
+        <w:t>pFAM</w:t>
+      </w:r>
+      <w:proofErr w:type="spellEnd"/>
+      <w:r>
+        <w:rPr>
+          <w:rFonts w:ascii="Monaco" w:hAnsi="Monaco" w:cs="Monaco"/>
+          <w:color w:val="2A00FF"/>
+          <w:sz w:val="20"/>
+          <w:szCs w:val="20"/>
+        </w:rPr>
+        <w:t xml:space="preserve"> doesn’t maintain domain-domain interactions </w:t>
+      </w:r>
+      <w:proofErr w:type="gramStart"/>
+      <w:r>
+        <w:rPr>
+          <w:rFonts w:ascii="Monaco" w:hAnsi="Monaco" w:cs="Monaco"/>
+          <w:color w:val="2A00FF"/>
+          <w:sz w:val="20"/>
+          <w:szCs w:val="20"/>
+        </w:rPr>
+        <w:t>any more</w:t>
+      </w:r>
+      <w:proofErr w:type="gramEnd"/>
+      <w:r>
+        <w:rPr>
+          <w:rFonts w:ascii="Monaco" w:hAnsi="Monaco" w:cs="Monaco"/>
+          <w:color w:val="2A00FF"/>
+          <w:sz w:val="20"/>
+          <w:szCs w:val="20"/>
+        </w:rPr>
+        <w:t>. Try to look for domain-domain interactions from 3did or DOMINE probably in the future.</w:t>
+      </w:r>
+    </w:p>
+    <w:p>
+      <w:pPr>
+        <w:rPr>
+          <w:rFonts w:ascii="Monaco" w:hAnsi="Monaco" w:cs="Monaco"/>
+          <w:color w:val="2A00FF"/>
+          <w:sz w:val="22"/>
+          <w:szCs w:val="22"/>
+        </w:rPr>
+      </w:pPr>
     </w:p>
     <w:p>
       <w:pPr>
@@ -8657,42 +9131,88 @@
           <w:numId w:val="14"/>
         </w:numPr>
         <w:rPr>
-          <w:sz w:val="16"/>
-          <w:szCs w:val="16"/>
-        </w:rPr>
-      </w:pPr>
-      <w:r>
-        <w:rPr>
-          <w:sz w:val="16"/>
-          <w:szCs w:val="16"/>
-        </w:rPr>
-        <w:lastRenderedPageBreak/>
+          <w:sz w:val="22"/>
+          <w:szCs w:val="22"/>
+        </w:rPr>
+      </w:pPr>
+      <w:r>
+        <w:rPr>
+          <w:sz w:val="22"/>
+          <w:szCs w:val="22"/>
+        </w:rPr>
         <w:t xml:space="preserve">Make sure to copy pfamA_interactions.txt by running </w:t>
       </w:r>
       <w:proofErr w:type="spellStart"/>
       <w:proofErr w:type="gramStart"/>
       <w:r>
         <w:rPr>
-          <w:sz w:val="16"/>
-          <w:szCs w:val="16"/>
+          <w:sz w:val="22"/>
+          <w:szCs w:val="22"/>
         </w:rPr>
         <w:t>org.reactome</w:t>
       </w:r>
       <w:proofErr w:type="gramEnd"/>
       <w:r>
         <w:rPr>
-          <w:sz w:val="16"/>
-          <w:szCs w:val="16"/>
-        </w:rPr>
-        <w:t>.data.PfamAnalyzer.convertIntToPfamIDs</w:t>
-      </w:r>
-      <w:proofErr w:type="spellEnd"/>
-      <w:r>
-        <w:rPr>
-          <w:sz w:val="16"/>
-          <w:szCs w:val="16"/>
+          <w:sz w:val="22"/>
+          <w:szCs w:val="22"/>
+        </w:rPr>
+        <w:t>.</w:t>
+      </w:r>
+      <w:proofErr w:type="gramStart"/>
+      <w:r>
+        <w:rPr>
+          <w:sz w:val="22"/>
+          <w:szCs w:val="22"/>
+        </w:rPr>
+        <w:t>data.PfamAnalyzer.convertIntToPfamIDs</w:t>
+      </w:r>
+      <w:proofErr w:type="spellEnd"/>
+      <w:proofErr w:type="gramEnd"/>
+      <w:r>
+        <w:rPr>
+          <w:sz w:val="22"/>
+          <w:szCs w:val="22"/>
         </w:rPr>
         <w:t>().</w:t>
+      </w:r>
+      <w:r>
+        <w:rPr>
+          <w:sz w:val="22"/>
+          <w:szCs w:val="22"/>
+        </w:rPr>
+        <w:t xml:space="preserve"> (</w:t>
+      </w:r>
+      <w:r>
+        <w:rPr>
+          <w:sz w:val="22"/>
+          <w:szCs w:val="22"/>
+          <w:highlight w:val="yellow"/>
+        </w:rPr>
+        <w:t>Note:</w:t>
+      </w:r>
+      <w:r>
+        <w:rPr>
+          <w:sz w:val="22"/>
+          <w:szCs w:val="22"/>
+        </w:rPr>
+        <w:t xml:space="preserve"> Instead of running this method, create a symbolic link: </w:t>
+      </w:r>
+      <w:r>
+        <w:rPr>
+          <w:rFonts w:ascii="Menlo" w:hAnsi="Menlo" w:cs="Menlo"/>
+          <w:color w:val="000000"/>
+          <w:sz w:val="18"/>
+          <w:szCs w:val="18"/>
+        </w:rPr>
+        <w:t>ln -s pfamA_interactions.txt IntPFamIDs.txt in the same folder.</w:t>
+      </w:r>
+      <w:r>
+        <w:rPr>
+          <w:sz w:val="18"/>
+          <w:szCs w:val="18"/>
+        </w:rPr>
+        <w:t>)</w:t>
       </w:r>
     </w:p>
     <w:p/>
@@ -8850,17 +9370,37 @@
           <w:sz w:val="16"/>
           <w:szCs w:val="16"/>
         </w:rPr>
-        <w:t>.FINetworkBuilder</w:t>
-      </w:r>
-      <w:proofErr w:type="spellEnd"/>
-      <w:r>
-        <w:rPr>
-          <w:rFonts w:ascii="Monaco" w:eastAsia="Times New Roman" w:hAnsi="Monaco" w:cs="Times New Roman"/>
-          <w:color w:val="000000"/>
-          <w:sz w:val="16"/>
-          <w:szCs w:val="16"/>
-        </w:rPr>
-        <w:t xml:space="preserve">  - Running </w:t>
+        <w:t>.</w:t>
+      </w:r>
+      <w:proofErr w:type="gramStart"/>
+      <w:r>
+        <w:rPr>
+          <w:rFonts w:ascii="Monaco" w:eastAsia="Times New Roman" w:hAnsi="Monaco" w:cs="Times New Roman"/>
+          <w:color w:val="000000"/>
+          <w:sz w:val="16"/>
+          <w:szCs w:val="16"/>
+        </w:rPr>
+        <w:t>FINetworkBuilder</w:t>
+      </w:r>
+      <w:proofErr w:type="spellEnd"/>
+      <w:r>
+        <w:rPr>
+          <w:rFonts w:ascii="Monaco" w:eastAsia="Times New Roman" w:hAnsi="Monaco" w:cs="Times New Roman"/>
+          <w:color w:val="000000"/>
+          <w:sz w:val="16"/>
+          <w:szCs w:val="16"/>
+        </w:rPr>
+        <w:t xml:space="preserve">  -</w:t>
+      </w:r>
+      <w:proofErr w:type="gramEnd"/>
+      <w:r>
+        <w:rPr>
+          <w:rFonts w:ascii="Monaco" w:eastAsia="Times New Roman" w:hAnsi="Monaco" w:cs="Times New Roman"/>
+          <w:color w:val="000000"/>
+          <w:sz w:val="16"/>
+          <w:szCs w:val="16"/>
+        </w:rPr>
+        <w:t xml:space="preserve"> Running </w:t>
       </w:r>
       <w:proofErr w:type="spellStart"/>
       <w:r>
@@ -8873,6 +9413,7 @@
         <w:t>UniProtAnalyzer.generateUniProtIDsMap</w:t>
       </w:r>
       <w:proofErr w:type="spellEnd"/>
+      <w:proofErr w:type="gramStart"/>
       <w:r>
         <w:rPr>
           <w:rFonts w:ascii="Monaco" w:eastAsia="Times New Roman" w:hAnsi="Monaco" w:cs="Times New Roman"/>
@@ -8882,6 +9423,7 @@
         </w:rPr>
         <w:t>()...</w:t>
       </w:r>
+      <w:proofErr w:type="gramEnd"/>
     </w:p>
     <w:p>
       <w:pPr>
@@ -9010,17 +9552,37 @@
           <w:sz w:val="16"/>
           <w:szCs w:val="16"/>
         </w:rPr>
-        <w:t>.FINetworkBuilder</w:t>
-      </w:r>
-      <w:proofErr w:type="spellEnd"/>
-      <w:r>
-        <w:rPr>
-          <w:rFonts w:ascii="Monaco" w:eastAsia="Times New Roman" w:hAnsi="Monaco" w:cs="Times New Roman"/>
-          <w:color w:val="000000"/>
-          <w:sz w:val="16"/>
-          <w:szCs w:val="16"/>
-        </w:rPr>
-        <w:t xml:space="preserve">  - Running </w:t>
+        <w:t>.</w:t>
+      </w:r>
+      <w:proofErr w:type="gramStart"/>
+      <w:r>
+        <w:rPr>
+          <w:rFonts w:ascii="Monaco" w:eastAsia="Times New Roman" w:hAnsi="Monaco" w:cs="Times New Roman"/>
+          <w:color w:val="000000"/>
+          <w:sz w:val="16"/>
+          <w:szCs w:val="16"/>
+        </w:rPr>
+        <w:t>FINetworkBuilder</w:t>
+      </w:r>
+      <w:proofErr w:type="spellEnd"/>
+      <w:r>
+        <w:rPr>
+          <w:rFonts w:ascii="Monaco" w:eastAsia="Times New Roman" w:hAnsi="Monaco" w:cs="Times New Roman"/>
+          <w:color w:val="000000"/>
+          <w:sz w:val="16"/>
+          <w:szCs w:val="16"/>
+        </w:rPr>
+        <w:t xml:space="preserve">  -</w:t>
+      </w:r>
+      <w:proofErr w:type="gramEnd"/>
+      <w:r>
+        <w:rPr>
+          <w:rFonts w:ascii="Monaco" w:eastAsia="Times New Roman" w:hAnsi="Monaco" w:cs="Times New Roman"/>
+          <w:color w:val="000000"/>
+          <w:sz w:val="16"/>
+          <w:szCs w:val="16"/>
+        </w:rPr>
+        <w:t xml:space="preserve"> Running </w:t>
       </w:r>
       <w:proofErr w:type="spellStart"/>
       <w:r>
@@ -9033,6 +9595,7 @@
         <w:t>UniProtAnalyzer.generateEntrezGeneToUniProt</w:t>
       </w:r>
       <w:proofErr w:type="spellEnd"/>
+      <w:proofErr w:type="gramStart"/>
       <w:r>
         <w:rPr>
           <w:rFonts w:ascii="Monaco" w:eastAsia="Times New Roman" w:hAnsi="Monaco" w:cs="Times New Roman"/>
@@ -9042,6 +9605,7 @@
         </w:rPr>
         <w:t>()...</w:t>
       </w:r>
+      <w:proofErr w:type="gramEnd"/>
     </w:p>
     <w:p>
       <w:pPr>
@@ -9110,17 +9674,37 @@
           <w:sz w:val="16"/>
           <w:szCs w:val="16"/>
         </w:rPr>
-        <w:t>.FINetworkBuilder</w:t>
-      </w:r>
-      <w:proofErr w:type="spellEnd"/>
-      <w:r>
-        <w:rPr>
-          <w:rFonts w:ascii="Monaco" w:eastAsia="Times New Roman" w:hAnsi="Monaco" w:cs="Times New Roman"/>
-          <w:color w:val="000000"/>
-          <w:sz w:val="16"/>
-          <w:szCs w:val="16"/>
-        </w:rPr>
-        <w:t xml:space="preserve">  - Running </w:t>
+        <w:t>.</w:t>
+      </w:r>
+      <w:proofErr w:type="gramStart"/>
+      <w:r>
+        <w:rPr>
+          <w:rFonts w:ascii="Monaco" w:eastAsia="Times New Roman" w:hAnsi="Monaco" w:cs="Times New Roman"/>
+          <w:color w:val="000000"/>
+          <w:sz w:val="16"/>
+          <w:szCs w:val="16"/>
+        </w:rPr>
+        <w:t>FINetworkBuilder</w:t>
+      </w:r>
+      <w:proofErr w:type="spellEnd"/>
+      <w:r>
+        <w:rPr>
+          <w:rFonts w:ascii="Monaco" w:eastAsia="Times New Roman" w:hAnsi="Monaco" w:cs="Times New Roman"/>
+          <w:color w:val="000000"/>
+          <w:sz w:val="16"/>
+          <w:szCs w:val="16"/>
+        </w:rPr>
+        <w:t xml:space="preserve">  -</w:t>
+      </w:r>
+      <w:proofErr w:type="gramEnd"/>
+      <w:r>
+        <w:rPr>
+          <w:rFonts w:ascii="Monaco" w:eastAsia="Times New Roman" w:hAnsi="Monaco" w:cs="Times New Roman"/>
+          <w:color w:val="000000"/>
+          <w:sz w:val="16"/>
+          <w:szCs w:val="16"/>
+        </w:rPr>
+        <w:t xml:space="preserve"> Running </w:t>
       </w:r>
       <w:proofErr w:type="spellStart"/>
       <w:r>
@@ -9133,6 +9717,7 @@
         <w:t>UniProtAnalyzer.generateUniToPfamMap</w:t>
       </w:r>
       <w:proofErr w:type="spellEnd"/>
+      <w:proofErr w:type="gramStart"/>
       <w:r>
         <w:rPr>
           <w:rFonts w:ascii="Monaco" w:eastAsia="Times New Roman" w:hAnsi="Monaco" w:cs="Times New Roman"/>
@@ -9142,6 +9727,7 @@
         </w:rPr>
         <w:t>()...</w:t>
       </w:r>
+      <w:proofErr w:type="gramEnd"/>
     </w:p>
     <w:p>
       <w:pPr>
@@ -9190,17 +9776,37 @@
           <w:sz w:val="16"/>
           <w:szCs w:val="16"/>
         </w:rPr>
-        <w:t>.FINetworkBuilder</w:t>
-      </w:r>
-      <w:proofErr w:type="spellEnd"/>
-      <w:r>
-        <w:rPr>
-          <w:rFonts w:ascii="Monaco" w:eastAsia="Times New Roman" w:hAnsi="Monaco" w:cs="Times New Roman"/>
-          <w:color w:val="000000"/>
-          <w:sz w:val="16"/>
-          <w:szCs w:val="16"/>
-        </w:rPr>
-        <w:t xml:space="preserve">  - Generating GO.terms_and_ids.txt from </w:t>
+        <w:t>.</w:t>
+      </w:r>
+      <w:proofErr w:type="gramStart"/>
+      <w:r>
+        <w:rPr>
+          <w:rFonts w:ascii="Monaco" w:eastAsia="Times New Roman" w:hAnsi="Monaco" w:cs="Times New Roman"/>
+          <w:color w:val="000000"/>
+          <w:sz w:val="16"/>
+          <w:szCs w:val="16"/>
+        </w:rPr>
+        <w:t>FINetworkBuilder</w:t>
+      </w:r>
+      <w:proofErr w:type="spellEnd"/>
+      <w:r>
+        <w:rPr>
+          <w:rFonts w:ascii="Monaco" w:eastAsia="Times New Roman" w:hAnsi="Monaco" w:cs="Times New Roman"/>
+          <w:color w:val="000000"/>
+          <w:sz w:val="16"/>
+          <w:szCs w:val="16"/>
+        </w:rPr>
+        <w:t xml:space="preserve">  -</w:t>
+      </w:r>
+      <w:proofErr w:type="gramEnd"/>
+      <w:r>
+        <w:rPr>
+          <w:rFonts w:ascii="Monaco" w:eastAsia="Times New Roman" w:hAnsi="Monaco" w:cs="Times New Roman"/>
+          <w:color w:val="000000"/>
+          <w:sz w:val="16"/>
+          <w:szCs w:val="16"/>
+        </w:rPr>
+        <w:t xml:space="preserve"> Generating GO.terms_and_ids.txt from </w:t>
       </w:r>
       <w:proofErr w:type="spellStart"/>
       <w:r>
@@ -9238,6 +9844,7 @@
     <w:p/>
     <w:p>
       <w:r>
+        <w:lastRenderedPageBreak/>
         <w:t xml:space="preserve">Uni2Pfam.txt in the </w:t>
       </w:r>
       <w:proofErr w:type="spellStart"/>
@@ -9393,7 +10000,13 @@
         <w:tab/>
       </w:r>
       <w:r>
-        <w:t xml:space="preserve">0). Make use to change the URL for </w:t>
+        <w:t xml:space="preserve">0). Make </w:t>
+      </w:r>
+      <w:r>
+        <w:t>sure</w:t>
+      </w:r>
+      <w:r>
+        <w:t xml:space="preserve"> to change the URL for </w:t>
       </w:r>
       <w:proofErr w:type="spellStart"/>
       <w:r>
@@ -9440,292 +10053,611 @@
         <w:ind w:firstLine="720"/>
       </w:pPr>
       <w:r>
+        <w:t>2</w:t>
+      </w:r>
+      <w:r>
+        <w:t xml:space="preserve">). </w:t>
+      </w:r>
+      <w:proofErr w:type="gramStart"/>
+      <w:r>
+        <w:t>In order to</w:t>
+      </w:r>
+      <w:proofErr w:type="gramEnd"/>
+      <w:r>
+        <w:t xml:space="preserve"> keep the logging file, make sure log4j.prop</w:t>
+      </w:r>
+      <w:r>
+        <w:t>erties</w:t>
+      </w:r>
+      <w:r>
+        <w:t xml:space="preserve"> is configured to write output to a file.</w:t>
+      </w:r>
+    </w:p>
+    <w:p>
+      <w:pPr>
+        <w:ind w:firstLine="720"/>
+      </w:pPr>
+      <w:r>
+        <w:t>3</w:t>
+      </w:r>
+      <w:r>
+        <w:t>). Make sure to assign enough memory for running this method (e.g. –Xmx10</w:t>
+      </w:r>
+      <w:r>
+        <w:t>G</w:t>
+      </w:r>
+      <w:r>
+        <w:t>).</w:t>
+      </w:r>
+    </w:p>
+    <w:p>
+      <w:pPr>
+        <w:ind w:firstLine="720"/>
+      </w:pPr>
+      <w:r>
+        <w:rPr>
+          <w:highlight w:val="yellow"/>
+        </w:rPr>
+        <w:t xml:space="preserve">4). </w:t>
+      </w:r>
+      <w:proofErr w:type="spellStart"/>
+      <w:r>
+        <w:rPr>
+          <w:highlight w:val="yellow"/>
+        </w:rPr>
+        <w:t>ReferenceIsoform</w:t>
+      </w:r>
+      <w:proofErr w:type="spellEnd"/>
+      <w:r>
+        <w:rPr>
+          <w:highlight w:val="yellow"/>
+        </w:rPr>
+        <w:t xml:space="preserve"> instances may have been fetched out from the database during converting. However, our converting cannot take use of isoforms yet. </w:t>
+      </w:r>
+      <w:proofErr w:type="gramStart"/>
+      <w:r>
+        <w:rPr>
+          <w:highlight w:val="yellow"/>
+        </w:rPr>
+        <w:t>So</w:t>
+      </w:r>
+      <w:proofErr w:type="gramEnd"/>
+      <w:r>
+        <w:rPr>
+          <w:highlight w:val="yellow"/>
+        </w:rPr>
+        <w:t xml:space="preserve"> the Isoform instances should be treated as the top-level </w:t>
+      </w:r>
+      <w:proofErr w:type="spellStart"/>
+      <w:r>
+        <w:rPr>
+          <w:highlight w:val="yellow"/>
+        </w:rPr>
+        <w:t>ReferenceGeneProduct</w:t>
+      </w:r>
+      <w:proofErr w:type="spellEnd"/>
+      <w:r>
+        <w:rPr>
+          <w:highlight w:val="yellow"/>
+        </w:rPr>
+        <w:t xml:space="preserve"> instance!</w:t>
+      </w:r>
+    </w:p>
+    <w:p>
+      <w:r>
+        <w:tab/>
+      </w:r>
+      <w:r>
+        <w:t>5</w:t>
+      </w:r>
+      <w:r>
+        <w:t xml:space="preserve">). For converting the </w:t>
+      </w:r>
+      <w:proofErr w:type="spellStart"/>
+      <w:r>
+        <w:t>BioCarta</w:t>
+      </w:r>
+      <w:proofErr w:type="spellEnd"/>
+      <w:r>
+        <w:t xml:space="preserve"> pathways in the NCI-PID pathway, </w:t>
+      </w:r>
+      <w:r>
+        <w:t>a</w:t>
+      </w:r>
+      <w:r>
+        <w:t xml:space="preserve"> </w:t>
+      </w:r>
+      <w:r>
+        <w:t xml:space="preserve">file called </w:t>
+      </w:r>
+      <w:r>
+        <w:t>GO.terms_and_ids.txt in the resource folder has been used</w:t>
+      </w:r>
+      <w:r>
+        <w:t xml:space="preserve">, which is required by </w:t>
+      </w:r>
+      <w:proofErr w:type="spellStart"/>
+      <w:r>
+        <w:t>BioPAXToReactomeConverter</w:t>
+      </w:r>
+      <w:proofErr w:type="spellEnd"/>
+      <w:r>
+        <w:t xml:space="preserve"> in another project, </w:t>
+      </w:r>
+      <w:proofErr w:type="spellStart"/>
+      <w:r>
+        <w:t>PathwayExchange</w:t>
+      </w:r>
+      <w:proofErr w:type="spellEnd"/>
+      <w:r>
+        <w:t xml:space="preserve">. This </w:t>
+      </w:r>
+      <w:r>
+        <w:t xml:space="preserve">file </w:t>
+      </w:r>
+      <w:r>
+        <w:t>will</w:t>
+      </w:r>
+      <w:r>
+        <w:t xml:space="preserve"> be copied </w:t>
+      </w:r>
+      <w:r>
+        <w:t xml:space="preserve">from the GO directory to the </w:t>
+      </w:r>
+      <w:proofErr w:type="gramStart"/>
+      <w:r>
+        <w:t>resources</w:t>
+      </w:r>
+      <w:proofErr w:type="gramEnd"/>
+      <w:r>
+        <w:t xml:space="preserve"> directory so that an updated version can be used</w:t>
+      </w:r>
+      <w:r>
+        <w:t xml:space="preserve"> by the method automatically</w:t>
+      </w:r>
+      <w:r>
+        <w:t xml:space="preserve"> (Note: This step is handled by the program, there is no need to copy it manually</w:t>
+      </w:r>
+      <w:r>
+        <w:t xml:space="preserve">. </w:t>
+      </w:r>
+      <w:r>
+        <w:rPr>
+          <w:highlight w:val="yellow"/>
+        </w:rPr>
+        <w:t>Check to make sure!</w:t>
+      </w:r>
+      <w:r>
+        <w:t>).</w:t>
+      </w:r>
+    </w:p>
+    <w:p>
+      <w:r>
+        <w:tab/>
+      </w:r>
+      <w:r>
+        <w:t>6</w:t>
+      </w:r>
+      <w:r>
+        <w:t xml:space="preserve">). </w:t>
+      </w:r>
+      <w:r>
+        <w:t xml:space="preserve">For converting pathways in the Panther database, a file called “SpeciesToChEBIId.txt” in the resources folder </w:t>
+      </w:r>
+      <w:r>
+        <w:t>is</w:t>
+      </w:r>
+      <w:r>
+        <w:t xml:space="preserve"> used. This file is old and has not been updated. This may be fine considering all Panther pathways have not been updated for quite a while.</w:t>
+      </w:r>
+    </w:p>
+    <w:p>
+      <w:r>
+        <w:tab/>
+      </w:r>
+      <w:r>
+        <w:t>7</w:t>
+      </w:r>
+      <w:r>
+        <w:t xml:space="preserve">). Starting with Version 2020, literature references used by Panther are not processed any more since the NCBI </w:t>
+      </w:r>
+      <w:proofErr w:type="spellStart"/>
+      <w:r>
+        <w:t>EUtil</w:t>
+      </w:r>
+      <w:proofErr w:type="spellEnd"/>
+      <w:r>
+        <w:t xml:space="preserve"> API used by auto-fetching detailed </w:t>
+      </w:r>
+      <w:proofErr w:type="spellStart"/>
+      <w:r>
+        <w:t>pubmed</w:t>
+      </w:r>
+      <w:proofErr w:type="spellEnd"/>
+      <w:r>
+        <w:t xml:space="preserve"> information is just too slow. </w:t>
+      </w:r>
+      <w:proofErr w:type="gramStart"/>
+      <w:r>
+        <w:t>Also</w:t>
+      </w:r>
+      <w:proofErr w:type="gramEnd"/>
+      <w:r>
+        <w:t xml:space="preserve"> the detailed information for imported panther pathways </w:t>
+      </w:r>
+      <w:proofErr w:type="gramStart"/>
+      <w:r>
+        <w:t>are</w:t>
+      </w:r>
+      <w:proofErr w:type="gramEnd"/>
+      <w:r>
+        <w:t xml:space="preserve"> not really investigated. </w:t>
+      </w:r>
+    </w:p>
+    <w:p>
+      <w:r>
+        <w:tab/>
+      </w:r>
+      <w:r>
+        <w:t>8</w:t>
+      </w:r>
+      <w:r>
+        <w:t>). For TRED database</w:t>
+      </w:r>
+      <w:r>
+        <w:t>,</w:t>
+      </w:r>
+      <w:r>
+        <w:t xml:space="preserve"> we use gene names, which are used in the TRED database, in our target Reactome database directly to map to </w:t>
+      </w:r>
+      <w:proofErr w:type="spellStart"/>
+      <w:r>
+        <w:t>UniProt</w:t>
+      </w:r>
+      <w:proofErr w:type="spellEnd"/>
+      <w:r>
+        <w:t>. Some of gene names in TRED cannot be mapped. See below (partial list):</w:t>
+      </w:r>
+    </w:p>
+    <w:p/>
+    <w:p>
+      <w:pPr>
+        <w:rPr>
+          <w:rFonts w:ascii="Courier" w:hAnsi="Courier"/>
+          <w:sz w:val="16"/>
+          <w:szCs w:val="16"/>
+        </w:rPr>
+      </w:pPr>
+      <w:r>
+        <w:rPr>
+          <w:rFonts w:ascii="Courier" w:hAnsi="Courier"/>
+          <w:sz w:val="16"/>
+          <w:szCs w:val="16"/>
+        </w:rPr>
+        <w:t>……</w:t>
+      </w:r>
+    </w:p>
+    <w:p>
+      <w:pPr>
+        <w:rPr>
+          <w:rFonts w:ascii="Courier" w:hAnsi="Courier"/>
+          <w:sz w:val="16"/>
+          <w:szCs w:val="16"/>
+        </w:rPr>
+      </w:pPr>
+      <w:r>
+        <w:rPr>
+          <w:rFonts w:ascii="Courier" w:hAnsi="Courier"/>
+          <w:sz w:val="16"/>
+          <w:szCs w:val="16"/>
+        </w:rPr>
+        <w:t xml:space="preserve">2013-12-06 15:01:15,278 [main] </w:t>
+      </w:r>
+      <w:proofErr w:type="gramStart"/>
+      <w:r>
+        <w:rPr>
+          <w:rFonts w:ascii="Courier" w:hAnsi="Courier"/>
+          <w:sz w:val="16"/>
+          <w:szCs w:val="16"/>
+        </w:rPr>
+        <w:t xml:space="preserve">WARN  </w:t>
+      </w:r>
+      <w:proofErr w:type="spellStart"/>
+      <w:r>
+        <w:rPr>
+          <w:rFonts w:ascii="Courier" w:hAnsi="Courier"/>
+          <w:sz w:val="16"/>
+          <w:szCs w:val="16"/>
+        </w:rPr>
+        <w:t>org</w:t>
+      </w:r>
+      <w:proofErr w:type="gramEnd"/>
+      <w:r>
+        <w:rPr>
+          <w:rFonts w:ascii="Courier" w:hAnsi="Courier"/>
+          <w:sz w:val="16"/>
+          <w:szCs w:val="16"/>
+        </w:rPr>
+        <w:t>.</w:t>
+      </w:r>
+      <w:proofErr w:type="gramStart"/>
+      <w:r>
+        <w:rPr>
+          <w:rFonts w:ascii="Courier" w:hAnsi="Courier"/>
+          <w:sz w:val="16"/>
+          <w:szCs w:val="16"/>
+        </w:rPr>
+        <w:t>reactome.convert</w:t>
+      </w:r>
+      <w:proofErr w:type="gramEnd"/>
+      <w:r>
+        <w:rPr>
+          <w:rFonts w:ascii="Courier" w:hAnsi="Courier"/>
+          <w:sz w:val="16"/>
+          <w:szCs w:val="16"/>
+        </w:rPr>
+        <w:t>.</w:t>
+      </w:r>
+      <w:proofErr w:type="gramStart"/>
+      <w:r>
+        <w:rPr>
+          <w:rFonts w:ascii="Courier" w:hAnsi="Courier"/>
+          <w:sz w:val="16"/>
+          <w:szCs w:val="16"/>
+        </w:rPr>
+        <w:t>common.PostProcessTemplate</w:t>
+      </w:r>
+      <w:proofErr w:type="spellEnd"/>
+      <w:proofErr w:type="gramEnd"/>
+      <w:r>
+        <w:rPr>
+          <w:rFonts w:ascii="Courier" w:hAnsi="Courier"/>
+          <w:sz w:val="16"/>
+          <w:szCs w:val="16"/>
+        </w:rPr>
+        <w:t xml:space="preserve">  - PWCR1 for EWAS -4791 cannot be mapped to </w:t>
+      </w:r>
+      <w:proofErr w:type="spellStart"/>
+      <w:r>
+        <w:rPr>
+          <w:rFonts w:ascii="Courier" w:hAnsi="Courier"/>
+          <w:sz w:val="16"/>
+          <w:szCs w:val="16"/>
+        </w:rPr>
+        <w:t>UniProt</w:t>
+      </w:r>
+      <w:proofErr w:type="spellEnd"/>
+      <w:r>
+        <w:rPr>
+          <w:rFonts w:ascii="Courier" w:hAnsi="Courier"/>
+          <w:sz w:val="16"/>
+          <w:szCs w:val="16"/>
+        </w:rPr>
+        <w:t>!</w:t>
+      </w:r>
+    </w:p>
+    <w:p>
+      <w:pPr>
+        <w:rPr>
+          <w:rFonts w:ascii="Courier" w:hAnsi="Courier"/>
+          <w:sz w:val="16"/>
+          <w:szCs w:val="16"/>
+        </w:rPr>
+      </w:pPr>
+      <w:r>
+        <w:rPr>
+          <w:rFonts w:ascii="Courier" w:hAnsi="Courier"/>
+          <w:sz w:val="16"/>
+          <w:szCs w:val="16"/>
+        </w:rPr>
         <w:lastRenderedPageBreak/>
-        <w:t>2</w:t>
-      </w:r>
-      <w:r>
-        <w:t>). In order to keep the logging file, make sure log4j.prop is configured to write output to a file.</w:t>
-      </w:r>
-    </w:p>
-    <w:p>
-      <w:pPr>
-        <w:ind w:firstLine="720"/>
-      </w:pPr>
-      <w:r>
-        <w:t>3</w:t>
-      </w:r>
-      <w:r>
-        <w:t>). Make sure to assign enough memory for running this method (e.g. –Xmx10</w:t>
-      </w:r>
-      <w:r>
-        <w:t>G</w:t>
-      </w:r>
-      <w:r>
-        <w:t>).</w:t>
-      </w:r>
-    </w:p>
-    <w:p>
-      <w:pPr>
-        <w:ind w:firstLine="720"/>
-      </w:pPr>
-      <w:r>
-        <w:rPr>
-          <w:highlight w:val="yellow"/>
-        </w:rPr>
-        <w:t xml:space="preserve">4). </w:t>
-      </w:r>
-      <w:proofErr w:type="spellStart"/>
-      <w:r>
-        <w:rPr>
-          <w:highlight w:val="yellow"/>
-        </w:rPr>
-        <w:t>ReferenceIsoform</w:t>
-      </w:r>
-      <w:proofErr w:type="spellEnd"/>
-      <w:r>
-        <w:rPr>
-          <w:highlight w:val="yellow"/>
-        </w:rPr>
-        <w:t xml:space="preserve"> instances may have been fetched out from the database during converting. However, our converting cannot take use of isoforms yet. </w:t>
-      </w:r>
-      <w:proofErr w:type="gramStart"/>
-      <w:r>
-        <w:rPr>
-          <w:highlight w:val="yellow"/>
-        </w:rPr>
-        <w:t>So</w:t>
-      </w:r>
-      <w:proofErr w:type="gramEnd"/>
-      <w:r>
-        <w:rPr>
-          <w:highlight w:val="yellow"/>
-        </w:rPr>
-        <w:t xml:space="preserve"> the Isoform instances should be treated as the top-level </w:t>
-      </w:r>
-      <w:proofErr w:type="spellStart"/>
-      <w:r>
-        <w:rPr>
-          <w:highlight w:val="yellow"/>
-        </w:rPr>
-        <w:t>ReferenceGeneProduct</w:t>
-      </w:r>
-      <w:proofErr w:type="spellEnd"/>
-      <w:r>
-        <w:rPr>
-          <w:highlight w:val="yellow"/>
-        </w:rPr>
-        <w:t xml:space="preserve"> instance!</w:t>
-      </w:r>
-    </w:p>
-    <w:p>
-      <w:r>
-        <w:tab/>
-      </w:r>
-      <w:r>
-        <w:t>5</w:t>
-      </w:r>
-      <w:r>
-        <w:t xml:space="preserve">). For converting the </w:t>
-      </w:r>
-      <w:proofErr w:type="spellStart"/>
-      <w:r>
-        <w:t>BioCarta</w:t>
-      </w:r>
-      <w:proofErr w:type="spellEnd"/>
-      <w:r>
-        <w:t xml:space="preserve"> pathways in the NCI-PID pathway, </w:t>
-      </w:r>
-      <w:r>
-        <w:t>a</w:t>
-      </w:r>
-      <w:r>
-        <w:t xml:space="preserve"> </w:t>
-      </w:r>
-      <w:r>
-        <w:t xml:space="preserve">file called </w:t>
-      </w:r>
-      <w:r>
-        <w:t>GO.terms_and_ids.txt in the resource folder has been used</w:t>
-      </w:r>
-      <w:r>
-        <w:t xml:space="preserve">, which is required by </w:t>
-      </w:r>
-      <w:proofErr w:type="spellStart"/>
-      <w:r>
-        <w:t>BioPAXToReactomeConverter</w:t>
-      </w:r>
-      <w:proofErr w:type="spellEnd"/>
-      <w:r>
-        <w:t xml:space="preserve"> in another project, </w:t>
-      </w:r>
-      <w:proofErr w:type="spellStart"/>
-      <w:r>
-        <w:t>PathwayExchange</w:t>
-      </w:r>
-      <w:proofErr w:type="spellEnd"/>
-      <w:r>
-        <w:t xml:space="preserve">. This </w:t>
-      </w:r>
-      <w:r>
-        <w:t xml:space="preserve">file </w:t>
-      </w:r>
-      <w:r>
-        <w:t>will</w:t>
-      </w:r>
-      <w:r>
-        <w:t xml:space="preserve"> be copied </w:t>
-      </w:r>
-      <w:r>
-        <w:t xml:space="preserve">from the GO directory to the </w:t>
-      </w:r>
-      <w:proofErr w:type="gramStart"/>
-      <w:r>
-        <w:t>resources</w:t>
-      </w:r>
-      <w:proofErr w:type="gramEnd"/>
-      <w:r>
-        <w:t xml:space="preserve"> directory so that an updated version can be used</w:t>
-      </w:r>
-      <w:r>
-        <w:t xml:space="preserve"> by the method automatically</w:t>
-      </w:r>
-      <w:r>
-        <w:t xml:space="preserve"> (Note: This step is handled by the program, there is no need to copy it manually</w:t>
-      </w:r>
-      <w:r>
-        <w:t xml:space="preserve">. </w:t>
-      </w:r>
-      <w:r>
-        <w:rPr>
-          <w:highlight w:val="yellow"/>
-        </w:rPr>
-        <w:t>Check to make sure!</w:t>
-      </w:r>
-      <w:r>
-        <w:t>).</w:t>
-      </w:r>
-    </w:p>
-    <w:p>
-      <w:r>
-        <w:tab/>
-      </w:r>
-      <w:r>
-        <w:t>6</w:t>
-      </w:r>
-      <w:r>
-        <w:t xml:space="preserve">). </w:t>
-      </w:r>
-      <w:r>
-        <w:t xml:space="preserve">For converting pathways in the Panther database, a file called “SpeciesToChEBIId.txt” in the resources folder </w:t>
-      </w:r>
-      <w:r>
-        <w:t>is</w:t>
-      </w:r>
-      <w:r>
-        <w:t xml:space="preserve"> used. This file is old and has not been updated. This may be fine considering all Panther pathways have not been updated for quite a while.</w:t>
-      </w:r>
-    </w:p>
-    <w:p>
-      <w:r>
-        <w:tab/>
-      </w:r>
-      <w:r>
-        <w:t>7</w:t>
-      </w:r>
-      <w:r>
-        <w:t xml:space="preserve">). Starting with Version 2020, literature references used by Panther are not processed any more since the NCBI </w:t>
-      </w:r>
-      <w:proofErr w:type="spellStart"/>
-      <w:r>
-        <w:t>EUtil</w:t>
-      </w:r>
-      <w:proofErr w:type="spellEnd"/>
-      <w:r>
-        <w:t xml:space="preserve"> API used by auto-fetching detailed </w:t>
-      </w:r>
-      <w:proofErr w:type="spellStart"/>
-      <w:r>
-        <w:t>pubmed</w:t>
-      </w:r>
-      <w:proofErr w:type="spellEnd"/>
-      <w:r>
-        <w:t xml:space="preserve"> information is just too slow. </w:t>
-      </w:r>
-      <w:proofErr w:type="gramStart"/>
-      <w:r>
-        <w:t>Also</w:t>
-      </w:r>
-      <w:proofErr w:type="gramEnd"/>
-      <w:r>
-        <w:t xml:space="preserve"> the detailed information for imported panther pathways are not really investigated. </w:t>
-      </w:r>
-    </w:p>
-    <w:p>
-      <w:r>
-        <w:tab/>
-      </w:r>
-      <w:r>
-        <w:t>8</w:t>
-      </w:r>
-      <w:r>
-        <w:t>). For TRED database</w:t>
-      </w:r>
-      <w:r>
-        <w:t>,</w:t>
-      </w:r>
-      <w:r>
-        <w:t xml:space="preserve"> we use gene names, which are used in the TRED database, in our target Reactome database directly to map to </w:t>
-      </w:r>
-      <w:proofErr w:type="spellStart"/>
-      <w:r>
+        <w:t xml:space="preserve">2013-12-06 15:01:16,685 [main] </w:t>
+      </w:r>
+      <w:proofErr w:type="gramStart"/>
+      <w:r>
+        <w:rPr>
+          <w:rFonts w:ascii="Courier" w:hAnsi="Courier"/>
+          <w:sz w:val="16"/>
+          <w:szCs w:val="16"/>
+        </w:rPr>
+        <w:t xml:space="preserve">WARN  </w:t>
+      </w:r>
+      <w:proofErr w:type="spellStart"/>
+      <w:r>
+        <w:rPr>
+          <w:rFonts w:ascii="Courier" w:hAnsi="Courier"/>
+          <w:sz w:val="16"/>
+          <w:szCs w:val="16"/>
+        </w:rPr>
+        <w:t>org</w:t>
+      </w:r>
+      <w:proofErr w:type="gramEnd"/>
+      <w:r>
+        <w:rPr>
+          <w:rFonts w:ascii="Courier" w:hAnsi="Courier"/>
+          <w:sz w:val="16"/>
+          <w:szCs w:val="16"/>
+        </w:rPr>
+        <w:t>.</w:t>
+      </w:r>
+      <w:proofErr w:type="gramStart"/>
+      <w:r>
+        <w:rPr>
+          <w:rFonts w:ascii="Courier" w:hAnsi="Courier"/>
+          <w:sz w:val="16"/>
+          <w:szCs w:val="16"/>
+        </w:rPr>
+        <w:t>reactome.convert</w:t>
+      </w:r>
+      <w:proofErr w:type="gramEnd"/>
+      <w:r>
+        <w:rPr>
+          <w:rFonts w:ascii="Courier" w:hAnsi="Courier"/>
+          <w:sz w:val="16"/>
+          <w:szCs w:val="16"/>
+        </w:rPr>
+        <w:t>.</w:t>
+      </w:r>
+      <w:proofErr w:type="gramStart"/>
+      <w:r>
+        <w:rPr>
+          <w:rFonts w:ascii="Courier" w:hAnsi="Courier"/>
+          <w:sz w:val="16"/>
+          <w:szCs w:val="16"/>
+        </w:rPr>
+        <w:t>common.PostProcessTemplate</w:t>
+      </w:r>
+      <w:proofErr w:type="spellEnd"/>
+      <w:proofErr w:type="gramEnd"/>
+      <w:r>
+        <w:rPr>
+          <w:rFonts w:ascii="Courier" w:hAnsi="Courier"/>
+          <w:sz w:val="16"/>
+          <w:szCs w:val="16"/>
+        </w:rPr>
+        <w:t xml:space="preserve">  - NYD-SP28 for EWAS -5071 cannot be mapped to </w:t>
+      </w:r>
+      <w:proofErr w:type="spellStart"/>
+      <w:r>
+        <w:rPr>
+          <w:rFonts w:ascii="Courier" w:hAnsi="Courier"/>
+          <w:sz w:val="16"/>
+          <w:szCs w:val="16"/>
+        </w:rPr>
         <w:t>UniProt</w:t>
       </w:r>
       <w:proofErr w:type="spellEnd"/>
       <w:r>
-        <w:t>. Some of gene names in TRED cannot be mapped. See below (partial list):</w:t>
-      </w:r>
-    </w:p>
-    <w:p/>
-    <w:p>
-      <w:pPr>
         <w:rPr>
           <w:rFonts w:ascii="Courier" w:hAnsi="Courier"/>
           <w:sz w:val="16"/>
           <w:szCs w:val="16"/>
         </w:rPr>
-      </w:pPr>
-      <w:r>
+        <w:t>!</w:t>
+      </w:r>
+    </w:p>
+    <w:p>
+      <w:pPr>
         <w:rPr>
           <w:rFonts w:ascii="Courier" w:hAnsi="Courier"/>
           <w:sz w:val="16"/>
           <w:szCs w:val="16"/>
         </w:rPr>
-        <w:t>……</w:t>
-      </w:r>
-    </w:p>
-    <w:p>
-      <w:pPr>
+      </w:pPr>
+      <w:r>
         <w:rPr>
           <w:rFonts w:ascii="Courier" w:hAnsi="Courier"/>
           <w:sz w:val="16"/>
           <w:szCs w:val="16"/>
         </w:rPr>
-      </w:pPr>
+        <w:t xml:space="preserve">2013-12-06 15:01:18,931 [main] </w:t>
+      </w:r>
+      <w:proofErr w:type="gramStart"/>
       <w:r>
         <w:rPr>
           <w:rFonts w:ascii="Courier" w:hAnsi="Courier"/>
           <w:sz w:val="16"/>
           <w:szCs w:val="16"/>
         </w:rPr>
-        <w:t xml:space="preserve">2013-12-06 15:01:15,278 [main] </w:t>
-      </w:r>
-      <w:proofErr w:type="gramStart"/>
+        <w:t xml:space="preserve">WARN  </w:t>
+      </w:r>
+      <w:proofErr w:type="spellStart"/>
       <w:r>
         <w:rPr>
           <w:rFonts w:ascii="Courier" w:hAnsi="Courier"/>
           <w:sz w:val="16"/>
           <w:szCs w:val="16"/>
         </w:rPr>
+        <w:t>org</w:t>
+      </w:r>
+      <w:proofErr w:type="gramEnd"/>
+      <w:r>
+        <w:rPr>
+          <w:rFonts w:ascii="Courier" w:hAnsi="Courier"/>
+          <w:sz w:val="16"/>
+          <w:szCs w:val="16"/>
+        </w:rPr>
+        <w:t>.</w:t>
+      </w:r>
+      <w:proofErr w:type="gramStart"/>
+      <w:r>
+        <w:rPr>
+          <w:rFonts w:ascii="Courier" w:hAnsi="Courier"/>
+          <w:sz w:val="16"/>
+          <w:szCs w:val="16"/>
+        </w:rPr>
+        <w:t>reactome.convert</w:t>
+      </w:r>
+      <w:proofErr w:type="gramEnd"/>
+      <w:r>
+        <w:rPr>
+          <w:rFonts w:ascii="Courier" w:hAnsi="Courier"/>
+          <w:sz w:val="16"/>
+          <w:szCs w:val="16"/>
+        </w:rPr>
+        <w:t>.</w:t>
+      </w:r>
+      <w:proofErr w:type="gramStart"/>
+      <w:r>
+        <w:rPr>
+          <w:rFonts w:ascii="Courier" w:hAnsi="Courier"/>
+          <w:sz w:val="16"/>
+          <w:szCs w:val="16"/>
+        </w:rPr>
+        <w:t>common.PostProcessTemplate</w:t>
+      </w:r>
+      <w:proofErr w:type="spellEnd"/>
+      <w:proofErr w:type="gramEnd"/>
+      <w:r>
+        <w:rPr>
+          <w:rFonts w:ascii="Courier" w:hAnsi="Courier"/>
+          <w:sz w:val="16"/>
+          <w:szCs w:val="16"/>
+        </w:rPr>
+        <w:t xml:space="preserve">  - HMG-I for EWAS -5546 cannot be mapped to </w:t>
+      </w:r>
+      <w:proofErr w:type="spellStart"/>
+      <w:r>
+        <w:rPr>
+          <w:rFonts w:ascii="Courier" w:hAnsi="Courier"/>
+          <w:sz w:val="16"/>
+          <w:szCs w:val="16"/>
+        </w:rPr>
+        <w:t>UniProt</w:t>
+      </w:r>
+      <w:proofErr w:type="spellEnd"/>
+      <w:r>
+        <w:rPr>
+          <w:rFonts w:ascii="Courier" w:hAnsi="Courier"/>
+          <w:sz w:val="16"/>
+          <w:szCs w:val="16"/>
+        </w:rPr>
+        <w:t>!</w:t>
+      </w:r>
+    </w:p>
+    <w:p>
+      <w:pPr>
+        <w:rPr>
+          <w:rFonts w:ascii="Courier" w:hAnsi="Courier"/>
+          <w:sz w:val="16"/>
+          <w:szCs w:val="16"/>
+        </w:rPr>
+      </w:pPr>
+      <w:r>
+        <w:rPr>
+          <w:rFonts w:ascii="Courier" w:hAnsi="Courier"/>
+          <w:sz w:val="16"/>
+          <w:szCs w:val="16"/>
+        </w:rPr>
+        <w:t xml:space="preserve">2013-12-06 15:01:21,482 [main] </w:t>
+      </w:r>
+      <w:proofErr w:type="gramStart"/>
+      <w:r>
+        <w:rPr>
+          <w:rFonts w:ascii="Courier" w:hAnsi="Courier"/>
+          <w:sz w:val="16"/>
+          <w:szCs w:val="16"/>
+        </w:rPr>
         <w:t xml:space="preserve">WARN  </w:t>
       </w:r>
       <w:proofErr w:type="spellStart"/>
@@ -9744,24 +10676,52 @@
           <w:sz w:val="16"/>
           <w:szCs w:val="16"/>
         </w:rPr>
-        <w:t>.reactome.convert.common.PostProcessTemplate</w:t>
-      </w:r>
-      <w:proofErr w:type="spellEnd"/>
+        <w:t>.</w:t>
+      </w:r>
+      <w:proofErr w:type="gramStart"/>
       <w:r>
         <w:rPr>
           <w:rFonts w:ascii="Courier" w:hAnsi="Courier"/>
           <w:sz w:val="16"/>
           <w:szCs w:val="16"/>
         </w:rPr>
-        <w:t xml:space="preserve">  - PWCR1 for EWAS -4791 cannot be mapped to </w:t>
-      </w:r>
-      <w:proofErr w:type="spellStart"/>
+        <w:t>reactome.convert</w:t>
+      </w:r>
+      <w:proofErr w:type="gramEnd"/>
       <w:r>
         <w:rPr>
           <w:rFonts w:ascii="Courier" w:hAnsi="Courier"/>
           <w:sz w:val="16"/>
           <w:szCs w:val="16"/>
         </w:rPr>
+        <w:t>.</w:t>
+      </w:r>
+      <w:proofErr w:type="gramStart"/>
+      <w:r>
+        <w:rPr>
+          <w:rFonts w:ascii="Courier" w:hAnsi="Courier"/>
+          <w:sz w:val="16"/>
+          <w:szCs w:val="16"/>
+        </w:rPr>
+        <w:t>common.PostProcessTemplate</w:t>
+      </w:r>
+      <w:proofErr w:type="spellEnd"/>
+      <w:proofErr w:type="gramEnd"/>
+      <w:r>
+        <w:rPr>
+          <w:rFonts w:ascii="Courier" w:hAnsi="Courier"/>
+          <w:sz w:val="16"/>
+          <w:szCs w:val="16"/>
+        </w:rPr>
+        <w:t xml:space="preserve">  - MIG-6 for EWAS -6256 cannot be mapped to </w:t>
+      </w:r>
+      <w:proofErr w:type="spellStart"/>
+      <w:r>
+        <w:rPr>
+          <w:rFonts w:ascii="Courier" w:hAnsi="Courier"/>
+          <w:sz w:val="16"/>
+          <w:szCs w:val="16"/>
+        </w:rPr>
         <w:t>UniProt</w:t>
       </w:r>
       <w:proofErr w:type="spellEnd"/>
@@ -9788,7 +10748,7 @@
           <w:sz w:val="16"/>
           <w:szCs w:val="16"/>
         </w:rPr>
-        <w:t xml:space="preserve">2013-12-06 15:01:16,685 [main] </w:t>
+        <w:t xml:space="preserve">2013-12-06 15:01:21,648 [main] </w:t>
       </w:r>
       <w:proofErr w:type="gramStart"/>
       <w:r>
@@ -9815,24 +10775,52 @@
           <w:sz w:val="16"/>
           <w:szCs w:val="16"/>
         </w:rPr>
-        <w:t>.reactome.convert.common.PostProcessTemplate</w:t>
-      </w:r>
-      <w:proofErr w:type="spellEnd"/>
+        <w:t>.</w:t>
+      </w:r>
+      <w:proofErr w:type="gramStart"/>
       <w:r>
         <w:rPr>
           <w:rFonts w:ascii="Courier" w:hAnsi="Courier"/>
           <w:sz w:val="16"/>
           <w:szCs w:val="16"/>
         </w:rPr>
-        <w:t xml:space="preserve">  - NYD-SP28 for EWAS -5071 cannot be mapped to </w:t>
-      </w:r>
-      <w:proofErr w:type="spellStart"/>
+        <w:t>reactome.convert</w:t>
+      </w:r>
+      <w:proofErr w:type="gramEnd"/>
       <w:r>
         <w:rPr>
           <w:rFonts w:ascii="Courier" w:hAnsi="Courier"/>
           <w:sz w:val="16"/>
           <w:szCs w:val="16"/>
         </w:rPr>
+        <w:t>.</w:t>
+      </w:r>
+      <w:proofErr w:type="gramStart"/>
+      <w:r>
+        <w:rPr>
+          <w:rFonts w:ascii="Courier" w:hAnsi="Courier"/>
+          <w:sz w:val="16"/>
+          <w:szCs w:val="16"/>
+        </w:rPr>
+        <w:t>common.PostProcessTemplate</w:t>
+      </w:r>
+      <w:proofErr w:type="spellEnd"/>
+      <w:proofErr w:type="gramEnd"/>
+      <w:r>
+        <w:rPr>
+          <w:rFonts w:ascii="Courier" w:hAnsi="Courier"/>
+          <w:sz w:val="16"/>
+          <w:szCs w:val="16"/>
+        </w:rPr>
+        <w:t xml:space="preserve">  - LOC339524 for EWAS -6278 cannot be mapped to </w:t>
+      </w:r>
+      <w:proofErr w:type="spellStart"/>
+      <w:r>
+        <w:rPr>
+          <w:rFonts w:ascii="Courier" w:hAnsi="Courier"/>
+          <w:sz w:val="16"/>
+          <w:szCs w:val="16"/>
+        </w:rPr>
         <w:t>UniProt</w:t>
       </w:r>
       <w:proofErr w:type="spellEnd"/>
@@ -9859,7 +10847,7 @@
           <w:sz w:val="16"/>
           <w:szCs w:val="16"/>
         </w:rPr>
-        <w:t xml:space="preserve">2013-12-06 15:01:18,931 [main] </w:t>
+        <w:t xml:space="preserve">2013-12-06 15:01:25,102 [main] </w:t>
       </w:r>
       <w:proofErr w:type="gramStart"/>
       <w:r>
@@ -9886,24 +10874,52 @@
           <w:sz w:val="16"/>
           <w:szCs w:val="16"/>
         </w:rPr>
-        <w:t>.reactome.convert.common.PostProcessTemplate</w:t>
-      </w:r>
-      <w:proofErr w:type="spellEnd"/>
+        <w:t>.</w:t>
+      </w:r>
+      <w:proofErr w:type="gramStart"/>
       <w:r>
         <w:rPr>
           <w:rFonts w:ascii="Courier" w:hAnsi="Courier"/>
           <w:sz w:val="16"/>
           <w:szCs w:val="16"/>
         </w:rPr>
-        <w:t xml:space="preserve">  - HMG-I for EWAS -5546 cannot be mapped to </w:t>
-      </w:r>
-      <w:proofErr w:type="spellStart"/>
+        <w:t>reactome.convert</w:t>
+      </w:r>
+      <w:proofErr w:type="gramEnd"/>
       <w:r>
         <w:rPr>
           <w:rFonts w:ascii="Courier" w:hAnsi="Courier"/>
           <w:sz w:val="16"/>
           <w:szCs w:val="16"/>
         </w:rPr>
+        <w:t>.</w:t>
+      </w:r>
+      <w:proofErr w:type="gramStart"/>
+      <w:r>
+        <w:rPr>
+          <w:rFonts w:ascii="Courier" w:hAnsi="Courier"/>
+          <w:sz w:val="16"/>
+          <w:szCs w:val="16"/>
+        </w:rPr>
+        <w:t>common.PostProcessTemplate</w:t>
+      </w:r>
+      <w:proofErr w:type="spellEnd"/>
+      <w:proofErr w:type="gramEnd"/>
+      <w:r>
+        <w:rPr>
+          <w:rFonts w:ascii="Courier" w:hAnsi="Courier"/>
+          <w:sz w:val="16"/>
+          <w:szCs w:val="16"/>
+        </w:rPr>
+        <w:t xml:space="preserve">  - FLJ23356 for EWAS -7005 cannot be mapped to </w:t>
+      </w:r>
+      <w:proofErr w:type="spellStart"/>
+      <w:r>
+        <w:rPr>
+          <w:rFonts w:ascii="Courier" w:hAnsi="Courier"/>
+          <w:sz w:val="16"/>
+          <w:szCs w:val="16"/>
+        </w:rPr>
         <w:t>UniProt</w:t>
       </w:r>
       <w:proofErr w:type="spellEnd"/>
@@ -9930,7 +10946,7 @@
           <w:sz w:val="16"/>
           <w:szCs w:val="16"/>
         </w:rPr>
-        <w:t xml:space="preserve">2013-12-06 15:01:21,482 [main] </w:t>
+        <w:t xml:space="preserve">2013-12-06 15:01:26,128 [main] </w:t>
       </w:r>
       <w:proofErr w:type="gramStart"/>
       <w:r>
@@ -9957,24 +10973,52 @@
           <w:sz w:val="16"/>
           <w:szCs w:val="16"/>
         </w:rPr>
-        <w:t>.reactome.convert.common.PostProcessTemplate</w:t>
-      </w:r>
-      <w:proofErr w:type="spellEnd"/>
+        <w:t>.</w:t>
+      </w:r>
+      <w:proofErr w:type="gramStart"/>
       <w:r>
         <w:rPr>
           <w:rFonts w:ascii="Courier" w:hAnsi="Courier"/>
           <w:sz w:val="16"/>
           <w:szCs w:val="16"/>
         </w:rPr>
-        <w:t xml:space="preserve">  - MIG-6 for EWAS -6256 cannot be mapped to </w:t>
-      </w:r>
-      <w:proofErr w:type="spellStart"/>
+        <w:t>reactome.convert</w:t>
+      </w:r>
+      <w:proofErr w:type="gramEnd"/>
       <w:r>
         <w:rPr>
           <w:rFonts w:ascii="Courier" w:hAnsi="Courier"/>
           <w:sz w:val="16"/>
           <w:szCs w:val="16"/>
         </w:rPr>
+        <w:t>.</w:t>
+      </w:r>
+      <w:proofErr w:type="gramStart"/>
+      <w:r>
+        <w:rPr>
+          <w:rFonts w:ascii="Courier" w:hAnsi="Courier"/>
+          <w:sz w:val="16"/>
+          <w:szCs w:val="16"/>
+        </w:rPr>
+        <w:t>common.PostProcessTemplate</w:t>
+      </w:r>
+      <w:proofErr w:type="spellEnd"/>
+      <w:proofErr w:type="gramEnd"/>
+      <w:r>
+        <w:rPr>
+          <w:rFonts w:ascii="Courier" w:hAnsi="Courier"/>
+          <w:sz w:val="16"/>
+          <w:szCs w:val="16"/>
+        </w:rPr>
+        <w:t xml:space="preserve">  - col4a1 for EWAS -7393 cannot be mapped to </w:t>
+      </w:r>
+      <w:proofErr w:type="spellStart"/>
+      <w:r>
+        <w:rPr>
+          <w:rFonts w:ascii="Courier" w:hAnsi="Courier"/>
+          <w:sz w:val="16"/>
+          <w:szCs w:val="16"/>
+        </w:rPr>
         <w:t>UniProt</w:t>
       </w:r>
       <w:proofErr w:type="spellEnd"/>
@@ -10001,7 +11045,7 @@
           <w:sz w:val="16"/>
           <w:szCs w:val="16"/>
         </w:rPr>
-        <w:t xml:space="preserve">2013-12-06 15:01:21,648 [main] </w:t>
+        <w:t xml:space="preserve">2013-12-06 15:01:26,128 [main] </w:t>
       </w:r>
       <w:proofErr w:type="gramStart"/>
       <w:r>
@@ -10028,24 +11072,52 @@
           <w:sz w:val="16"/>
           <w:szCs w:val="16"/>
         </w:rPr>
-        <w:t>.reactome.convert.common.PostProcessTemplate</w:t>
-      </w:r>
-      <w:proofErr w:type="spellEnd"/>
+        <w:t>.</w:t>
+      </w:r>
+      <w:proofErr w:type="gramStart"/>
       <w:r>
         <w:rPr>
           <w:rFonts w:ascii="Courier" w:hAnsi="Courier"/>
           <w:sz w:val="16"/>
           <w:szCs w:val="16"/>
         </w:rPr>
-        <w:t xml:space="preserve">  - LOC339524 for EWAS -6278 cannot be mapped to </w:t>
-      </w:r>
-      <w:proofErr w:type="spellStart"/>
+        <w:t>reactome.convert</w:t>
+      </w:r>
+      <w:proofErr w:type="gramEnd"/>
       <w:r>
         <w:rPr>
           <w:rFonts w:ascii="Courier" w:hAnsi="Courier"/>
           <w:sz w:val="16"/>
           <w:szCs w:val="16"/>
         </w:rPr>
+        <w:t>.</w:t>
+      </w:r>
+      <w:proofErr w:type="gramStart"/>
+      <w:r>
+        <w:rPr>
+          <w:rFonts w:ascii="Courier" w:hAnsi="Courier"/>
+          <w:sz w:val="16"/>
+          <w:szCs w:val="16"/>
+        </w:rPr>
+        <w:t>common.PostProcessTemplate</w:t>
+      </w:r>
+      <w:proofErr w:type="spellEnd"/>
+      <w:proofErr w:type="gramEnd"/>
+      <w:r>
+        <w:rPr>
+          <w:rFonts w:ascii="Courier" w:hAnsi="Courier"/>
+          <w:sz w:val="16"/>
+          <w:szCs w:val="16"/>
+        </w:rPr>
+        <w:t xml:space="preserve">  - col4a2 for EWAS -7397 cannot be mapped to </w:t>
+      </w:r>
+      <w:proofErr w:type="spellStart"/>
+      <w:r>
+        <w:rPr>
+          <w:rFonts w:ascii="Courier" w:hAnsi="Courier"/>
+          <w:sz w:val="16"/>
+          <w:szCs w:val="16"/>
+        </w:rPr>
         <w:t>UniProt</w:t>
       </w:r>
       <w:proofErr w:type="spellEnd"/>
@@ -10072,7 +11144,7 @@
           <w:sz w:val="16"/>
           <w:szCs w:val="16"/>
         </w:rPr>
-        <w:t xml:space="preserve">2013-12-06 15:01:25,102 [main] </w:t>
+        <w:t xml:space="preserve">2013-12-06 15:01:26,882 [main] </w:t>
       </w:r>
       <w:proofErr w:type="gramStart"/>
       <w:r>
@@ -10099,24 +11171,52 @@
           <w:sz w:val="16"/>
           <w:szCs w:val="16"/>
         </w:rPr>
-        <w:t>.reactome.convert.common.PostProcessTemplate</w:t>
-      </w:r>
-      <w:proofErr w:type="spellEnd"/>
+        <w:t>.</w:t>
+      </w:r>
+      <w:proofErr w:type="gramStart"/>
       <w:r>
         <w:rPr>
           <w:rFonts w:ascii="Courier" w:hAnsi="Courier"/>
           <w:sz w:val="16"/>
           <w:szCs w:val="16"/>
         </w:rPr>
-        <w:t xml:space="preserve">  - FLJ23356 for EWAS -7005 cannot be mapped to </w:t>
-      </w:r>
-      <w:proofErr w:type="spellStart"/>
+        <w:t>reactome.convert</w:t>
+      </w:r>
+      <w:proofErr w:type="gramEnd"/>
       <w:r>
         <w:rPr>
           <w:rFonts w:ascii="Courier" w:hAnsi="Courier"/>
           <w:sz w:val="16"/>
           <w:szCs w:val="16"/>
         </w:rPr>
+        <w:t>.</w:t>
+      </w:r>
+      <w:proofErr w:type="gramStart"/>
+      <w:r>
+        <w:rPr>
+          <w:rFonts w:ascii="Courier" w:hAnsi="Courier"/>
+          <w:sz w:val="16"/>
+          <w:szCs w:val="16"/>
+        </w:rPr>
+        <w:t>common.PostProcessTemplate</w:t>
+      </w:r>
+      <w:proofErr w:type="spellEnd"/>
+      <w:proofErr w:type="gramEnd"/>
+      <w:r>
+        <w:rPr>
+          <w:rFonts w:ascii="Courier" w:hAnsi="Courier"/>
+          <w:sz w:val="16"/>
+          <w:szCs w:val="16"/>
+        </w:rPr>
+        <w:t xml:space="preserve">  - RPS3a for EWAS -7709 cannot be mapped to </w:t>
+      </w:r>
+      <w:proofErr w:type="spellStart"/>
+      <w:r>
+        <w:rPr>
+          <w:rFonts w:ascii="Courier" w:hAnsi="Courier"/>
+          <w:sz w:val="16"/>
+          <w:szCs w:val="16"/>
+        </w:rPr>
         <w:t>UniProt</w:t>
       </w:r>
       <w:proofErr w:type="spellEnd"/>
@@ -10143,7 +11243,7 @@
           <w:sz w:val="16"/>
           <w:szCs w:val="16"/>
         </w:rPr>
-        <w:t xml:space="preserve">2013-12-06 15:01:26,128 [main] </w:t>
+        <w:t xml:space="preserve">2013-12-06 15:01:30,853 [main] </w:t>
       </w:r>
       <w:proofErr w:type="gramStart"/>
       <w:r>
@@ -10170,24 +11270,52 @@
           <w:sz w:val="16"/>
           <w:szCs w:val="16"/>
         </w:rPr>
-        <w:t>.reactome.convert.common.PostProcessTemplate</w:t>
-      </w:r>
-      <w:proofErr w:type="spellEnd"/>
+        <w:t>.</w:t>
+      </w:r>
+      <w:proofErr w:type="gramStart"/>
       <w:r>
         <w:rPr>
           <w:rFonts w:ascii="Courier" w:hAnsi="Courier"/>
           <w:sz w:val="16"/>
           <w:szCs w:val="16"/>
         </w:rPr>
-        <w:t xml:space="preserve">  - col4a1 for EWAS -7393 cannot be mapped to </w:t>
-      </w:r>
-      <w:proofErr w:type="spellStart"/>
+        <w:t>reactome.convert</w:t>
+      </w:r>
+      <w:proofErr w:type="gramEnd"/>
       <w:r>
         <w:rPr>
           <w:rFonts w:ascii="Courier" w:hAnsi="Courier"/>
           <w:sz w:val="16"/>
           <w:szCs w:val="16"/>
         </w:rPr>
+        <w:t>.</w:t>
+      </w:r>
+      <w:proofErr w:type="gramStart"/>
+      <w:r>
+        <w:rPr>
+          <w:rFonts w:ascii="Courier" w:hAnsi="Courier"/>
+          <w:sz w:val="16"/>
+          <w:szCs w:val="16"/>
+        </w:rPr>
+        <w:t>common.PostProcessTemplate</w:t>
+      </w:r>
+      <w:proofErr w:type="spellEnd"/>
+      <w:proofErr w:type="gramEnd"/>
+      <w:r>
+        <w:rPr>
+          <w:rFonts w:ascii="Courier" w:hAnsi="Courier"/>
+          <w:sz w:val="16"/>
+          <w:szCs w:val="16"/>
+        </w:rPr>
+        <w:t xml:space="preserve">  - LOC285847 for EWAS -8409 cannot be mapped to </w:t>
+      </w:r>
+      <w:proofErr w:type="spellStart"/>
+      <w:r>
+        <w:rPr>
+          <w:rFonts w:ascii="Courier" w:hAnsi="Courier"/>
+          <w:sz w:val="16"/>
+          <w:szCs w:val="16"/>
+        </w:rPr>
         <w:t>UniProt</w:t>
       </w:r>
       <w:proofErr w:type="spellEnd"/>
@@ -10214,7 +11342,7 @@
           <w:sz w:val="16"/>
           <w:szCs w:val="16"/>
         </w:rPr>
-        <w:t xml:space="preserve">2013-12-06 15:01:26,128 [main] </w:t>
+        <w:t xml:space="preserve">2013-12-06 15:01:31,805 [main] </w:t>
       </w:r>
       <w:proofErr w:type="gramStart"/>
       <w:r>
@@ -10241,24 +11369,52 @@
           <w:sz w:val="16"/>
           <w:szCs w:val="16"/>
         </w:rPr>
-        <w:t>.reactome.convert.common.PostProcessTemplate</w:t>
-      </w:r>
-      <w:proofErr w:type="spellEnd"/>
+        <w:t>.</w:t>
+      </w:r>
+      <w:proofErr w:type="gramStart"/>
       <w:r>
         <w:rPr>
           <w:rFonts w:ascii="Courier" w:hAnsi="Courier"/>
           <w:sz w:val="16"/>
           <w:szCs w:val="16"/>
         </w:rPr>
-        <w:t xml:space="preserve">  - col4a2 for EWAS -7397 cannot be mapped to </w:t>
-      </w:r>
-      <w:proofErr w:type="spellStart"/>
+        <w:t>reactome.convert</w:t>
+      </w:r>
+      <w:proofErr w:type="gramEnd"/>
       <w:r>
         <w:rPr>
           <w:rFonts w:ascii="Courier" w:hAnsi="Courier"/>
           <w:sz w:val="16"/>
           <w:szCs w:val="16"/>
         </w:rPr>
+        <w:t>.</w:t>
+      </w:r>
+      <w:proofErr w:type="gramStart"/>
+      <w:r>
+        <w:rPr>
+          <w:rFonts w:ascii="Courier" w:hAnsi="Courier"/>
+          <w:sz w:val="16"/>
+          <w:szCs w:val="16"/>
+        </w:rPr>
+        <w:t>common.PostProcessTemplate</w:t>
+      </w:r>
+      <w:proofErr w:type="spellEnd"/>
+      <w:proofErr w:type="gramEnd"/>
+      <w:r>
+        <w:rPr>
+          <w:rFonts w:ascii="Courier" w:hAnsi="Courier"/>
+          <w:sz w:val="16"/>
+          <w:szCs w:val="16"/>
+        </w:rPr>
+        <w:t xml:space="preserve">  - TRD@ for EWAS -8742 cannot be mapped to </w:t>
+      </w:r>
+      <w:proofErr w:type="spellStart"/>
+      <w:r>
+        <w:rPr>
+          <w:rFonts w:ascii="Courier" w:hAnsi="Courier"/>
+          <w:sz w:val="16"/>
+          <w:szCs w:val="16"/>
+        </w:rPr>
         <w:t>UniProt</w:t>
       </w:r>
       <w:proofErr w:type="spellEnd"/>
@@ -10285,7 +11441,7 @@
           <w:sz w:val="16"/>
           <w:szCs w:val="16"/>
         </w:rPr>
-        <w:t xml:space="preserve">2013-12-06 15:01:26,882 [main] </w:t>
+        <w:t xml:space="preserve">2013-12-06 15:01:31,944 [main] </w:t>
       </w:r>
       <w:proofErr w:type="gramStart"/>
       <w:r>
@@ -10294,7 +11450,7 @@
           <w:sz w:val="16"/>
           <w:szCs w:val="16"/>
         </w:rPr>
-        <w:t xml:space="preserve">WARN  </w:t>
+        <w:t xml:space="preserve">INFO  </w:t>
       </w:r>
       <w:proofErr w:type="spellStart"/>
       <w:r>
@@ -10312,222 +11468,37 @@
           <w:sz w:val="16"/>
           <w:szCs w:val="16"/>
         </w:rPr>
-        <w:t>.reactome.convert.common.PostProcessTemplate</w:t>
-      </w:r>
-      <w:proofErr w:type="spellEnd"/>
+        <w:t>.</w:t>
+      </w:r>
+      <w:proofErr w:type="gramStart"/>
       <w:r>
         <w:rPr>
           <w:rFonts w:ascii="Courier" w:hAnsi="Courier"/>
           <w:sz w:val="16"/>
           <w:szCs w:val="16"/>
         </w:rPr>
-        <w:t xml:space="preserve">  - RPS3a for EWAS -7709 cannot be mapped to </w:t>
-      </w:r>
-      <w:proofErr w:type="spellStart"/>
+        <w:t>reactome.convert</w:t>
+      </w:r>
+      <w:proofErr w:type="gramEnd"/>
       <w:r>
         <w:rPr>
           <w:rFonts w:ascii="Courier" w:hAnsi="Courier"/>
           <w:sz w:val="16"/>
           <w:szCs w:val="16"/>
         </w:rPr>
-        <w:t>UniProt</w:t>
-      </w:r>
-      <w:proofErr w:type="spellEnd"/>
+        <w:t>.</w:t>
+      </w:r>
+      <w:proofErr w:type="gramStart"/>
       <w:r>
         <w:rPr>
           <w:rFonts w:ascii="Courier" w:hAnsi="Courier"/>
           <w:sz w:val="16"/>
           <w:szCs w:val="16"/>
         </w:rPr>
-        <w:t>!</w:t>
-      </w:r>
-    </w:p>
-    <w:p>
-      <w:pPr>
-        <w:rPr>
-          <w:rFonts w:ascii="Courier" w:hAnsi="Courier"/>
-          <w:sz w:val="16"/>
-          <w:szCs w:val="16"/>
-        </w:rPr>
-      </w:pPr>
-      <w:r>
-        <w:rPr>
-          <w:rFonts w:ascii="Courier" w:hAnsi="Courier"/>
-          <w:sz w:val="16"/>
-          <w:szCs w:val="16"/>
-        </w:rPr>
-        <w:t xml:space="preserve">2013-12-06 15:01:30,853 [main] </w:t>
-      </w:r>
-      <w:proofErr w:type="gramStart"/>
-      <w:r>
-        <w:rPr>
-          <w:rFonts w:ascii="Courier" w:hAnsi="Courier"/>
-          <w:sz w:val="16"/>
-          <w:szCs w:val="16"/>
-        </w:rPr>
-        <w:t xml:space="preserve">WARN  </w:t>
-      </w:r>
-      <w:proofErr w:type="spellStart"/>
-      <w:r>
-        <w:rPr>
-          <w:rFonts w:ascii="Courier" w:hAnsi="Courier"/>
-          <w:sz w:val="16"/>
-          <w:szCs w:val="16"/>
-        </w:rPr>
-        <w:t>org</w:t>
-      </w:r>
-      <w:proofErr w:type="gramEnd"/>
-      <w:r>
-        <w:rPr>
-          <w:rFonts w:ascii="Courier" w:hAnsi="Courier"/>
-          <w:sz w:val="16"/>
-          <w:szCs w:val="16"/>
-        </w:rPr>
-        <w:t>.reactome.convert.common.PostProcessTemplate</w:t>
-      </w:r>
-      <w:proofErr w:type="spellEnd"/>
-      <w:r>
-        <w:rPr>
-          <w:rFonts w:ascii="Courier" w:hAnsi="Courier"/>
-          <w:sz w:val="16"/>
-          <w:szCs w:val="16"/>
-        </w:rPr>
-        <w:t xml:space="preserve">  - LOC285847 for EWAS -8409 cannot be mapped to </w:t>
-      </w:r>
-      <w:proofErr w:type="spellStart"/>
-      <w:r>
-        <w:rPr>
-          <w:rFonts w:ascii="Courier" w:hAnsi="Courier"/>
-          <w:sz w:val="16"/>
-          <w:szCs w:val="16"/>
-        </w:rPr>
-        <w:t>UniProt</w:t>
-      </w:r>
-      <w:proofErr w:type="spellEnd"/>
-      <w:r>
-        <w:rPr>
-          <w:rFonts w:ascii="Courier" w:hAnsi="Courier"/>
-          <w:sz w:val="16"/>
-          <w:szCs w:val="16"/>
-        </w:rPr>
-        <w:t>!</w:t>
-      </w:r>
-    </w:p>
-    <w:p>
-      <w:pPr>
-        <w:rPr>
-          <w:rFonts w:ascii="Courier" w:hAnsi="Courier"/>
-          <w:sz w:val="16"/>
-          <w:szCs w:val="16"/>
-        </w:rPr>
-      </w:pPr>
-      <w:r>
-        <w:rPr>
-          <w:rFonts w:ascii="Courier" w:hAnsi="Courier"/>
-          <w:sz w:val="16"/>
-          <w:szCs w:val="16"/>
-        </w:rPr>
-        <w:t xml:space="preserve">2013-12-06 15:01:31,805 [main] </w:t>
-      </w:r>
-      <w:proofErr w:type="gramStart"/>
-      <w:r>
-        <w:rPr>
-          <w:rFonts w:ascii="Courier" w:hAnsi="Courier"/>
-          <w:sz w:val="16"/>
-          <w:szCs w:val="16"/>
-        </w:rPr>
-        <w:t xml:space="preserve">WARN  </w:t>
-      </w:r>
-      <w:proofErr w:type="spellStart"/>
-      <w:r>
-        <w:rPr>
-          <w:rFonts w:ascii="Courier" w:hAnsi="Courier"/>
-          <w:sz w:val="16"/>
-          <w:szCs w:val="16"/>
-        </w:rPr>
-        <w:t>org</w:t>
-      </w:r>
-      <w:proofErr w:type="gramEnd"/>
-      <w:r>
-        <w:rPr>
-          <w:rFonts w:ascii="Courier" w:hAnsi="Courier"/>
-          <w:sz w:val="16"/>
-          <w:szCs w:val="16"/>
-        </w:rPr>
-        <w:t>.reactome.convert.common.PostProcessTemplate</w:t>
-      </w:r>
-      <w:proofErr w:type="spellEnd"/>
-      <w:r>
-        <w:rPr>
-          <w:rFonts w:ascii="Courier" w:hAnsi="Courier"/>
-          <w:sz w:val="16"/>
-          <w:szCs w:val="16"/>
-        </w:rPr>
-        <w:t xml:space="preserve">  - TRD@ for EWAS -8742 cannot be mapped to </w:t>
-      </w:r>
-      <w:proofErr w:type="spellStart"/>
-      <w:r>
-        <w:rPr>
-          <w:rFonts w:ascii="Courier" w:hAnsi="Courier"/>
-          <w:sz w:val="16"/>
-          <w:szCs w:val="16"/>
-        </w:rPr>
-        <w:t>UniProt</w:t>
-      </w:r>
-      <w:proofErr w:type="spellEnd"/>
-      <w:r>
-        <w:rPr>
-          <w:rFonts w:ascii="Courier" w:hAnsi="Courier"/>
-          <w:sz w:val="16"/>
-          <w:szCs w:val="16"/>
-        </w:rPr>
-        <w:t>!</w:t>
-      </w:r>
-    </w:p>
-    <w:p>
-      <w:pPr>
-        <w:rPr>
-          <w:rFonts w:ascii="Courier" w:hAnsi="Courier"/>
-          <w:sz w:val="16"/>
-          <w:szCs w:val="16"/>
-        </w:rPr>
-      </w:pPr>
-      <w:r>
-        <w:rPr>
-          <w:rFonts w:ascii="Courier" w:hAnsi="Courier"/>
-          <w:sz w:val="16"/>
-          <w:szCs w:val="16"/>
-        </w:rPr>
-        <w:t xml:space="preserve">2013-12-06 15:01:31,944 [main] </w:t>
-      </w:r>
-      <w:proofErr w:type="gramStart"/>
-      <w:r>
-        <w:rPr>
-          <w:rFonts w:ascii="Courier" w:hAnsi="Courier"/>
-          <w:sz w:val="16"/>
-          <w:szCs w:val="16"/>
-        </w:rPr>
-        <w:t xml:space="preserve">INFO  </w:t>
-      </w:r>
-      <w:proofErr w:type="spellStart"/>
-      <w:r>
-        <w:rPr>
-          <w:rFonts w:ascii="Courier" w:hAnsi="Courier"/>
-          <w:sz w:val="16"/>
-          <w:szCs w:val="16"/>
-        </w:rPr>
-        <w:t>org</w:t>
-      </w:r>
-      <w:proofErr w:type="gramEnd"/>
-      <w:r>
-        <w:rPr>
-          <w:rFonts w:ascii="Courier" w:hAnsi="Courier"/>
-          <w:sz w:val="16"/>
-          <w:szCs w:val="16"/>
-        </w:rPr>
-        <w:t>.reactome.convert.common.PostProcessTemplate</w:t>
-      </w:r>
-      <w:proofErr w:type="spellEnd"/>
+        <w:t>common.PostProcessTemplate</w:t>
+      </w:r>
+      <w:proofErr w:type="spellEnd"/>
+      <w:proofErr w:type="gramEnd"/>
       <w:r>
         <w:rPr>
           <w:rFonts w:ascii="Courier" w:hAnsi="Courier"/>
@@ -10603,7 +11574,6 @@
           <w:sz w:val="16"/>
           <w:szCs w:val="16"/>
         </w:rPr>
-        <w:lastRenderedPageBreak/>
         <w:t xml:space="preserve">2013-12-06 15:09:17,791 [main] </w:t>
       </w:r>
       <w:proofErr w:type="gramStart"/>
@@ -10634,9 +11604,40 @@
           <w:sz w:val="16"/>
           <w:szCs w:val="16"/>
         </w:rPr>
-        <w:t>.reactome.convert.common.PostProcessTemplate</w:t>
-      </w:r>
-      <w:proofErr w:type="spellEnd"/>
+        <w:t>.</w:t>
+      </w:r>
+      <w:proofErr w:type="gramStart"/>
+      <w:r>
+        <w:rPr>
+          <w:rFonts w:ascii="Monaco" w:hAnsi="Monaco" w:cs="Monaco"/>
+          <w:color w:val="000000"/>
+          <w:sz w:val="16"/>
+          <w:szCs w:val="16"/>
+        </w:rPr>
+        <w:t>reactome.convert</w:t>
+      </w:r>
+      <w:proofErr w:type="gramEnd"/>
+      <w:r>
+        <w:rPr>
+          <w:rFonts w:ascii="Monaco" w:hAnsi="Monaco" w:cs="Monaco"/>
+          <w:color w:val="000000"/>
+          <w:sz w:val="16"/>
+          <w:szCs w:val="16"/>
+        </w:rPr>
+        <w:t>.</w:t>
+      </w:r>
+      <w:proofErr w:type="gramStart"/>
+      <w:r>
+        <w:rPr>
+          <w:rFonts w:ascii="Monaco" w:hAnsi="Monaco" w:cs="Monaco"/>
+          <w:color w:val="000000"/>
+          <w:sz w:val="16"/>
+          <w:szCs w:val="16"/>
+        </w:rPr>
+        <w:t>common.PostProcessTemplate</w:t>
+      </w:r>
+      <w:proofErr w:type="spellEnd"/>
+      <w:proofErr w:type="gramEnd"/>
       <w:r>
         <w:rPr>
           <w:rFonts w:ascii="Monaco" w:hAnsi="Monaco" w:cs="Monaco"/>
@@ -10716,9 +11717,40 @@
           <w:sz w:val="16"/>
           <w:szCs w:val="16"/>
         </w:rPr>
-        <w:t>.reactome.convert.common.PostProcessTemplate</w:t>
-      </w:r>
-      <w:proofErr w:type="spellEnd"/>
+        <w:t>.</w:t>
+      </w:r>
+      <w:proofErr w:type="gramStart"/>
+      <w:r>
+        <w:rPr>
+          <w:rFonts w:ascii="Monaco" w:hAnsi="Monaco" w:cs="Monaco"/>
+          <w:color w:val="000000"/>
+          <w:sz w:val="16"/>
+          <w:szCs w:val="16"/>
+        </w:rPr>
+        <w:t>reactome.convert</w:t>
+      </w:r>
+      <w:proofErr w:type="gramEnd"/>
+      <w:r>
+        <w:rPr>
+          <w:rFonts w:ascii="Monaco" w:hAnsi="Monaco" w:cs="Monaco"/>
+          <w:color w:val="000000"/>
+          <w:sz w:val="16"/>
+          <w:szCs w:val="16"/>
+        </w:rPr>
+        <w:t>.</w:t>
+      </w:r>
+      <w:proofErr w:type="gramStart"/>
+      <w:r>
+        <w:rPr>
+          <w:rFonts w:ascii="Monaco" w:hAnsi="Monaco" w:cs="Monaco"/>
+          <w:color w:val="000000"/>
+          <w:sz w:val="16"/>
+          <w:szCs w:val="16"/>
+        </w:rPr>
+        <w:t>common.PostProcessTemplate</w:t>
+      </w:r>
+      <w:proofErr w:type="spellEnd"/>
+      <w:proofErr w:type="gramEnd"/>
       <w:r>
         <w:rPr>
           <w:rFonts w:ascii="Monaco" w:hAnsi="Monaco" w:cs="Monaco"/>
@@ -10798,9 +11830,40 @@
           <w:sz w:val="16"/>
           <w:szCs w:val="16"/>
         </w:rPr>
-        <w:t>.reactome.convert.common.PostProcessTemplate</w:t>
-      </w:r>
-      <w:proofErr w:type="spellEnd"/>
+        <w:t>.</w:t>
+      </w:r>
+      <w:proofErr w:type="gramStart"/>
+      <w:r>
+        <w:rPr>
+          <w:rFonts w:ascii="Monaco" w:hAnsi="Monaco" w:cs="Monaco"/>
+          <w:color w:val="000000"/>
+          <w:sz w:val="16"/>
+          <w:szCs w:val="16"/>
+        </w:rPr>
+        <w:t>reactome.convert</w:t>
+      </w:r>
+      <w:proofErr w:type="gramEnd"/>
+      <w:r>
+        <w:rPr>
+          <w:rFonts w:ascii="Monaco" w:hAnsi="Monaco" w:cs="Monaco"/>
+          <w:color w:val="000000"/>
+          <w:sz w:val="16"/>
+          <w:szCs w:val="16"/>
+        </w:rPr>
+        <w:t>.</w:t>
+      </w:r>
+      <w:proofErr w:type="gramStart"/>
+      <w:r>
+        <w:rPr>
+          <w:rFonts w:ascii="Monaco" w:hAnsi="Monaco" w:cs="Monaco"/>
+          <w:color w:val="000000"/>
+          <w:sz w:val="16"/>
+          <w:szCs w:val="16"/>
+        </w:rPr>
+        <w:t>common.PostProcessTemplate</w:t>
+      </w:r>
+      <w:proofErr w:type="spellEnd"/>
+      <w:proofErr w:type="gramEnd"/>
       <w:r>
         <w:rPr>
           <w:rFonts w:ascii="Monaco" w:hAnsi="Monaco" w:cs="Monaco"/>
@@ -10880,9 +11943,40 @@
           <w:sz w:val="16"/>
           <w:szCs w:val="16"/>
         </w:rPr>
-        <w:t>.reactome.convert.common.PostProcessTemplate</w:t>
-      </w:r>
-      <w:proofErr w:type="spellEnd"/>
+        <w:t>.</w:t>
+      </w:r>
+      <w:proofErr w:type="gramStart"/>
+      <w:r>
+        <w:rPr>
+          <w:rFonts w:ascii="Monaco" w:hAnsi="Monaco" w:cs="Monaco"/>
+          <w:color w:val="000000"/>
+          <w:sz w:val="16"/>
+          <w:szCs w:val="16"/>
+        </w:rPr>
+        <w:t>reactome.convert</w:t>
+      </w:r>
+      <w:proofErr w:type="gramEnd"/>
+      <w:r>
+        <w:rPr>
+          <w:rFonts w:ascii="Monaco" w:hAnsi="Monaco" w:cs="Monaco"/>
+          <w:color w:val="000000"/>
+          <w:sz w:val="16"/>
+          <w:szCs w:val="16"/>
+        </w:rPr>
+        <w:t>.</w:t>
+      </w:r>
+      <w:proofErr w:type="gramStart"/>
+      <w:r>
+        <w:rPr>
+          <w:rFonts w:ascii="Monaco" w:hAnsi="Monaco" w:cs="Monaco"/>
+          <w:color w:val="000000"/>
+          <w:sz w:val="16"/>
+          <w:szCs w:val="16"/>
+        </w:rPr>
+        <w:t>common.PostProcessTemplate</w:t>
+      </w:r>
+      <w:proofErr w:type="spellEnd"/>
+      <w:proofErr w:type="gramEnd"/>
       <w:r>
         <w:rPr>
           <w:rFonts w:ascii="Monaco" w:hAnsi="Monaco" w:cs="Monaco"/>
@@ -10962,9 +12056,40 @@
           <w:sz w:val="16"/>
           <w:szCs w:val="16"/>
         </w:rPr>
-        <w:t>.reactome.convert.common.PostProcessTemplate</w:t>
-      </w:r>
-      <w:proofErr w:type="spellEnd"/>
+        <w:t>.</w:t>
+      </w:r>
+      <w:proofErr w:type="gramStart"/>
+      <w:r>
+        <w:rPr>
+          <w:rFonts w:ascii="Monaco" w:hAnsi="Monaco" w:cs="Monaco"/>
+          <w:color w:val="000000"/>
+          <w:sz w:val="16"/>
+          <w:szCs w:val="16"/>
+        </w:rPr>
+        <w:t>reactome.convert</w:t>
+      </w:r>
+      <w:proofErr w:type="gramEnd"/>
+      <w:r>
+        <w:rPr>
+          <w:rFonts w:ascii="Monaco" w:hAnsi="Monaco" w:cs="Monaco"/>
+          <w:color w:val="000000"/>
+          <w:sz w:val="16"/>
+          <w:szCs w:val="16"/>
+        </w:rPr>
+        <w:t>.</w:t>
+      </w:r>
+      <w:proofErr w:type="gramStart"/>
+      <w:r>
+        <w:rPr>
+          <w:rFonts w:ascii="Monaco" w:hAnsi="Monaco" w:cs="Monaco"/>
+          <w:color w:val="000000"/>
+          <w:sz w:val="16"/>
+          <w:szCs w:val="16"/>
+        </w:rPr>
+        <w:t>common.PostProcessTemplate</w:t>
+      </w:r>
+      <w:proofErr w:type="spellEnd"/>
+      <w:proofErr w:type="gramEnd"/>
       <w:r>
         <w:rPr>
           <w:rFonts w:ascii="Monaco" w:hAnsi="Monaco" w:cs="Monaco"/>
@@ -11039,9 +12164,40 @@
           <w:sz w:val="16"/>
           <w:szCs w:val="16"/>
         </w:rPr>
-        <w:t>.reactome.convert.common.PostProcessTemplate</w:t>
-      </w:r>
-      <w:proofErr w:type="spellEnd"/>
+        <w:t>.</w:t>
+      </w:r>
+      <w:proofErr w:type="gramStart"/>
+      <w:r>
+        <w:rPr>
+          <w:rFonts w:ascii="Monaco" w:hAnsi="Monaco" w:cs="Monaco"/>
+          <w:color w:val="000000"/>
+          <w:sz w:val="16"/>
+          <w:szCs w:val="16"/>
+        </w:rPr>
+        <w:t>reactome.convert</w:t>
+      </w:r>
+      <w:proofErr w:type="gramEnd"/>
+      <w:r>
+        <w:rPr>
+          <w:rFonts w:ascii="Monaco" w:hAnsi="Monaco" w:cs="Monaco"/>
+          <w:color w:val="000000"/>
+          <w:sz w:val="16"/>
+          <w:szCs w:val="16"/>
+        </w:rPr>
+        <w:t>.</w:t>
+      </w:r>
+      <w:proofErr w:type="gramStart"/>
+      <w:r>
+        <w:rPr>
+          <w:rFonts w:ascii="Monaco" w:hAnsi="Monaco" w:cs="Monaco"/>
+          <w:color w:val="000000"/>
+          <w:sz w:val="16"/>
+          <w:szCs w:val="16"/>
+        </w:rPr>
+        <w:t>common.PostProcessTemplate</w:t>
+      </w:r>
+      <w:proofErr w:type="spellEnd"/>
+      <w:proofErr w:type="gramEnd"/>
       <w:r>
         <w:rPr>
           <w:rFonts w:ascii="Monaco" w:hAnsi="Monaco" w:cs="Monaco"/>
@@ -11136,16 +12292,34 @@
           <w:sz w:val="16"/>
           <w:szCs w:val="16"/>
         </w:rPr>
-        <w:t>.FINetworkBuilder</w:t>
-      </w:r>
-      <w:proofErr w:type="spellEnd"/>
-      <w:r>
-        <w:rPr>
-          <w:rFonts w:ascii="Monaco" w:hAnsi="Monaco" w:cs="Monaco"/>
-          <w:sz w:val="16"/>
-          <w:szCs w:val="16"/>
-        </w:rPr>
-        <w:t xml:space="preserve">  - Count proteins...</w:t>
+        <w:t>.</w:t>
+      </w:r>
+      <w:proofErr w:type="gramStart"/>
+      <w:r>
+        <w:rPr>
+          <w:rFonts w:ascii="Monaco" w:hAnsi="Monaco" w:cs="Monaco"/>
+          <w:sz w:val="16"/>
+          <w:szCs w:val="16"/>
+        </w:rPr>
+        <w:t>FINetworkBuilder</w:t>
+      </w:r>
+      <w:proofErr w:type="spellEnd"/>
+      <w:r>
+        <w:rPr>
+          <w:rFonts w:ascii="Monaco" w:hAnsi="Monaco" w:cs="Monaco"/>
+          <w:sz w:val="16"/>
+          <w:szCs w:val="16"/>
+        </w:rPr>
+        <w:t xml:space="preserve">  -</w:t>
+      </w:r>
+      <w:proofErr w:type="gramEnd"/>
+      <w:r>
+        <w:rPr>
+          <w:rFonts w:ascii="Monaco" w:hAnsi="Monaco" w:cs="Monaco"/>
+          <w:sz w:val="16"/>
+          <w:szCs w:val="16"/>
+        </w:rPr>
+        <w:t xml:space="preserve"> Count proteins...</w:t>
       </w:r>
     </w:p>
     <w:p>
@@ -11568,6 +12742,7 @@
           <w:sz w:val="16"/>
           <w:szCs w:val="16"/>
         </w:rPr>
+        <w:lastRenderedPageBreak/>
         <w:t xml:space="preserve">Total </w:t>
       </w:r>
       <w:proofErr w:type="spellStart"/>
@@ -11908,7 +13083,6 @@
           <w:sz w:val="16"/>
           <w:szCs w:val="16"/>
         </w:rPr>
-        <w:lastRenderedPageBreak/>
         <w:t>m</w:t>
       </w:r>
       <w:r>
@@ -12065,7 +13239,13 @@
         <w:t xml:space="preserve"> (2019: 3066</w:t>
       </w:r>
       <w:r>
-        <w:t>; 2024: 3297</w:t>
+        <w:t>; 2024</w:t>
+      </w:r>
+      <w:r>
+        <w:t xml:space="preserve"> and 2025</w:t>
+      </w:r>
+      <w:r>
+        <w:t>: 3297</w:t>
       </w:r>
       <w:r>
         <w:t>)</w:t>
@@ -12080,7 +13260,13 @@
         <w:t>2019: 7616</w:t>
       </w:r>
       <w:r>
-        <w:t>; 2024: 7616</w:t>
+        <w:t>; 2024</w:t>
+      </w:r>
+      <w:r>
+        <w:t xml:space="preserve"> and 2025</w:t>
+      </w:r>
+      <w:r>
+        <w:t>: 7616</w:t>
       </w:r>
       <w:r>
         <w:t>)</w:t>
@@ -12092,7 +13278,13 @@
         <w:t xml:space="preserve"> (2019: 3096</w:t>
       </w:r>
       <w:r>
-        <w:t>; 2024: 3096</w:t>
+        <w:t>; 2024</w:t>
+      </w:r>
+      <w:r>
+        <w:t xml:space="preserve"> and 2025</w:t>
+      </w:r>
+      <w:r>
+        <w:t>: 3096</w:t>
       </w:r>
       <w:r>
         <w:t>)</w:t>
@@ -12104,7 +13296,13 @@
         <w:t xml:space="preserve"> (2019: 9165</w:t>
       </w:r>
       <w:r>
-        <w:t>; 2024: Not used any more</w:t>
+        <w:t>; 2024</w:t>
+      </w:r>
+      <w:r>
+        <w:t xml:space="preserve"> and 2025</w:t>
+      </w:r>
+      <w:r>
+        <w:t>: Not used any more</w:t>
       </w:r>
       <w:r>
         <w:t>)</w:t>
@@ -12321,6 +13519,7 @@
         <w:ind w:firstLine="720"/>
       </w:pPr>
       <w:r>
+        <w:lastRenderedPageBreak/>
         <w:t>3). The 2017 version of the FI network got less FIs from complexes than 2016 from Reactome directly. This is a little bit surpris</w:t>
       </w:r>
       <w:r>
@@ -12673,7 +13872,6 @@
           <w:sz w:val="16"/>
           <w:szCs w:val="16"/>
         </w:rPr>
-        <w:lastRenderedPageBreak/>
         <w:t>Total interactions from reactions: 15101</w:t>
       </w:r>
     </w:p>
@@ -13426,17 +14624,37 @@
           <w:sz w:val="16"/>
           <w:szCs w:val="16"/>
         </w:rPr>
-        <w:t>.RFPredictionResultAnalyzer</w:t>
-      </w:r>
-      <w:proofErr w:type="spellEnd"/>
-      <w:r>
-        <w:rPr>
-          <w:rFonts w:ascii="Monaco" w:eastAsia="Times New Roman" w:hAnsi="Monaco" w:cs="Times New Roman"/>
-          <w:color w:val="000000"/>
-          <w:sz w:val="16"/>
-          <w:szCs w:val="16"/>
-        </w:rPr>
-        <w:t xml:space="preserve">  - Total </w:t>
+        <w:t>.</w:t>
+      </w:r>
+      <w:proofErr w:type="gramStart"/>
+      <w:r>
+        <w:rPr>
+          <w:rFonts w:ascii="Monaco" w:eastAsia="Times New Roman" w:hAnsi="Monaco" w:cs="Times New Roman"/>
+          <w:color w:val="000000"/>
+          <w:sz w:val="16"/>
+          <w:szCs w:val="16"/>
+        </w:rPr>
+        <w:t>RFPredictionResultAnalyzer</w:t>
+      </w:r>
+      <w:proofErr w:type="spellEnd"/>
+      <w:r>
+        <w:rPr>
+          <w:rFonts w:ascii="Monaco" w:eastAsia="Times New Roman" w:hAnsi="Monaco" w:cs="Times New Roman"/>
+          <w:color w:val="000000"/>
+          <w:sz w:val="16"/>
+          <w:szCs w:val="16"/>
+        </w:rPr>
+        <w:t xml:space="preserve">  -</w:t>
+      </w:r>
+      <w:proofErr w:type="gramEnd"/>
+      <w:r>
+        <w:rPr>
+          <w:rFonts w:ascii="Monaco" w:eastAsia="Times New Roman" w:hAnsi="Monaco" w:cs="Times New Roman"/>
+          <w:color w:val="000000"/>
+          <w:sz w:val="16"/>
+          <w:szCs w:val="16"/>
+        </w:rPr>
+        <w:t xml:space="preserve"> Total </w:t>
       </w:r>
       <w:proofErr w:type="spellStart"/>
       <w:r>
@@ -13506,17 +14724,37 @@
           <w:sz w:val="16"/>
           <w:szCs w:val="16"/>
         </w:rPr>
-        <w:t>.RFPredictionResultAnalyzer</w:t>
-      </w:r>
-      <w:proofErr w:type="spellEnd"/>
-      <w:r>
-        <w:rPr>
-          <w:rFonts w:ascii="Monaco" w:eastAsia="Times New Roman" w:hAnsi="Monaco" w:cs="Times New Roman"/>
-          <w:color w:val="000000"/>
-          <w:sz w:val="16"/>
-          <w:szCs w:val="16"/>
-        </w:rPr>
-        <w:t xml:space="preserve">  - Annotated FIs: </w:t>
+        <w:t>.</w:t>
+      </w:r>
+      <w:proofErr w:type="gramStart"/>
+      <w:r>
+        <w:rPr>
+          <w:rFonts w:ascii="Monaco" w:eastAsia="Times New Roman" w:hAnsi="Monaco" w:cs="Times New Roman"/>
+          <w:color w:val="000000"/>
+          <w:sz w:val="16"/>
+          <w:szCs w:val="16"/>
+        </w:rPr>
+        <w:t>RFPredictionResultAnalyzer</w:t>
+      </w:r>
+      <w:proofErr w:type="spellEnd"/>
+      <w:r>
+        <w:rPr>
+          <w:rFonts w:ascii="Monaco" w:eastAsia="Times New Roman" w:hAnsi="Monaco" w:cs="Times New Roman"/>
+          <w:color w:val="000000"/>
+          <w:sz w:val="16"/>
+          <w:szCs w:val="16"/>
+        </w:rPr>
+        <w:t xml:space="preserve">  -</w:t>
+      </w:r>
+      <w:proofErr w:type="gramEnd"/>
+      <w:r>
+        <w:rPr>
+          <w:rFonts w:ascii="Monaco" w:eastAsia="Times New Roman" w:hAnsi="Monaco" w:cs="Times New Roman"/>
+          <w:color w:val="000000"/>
+          <w:sz w:val="16"/>
+          <w:szCs w:val="16"/>
+        </w:rPr>
+        <w:t xml:space="preserve"> Annotated FIs: </w:t>
       </w:r>
     </w:p>
     <w:p>
@@ -13608,17 +14846,37 @@
           <w:sz w:val="16"/>
           <w:szCs w:val="16"/>
         </w:rPr>
-        <w:t>.RFPredictionResultAnalyzer</w:t>
-      </w:r>
-      <w:proofErr w:type="spellEnd"/>
-      <w:r>
-        <w:rPr>
-          <w:rFonts w:ascii="Monaco" w:eastAsia="Times New Roman" w:hAnsi="Monaco" w:cs="Times New Roman"/>
-          <w:color w:val="000000"/>
-          <w:sz w:val="16"/>
-          <w:szCs w:val="16"/>
-        </w:rPr>
-        <w:t xml:space="preserve">  - Size of uni2gene: 20490</w:t>
+        <w:t>.</w:t>
+      </w:r>
+      <w:proofErr w:type="gramStart"/>
+      <w:r>
+        <w:rPr>
+          <w:rFonts w:ascii="Monaco" w:eastAsia="Times New Roman" w:hAnsi="Monaco" w:cs="Times New Roman"/>
+          <w:color w:val="000000"/>
+          <w:sz w:val="16"/>
+          <w:szCs w:val="16"/>
+        </w:rPr>
+        <w:t>RFPredictionResultAnalyzer</w:t>
+      </w:r>
+      <w:proofErr w:type="spellEnd"/>
+      <w:r>
+        <w:rPr>
+          <w:rFonts w:ascii="Monaco" w:eastAsia="Times New Roman" w:hAnsi="Monaco" w:cs="Times New Roman"/>
+          <w:color w:val="000000"/>
+          <w:sz w:val="16"/>
+          <w:szCs w:val="16"/>
+        </w:rPr>
+        <w:t xml:space="preserve">  -</w:t>
+      </w:r>
+      <w:proofErr w:type="gramEnd"/>
+      <w:r>
+        <w:rPr>
+          <w:rFonts w:ascii="Monaco" w:eastAsia="Times New Roman" w:hAnsi="Monaco" w:cs="Times New Roman"/>
+          <w:color w:val="000000"/>
+          <w:sz w:val="16"/>
+          <w:szCs w:val="16"/>
+        </w:rPr>
+        <w:t xml:space="preserve"> Size of uni2gene: 20490</w:t>
       </w:r>
     </w:p>
     <w:p>
@@ -13668,17 +14926,37 @@
           <w:sz w:val="16"/>
           <w:szCs w:val="16"/>
         </w:rPr>
-        <w:t>.RFPredictionResultAnalyzer</w:t>
-      </w:r>
-      <w:proofErr w:type="spellEnd"/>
-      <w:r>
-        <w:rPr>
-          <w:rFonts w:ascii="Monaco" w:eastAsia="Times New Roman" w:hAnsi="Monaco" w:cs="Times New Roman"/>
-          <w:color w:val="000000"/>
-          <w:sz w:val="16"/>
-          <w:szCs w:val="16"/>
-        </w:rPr>
-        <w:t xml:space="preserve">  - Annotated FIs in Genes: </w:t>
+        <w:t>.</w:t>
+      </w:r>
+      <w:proofErr w:type="gramStart"/>
+      <w:r>
+        <w:rPr>
+          <w:rFonts w:ascii="Monaco" w:eastAsia="Times New Roman" w:hAnsi="Monaco" w:cs="Times New Roman"/>
+          <w:color w:val="000000"/>
+          <w:sz w:val="16"/>
+          <w:szCs w:val="16"/>
+        </w:rPr>
+        <w:t>RFPredictionResultAnalyzer</w:t>
+      </w:r>
+      <w:proofErr w:type="spellEnd"/>
+      <w:r>
+        <w:rPr>
+          <w:rFonts w:ascii="Monaco" w:eastAsia="Times New Roman" w:hAnsi="Monaco" w:cs="Times New Roman"/>
+          <w:color w:val="000000"/>
+          <w:sz w:val="16"/>
+          <w:szCs w:val="16"/>
+        </w:rPr>
+        <w:t xml:space="preserve">  -</w:t>
+      </w:r>
+      <w:proofErr w:type="gramEnd"/>
+      <w:r>
+        <w:rPr>
+          <w:rFonts w:ascii="Monaco" w:eastAsia="Times New Roman" w:hAnsi="Monaco" w:cs="Times New Roman"/>
+          <w:color w:val="000000"/>
+          <w:sz w:val="16"/>
+          <w:szCs w:val="16"/>
+        </w:rPr>
+        <w:t xml:space="preserve"> Annotated FIs in Genes: </w:t>
       </w:r>
     </w:p>
     <w:p>
@@ -13770,11 +15048,7 @@
         </w:r>
       </w:hyperlink>
       <w:r>
-        <w:t xml:space="preserve">). The runnable jar file has been </w:t>
-      </w:r>
-      <w:r>
-        <w:lastRenderedPageBreak/>
-        <w:t xml:space="preserve">generated and deployed at the OHSU </w:t>
+        <w:t xml:space="preserve">). The runnable jar file has been generated and deployed at the OHSU </w:t>
       </w:r>
       <w:proofErr w:type="spellStart"/>
       <w:r>
@@ -13795,122 +15069,89 @@
         </w:numPr>
       </w:pPr>
       <w:r>
-        <w:t xml:space="preserve">The jar file is: </w:t>
-      </w:r>
-      <w:r>
-        <w:t>FeatureFileGenerator.jar</w:t>
-      </w:r>
-      <w:r>
-        <w:t xml:space="preserve">. Before running anything, make sure the following two configuration files have been configured correctly: </w:t>
-      </w:r>
-      <w:proofErr w:type="spellStart"/>
-      <w:proofErr w:type="gramStart"/>
-      <w:r>
-        <w:t>application.properties</w:t>
-      </w:r>
-      <w:proofErr w:type="spellEnd"/>
-      <w:proofErr w:type="gramEnd"/>
-      <w:r>
-        <w:t xml:space="preserve">, and </w:t>
-      </w:r>
-      <w:proofErr w:type="spellStart"/>
-      <w:r>
-        <w:t>configuration.prop</w:t>
-      </w:r>
-      <w:proofErr w:type="spellEnd"/>
-      <w:r>
-        <w:t xml:space="preserve">. The </w:t>
-      </w:r>
-      <w:proofErr w:type="spellStart"/>
-      <w:proofErr w:type="gramStart"/>
-      <w:r>
-        <w:t>configuration.prop</w:t>
-      </w:r>
-      <w:proofErr w:type="spellEnd"/>
-      <w:proofErr w:type="gramEnd"/>
-      <w:r>
-        <w:t xml:space="preserve"> should be the same as the </w:t>
-      </w:r>
-      <w:proofErr w:type="spellStart"/>
-      <w:r>
-        <w:t>configuration.prop</w:t>
-      </w:r>
-      <w:proofErr w:type="spellEnd"/>
-      <w:r>
-        <w:t xml:space="preserve"> used in the </w:t>
-      </w:r>
-      <w:proofErr w:type="spellStart"/>
-      <w:r>
-        <w:t>fi_network_build_rf</w:t>
-      </w:r>
-      <w:proofErr w:type="spellEnd"/>
-      <w:r>
-        <w:t xml:space="preserve"> project.</w:t>
-      </w:r>
-      <w:r>
-        <w:t xml:space="preserve"> </w:t>
-      </w:r>
-      <w:r>
-        <w:t>The jar file is created by running the following command at terminal:</w:t>
-      </w:r>
-    </w:p>
-    <w:p/>
-    <w:p>
-      <w:pPr>
-        <w:rPr>
-          <w:rFonts w:ascii="Menlo" w:hAnsi="Menlo" w:cs="Menlo"/>
-          <w:color w:val="000000"/>
-          <w:sz w:val="16"/>
-          <w:szCs w:val="16"/>
-        </w:rPr>
-      </w:pPr>
-      <w:proofErr w:type="spellStart"/>
-      <w:r>
-        <w:rPr>
-          <w:rFonts w:ascii="Menlo" w:hAnsi="Menlo" w:cs="Menlo"/>
-          <w:color w:val="000000"/>
-          <w:sz w:val="16"/>
-          <w:szCs w:val="16"/>
-        </w:rPr>
-        <w:t>mvn</w:t>
-      </w:r>
-      <w:proofErr w:type="spellEnd"/>
-      <w:r>
-        <w:rPr>
-          <w:rFonts w:ascii="Menlo" w:hAnsi="Menlo" w:cs="Menlo"/>
-          <w:color w:val="000000"/>
-          <w:sz w:val="16"/>
-          <w:szCs w:val="16"/>
-        </w:rPr>
-        <w:t xml:space="preserve"> clean package -P build-runnable-jar -</w:t>
-      </w:r>
-      <w:proofErr w:type="spellStart"/>
-      <w:r>
-        <w:rPr>
-          <w:rFonts w:ascii="Menlo" w:hAnsi="Menlo" w:cs="Menlo"/>
-          <w:color w:val="000000"/>
-          <w:sz w:val="16"/>
-          <w:szCs w:val="16"/>
-        </w:rPr>
-        <w:t>DskipTests</w:t>
-      </w:r>
-      <w:proofErr w:type="spellEnd"/>
-    </w:p>
-    <w:p>
-      <w:pPr>
-        <w:rPr>
-          <w:sz w:val="16"/>
-          <w:szCs w:val="16"/>
-        </w:rPr>
-      </w:pPr>
-      <w:r>
-        <w:rPr>
-          <w:rFonts w:ascii="Menlo" w:hAnsi="Menlo" w:cs="Menlo"/>
-          <w:color w:val="000000"/>
-          <w:sz w:val="16"/>
-          <w:szCs w:val="16"/>
-        </w:rPr>
-        <w:t>mv target/fi-network-ml-jar-with-dependencies.jar target/FeatureFileGenerator.jar</w:t>
+        <w:t xml:space="preserve">Since RWS00061 sits inside OHSU RDN (research data network), follow the document OHSU_RDN_Access.pdf at the </w:t>
+      </w:r>
+      <w:proofErr w:type="spellStart"/>
+      <w:r>
+        <w:t>wgm_important</w:t>
+      </w:r>
+      <w:proofErr w:type="spellEnd"/>
+      <w:r>
+        <w:t xml:space="preserve">/tech folder on how to access it. </w:t>
+      </w:r>
+    </w:p>
+    <w:p>
+      <w:pPr>
+        <w:pStyle w:val="ListParagraph"/>
+        <w:numPr>
+          <w:ilvl w:val="1"/>
+          <w:numId w:val="24"/>
+        </w:numPr>
+      </w:pPr>
+      <w:r>
+        <w:t>The working folder is /</w:t>
+      </w:r>
+      <w:proofErr w:type="spellStart"/>
+      <w:r>
+        <w:t>ssd</w:t>
+      </w:r>
+      <w:proofErr w:type="spellEnd"/>
+      <w:r>
+        <w:t>/d0/ml/</w:t>
+      </w:r>
+      <w:proofErr w:type="spellStart"/>
+      <w:r>
+        <w:t>fi_build</w:t>
+      </w:r>
+      <w:proofErr w:type="spellEnd"/>
+      <w:r>
+        <w:t>, better to copy the whole folder for the previous year to the current year (e.g. cp 2025 2026) and the update the folders and files if needed.</w:t>
+      </w:r>
+    </w:p>
+    <w:p>
+      <w:pPr>
+        <w:pStyle w:val="ListParagraph"/>
+        <w:numPr>
+          <w:ilvl w:val="1"/>
+          <w:numId w:val="24"/>
+        </w:numPr>
+      </w:pPr>
+      <w:r>
+        <w:t xml:space="preserve">To move files around among local computer, the virtual desktop and the </w:t>
+      </w:r>
+      <w:proofErr w:type="spellStart"/>
+      <w:r>
+        <w:t>linux</w:t>
+      </w:r>
+      <w:proofErr w:type="spellEnd"/>
+      <w:r>
+        <w:t xml:space="preserve"> machine, we may have to use OneDrive. There is a folder called </w:t>
+      </w:r>
+      <w:proofErr w:type="spellStart"/>
+      <w:r>
+        <w:t>FI_Network_Construction</w:t>
+      </w:r>
+      <w:proofErr w:type="spellEnd"/>
+      <w:r>
+        <w:t xml:space="preserve"> at OneDrive, which is used for this purpose.</w:t>
+      </w:r>
+    </w:p>
+    <w:p>
+      <w:pPr>
+        <w:pStyle w:val="ListParagraph"/>
+        <w:numPr>
+          <w:ilvl w:val="1"/>
+          <w:numId w:val="24"/>
+        </w:numPr>
+      </w:pPr>
+      <w:r>
+        <w:t>To access the virtual space, open “Citri</w:t>
+      </w:r>
+      <w:r>
+        <w:t>x</w:t>
+      </w:r>
+      <w:r>
+        <w:t xml:space="preserve"> Workspace” in the Applications folder.</w:t>
       </w:r>
     </w:p>
     <w:p/>
@@ -13923,7 +15164,13 @@
         </w:numPr>
       </w:pPr>
       <w:r>
-        <w:t xml:space="preserve">Before running the following files, make sure all data files have been copied by checking the settings in </w:t>
+        <w:t xml:space="preserve">The jar file is: </w:t>
+      </w:r>
+      <w:r>
+        <w:t>FeatureFileGenerator.jar</w:t>
+      </w:r>
+      <w:r>
+        <w:t xml:space="preserve">. Before running anything, make sure the following two configuration files have been configured correctly: </w:t>
       </w:r>
       <w:proofErr w:type="spellStart"/>
       <w:proofErr w:type="gramStart"/>
@@ -13933,9 +15180,113 @@
       <w:proofErr w:type="spellEnd"/>
       <w:proofErr w:type="gramEnd"/>
       <w:r>
-        <w:t>.</w:t>
-      </w:r>
-    </w:p>
+        <w:t xml:space="preserve">, and </w:t>
+      </w:r>
+      <w:proofErr w:type="spellStart"/>
+      <w:proofErr w:type="gramStart"/>
+      <w:r>
+        <w:t>configuration.prop</w:t>
+      </w:r>
+      <w:proofErr w:type="spellEnd"/>
+      <w:proofErr w:type="gramEnd"/>
+      <w:r>
+        <w:t xml:space="preserve">. The </w:t>
+      </w:r>
+      <w:proofErr w:type="spellStart"/>
+      <w:proofErr w:type="gramStart"/>
+      <w:r>
+        <w:t>configuration.prop</w:t>
+      </w:r>
+      <w:proofErr w:type="spellEnd"/>
+      <w:proofErr w:type="gramEnd"/>
+      <w:r>
+        <w:t xml:space="preserve"> should be the same as the </w:t>
+      </w:r>
+      <w:proofErr w:type="spellStart"/>
+      <w:proofErr w:type="gramStart"/>
+      <w:r>
+        <w:t>configuration.prop</w:t>
+      </w:r>
+      <w:proofErr w:type="spellEnd"/>
+      <w:proofErr w:type="gramEnd"/>
+      <w:r>
+        <w:t xml:space="preserve"> used in the </w:t>
+      </w:r>
+      <w:proofErr w:type="spellStart"/>
+      <w:r>
+        <w:t>fi_network_build_rf</w:t>
+      </w:r>
+      <w:proofErr w:type="spellEnd"/>
+      <w:r>
+        <w:t xml:space="preserve"> project.</w:t>
+      </w:r>
+      <w:r>
+        <w:t xml:space="preserve"> </w:t>
+      </w:r>
+      <w:r>
+        <w:t>The jar file is created by running the following command at terminal:</w:t>
+      </w:r>
+    </w:p>
+    <w:p/>
+    <w:p>
+      <w:pPr>
+        <w:rPr>
+          <w:rFonts w:ascii="Menlo" w:hAnsi="Menlo" w:cs="Menlo"/>
+          <w:color w:val="000000"/>
+          <w:sz w:val="16"/>
+          <w:szCs w:val="16"/>
+        </w:rPr>
+      </w:pPr>
+      <w:proofErr w:type="spellStart"/>
+      <w:r>
+        <w:rPr>
+          <w:rFonts w:ascii="Menlo" w:hAnsi="Menlo" w:cs="Menlo"/>
+          <w:color w:val="000000"/>
+          <w:sz w:val="16"/>
+          <w:szCs w:val="16"/>
+        </w:rPr>
+        <w:t>mvn</w:t>
+      </w:r>
+      <w:proofErr w:type="spellEnd"/>
+      <w:r>
+        <w:rPr>
+          <w:rFonts w:ascii="Menlo" w:hAnsi="Menlo" w:cs="Menlo"/>
+          <w:color w:val="000000"/>
+          <w:sz w:val="16"/>
+          <w:szCs w:val="16"/>
+        </w:rPr>
+        <w:t xml:space="preserve"> clean package -P build-runnable-jar -</w:t>
+      </w:r>
+      <w:proofErr w:type="spellStart"/>
+      <w:r>
+        <w:rPr>
+          <w:rFonts w:ascii="Menlo" w:hAnsi="Menlo" w:cs="Menlo"/>
+          <w:color w:val="000000"/>
+          <w:sz w:val="16"/>
+          <w:szCs w:val="16"/>
+        </w:rPr>
+        <w:t>DskipTests</w:t>
+      </w:r>
+      <w:proofErr w:type="spellEnd"/>
+    </w:p>
+    <w:p>
+      <w:pPr>
+        <w:rPr>
+          <w:sz w:val="16"/>
+          <w:szCs w:val="16"/>
+        </w:rPr>
+      </w:pPr>
+      <w:r>
+        <w:rPr>
+          <w:rFonts w:ascii="Menlo" w:hAnsi="Menlo" w:cs="Menlo"/>
+          <w:color w:val="000000"/>
+          <w:sz w:val="16"/>
+          <w:szCs w:val="16"/>
+        </w:rPr>
+        <w:t>mv target/fi-network-ml-jar-with-dependencies.jar target/FeatureFileGenerator.jar</w:t>
+      </w:r>
+    </w:p>
+    <w:p/>
     <w:p>
       <w:pPr>
         <w:pStyle w:val="ListParagraph"/>
@@ -13945,222 +15296,86 @@
         </w:numPr>
       </w:pPr>
       <w:r>
-        <w:t>Generate the three feature files in one call since the majority of time will be spent on loading pairwise features:</w:t>
-      </w:r>
-    </w:p>
-    <w:p/>
-    <w:p>
-      <w:pPr>
-        <w:rPr>
-          <w:rFonts w:ascii="Monaco" w:hAnsi="Monaco"/>
-          <w:sz w:val="16"/>
-          <w:szCs w:val="16"/>
-        </w:rPr>
-      </w:pPr>
-      <w:r>
-        <w:rPr>
-          <w:rFonts w:ascii="Monaco" w:hAnsi="Monaco"/>
-          <w:sz w:val="16"/>
-          <w:szCs w:val="16"/>
-        </w:rPr>
-        <w:t xml:space="preserve">java -Xmx48G -jar FeatureFileGenerator.jar </w:t>
-      </w:r>
-      <w:proofErr w:type="spellStart"/>
-      <w:r>
-        <w:rPr>
-          <w:rFonts w:ascii="Monaco" w:hAnsi="Monaco"/>
-          <w:sz w:val="16"/>
-          <w:szCs w:val="16"/>
-        </w:rPr>
-        <w:t>generate_three_files</w:t>
-      </w:r>
-      <w:proofErr w:type="spellEnd"/>
-      <w:r>
-        <w:rPr>
-          <w:rFonts w:ascii="Monaco" w:hAnsi="Monaco"/>
-          <w:sz w:val="16"/>
-          <w:szCs w:val="16"/>
-        </w:rPr>
-        <w:t xml:space="preserve"> </w:t>
-      </w:r>
-      <w:r>
-        <w:rPr>
-          <w:rFonts w:ascii="Monaco" w:hAnsi="Monaco"/>
-          <w:sz w:val="16"/>
-          <w:szCs w:val="16"/>
-        </w:rPr>
-        <w:t xml:space="preserve">results/train_feature_file_04152024.csv </w:t>
-      </w:r>
-      <w:proofErr w:type="gramStart"/>
-      <w:r>
-        <w:rPr>
-          <w:rFonts w:ascii="Monaco" w:hAnsi="Monaco"/>
-          <w:sz w:val="16"/>
-          <w:szCs w:val="16"/>
-        </w:rPr>
-        <w:t>results/</w:t>
-      </w:r>
-      <w:r>
-        <w:rPr>
-          <w:rFonts w:ascii="Monaco" w:hAnsi="Monaco"/>
-          <w:sz w:val="16"/>
-          <w:szCs w:val="16"/>
-        </w:rPr>
-        <w:t>test</w:t>
-      </w:r>
-      <w:r>
-        <w:rPr>
-          <w:rFonts w:ascii="Monaco" w:hAnsi="Monaco"/>
-          <w:sz w:val="16"/>
-          <w:szCs w:val="16"/>
-        </w:rPr>
-        <w:t xml:space="preserve">_feature_file_04152024.csv </w:t>
-      </w:r>
-      <w:r>
-        <w:rPr>
-          <w:rFonts w:ascii="Monaco" w:hAnsi="Monaco"/>
-          <w:sz w:val="16"/>
-          <w:szCs w:val="16"/>
-        </w:rPr>
-        <w:t xml:space="preserve"> </w:t>
-      </w:r>
-      <w:r>
-        <w:rPr>
-          <w:rFonts w:ascii="Monaco" w:hAnsi="Monaco"/>
-          <w:sz w:val="16"/>
-          <w:szCs w:val="16"/>
-        </w:rPr>
-        <w:t>results/</w:t>
-      </w:r>
-      <w:r>
-        <w:rPr>
-          <w:rFonts w:ascii="Monaco" w:hAnsi="Monaco"/>
-          <w:sz w:val="16"/>
-          <w:szCs w:val="16"/>
-        </w:rPr>
-        <w:t>prediction</w:t>
-      </w:r>
-      <w:r>
-        <w:rPr>
-          <w:rFonts w:ascii="Monaco" w:hAnsi="Monaco"/>
-          <w:sz w:val="16"/>
-          <w:szCs w:val="16"/>
-        </w:rPr>
-        <w:t>_feature_file_04152024.csv</w:t>
-      </w:r>
-      <w:proofErr w:type="gramEnd"/>
-      <w:r>
-        <w:rPr>
-          <w:rFonts w:ascii="Monaco" w:hAnsi="Monaco"/>
-          <w:sz w:val="16"/>
-          <w:szCs w:val="16"/>
-        </w:rPr>
-        <w:t xml:space="preserve"> &gt;generate_</w:t>
-      </w:r>
-      <w:r>
-        <w:rPr>
-          <w:rFonts w:ascii="Monaco" w:hAnsi="Monaco"/>
-          <w:sz w:val="16"/>
-          <w:szCs w:val="16"/>
-        </w:rPr>
-        <w:t>features</w:t>
-      </w:r>
-      <w:r>
-        <w:rPr>
-          <w:rFonts w:ascii="Monaco" w:hAnsi="Monaco"/>
-          <w:sz w:val="16"/>
-          <w:szCs w:val="16"/>
-        </w:rPr>
-        <w:t>_04152024.log 2&gt;&amp;1 &amp;</w:t>
-      </w:r>
-    </w:p>
-    <w:p>
-      <w:pPr>
-        <w:rPr>
-          <w:rFonts w:ascii="Monaco" w:hAnsi="Monaco"/>
-          <w:sz w:val="16"/>
-          <w:szCs w:val="16"/>
-        </w:rPr>
-      </w:pPr>
-    </w:p>
-    <w:p>
-      <w:pPr>
-        <w:rPr>
-          <w:rFonts w:ascii="Monaco" w:hAnsi="Monaco"/>
-          <w:sz w:val="16"/>
-          <w:szCs w:val="16"/>
-        </w:rPr>
-      </w:pPr>
-      <w:r>
-        <w:rPr>
-          <w:rFonts w:ascii="Monaco" w:hAnsi="Monaco"/>
-          <w:sz w:val="16"/>
-          <w:szCs w:val="16"/>
-        </w:rPr>
-        <w:t>Note: At present, the above process is run at the OHSU Linux box</w:t>
-      </w:r>
-      <w:r>
-        <w:rPr>
-          <w:rFonts w:ascii="Monaco" w:hAnsi="Monaco"/>
-          <w:sz w:val="16"/>
-          <w:szCs w:val="16"/>
-        </w:rPr>
-        <w:t xml:space="preserve"> (/</w:t>
-      </w:r>
-      <w:proofErr w:type="spellStart"/>
-      <w:r>
-        <w:rPr>
-          <w:rFonts w:ascii="Monaco" w:hAnsi="Monaco"/>
-          <w:sz w:val="16"/>
-          <w:szCs w:val="16"/>
-        </w:rPr>
+        <w:lastRenderedPageBreak/>
+        <w:t xml:space="preserve">Before running the following </w:t>
+      </w:r>
+      <w:r>
+        <w:t>command line (step 3)</w:t>
+      </w:r>
+      <w:r>
+        <w:t xml:space="preserve">, make sure all data files have been copied by checking the settings in </w:t>
+      </w:r>
+      <w:proofErr w:type="spellStart"/>
+      <w:proofErr w:type="gramStart"/>
+      <w:r>
+        <w:t>application.properties</w:t>
+      </w:r>
+      <w:proofErr w:type="spellEnd"/>
+      <w:proofErr w:type="gramEnd"/>
+      <w:r>
+        <w:t>.</w:t>
+      </w:r>
+    </w:p>
+    <w:p>
+      <w:pPr>
+        <w:pStyle w:val="ListParagraph"/>
+        <w:numPr>
+          <w:ilvl w:val="1"/>
+          <w:numId w:val="24"/>
+        </w:numPr>
+      </w:pPr>
+      <w:r>
+        <w:t xml:space="preserve">In the results folder, tar all </w:t>
+      </w:r>
+      <w:r>
+        <w:t>six</w:t>
+      </w:r>
+      <w:r>
+        <w:t xml:space="preserve"> pathway FIs file</w:t>
+      </w:r>
+      <w:r>
+        <w:t>s (only four are needed)</w:t>
+      </w:r>
+      <w:r>
+        <w:t xml:space="preserve"> and copy the tar file to rws00061 (e.g. /</w:t>
+      </w:r>
+      <w:proofErr w:type="spellStart"/>
+      <w:r>
         <w:t>ssd</w:t>
       </w:r>
       <w:proofErr w:type="spellEnd"/>
       <w:r>
-        <w:rPr>
-          <w:rFonts w:ascii="Monaco" w:hAnsi="Monaco"/>
-          <w:sz w:val="16"/>
-          <w:szCs w:val="16"/>
-        </w:rPr>
         <w:t>/d0/ml/</w:t>
       </w:r>
       <w:proofErr w:type="spellStart"/>
       <w:r>
-        <w:rPr>
-          <w:rFonts w:ascii="Monaco" w:hAnsi="Monaco"/>
-          <w:sz w:val="16"/>
-          <w:szCs w:val="16"/>
-        </w:rPr>
         <w:t>fi_build</w:t>
       </w:r>
       <w:proofErr w:type="spellEnd"/>
       <w:r>
-        <w:rPr>
-          <w:rFonts w:ascii="Monaco" w:hAnsi="Monaco"/>
-          <w:sz w:val="16"/>
-          <w:szCs w:val="16"/>
-        </w:rPr>
-        <w:t>/2024 for FI_2024)</w:t>
-      </w:r>
-      <w:r>
-        <w:rPr>
-          <w:rFonts w:ascii="Monaco" w:hAnsi="Monaco"/>
-          <w:sz w:val="16"/>
-          <w:szCs w:val="16"/>
-        </w:rPr>
-        <w:t>.</w:t>
-      </w:r>
-      <w:r>
-        <w:rPr>
-          <w:rFonts w:ascii="Monaco" w:hAnsi="Monaco"/>
-          <w:sz w:val="16"/>
-          <w:szCs w:val="16"/>
-        </w:rPr>
-        <w:t xml:space="preserve"> The total running time should be around 7 or 8 hours.</w:t>
-      </w:r>
-    </w:p>
-    <w:p/>
+        <w:t>/2025).</w:t>
+      </w:r>
+    </w:p>
+    <w:p>
+      <w:pPr>
+        <w:pStyle w:val="ListParagraph"/>
+        <w:numPr>
+          <w:ilvl w:val="1"/>
+          <w:numId w:val="24"/>
+        </w:numPr>
+      </w:pPr>
+      <w:r>
+        <w:t xml:space="preserve">Copy whatever is new to rws00061 (2025: two folders, GO and </w:t>
+      </w:r>
+      <w:proofErr w:type="spellStart"/>
+      <w:r>
+        <w:t>UniProt</w:t>
+      </w:r>
+      <w:proofErr w:type="spellEnd"/>
+      <w:r>
+        <w:t xml:space="preserve"> were zipped and copied)</w:t>
+      </w:r>
+    </w:p>
     <w:p>
       <w:pPr>
         <w:pStyle w:val="ListParagraph"/>
@@ -14170,7 +15385,268 @@
         </w:numPr>
       </w:pPr>
       <w:r>
+        <w:t xml:space="preserve">Generate the three feature files in one call since </w:t>
+      </w:r>
+      <w:proofErr w:type="gramStart"/>
+      <w:r>
+        <w:t>the majority of</w:t>
+      </w:r>
+      <w:proofErr w:type="gramEnd"/>
+      <w:r>
+        <w:t xml:space="preserve"> time will be spent on loading pairwise features:</w:t>
+      </w:r>
+    </w:p>
+    <w:p/>
+    <w:p>
+      <w:pPr>
+        <w:rPr>
+          <w:rFonts w:ascii="Monaco" w:hAnsi="Monaco"/>
+          <w:sz w:val="16"/>
+          <w:szCs w:val="16"/>
+        </w:rPr>
+      </w:pPr>
+      <w:r>
+        <w:rPr>
+          <w:rFonts w:ascii="Monaco" w:hAnsi="Monaco"/>
+          <w:sz w:val="16"/>
+          <w:szCs w:val="16"/>
+        </w:rPr>
+        <w:t xml:space="preserve">java -Xmx48G -jar FeatureFileGenerator.jar </w:t>
+      </w:r>
+      <w:proofErr w:type="spellStart"/>
+      <w:r>
+        <w:rPr>
+          <w:rFonts w:ascii="Monaco" w:hAnsi="Monaco"/>
+          <w:sz w:val="16"/>
+          <w:szCs w:val="16"/>
+        </w:rPr>
+        <w:t>generate_three_files</w:t>
+      </w:r>
+      <w:proofErr w:type="spellEnd"/>
+      <w:r>
+        <w:rPr>
+          <w:rFonts w:ascii="Monaco" w:hAnsi="Monaco"/>
+          <w:sz w:val="16"/>
+          <w:szCs w:val="16"/>
+        </w:rPr>
+        <w:t xml:space="preserve"> </w:t>
+      </w:r>
+      <w:r>
+        <w:rPr>
+          <w:rFonts w:ascii="Monaco" w:hAnsi="Monaco"/>
+          <w:sz w:val="16"/>
+          <w:szCs w:val="16"/>
+        </w:rPr>
+        <w:t xml:space="preserve">results/train_feature_file_04152024.csv </w:t>
+      </w:r>
+      <w:proofErr w:type="gramStart"/>
+      <w:r>
+        <w:rPr>
+          <w:rFonts w:ascii="Monaco" w:hAnsi="Monaco"/>
+          <w:sz w:val="16"/>
+          <w:szCs w:val="16"/>
+        </w:rPr>
+        <w:t>results/</w:t>
+      </w:r>
+      <w:r>
+        <w:rPr>
+          <w:rFonts w:ascii="Monaco" w:hAnsi="Monaco"/>
+          <w:sz w:val="16"/>
+          <w:szCs w:val="16"/>
+        </w:rPr>
+        <w:t>test</w:t>
+      </w:r>
+      <w:r>
+        <w:rPr>
+          <w:rFonts w:ascii="Monaco" w:hAnsi="Monaco"/>
+          <w:sz w:val="16"/>
+          <w:szCs w:val="16"/>
+        </w:rPr>
+        <w:t xml:space="preserve">_feature_file_04152024.csv </w:t>
+      </w:r>
+      <w:r>
+        <w:rPr>
+          <w:rFonts w:ascii="Monaco" w:hAnsi="Monaco"/>
+          <w:sz w:val="16"/>
+          <w:szCs w:val="16"/>
+        </w:rPr>
+        <w:t xml:space="preserve"> </w:t>
+      </w:r>
+      <w:r>
+        <w:rPr>
+          <w:rFonts w:ascii="Monaco" w:hAnsi="Monaco"/>
+          <w:sz w:val="16"/>
+          <w:szCs w:val="16"/>
+        </w:rPr>
+        <w:t>results/</w:t>
+      </w:r>
+      <w:r>
+        <w:rPr>
+          <w:rFonts w:ascii="Monaco" w:hAnsi="Monaco"/>
+          <w:sz w:val="16"/>
+          <w:szCs w:val="16"/>
+        </w:rPr>
+        <w:t>prediction</w:t>
+      </w:r>
+      <w:r>
+        <w:rPr>
+          <w:rFonts w:ascii="Monaco" w:hAnsi="Monaco"/>
+          <w:sz w:val="16"/>
+          <w:szCs w:val="16"/>
+        </w:rPr>
+        <w:t>_feature_file_04152024.csv</w:t>
+      </w:r>
+      <w:proofErr w:type="gramEnd"/>
+      <w:r>
+        <w:rPr>
+          <w:rFonts w:ascii="Monaco" w:hAnsi="Monaco"/>
+          <w:sz w:val="16"/>
+          <w:szCs w:val="16"/>
+        </w:rPr>
+        <w:t xml:space="preserve"> &gt;generate_</w:t>
+      </w:r>
+      <w:r>
+        <w:rPr>
+          <w:rFonts w:ascii="Monaco" w:hAnsi="Monaco"/>
+          <w:sz w:val="16"/>
+          <w:szCs w:val="16"/>
+        </w:rPr>
+        <w:t>features</w:t>
+      </w:r>
+      <w:r>
+        <w:rPr>
+          <w:rFonts w:ascii="Monaco" w:hAnsi="Monaco"/>
+          <w:sz w:val="16"/>
+          <w:szCs w:val="16"/>
+        </w:rPr>
+        <w:t>_04152024.log 2&gt;&amp;1 &amp;</w:t>
+      </w:r>
+    </w:p>
+    <w:p>
+      <w:pPr>
+        <w:rPr>
+          <w:rFonts w:ascii="Monaco" w:hAnsi="Monaco"/>
+          <w:sz w:val="16"/>
+          <w:szCs w:val="16"/>
+        </w:rPr>
+      </w:pPr>
+    </w:p>
+    <w:p>
+      <w:pPr>
+        <w:rPr>
+          <w:rFonts w:ascii="Monaco" w:hAnsi="Monaco"/>
+          <w:sz w:val="16"/>
+          <w:szCs w:val="16"/>
+        </w:rPr>
+      </w:pPr>
+      <w:r>
+        <w:rPr>
+          <w:rFonts w:ascii="Monaco" w:hAnsi="Monaco"/>
+          <w:sz w:val="16"/>
+          <w:szCs w:val="16"/>
+        </w:rPr>
+        <w:t>Note: At present, the above process is run at the OHSU Linux box</w:t>
+      </w:r>
+      <w:r>
+        <w:rPr>
+          <w:rFonts w:ascii="Monaco" w:hAnsi="Monaco"/>
+          <w:sz w:val="16"/>
+          <w:szCs w:val="16"/>
+        </w:rPr>
+        <w:t xml:space="preserve"> (/</w:t>
+      </w:r>
+      <w:proofErr w:type="spellStart"/>
+      <w:r>
+        <w:rPr>
+          <w:rFonts w:ascii="Monaco" w:hAnsi="Monaco"/>
+          <w:sz w:val="16"/>
+          <w:szCs w:val="16"/>
+        </w:rPr>
+        <w:t>ssd</w:t>
+      </w:r>
+      <w:proofErr w:type="spellEnd"/>
+      <w:r>
+        <w:rPr>
+          <w:rFonts w:ascii="Monaco" w:hAnsi="Monaco"/>
+          <w:sz w:val="16"/>
+          <w:szCs w:val="16"/>
+        </w:rPr>
+        <w:t>/d0/ml/</w:t>
+      </w:r>
+      <w:proofErr w:type="spellStart"/>
+      <w:r>
+        <w:rPr>
+          <w:rFonts w:ascii="Monaco" w:hAnsi="Monaco"/>
+          <w:sz w:val="16"/>
+          <w:szCs w:val="16"/>
+        </w:rPr>
+        <w:t>fi_build</w:t>
+      </w:r>
+      <w:proofErr w:type="spellEnd"/>
+      <w:r>
+        <w:rPr>
+          <w:rFonts w:ascii="Monaco" w:hAnsi="Monaco"/>
+          <w:sz w:val="16"/>
+          <w:szCs w:val="16"/>
+        </w:rPr>
+        <w:t>/2024 for FI_2024)</w:t>
+      </w:r>
+      <w:r>
+        <w:rPr>
+          <w:rFonts w:ascii="Monaco" w:hAnsi="Monaco"/>
+          <w:sz w:val="16"/>
+          <w:szCs w:val="16"/>
+        </w:rPr>
+        <w:t>.</w:t>
+      </w:r>
+      <w:r>
+        <w:rPr>
+          <w:rFonts w:ascii="Monaco" w:hAnsi="Monaco"/>
+          <w:sz w:val="16"/>
+          <w:szCs w:val="16"/>
+        </w:rPr>
+        <w:t xml:space="preserve"> The total running time should be around 7 or 8 hours.</w:t>
+      </w:r>
+      <w:r>
+        <w:rPr>
+          <w:rFonts w:ascii="Monaco" w:hAnsi="Monaco"/>
+          <w:sz w:val="16"/>
+          <w:szCs w:val="16"/>
+        </w:rPr>
+        <w:t xml:space="preserve"> Make sure java used is 11.</w:t>
+      </w:r>
+    </w:p>
+    <w:p/>
+    <w:p>
+      <w:pPr>
+        <w:pStyle w:val="ListParagraph"/>
+        <w:numPr>
+          <w:ilvl w:val="0"/>
+          <w:numId w:val="24"/>
+        </w:numPr>
+      </w:pPr>
+      <w:r>
         <w:t>The logging file is kept separated and copied over to the same results folder: generate_features_04152024.log.</w:t>
+      </w:r>
+    </w:p>
+    <w:p>
+      <w:pPr>
+        <w:pStyle w:val="ListParagraph"/>
+        <w:numPr>
+          <w:ilvl w:val="1"/>
+          <w:numId w:val="24"/>
+        </w:numPr>
+      </w:pPr>
+      <w:r>
+        <w:t xml:space="preserve">The three output files in the results folder should be downloaded into the local results folder and then copied over to </w:t>
+      </w:r>
+      <w:proofErr w:type="spellStart"/>
+      <w:r>
+        <w:t>MacPro</w:t>
+      </w:r>
+      <w:proofErr w:type="spellEnd"/>
+      <w:r>
+        <w:t xml:space="preserve"> for training RF.</w:t>
       </w:r>
     </w:p>
     <w:p/>
@@ -14234,7 +15710,21 @@
       </w:r>
       <w:proofErr w:type="spellEnd"/>
       <w:r>
-        <w:t xml:space="preserve"> (Python version = 3.8.12). The folder is /Users/</w:t>
+        <w:t xml:space="preserve"> (Python version = 3.8.12)</w:t>
+      </w:r>
+      <w:r>
+        <w:t xml:space="preserve"> to use its large RAM (The </w:t>
+      </w:r>
+      <w:proofErr w:type="spellStart"/>
+      <w:r>
+        <w:t>linux</w:t>
+      </w:r>
+      <w:proofErr w:type="spellEnd"/>
+      <w:r>
+        <w:t xml:space="preserve"> server’s 64 GB RAM is not enough)</w:t>
+      </w:r>
+      <w:r>
+        <w:t>. The folder is /Users/</w:t>
       </w:r>
       <w:proofErr w:type="spellStart"/>
       <w:r>
@@ -14395,6 +15885,48 @@
           <w:szCs w:val="16"/>
         </w:rPr>
         <w:t xml:space="preserve"> (optional for test)}</w:t>
+      </w:r>
+      <w:r>
+        <w:rPr>
+          <w:rFonts w:ascii="Monaco" w:hAnsi="Monaco"/>
+          <w:sz w:val="16"/>
+          <w:szCs w:val="16"/>
+        </w:rPr>
+        <w:t xml:space="preserve"> {</w:t>
+      </w:r>
+      <w:proofErr w:type="spellStart"/>
+      <w:r>
+        <w:rPr>
+          <w:rFonts w:ascii="Monaco" w:hAnsi="Monaco"/>
+          <w:sz w:val="16"/>
+          <w:szCs w:val="16"/>
+        </w:rPr>
+        <w:t>train_test_split</w:t>
+      </w:r>
+      <w:proofErr w:type="spellEnd"/>
+      <w:r>
+        <w:rPr>
+          <w:rFonts w:ascii="Monaco" w:hAnsi="Monaco"/>
+          <w:sz w:val="16"/>
+          <w:szCs w:val="16"/>
+        </w:rPr>
+        <w:t>=0.10 default</w:t>
+      </w:r>
+      <w:r>
+        <w:rPr>
+          <w:rFonts w:ascii="Monaco" w:hAnsi="Monaco"/>
+          <w:sz w:val="16"/>
+          <w:szCs w:val="16"/>
+        </w:rPr>
+        <w:t xml:space="preserve"> use the 10% for cross-validation</w:t>
+      </w:r>
+      <w:r>
+        <w:rPr>
+          <w:rFonts w:ascii="Monaco" w:hAnsi="Monaco"/>
+          <w:sz w:val="16"/>
+          <w:szCs w:val="16"/>
+        </w:rPr>
+        <w:t>}</w:t>
       </w:r>
     </w:p>
     <w:p/>
@@ -14516,7 +16048,31 @@
       </w:r>
       <w:proofErr w:type="spellEnd"/>
       <w:r>
-        <w:t xml:space="preserve"> since it runs at terminal, we need to run the following Python script locally to get the plot:</w:t>
+        <w:t xml:space="preserve"> </w:t>
+      </w:r>
+      <w:r>
+        <w:t xml:space="preserve">due to </w:t>
+      </w:r>
+      <w:r>
+        <w:t>it</w:t>
+      </w:r>
+      <w:r>
+        <w:t>s</w:t>
+      </w:r>
+      <w:r>
+        <w:t xml:space="preserve"> run</w:t>
+      </w:r>
+      <w:r>
+        <w:t>ning</w:t>
+      </w:r>
+      <w:r>
+        <w:t xml:space="preserve"> at terminal, we need to run the following Python script locally to get the plot</w:t>
+      </w:r>
+      <w:r>
+        <w:t xml:space="preserve"> after copying all output files to the local computer</w:t>
+      </w:r>
+      <w:r>
+        <w:t>:</w:t>
       </w:r>
     </w:p>
     <w:p/>
@@ -14534,7 +16090,7 @@
           <w:sz w:val="16"/>
           <w:szCs w:val="16"/>
         </w:rPr>
-        <w:t xml:space="preserve">(scanpy_3_10) RNB13382:ml </w:t>
+        <w:t xml:space="preserve">(scanpy_3_10) RNB13382:2025 </w:t>
       </w:r>
       <w:proofErr w:type="spellStart"/>
       <w:r>
@@ -14552,7 +16108,7 @@
           <w:sz w:val="16"/>
           <w:szCs w:val="16"/>
         </w:rPr>
-        <w:t>$ python F1Analyzer.py /Volumes/ssd/results/reactome-fi/fi_network_build_rf/2024/train_test_precision_recall_04202024.csv</w:t>
+        <w:t>$ python ~/git/reactome-idg/fi-network-ml/scripts/ml/F1Analyzer.py precision_recall_04152025.csv test_feature_file_04142025.csv aggregated_test_predict_scores_04152025.csv</w:t>
       </w:r>
     </w:p>
     <w:p>
@@ -14579,6 +16135,63 @@
           <w:szCs w:val="16"/>
         </w:rPr>
         <w:t>Note: Make sure the working directory and the input file are correct and use the correct python ENV.</w:t>
+      </w:r>
+      <w:r>
+        <w:rPr>
+          <w:rFonts w:ascii="Monaco" w:hAnsi="Monaco"/>
+          <w:sz w:val="16"/>
+          <w:szCs w:val="16"/>
+        </w:rPr>
+        <w:t xml:space="preserve"> F1Analyzer.py is at </w:t>
+      </w:r>
+      <w:r>
+        <w:rPr>
+          <w:rFonts w:ascii="Menlo" w:hAnsi="Menlo" w:cs="Menlo"/>
+          <w:color w:val="000000"/>
+          <w:sz w:val="16"/>
+          <w:szCs w:val="16"/>
+        </w:rPr>
+        <w:t>/Users/</w:t>
+      </w:r>
+      <w:proofErr w:type="spellStart"/>
+      <w:r>
+        <w:rPr>
+          <w:rFonts w:ascii="Menlo" w:hAnsi="Menlo" w:cs="Menlo"/>
+          <w:color w:val="000000"/>
+          <w:sz w:val="16"/>
+          <w:szCs w:val="16"/>
+        </w:rPr>
+        <w:t>wug</w:t>
+      </w:r>
+      <w:proofErr w:type="spellEnd"/>
+      <w:r>
+        <w:rPr>
+          <w:rFonts w:ascii="Menlo" w:hAnsi="Menlo" w:cs="Menlo"/>
+          <w:color w:val="000000"/>
+          <w:sz w:val="16"/>
+          <w:szCs w:val="16"/>
+        </w:rPr>
+        <w:t>/git/</w:t>
+      </w:r>
+      <w:proofErr w:type="spellStart"/>
+      <w:r>
+        <w:rPr>
+          <w:rFonts w:ascii="Menlo" w:hAnsi="Menlo" w:cs="Menlo"/>
+          <w:color w:val="000000"/>
+          <w:sz w:val="16"/>
+          <w:szCs w:val="16"/>
+        </w:rPr>
+        <w:t>reactome-idg</w:t>
+      </w:r>
+      <w:proofErr w:type="spellEnd"/>
+      <w:r>
+        <w:rPr>
+          <w:rFonts w:ascii="Menlo" w:hAnsi="Menlo" w:cs="Menlo"/>
+          <w:color w:val="000000"/>
+          <w:sz w:val="16"/>
+          <w:szCs w:val="16"/>
+        </w:rPr>
+        <w:t>/fi-network-ml/scripts/ml.</w:t>
       </w:r>
     </w:p>
     <w:p>
@@ -14862,6 +16475,110 @@
           </wp:anchor>
         </w:drawing>
       </w:r>
+      <w:r>
+        <w:t xml:space="preserve">Note: The left file was generated by running the following python script. However, roc curve was not generated due to that the feature file for 10% Reactome FI was not exported. </w:t>
+      </w:r>
+      <w:r>
+        <w:t>The code has been updated on 4/15/2025 for FI_202</w:t>
+      </w:r>
+      <w:r>
+        <w:t>5</w:t>
+      </w:r>
+      <w:r>
+        <w:t xml:space="preserve">. The feature to be used for ROC should be </w:t>
+      </w:r>
+      <w:r>
+        <w:rPr>
+          <w:highlight w:val="yellow"/>
+        </w:rPr>
+        <w:t>xxx_train_test.csv</w:t>
+      </w:r>
+      <w:r>
+        <w:t>.</w:t>
+      </w:r>
+    </w:p>
+    <w:p/>
+    <w:p>
+      <w:r>
+        <w:rPr>
+          <w:rFonts w:ascii="Monaco" w:hAnsi="Monaco"/>
+          <w:sz w:val="16"/>
+          <w:szCs w:val="16"/>
+        </w:rPr>
+        <w:t xml:space="preserve">(scanpy_3_10) RNB13382:2025 </w:t>
+      </w:r>
+      <w:proofErr w:type="spellStart"/>
+      <w:r>
+        <w:rPr>
+          <w:rFonts w:ascii="Monaco" w:hAnsi="Monaco"/>
+          <w:sz w:val="16"/>
+          <w:szCs w:val="16"/>
+        </w:rPr>
+        <w:t>wug</w:t>
+      </w:r>
+      <w:proofErr w:type="spellEnd"/>
+      <w:r>
+        <w:rPr>
+          <w:rFonts w:ascii="Monaco" w:hAnsi="Monaco"/>
+          <w:sz w:val="16"/>
+          <w:szCs w:val="16"/>
+        </w:rPr>
+        <w:t>$ python ~/git/reactome-idg/fi-network-ml/scripts/ml/F1Analyzer.py train_test_precision_recall_04152025.csv</w:t>
+      </w:r>
+    </w:p>
+    <w:p/>
+    <w:p>
+      <w:r>
+        <w:t xml:space="preserve">Note: The output is </w:t>
+      </w:r>
+      <w:r>
+        <w:t xml:space="preserve">in two </w:t>
+      </w:r>
+      <w:r>
+        <w:t>html file</w:t>
+      </w:r>
+      <w:r>
+        <w:t>s (</w:t>
+      </w:r>
+      <w:proofErr w:type="spellStart"/>
+      <w:r>
+        <w:t>e.g</w:t>
+      </w:r>
+      <w:proofErr w:type="spellEnd"/>
+      <w:r>
+        <w:t xml:space="preserve"> for 2026, </w:t>
+      </w:r>
+      <w:r>
+        <w:t>train_test_precision_recall_09122026.html</w:t>
+      </w:r>
+      <w:r>
+        <w:t xml:space="preserve"> for 10% Reactome FIs and </w:t>
+      </w:r>
+      <w:r>
+        <w:t>precision_recall_09122026.html</w:t>
+      </w:r>
+      <w:r>
+        <w:t xml:space="preserve"> for non-</w:t>
+      </w:r>
+      <w:proofErr w:type="spellStart"/>
+      <w:r>
+        <w:t>Reactoe</w:t>
+      </w:r>
+      <w:proofErr w:type="spellEnd"/>
+      <w:r>
+        <w:t xml:space="preserve"> FIs)</w:t>
+      </w:r>
+      <w:r>
+        <w:t xml:space="preserve"> and ROC was exported with file and </w:t>
+      </w:r>
+      <w:proofErr w:type="spellStart"/>
+      <w:r>
+        <w:t>png</w:t>
+      </w:r>
+      <w:proofErr w:type="spellEnd"/>
+      <w:r>
+        <w:t xml:space="preserve">. </w:t>
+      </w:r>
     </w:p>
     <w:p/>
     <w:p>
@@ -14913,10 +16630,12 @@
         <w:t xml:space="preserve">) in class </w:t>
       </w:r>
       <w:proofErr w:type="spellStart"/>
+      <w:proofErr w:type="gramStart"/>
       <w:r>
         <w:t>org.reactome.fi.RFPredictedResultAnalyzer</w:t>
       </w:r>
       <w:proofErr w:type="spellEnd"/>
+      <w:proofErr w:type="gramEnd"/>
       <w:r>
         <w:t>:</w:t>
       </w:r>
@@ -15001,17 +16720,37 @@
           <w:sz w:val="16"/>
           <w:szCs w:val="16"/>
         </w:rPr>
-        <w:t>.RFPredictionResultAnalyzer</w:t>
-      </w:r>
-      <w:proofErr w:type="spellEnd"/>
-      <w:r>
-        <w:rPr>
-          <w:rFonts w:ascii="Monaco" w:eastAsia="Times New Roman" w:hAnsi="Monaco" w:cs="Times New Roman"/>
-          <w:color w:val="000000"/>
-          <w:sz w:val="16"/>
-          <w:szCs w:val="16"/>
-        </w:rPr>
-        <w:t xml:space="preserve">  - Total predicted pairs: 22972504</w:t>
+        <w:t>.</w:t>
+      </w:r>
+      <w:proofErr w:type="gramStart"/>
+      <w:r>
+        <w:rPr>
+          <w:rFonts w:ascii="Monaco" w:eastAsia="Times New Roman" w:hAnsi="Monaco" w:cs="Times New Roman"/>
+          <w:color w:val="000000"/>
+          <w:sz w:val="16"/>
+          <w:szCs w:val="16"/>
+        </w:rPr>
+        <w:t>RFPredictionResultAnalyzer</w:t>
+      </w:r>
+      <w:proofErr w:type="spellEnd"/>
+      <w:r>
+        <w:rPr>
+          <w:rFonts w:ascii="Monaco" w:eastAsia="Times New Roman" w:hAnsi="Monaco" w:cs="Times New Roman"/>
+          <w:color w:val="000000"/>
+          <w:sz w:val="16"/>
+          <w:szCs w:val="16"/>
+        </w:rPr>
+        <w:t xml:space="preserve">  -</w:t>
+      </w:r>
+      <w:proofErr w:type="gramEnd"/>
+      <w:r>
+        <w:rPr>
+          <w:rFonts w:ascii="Monaco" w:eastAsia="Times New Roman" w:hAnsi="Monaco" w:cs="Times New Roman"/>
+          <w:color w:val="000000"/>
+          <w:sz w:val="16"/>
+          <w:szCs w:val="16"/>
+        </w:rPr>
+        <w:t xml:space="preserve"> Total predicted pairs: 22972504</w:t>
       </w:r>
     </w:p>
     <w:p>
@@ -15061,17 +16800,37 @@
           <w:sz w:val="16"/>
           <w:szCs w:val="16"/>
         </w:rPr>
-        <w:t>.RFPredictionResultAnalyzer</w:t>
-      </w:r>
-      <w:proofErr w:type="spellEnd"/>
-      <w:r>
-        <w:rPr>
-          <w:rFonts w:ascii="Monaco" w:eastAsia="Times New Roman" w:hAnsi="Monaco" w:cs="Times New Roman"/>
-          <w:color w:val="000000"/>
-          <w:sz w:val="16"/>
-          <w:szCs w:val="16"/>
-        </w:rPr>
-        <w:t xml:space="preserve">  - Size of uni2gene: 20490</w:t>
+        <w:t>.</w:t>
+      </w:r>
+      <w:proofErr w:type="gramStart"/>
+      <w:r>
+        <w:rPr>
+          <w:rFonts w:ascii="Monaco" w:eastAsia="Times New Roman" w:hAnsi="Monaco" w:cs="Times New Roman"/>
+          <w:color w:val="000000"/>
+          <w:sz w:val="16"/>
+          <w:szCs w:val="16"/>
+        </w:rPr>
+        <w:t>RFPredictionResultAnalyzer</w:t>
+      </w:r>
+      <w:proofErr w:type="spellEnd"/>
+      <w:r>
+        <w:rPr>
+          <w:rFonts w:ascii="Monaco" w:eastAsia="Times New Roman" w:hAnsi="Monaco" w:cs="Times New Roman"/>
+          <w:color w:val="000000"/>
+          <w:sz w:val="16"/>
+          <w:szCs w:val="16"/>
+        </w:rPr>
+        <w:t xml:space="preserve">  -</w:t>
+      </w:r>
+      <w:proofErr w:type="gramEnd"/>
+      <w:r>
+        <w:rPr>
+          <w:rFonts w:ascii="Monaco" w:eastAsia="Times New Roman" w:hAnsi="Monaco" w:cs="Times New Roman"/>
+          <w:color w:val="000000"/>
+          <w:sz w:val="16"/>
+          <w:szCs w:val="16"/>
+        </w:rPr>
+        <w:t xml:space="preserve"> Size of uni2gene: 20490</w:t>
       </w:r>
     </w:p>
     <w:p>
@@ -15121,17 +16880,37 @@
           <w:sz w:val="16"/>
           <w:szCs w:val="16"/>
         </w:rPr>
-        <w:t>.RFPredictionResultAnalyzer</w:t>
-      </w:r>
-      <w:proofErr w:type="spellEnd"/>
-      <w:r>
-        <w:rPr>
-          <w:rFonts w:ascii="Monaco" w:eastAsia="Times New Roman" w:hAnsi="Monaco" w:cs="Times New Roman"/>
-          <w:color w:val="000000"/>
-          <w:sz w:val="16"/>
-          <w:szCs w:val="16"/>
-        </w:rPr>
-        <w:t xml:space="preserve">  - Total predicted pairs after removing annotated FIs: 22838640</w:t>
+        <w:t>.</w:t>
+      </w:r>
+      <w:proofErr w:type="gramStart"/>
+      <w:r>
+        <w:rPr>
+          <w:rFonts w:ascii="Monaco" w:eastAsia="Times New Roman" w:hAnsi="Monaco" w:cs="Times New Roman"/>
+          <w:color w:val="000000"/>
+          <w:sz w:val="16"/>
+          <w:szCs w:val="16"/>
+        </w:rPr>
+        <w:t>RFPredictionResultAnalyzer</w:t>
+      </w:r>
+      <w:proofErr w:type="spellEnd"/>
+      <w:r>
+        <w:rPr>
+          <w:rFonts w:ascii="Monaco" w:eastAsia="Times New Roman" w:hAnsi="Monaco" w:cs="Times New Roman"/>
+          <w:color w:val="000000"/>
+          <w:sz w:val="16"/>
+          <w:szCs w:val="16"/>
+        </w:rPr>
+        <w:t xml:space="preserve">  -</w:t>
+      </w:r>
+      <w:proofErr w:type="gramEnd"/>
+      <w:r>
+        <w:rPr>
+          <w:rFonts w:ascii="Monaco" w:eastAsia="Times New Roman" w:hAnsi="Monaco" w:cs="Times New Roman"/>
+          <w:color w:val="000000"/>
+          <w:sz w:val="16"/>
+          <w:szCs w:val="16"/>
+        </w:rPr>
+        <w:t xml:space="preserve"> Total predicted pairs after removing annotated FIs: 22838640</w:t>
       </w:r>
     </w:p>
     <w:p>
@@ -15261,17 +17040,37 @@
           <w:sz w:val="16"/>
           <w:szCs w:val="16"/>
         </w:rPr>
-        <w:t>.RFPredictionResultAnalyzer</w:t>
-      </w:r>
-      <w:proofErr w:type="spellEnd"/>
-      <w:r>
-        <w:rPr>
-          <w:rFonts w:ascii="Monaco" w:eastAsia="Times New Roman" w:hAnsi="Monaco" w:cs="Times New Roman"/>
-          <w:color w:val="000000"/>
-          <w:sz w:val="16"/>
-          <w:szCs w:val="16"/>
-        </w:rPr>
-        <w:t xml:space="preserve">  - Threshold 0.0...</w:t>
+        <w:t>.</w:t>
+      </w:r>
+      <w:proofErr w:type="gramStart"/>
+      <w:r>
+        <w:rPr>
+          <w:rFonts w:ascii="Monaco" w:eastAsia="Times New Roman" w:hAnsi="Monaco" w:cs="Times New Roman"/>
+          <w:color w:val="000000"/>
+          <w:sz w:val="16"/>
+          <w:szCs w:val="16"/>
+        </w:rPr>
+        <w:t>RFPredictionResultAnalyzer</w:t>
+      </w:r>
+      <w:proofErr w:type="spellEnd"/>
+      <w:r>
+        <w:rPr>
+          <w:rFonts w:ascii="Monaco" w:eastAsia="Times New Roman" w:hAnsi="Monaco" w:cs="Times New Roman"/>
+          <w:color w:val="000000"/>
+          <w:sz w:val="16"/>
+          <w:szCs w:val="16"/>
+        </w:rPr>
+        <w:t xml:space="preserve">  -</w:t>
+      </w:r>
+      <w:proofErr w:type="gramEnd"/>
+      <w:r>
+        <w:rPr>
+          <w:rFonts w:ascii="Monaco" w:eastAsia="Times New Roman" w:hAnsi="Monaco" w:cs="Times New Roman"/>
+          <w:color w:val="000000"/>
+          <w:sz w:val="16"/>
+          <w:szCs w:val="16"/>
+        </w:rPr>
+        <w:t xml:space="preserve"> Threshold 0.0...</w:t>
       </w:r>
     </w:p>
     <w:p>
@@ -15321,17 +17120,37 @@
           <w:sz w:val="16"/>
           <w:szCs w:val="16"/>
         </w:rPr>
-        <w:t>.RFPredictionResultAnalyzer</w:t>
-      </w:r>
-      <w:proofErr w:type="spellEnd"/>
-      <w:r>
-        <w:rPr>
-          <w:rFonts w:ascii="Monaco" w:eastAsia="Times New Roman" w:hAnsi="Monaco" w:cs="Times New Roman"/>
-          <w:color w:val="000000"/>
-          <w:sz w:val="16"/>
-          <w:szCs w:val="16"/>
-        </w:rPr>
-        <w:t xml:space="preserve">  - Threshold 0.01...</w:t>
+        <w:t>.</w:t>
+      </w:r>
+      <w:proofErr w:type="gramStart"/>
+      <w:r>
+        <w:rPr>
+          <w:rFonts w:ascii="Monaco" w:eastAsia="Times New Roman" w:hAnsi="Monaco" w:cs="Times New Roman"/>
+          <w:color w:val="000000"/>
+          <w:sz w:val="16"/>
+          <w:szCs w:val="16"/>
+        </w:rPr>
+        <w:t>RFPredictionResultAnalyzer</w:t>
+      </w:r>
+      <w:proofErr w:type="spellEnd"/>
+      <w:r>
+        <w:rPr>
+          <w:rFonts w:ascii="Monaco" w:eastAsia="Times New Roman" w:hAnsi="Monaco" w:cs="Times New Roman"/>
+          <w:color w:val="000000"/>
+          <w:sz w:val="16"/>
+          <w:szCs w:val="16"/>
+        </w:rPr>
+        <w:t xml:space="preserve">  -</w:t>
+      </w:r>
+      <w:proofErr w:type="gramEnd"/>
+      <w:r>
+        <w:rPr>
+          <w:rFonts w:ascii="Monaco" w:eastAsia="Times New Roman" w:hAnsi="Monaco" w:cs="Times New Roman"/>
+          <w:color w:val="000000"/>
+          <w:sz w:val="16"/>
+          <w:szCs w:val="16"/>
+        </w:rPr>
+        <w:t xml:space="preserve"> Threshold 0.01...</w:t>
       </w:r>
     </w:p>
     <w:p>
@@ -15381,17 +17200,37 @@
           <w:sz w:val="16"/>
           <w:szCs w:val="16"/>
         </w:rPr>
-        <w:t>.RFPredictionResultAnalyzer</w:t>
-      </w:r>
-      <w:proofErr w:type="spellEnd"/>
-      <w:r>
-        <w:rPr>
-          <w:rFonts w:ascii="Monaco" w:eastAsia="Times New Roman" w:hAnsi="Monaco" w:cs="Times New Roman"/>
-          <w:color w:val="000000"/>
-          <w:sz w:val="16"/>
-          <w:szCs w:val="16"/>
-        </w:rPr>
-        <w:t xml:space="preserve">  - Threshold 0.02...</w:t>
+        <w:t>.</w:t>
+      </w:r>
+      <w:proofErr w:type="gramStart"/>
+      <w:r>
+        <w:rPr>
+          <w:rFonts w:ascii="Monaco" w:eastAsia="Times New Roman" w:hAnsi="Monaco" w:cs="Times New Roman"/>
+          <w:color w:val="000000"/>
+          <w:sz w:val="16"/>
+          <w:szCs w:val="16"/>
+        </w:rPr>
+        <w:t>RFPredictionResultAnalyzer</w:t>
+      </w:r>
+      <w:proofErr w:type="spellEnd"/>
+      <w:r>
+        <w:rPr>
+          <w:rFonts w:ascii="Monaco" w:eastAsia="Times New Roman" w:hAnsi="Monaco" w:cs="Times New Roman"/>
+          <w:color w:val="000000"/>
+          <w:sz w:val="16"/>
+          <w:szCs w:val="16"/>
+        </w:rPr>
+        <w:t xml:space="preserve">  -</w:t>
+      </w:r>
+      <w:proofErr w:type="gramEnd"/>
+      <w:r>
+        <w:rPr>
+          <w:rFonts w:ascii="Monaco" w:eastAsia="Times New Roman" w:hAnsi="Monaco" w:cs="Times New Roman"/>
+          <w:color w:val="000000"/>
+          <w:sz w:val="16"/>
+          <w:szCs w:val="16"/>
+        </w:rPr>
+        <w:t xml:space="preserve"> Threshold 0.02...</w:t>
       </w:r>
     </w:p>
     <w:p>
@@ -15441,17 +17280,37 @@
           <w:sz w:val="16"/>
           <w:szCs w:val="16"/>
         </w:rPr>
-        <w:t>.RFPredictionResultAnalyzer</w:t>
-      </w:r>
-      <w:proofErr w:type="spellEnd"/>
-      <w:r>
-        <w:rPr>
-          <w:rFonts w:ascii="Monaco" w:eastAsia="Times New Roman" w:hAnsi="Monaco" w:cs="Times New Roman"/>
-          <w:color w:val="000000"/>
-          <w:sz w:val="16"/>
-          <w:szCs w:val="16"/>
-        </w:rPr>
-        <w:t xml:space="preserve">  - Threshold 0.03...</w:t>
+        <w:t>.</w:t>
+      </w:r>
+      <w:proofErr w:type="gramStart"/>
+      <w:r>
+        <w:rPr>
+          <w:rFonts w:ascii="Monaco" w:eastAsia="Times New Roman" w:hAnsi="Monaco" w:cs="Times New Roman"/>
+          <w:color w:val="000000"/>
+          <w:sz w:val="16"/>
+          <w:szCs w:val="16"/>
+        </w:rPr>
+        <w:t>RFPredictionResultAnalyzer</w:t>
+      </w:r>
+      <w:proofErr w:type="spellEnd"/>
+      <w:r>
+        <w:rPr>
+          <w:rFonts w:ascii="Monaco" w:eastAsia="Times New Roman" w:hAnsi="Monaco" w:cs="Times New Roman"/>
+          <w:color w:val="000000"/>
+          <w:sz w:val="16"/>
+          <w:szCs w:val="16"/>
+        </w:rPr>
+        <w:t xml:space="preserve">  -</w:t>
+      </w:r>
+      <w:proofErr w:type="gramEnd"/>
+      <w:r>
+        <w:rPr>
+          <w:rFonts w:ascii="Monaco" w:eastAsia="Times New Roman" w:hAnsi="Monaco" w:cs="Times New Roman"/>
+          <w:color w:val="000000"/>
+          <w:sz w:val="16"/>
+          <w:szCs w:val="16"/>
+        </w:rPr>
+        <w:t xml:space="preserve"> Threshold 0.03...</w:t>
       </w:r>
     </w:p>
     <w:p>
@@ -15501,17 +17360,37 @@
           <w:sz w:val="16"/>
           <w:szCs w:val="16"/>
         </w:rPr>
-        <w:t>.RFPredictionResultAnalyzer</w:t>
-      </w:r>
-      <w:proofErr w:type="spellEnd"/>
-      <w:r>
-        <w:rPr>
-          <w:rFonts w:ascii="Monaco" w:eastAsia="Times New Roman" w:hAnsi="Monaco" w:cs="Times New Roman"/>
-          <w:color w:val="000000"/>
-          <w:sz w:val="16"/>
-          <w:szCs w:val="16"/>
-        </w:rPr>
-        <w:t xml:space="preserve">  - Threshold 0.04...</w:t>
+        <w:t>.</w:t>
+      </w:r>
+      <w:proofErr w:type="gramStart"/>
+      <w:r>
+        <w:rPr>
+          <w:rFonts w:ascii="Monaco" w:eastAsia="Times New Roman" w:hAnsi="Monaco" w:cs="Times New Roman"/>
+          <w:color w:val="000000"/>
+          <w:sz w:val="16"/>
+          <w:szCs w:val="16"/>
+        </w:rPr>
+        <w:t>RFPredictionResultAnalyzer</w:t>
+      </w:r>
+      <w:proofErr w:type="spellEnd"/>
+      <w:r>
+        <w:rPr>
+          <w:rFonts w:ascii="Monaco" w:eastAsia="Times New Roman" w:hAnsi="Monaco" w:cs="Times New Roman"/>
+          <w:color w:val="000000"/>
+          <w:sz w:val="16"/>
+          <w:szCs w:val="16"/>
+        </w:rPr>
+        <w:t xml:space="preserve">  -</w:t>
+      </w:r>
+      <w:proofErr w:type="gramEnd"/>
+      <w:r>
+        <w:rPr>
+          <w:rFonts w:ascii="Monaco" w:eastAsia="Times New Roman" w:hAnsi="Monaco" w:cs="Times New Roman"/>
+          <w:color w:val="000000"/>
+          <w:sz w:val="16"/>
+          <w:szCs w:val="16"/>
+        </w:rPr>
+        <w:t xml:space="preserve"> Threshold 0.04...</w:t>
       </w:r>
     </w:p>
     <w:p>
@@ -15531,6 +17410,7 @@
           <w:sz w:val="16"/>
           <w:szCs w:val="16"/>
         </w:rPr>
+        <w:lastRenderedPageBreak/>
         <w:t xml:space="preserve">2024-04-19 16:54:40,916 [main] </w:t>
       </w:r>
       <w:proofErr w:type="gramStart"/>
@@ -15561,17 +17441,37 @@
           <w:sz w:val="16"/>
           <w:szCs w:val="16"/>
         </w:rPr>
-        <w:t>.RFPredictionResultAnalyzer</w:t>
-      </w:r>
-      <w:proofErr w:type="spellEnd"/>
-      <w:r>
-        <w:rPr>
-          <w:rFonts w:ascii="Monaco" w:eastAsia="Times New Roman" w:hAnsi="Monaco" w:cs="Times New Roman"/>
-          <w:color w:val="000000"/>
-          <w:sz w:val="16"/>
-          <w:szCs w:val="16"/>
-        </w:rPr>
-        <w:t xml:space="preserve">  - Threshold 0.05...</w:t>
+        <w:t>.</w:t>
+      </w:r>
+      <w:proofErr w:type="gramStart"/>
+      <w:r>
+        <w:rPr>
+          <w:rFonts w:ascii="Monaco" w:eastAsia="Times New Roman" w:hAnsi="Monaco" w:cs="Times New Roman"/>
+          <w:color w:val="000000"/>
+          <w:sz w:val="16"/>
+          <w:szCs w:val="16"/>
+        </w:rPr>
+        <w:t>RFPredictionResultAnalyzer</w:t>
+      </w:r>
+      <w:proofErr w:type="spellEnd"/>
+      <w:r>
+        <w:rPr>
+          <w:rFonts w:ascii="Monaco" w:eastAsia="Times New Roman" w:hAnsi="Monaco" w:cs="Times New Roman"/>
+          <w:color w:val="000000"/>
+          <w:sz w:val="16"/>
+          <w:szCs w:val="16"/>
+        </w:rPr>
+        <w:t xml:space="preserve">  -</w:t>
+      </w:r>
+      <w:proofErr w:type="gramEnd"/>
+      <w:r>
+        <w:rPr>
+          <w:rFonts w:ascii="Monaco" w:eastAsia="Times New Roman" w:hAnsi="Monaco" w:cs="Times New Roman"/>
+          <w:color w:val="000000"/>
+          <w:sz w:val="16"/>
+          <w:szCs w:val="16"/>
+        </w:rPr>
+        <w:t xml:space="preserve"> Threshold 0.05...</w:t>
       </w:r>
     </w:p>
     <w:p>
@@ -15604,14 +17504,42 @@
           <w:sz w:val="16"/>
           <w:szCs w:val="16"/>
         </w:rPr>
-        <w:t>NumberOfPredictedFIsVsThreshold_02042022.csv, and NumberOfPredictedFIsVsThreshold_02042022.html</w:t>
-      </w:r>
-      <w:r>
-        <w:rPr>
-          <w:sz w:val="16"/>
-          <w:szCs w:val="16"/>
-        </w:rPr>
-        <w:t xml:space="preserve"> (The html file may have to saved manually).</w:t>
+        <w:t>NumberOfPredictedFIsVsThreshold_02042022.csv</w:t>
+      </w:r>
+      <w:r>
+        <w:rPr>
+          <w:sz w:val="16"/>
+          <w:szCs w:val="16"/>
+        </w:rPr>
+        <w:t xml:space="preserve"> (need to change the date manually)</w:t>
+      </w:r>
+      <w:r>
+        <w:rPr>
+          <w:sz w:val="16"/>
+          <w:szCs w:val="16"/>
+        </w:rPr>
+        <w:t>, and NumberOfPredictedFIsVsThreshold_02042022.html</w:t>
+      </w:r>
+      <w:r>
+        <w:rPr>
+          <w:sz w:val="16"/>
+          <w:szCs w:val="16"/>
+        </w:rPr>
+        <w:t xml:space="preserve"> (The html file may have to save manually</w:t>
+      </w:r>
+      <w:r>
+        <w:rPr>
+          <w:sz w:val="16"/>
+          <w:szCs w:val="16"/>
+        </w:rPr>
+        <w:t>. HTML file was not generated in 2026</w:t>
+      </w:r>
+      <w:r>
+        <w:rPr>
+          <w:sz w:val="16"/>
+          <w:szCs w:val="16"/>
+        </w:rPr>
+        <w:t>).</w:t>
       </w:r>
     </w:p>
     <w:p>
@@ -15653,41 +17581,67 @@
           <w:bCs/>
           <w:highlight w:val="yellow"/>
         </w:rPr>
-        <w:t>% of pathway FIs and having good enough precision</w:t>
+        <w:t>% of pathway FIs</w:t>
       </w:r>
       <w:r>
         <w:rPr>
           <w:bCs/>
           <w:highlight w:val="yellow"/>
         </w:rPr>
-        <w:t xml:space="preserve"> ~0.50</w:t>
+        <w:t xml:space="preserve"> (May use FIs extracted from Reactome only)</w:t>
       </w:r>
       <w:r>
         <w:rPr>
           <w:bCs/>
           <w:highlight w:val="yellow"/>
         </w:rPr>
+        <w:t xml:space="preserve"> and having good enough precision</w:t>
+      </w:r>
+      <w:r>
+        <w:rPr>
+          <w:bCs/>
+          <w:highlight w:val="yellow"/>
+        </w:rPr>
+        <w:t xml:space="preserve"> </w:t>
+      </w:r>
+      <w:r>
+        <w:rPr>
+          <w:bCs/>
+          <w:highlight w:val="yellow"/>
+        </w:rPr>
+        <w:t xml:space="preserve">&gt; </w:t>
+      </w:r>
+      <w:r>
+        <w:rPr>
+          <w:bCs/>
+          <w:highlight w:val="yellow"/>
+        </w:rPr>
+        <w:t>0.50</w:t>
+      </w:r>
+      <w:r>
+        <w:rPr>
+          <w:bCs/>
+          <w:highlight w:val="yellow"/>
+        </w:rPr>
         <w:t>.</w:t>
       </w:r>
       <w:r>
         <w:rPr>
           <w:bCs/>
         </w:rPr>
-        <w:t xml:space="preserve"> However, these numbers are determined heuristics. A better way is needed in the future. </w:t>
-      </w:r>
-      <w:proofErr w:type="gramStart"/>
+        <w:t xml:space="preserve"> However, these numbers are determined heuristics. A better way is needed in the future</w:t>
+      </w:r>
       <w:r>
         <w:rPr>
           <w:bCs/>
         </w:rPr>
-        <w:t>Also</w:t>
-      </w:r>
-      <w:proofErr w:type="gramEnd"/>
+        <w:t>.</w:t>
+      </w:r>
       <w:r>
         <w:rPr>
           <w:bCs/>
         </w:rPr>
-        <w:t xml:space="preserve"> we may need to use 10% or more of Reactome FIs for testing purpose after removing the KEGG FIs. </w:t>
+        <w:t xml:space="preserve"> </w:t>
       </w:r>
       <w:r>
         <w:rPr>
@@ -15718,7 +17672,6 @@
         <w:rPr>
           <w:highlight w:val="yellow"/>
         </w:rPr>
-        <w:lastRenderedPageBreak/>
         <w:t>Before running the method</w:t>
       </w:r>
       <w:r>
@@ -15748,10 +17701,7 @@
       <w:proofErr w:type="spellStart"/>
       <w:proofErr w:type="gramStart"/>
       <w:r>
-        <w:t>check</w:t>
-      </w:r>
-      <w:r>
-        <w:t>FIFiles</w:t>
+        <w:t>generateFIs</w:t>
       </w:r>
       <w:proofErr w:type="spellEnd"/>
       <w:r>
@@ -15765,13 +17715,15 @@
         <w:t xml:space="preserve"> in </w:t>
       </w:r>
       <w:proofErr w:type="spellStart"/>
-      <w:r>
-        <w:t>org.reactome.fi.generateFIs</w:t>
-      </w:r>
-      <w:proofErr w:type="spellEnd"/>
-      <w:r>
-        <w:t>()</w:t>
-      </w:r>
+      <w:proofErr w:type="gramStart"/>
+      <w:r>
+        <w:t>org.reactome.fi.</w:t>
+      </w:r>
+      <w:r>
+        <w:t>RFPredictionResultAnalyzer</w:t>
+      </w:r>
+      <w:proofErr w:type="spellEnd"/>
+      <w:proofErr w:type="gramEnd"/>
       <w:r>
         <w:t>:</w:t>
       </w:r>
@@ -16079,9 +18031,8 @@
           <w:szCs w:val="20"/>
           <w:highlight w:val="yellow"/>
         </w:rPr>
-        <w:t xml:space="preserve">Note: Somehow there is an old gene symbol, ANP32C, is used in some FIs. Have to manually update </w:t>
-      </w:r>
-      <w:proofErr w:type="spellStart"/>
+        <w:t xml:space="preserve">Note: Somehow there is an old gene symbol, ANP32C, </w:t>
+      </w:r>
       <w:r>
         <w:rPr>
           <w:bCs/>
@@ -16089,9 +18040,8 @@
           <w:szCs w:val="20"/>
           <w:highlight w:val="yellow"/>
         </w:rPr>
-        <w:t>ReferenceGeneProduct</w:t>
-      </w:r>
-      <w:proofErr w:type="spellEnd"/>
+        <w:t xml:space="preserve">for gene ANP32CP </w:t>
+      </w:r>
       <w:r>
         <w:rPr>
           <w:bCs/>
@@ -16099,7 +18049,134 @@
           <w:szCs w:val="20"/>
           <w:highlight w:val="yellow"/>
         </w:rPr>
+        <w:t xml:space="preserve">used in some FIs. </w:t>
+      </w:r>
+      <w:proofErr w:type="gramStart"/>
+      <w:r>
+        <w:rPr>
+          <w:bCs/>
+          <w:sz w:val="20"/>
+          <w:szCs w:val="20"/>
+          <w:highlight w:val="yellow"/>
+        </w:rPr>
+        <w:t>Have to</w:t>
+      </w:r>
+      <w:proofErr w:type="gramEnd"/>
+      <w:r>
+        <w:rPr>
+          <w:bCs/>
+          <w:sz w:val="20"/>
+          <w:szCs w:val="20"/>
+          <w:highlight w:val="yellow"/>
+        </w:rPr>
+        <w:t xml:space="preserve"> manually update </w:t>
+      </w:r>
+      <w:proofErr w:type="spellStart"/>
+      <w:r>
+        <w:rPr>
+          <w:bCs/>
+          <w:sz w:val="20"/>
+          <w:szCs w:val="20"/>
+          <w:highlight w:val="yellow"/>
+        </w:rPr>
+        <w:t>ReferenceGeneProduct</w:t>
+      </w:r>
+      <w:proofErr w:type="spellEnd"/>
+      <w:r>
+        <w:rPr>
+          <w:bCs/>
+          <w:sz w:val="20"/>
+          <w:szCs w:val="20"/>
+          <w:highlight w:val="yellow"/>
+        </w:rPr>
         <w:t xml:space="preserve"> in the database (DB_ID 49306) by adding ANP32C as a gene name so that synonym mapping can work without throwing null.</w:t>
+      </w:r>
+      <w:r>
+        <w:rPr>
+          <w:bCs/>
+          <w:sz w:val="20"/>
+          <w:szCs w:val="20"/>
+        </w:rPr>
+        <w:t xml:space="preserve"> </w:t>
+      </w:r>
+      <w:r>
+        <w:rPr>
+          <w:bCs/>
+          <w:sz w:val="20"/>
+          <w:szCs w:val="20"/>
+          <w:highlight w:val="yellow"/>
+        </w:rPr>
+        <w:t>To fix this, run method fixANP32</w:t>
+      </w:r>
+      <w:proofErr w:type="gramStart"/>
+      <w:r>
+        <w:rPr>
+          <w:bCs/>
+          <w:sz w:val="20"/>
+          <w:szCs w:val="20"/>
+          <w:highlight w:val="yellow"/>
+        </w:rPr>
+        <w:t>CIssueForReferenceGeneProduct(</w:t>
+      </w:r>
+      <w:proofErr w:type="gramEnd"/>
+      <w:r>
+        <w:rPr>
+          <w:bCs/>
+          <w:sz w:val="20"/>
+          <w:szCs w:val="20"/>
+          <w:highlight w:val="yellow"/>
+        </w:rPr>
+        <w:t xml:space="preserve">) in class </w:t>
+      </w:r>
+      <w:proofErr w:type="spellStart"/>
+      <w:proofErr w:type="gramStart"/>
+      <w:r>
+        <w:rPr>
+          <w:bCs/>
+          <w:sz w:val="20"/>
+          <w:szCs w:val="20"/>
+          <w:highlight w:val="yellow"/>
+        </w:rPr>
+        <w:t>org.reactome</w:t>
+      </w:r>
+      <w:proofErr w:type="gramEnd"/>
+      <w:r>
+        <w:rPr>
+          <w:bCs/>
+          <w:sz w:val="20"/>
+          <w:szCs w:val="20"/>
+          <w:highlight w:val="yellow"/>
+        </w:rPr>
+        <w:t>.</w:t>
+      </w:r>
+      <w:proofErr w:type="gramStart"/>
+      <w:r>
+        <w:rPr>
+          <w:bCs/>
+          <w:sz w:val="20"/>
+          <w:szCs w:val="20"/>
+          <w:highlight w:val="yellow"/>
+        </w:rPr>
+        <w:t>data.ReactomeAnalyzer</w:t>
+      </w:r>
+      <w:proofErr w:type="spellEnd"/>
+      <w:proofErr w:type="gramEnd"/>
+      <w:r>
+        <w:rPr>
+          <w:bCs/>
+          <w:sz w:val="20"/>
+          <w:szCs w:val="20"/>
+          <w:highlight w:val="yellow"/>
+        </w:rPr>
+        <w:t>.</w:t>
+      </w:r>
+      <w:r>
+        <w:rPr>
+          <w:bCs/>
+          <w:sz w:val="20"/>
+          <w:szCs w:val="20"/>
+        </w:rPr>
+        <w:t xml:space="preserve"> </w:t>
       </w:r>
     </w:p>
     <w:p>
@@ -16174,17 +18251,37 @@
           <w:sz w:val="12"/>
           <w:szCs w:val="12"/>
         </w:rPr>
-        <w:t>.RFPredictionResultAnalyzer</w:t>
-      </w:r>
-      <w:proofErr w:type="spellEnd"/>
-      <w:r>
-        <w:rPr>
-          <w:rFonts w:ascii="Monaco" w:eastAsia="Times New Roman" w:hAnsi="Monaco" w:cs="Times New Roman"/>
-          <w:color w:val="000000"/>
-          <w:sz w:val="12"/>
-          <w:szCs w:val="12"/>
-        </w:rPr>
-        <w:t xml:space="preserve">  - Total predicted pairs: 22972504</w:t>
+        <w:t>.</w:t>
+      </w:r>
+      <w:proofErr w:type="gramStart"/>
+      <w:r>
+        <w:rPr>
+          <w:rFonts w:ascii="Monaco" w:eastAsia="Times New Roman" w:hAnsi="Monaco" w:cs="Times New Roman"/>
+          <w:color w:val="000000"/>
+          <w:sz w:val="12"/>
+          <w:szCs w:val="12"/>
+        </w:rPr>
+        <w:t>RFPredictionResultAnalyzer</w:t>
+      </w:r>
+      <w:proofErr w:type="spellEnd"/>
+      <w:r>
+        <w:rPr>
+          <w:rFonts w:ascii="Monaco" w:eastAsia="Times New Roman" w:hAnsi="Monaco" w:cs="Times New Roman"/>
+          <w:color w:val="000000"/>
+          <w:sz w:val="12"/>
+          <w:szCs w:val="12"/>
+        </w:rPr>
+        <w:t xml:space="preserve">  -</w:t>
+      </w:r>
+      <w:proofErr w:type="gramEnd"/>
+      <w:r>
+        <w:rPr>
+          <w:rFonts w:ascii="Monaco" w:eastAsia="Times New Roman" w:hAnsi="Monaco" w:cs="Times New Roman"/>
+          <w:color w:val="000000"/>
+          <w:sz w:val="12"/>
+          <w:szCs w:val="12"/>
+        </w:rPr>
+        <w:t xml:space="preserve"> Total predicted pairs: 22972504</w:t>
       </w:r>
     </w:p>
     <w:p>
@@ -16234,17 +18331,37 @@
           <w:sz w:val="12"/>
           <w:szCs w:val="12"/>
         </w:rPr>
-        <w:t>.RFPredictionResultAnalyzer</w:t>
-      </w:r>
-      <w:proofErr w:type="spellEnd"/>
-      <w:r>
-        <w:rPr>
-          <w:rFonts w:ascii="Monaco" w:eastAsia="Times New Roman" w:hAnsi="Monaco" w:cs="Times New Roman"/>
-          <w:color w:val="000000"/>
-          <w:sz w:val="12"/>
-          <w:szCs w:val="12"/>
-        </w:rPr>
-        <w:t xml:space="preserve">  - Size of uni2gene: 20490</w:t>
+        <w:t>.</w:t>
+      </w:r>
+      <w:proofErr w:type="gramStart"/>
+      <w:r>
+        <w:rPr>
+          <w:rFonts w:ascii="Monaco" w:eastAsia="Times New Roman" w:hAnsi="Monaco" w:cs="Times New Roman"/>
+          <w:color w:val="000000"/>
+          <w:sz w:val="12"/>
+          <w:szCs w:val="12"/>
+        </w:rPr>
+        <w:t>RFPredictionResultAnalyzer</w:t>
+      </w:r>
+      <w:proofErr w:type="spellEnd"/>
+      <w:r>
+        <w:rPr>
+          <w:rFonts w:ascii="Monaco" w:eastAsia="Times New Roman" w:hAnsi="Monaco" w:cs="Times New Roman"/>
+          <w:color w:val="000000"/>
+          <w:sz w:val="12"/>
+          <w:szCs w:val="12"/>
+        </w:rPr>
+        <w:t xml:space="preserve">  -</w:t>
+      </w:r>
+      <w:proofErr w:type="gramEnd"/>
+      <w:r>
+        <w:rPr>
+          <w:rFonts w:ascii="Monaco" w:eastAsia="Times New Roman" w:hAnsi="Monaco" w:cs="Times New Roman"/>
+          <w:color w:val="000000"/>
+          <w:sz w:val="12"/>
+          <w:szCs w:val="12"/>
+        </w:rPr>
+        <w:t xml:space="preserve"> Size of uni2gene: 20490</w:t>
       </w:r>
     </w:p>
     <w:p>
@@ -16294,17 +18411,37 @@
           <w:sz w:val="12"/>
           <w:szCs w:val="12"/>
         </w:rPr>
-        <w:t>.RFPredictionResultAnalyzer</w:t>
-      </w:r>
-      <w:proofErr w:type="spellEnd"/>
-      <w:r>
-        <w:rPr>
-          <w:rFonts w:ascii="Monaco" w:eastAsia="Times New Roman" w:hAnsi="Monaco" w:cs="Times New Roman"/>
-          <w:color w:val="000000"/>
-          <w:sz w:val="12"/>
-          <w:szCs w:val="12"/>
-        </w:rPr>
-        <w:t xml:space="preserve">  - Total predicted pairs after removing annotated FIs: 22838640</w:t>
+        <w:t>.</w:t>
+      </w:r>
+      <w:proofErr w:type="gramStart"/>
+      <w:r>
+        <w:rPr>
+          <w:rFonts w:ascii="Monaco" w:eastAsia="Times New Roman" w:hAnsi="Monaco" w:cs="Times New Roman"/>
+          <w:color w:val="000000"/>
+          <w:sz w:val="12"/>
+          <w:szCs w:val="12"/>
+        </w:rPr>
+        <w:t>RFPredictionResultAnalyzer</w:t>
+      </w:r>
+      <w:proofErr w:type="spellEnd"/>
+      <w:r>
+        <w:rPr>
+          <w:rFonts w:ascii="Monaco" w:eastAsia="Times New Roman" w:hAnsi="Monaco" w:cs="Times New Roman"/>
+          <w:color w:val="000000"/>
+          <w:sz w:val="12"/>
+          <w:szCs w:val="12"/>
+        </w:rPr>
+        <w:t xml:space="preserve">  -</w:t>
+      </w:r>
+      <w:proofErr w:type="gramEnd"/>
+      <w:r>
+        <w:rPr>
+          <w:rFonts w:ascii="Monaco" w:eastAsia="Times New Roman" w:hAnsi="Monaco" w:cs="Times New Roman"/>
+          <w:color w:val="000000"/>
+          <w:sz w:val="12"/>
+          <w:szCs w:val="12"/>
+        </w:rPr>
+        <w:t xml:space="preserve"> Total predicted pairs after removing annotated FIs: 22838640</w:t>
       </w:r>
     </w:p>
     <w:p>
@@ -16354,17 +18491,37 @@
           <w:sz w:val="12"/>
           <w:szCs w:val="12"/>
         </w:rPr>
-        <w:t>.RFPredictionResultAnalyzer</w:t>
-      </w:r>
-      <w:proofErr w:type="spellEnd"/>
-      <w:r>
-        <w:rPr>
-          <w:rFonts w:ascii="Monaco" w:eastAsia="Times New Roman" w:hAnsi="Monaco" w:cs="Times New Roman"/>
-          <w:color w:val="000000"/>
-          <w:sz w:val="12"/>
-          <w:szCs w:val="12"/>
-        </w:rPr>
-        <w:t xml:space="preserve">  - Predicted FIs in Genes for 0.885: </w:t>
+        <w:t>.</w:t>
+      </w:r>
+      <w:proofErr w:type="gramStart"/>
+      <w:r>
+        <w:rPr>
+          <w:rFonts w:ascii="Monaco" w:eastAsia="Times New Roman" w:hAnsi="Monaco" w:cs="Times New Roman"/>
+          <w:color w:val="000000"/>
+          <w:sz w:val="12"/>
+          <w:szCs w:val="12"/>
+        </w:rPr>
+        <w:t>RFPredictionResultAnalyzer</w:t>
+      </w:r>
+      <w:proofErr w:type="spellEnd"/>
+      <w:r>
+        <w:rPr>
+          <w:rFonts w:ascii="Monaco" w:eastAsia="Times New Roman" w:hAnsi="Monaco" w:cs="Times New Roman"/>
+          <w:color w:val="000000"/>
+          <w:sz w:val="12"/>
+          <w:szCs w:val="12"/>
+        </w:rPr>
+        <w:t xml:space="preserve">  -</w:t>
+      </w:r>
+      <w:proofErr w:type="gramEnd"/>
+      <w:r>
+        <w:rPr>
+          <w:rFonts w:ascii="Monaco" w:eastAsia="Times New Roman" w:hAnsi="Monaco" w:cs="Times New Roman"/>
+          <w:color w:val="000000"/>
+          <w:sz w:val="12"/>
+          <w:szCs w:val="12"/>
+        </w:rPr>
+        <w:t xml:space="preserve"> Predicted FIs in Genes for 0.885: </w:t>
       </w:r>
     </w:p>
     <w:p>
@@ -16456,17 +18613,37 @@
           <w:sz w:val="12"/>
           <w:szCs w:val="12"/>
         </w:rPr>
-        <w:t>.RFPredictionResultAnalyzer</w:t>
-      </w:r>
-      <w:proofErr w:type="spellEnd"/>
-      <w:r>
-        <w:rPr>
-          <w:rFonts w:ascii="Monaco" w:eastAsia="Times New Roman" w:hAnsi="Monaco" w:cs="Times New Roman"/>
-          <w:color w:val="000000"/>
-          <w:sz w:val="12"/>
-          <w:szCs w:val="12"/>
-        </w:rPr>
-        <w:t xml:space="preserve">  - Size of synonym2gene: 44215</w:t>
+        <w:t>.</w:t>
+      </w:r>
+      <w:proofErr w:type="gramStart"/>
+      <w:r>
+        <w:rPr>
+          <w:rFonts w:ascii="Monaco" w:eastAsia="Times New Roman" w:hAnsi="Monaco" w:cs="Times New Roman"/>
+          <w:color w:val="000000"/>
+          <w:sz w:val="12"/>
+          <w:szCs w:val="12"/>
+        </w:rPr>
+        <w:t>RFPredictionResultAnalyzer</w:t>
+      </w:r>
+      <w:proofErr w:type="spellEnd"/>
+      <w:r>
+        <w:rPr>
+          <w:rFonts w:ascii="Monaco" w:eastAsia="Times New Roman" w:hAnsi="Monaco" w:cs="Times New Roman"/>
+          <w:color w:val="000000"/>
+          <w:sz w:val="12"/>
+          <w:szCs w:val="12"/>
+        </w:rPr>
+        <w:t xml:space="preserve">  -</w:t>
+      </w:r>
+      <w:proofErr w:type="gramEnd"/>
+      <w:r>
+        <w:rPr>
+          <w:rFonts w:ascii="Monaco" w:eastAsia="Times New Roman" w:hAnsi="Monaco" w:cs="Times New Roman"/>
+          <w:color w:val="000000"/>
+          <w:sz w:val="12"/>
+          <w:szCs w:val="12"/>
+        </w:rPr>
+        <w:t xml:space="preserve"> Size of synonym2gene: 44215</w:t>
       </w:r>
     </w:p>
     <w:p>
@@ -16516,17 +18693,37 @@
           <w:sz w:val="12"/>
           <w:szCs w:val="12"/>
         </w:rPr>
-        <w:t>.RFPredictionResultAnalyzer</w:t>
-      </w:r>
-      <w:proofErr w:type="spellEnd"/>
-      <w:r>
-        <w:rPr>
-          <w:rFonts w:ascii="Monaco" w:eastAsia="Times New Roman" w:hAnsi="Monaco" w:cs="Times New Roman"/>
-          <w:color w:val="000000"/>
-          <w:sz w:val="12"/>
-          <w:szCs w:val="12"/>
-        </w:rPr>
-        <w:t xml:space="preserve">  - After name normalization: </w:t>
+        <w:t>.</w:t>
+      </w:r>
+      <w:proofErr w:type="gramStart"/>
+      <w:r>
+        <w:rPr>
+          <w:rFonts w:ascii="Monaco" w:eastAsia="Times New Roman" w:hAnsi="Monaco" w:cs="Times New Roman"/>
+          <w:color w:val="000000"/>
+          <w:sz w:val="12"/>
+          <w:szCs w:val="12"/>
+        </w:rPr>
+        <w:t>RFPredictionResultAnalyzer</w:t>
+      </w:r>
+      <w:proofErr w:type="spellEnd"/>
+      <w:r>
+        <w:rPr>
+          <w:rFonts w:ascii="Monaco" w:eastAsia="Times New Roman" w:hAnsi="Monaco" w:cs="Times New Roman"/>
+          <w:color w:val="000000"/>
+          <w:sz w:val="12"/>
+          <w:szCs w:val="12"/>
+        </w:rPr>
+        <w:t xml:space="preserve">  -</w:t>
+      </w:r>
+      <w:proofErr w:type="gramEnd"/>
+      <w:r>
+        <w:rPr>
+          <w:rFonts w:ascii="Monaco" w:eastAsia="Times New Roman" w:hAnsi="Monaco" w:cs="Times New Roman"/>
+          <w:color w:val="000000"/>
+          <w:sz w:val="12"/>
+          <w:szCs w:val="12"/>
+        </w:rPr>
+        <w:t xml:space="preserve"> After name normalization: </w:t>
       </w:r>
     </w:p>
     <w:p>
@@ -16618,17 +18815,37 @@
           <w:sz w:val="12"/>
           <w:szCs w:val="12"/>
         </w:rPr>
-        <w:t>.RFPredictionResultAnalyzer</w:t>
-      </w:r>
-      <w:proofErr w:type="spellEnd"/>
-      <w:r>
-        <w:rPr>
-          <w:rFonts w:ascii="Monaco" w:eastAsia="Times New Roman" w:hAnsi="Monaco" w:cs="Times New Roman"/>
-          <w:color w:val="000000"/>
-          <w:sz w:val="12"/>
-          <w:szCs w:val="12"/>
-        </w:rPr>
-        <w:t xml:space="preserve">  - Total </w:t>
+        <w:t>.</w:t>
+      </w:r>
+      <w:proofErr w:type="gramStart"/>
+      <w:r>
+        <w:rPr>
+          <w:rFonts w:ascii="Monaco" w:eastAsia="Times New Roman" w:hAnsi="Monaco" w:cs="Times New Roman"/>
+          <w:color w:val="000000"/>
+          <w:sz w:val="12"/>
+          <w:szCs w:val="12"/>
+        </w:rPr>
+        <w:t>RFPredictionResultAnalyzer</w:t>
+      </w:r>
+      <w:proofErr w:type="spellEnd"/>
+      <w:r>
+        <w:rPr>
+          <w:rFonts w:ascii="Monaco" w:eastAsia="Times New Roman" w:hAnsi="Monaco" w:cs="Times New Roman"/>
+          <w:color w:val="000000"/>
+          <w:sz w:val="12"/>
+          <w:szCs w:val="12"/>
+        </w:rPr>
+        <w:t xml:space="preserve">  -</w:t>
+      </w:r>
+      <w:proofErr w:type="gramEnd"/>
+      <w:r>
+        <w:rPr>
+          <w:rFonts w:ascii="Monaco" w:eastAsia="Times New Roman" w:hAnsi="Monaco" w:cs="Times New Roman"/>
+          <w:color w:val="000000"/>
+          <w:sz w:val="12"/>
+          <w:szCs w:val="12"/>
+        </w:rPr>
+        <w:t xml:space="preserve"> Total </w:t>
       </w:r>
       <w:proofErr w:type="spellStart"/>
       <w:r>
@@ -16698,17 +18915,37 @@
           <w:sz w:val="12"/>
           <w:szCs w:val="12"/>
         </w:rPr>
-        <w:t>.RFPredictionResultAnalyzer</w:t>
-      </w:r>
-      <w:proofErr w:type="spellEnd"/>
-      <w:r>
-        <w:rPr>
-          <w:rFonts w:ascii="Monaco" w:eastAsia="Times New Roman" w:hAnsi="Monaco" w:cs="Times New Roman"/>
-          <w:color w:val="000000"/>
-          <w:sz w:val="12"/>
-          <w:szCs w:val="12"/>
-        </w:rPr>
-        <w:t xml:space="preserve">  - Annotated FIs in </w:t>
+        <w:t>.</w:t>
+      </w:r>
+      <w:proofErr w:type="gramStart"/>
+      <w:r>
+        <w:rPr>
+          <w:rFonts w:ascii="Monaco" w:eastAsia="Times New Roman" w:hAnsi="Monaco" w:cs="Times New Roman"/>
+          <w:color w:val="000000"/>
+          <w:sz w:val="12"/>
+          <w:szCs w:val="12"/>
+        </w:rPr>
+        <w:t>RFPredictionResultAnalyzer</w:t>
+      </w:r>
+      <w:proofErr w:type="spellEnd"/>
+      <w:r>
+        <w:rPr>
+          <w:rFonts w:ascii="Monaco" w:eastAsia="Times New Roman" w:hAnsi="Monaco" w:cs="Times New Roman"/>
+          <w:color w:val="000000"/>
+          <w:sz w:val="12"/>
+          <w:szCs w:val="12"/>
+        </w:rPr>
+        <w:t xml:space="preserve">  -</w:t>
+      </w:r>
+      <w:proofErr w:type="gramEnd"/>
+      <w:r>
+        <w:rPr>
+          <w:rFonts w:ascii="Monaco" w:eastAsia="Times New Roman" w:hAnsi="Monaco" w:cs="Times New Roman"/>
+          <w:color w:val="000000"/>
+          <w:sz w:val="12"/>
+          <w:szCs w:val="12"/>
+        </w:rPr>
+        <w:t xml:space="preserve"> Annotated FIs in </w:t>
       </w:r>
       <w:proofErr w:type="spellStart"/>
       <w:r>
@@ -16820,17 +19057,37 @@
           <w:sz w:val="12"/>
           <w:szCs w:val="12"/>
         </w:rPr>
-        <w:t>.RFPredictionResultAnalyzer</w:t>
-      </w:r>
-      <w:proofErr w:type="spellEnd"/>
-      <w:r>
-        <w:rPr>
-          <w:rFonts w:ascii="Monaco" w:eastAsia="Times New Roman" w:hAnsi="Monaco" w:cs="Times New Roman"/>
-          <w:color w:val="000000"/>
-          <w:sz w:val="12"/>
-          <w:szCs w:val="12"/>
-        </w:rPr>
-        <w:t xml:space="preserve">  - Size of uni2gene: 20490</w:t>
+        <w:t>.</w:t>
+      </w:r>
+      <w:proofErr w:type="gramStart"/>
+      <w:r>
+        <w:rPr>
+          <w:rFonts w:ascii="Monaco" w:eastAsia="Times New Roman" w:hAnsi="Monaco" w:cs="Times New Roman"/>
+          <w:color w:val="000000"/>
+          <w:sz w:val="12"/>
+          <w:szCs w:val="12"/>
+        </w:rPr>
+        <w:t>RFPredictionResultAnalyzer</w:t>
+      </w:r>
+      <w:proofErr w:type="spellEnd"/>
+      <w:r>
+        <w:rPr>
+          <w:rFonts w:ascii="Monaco" w:eastAsia="Times New Roman" w:hAnsi="Monaco" w:cs="Times New Roman"/>
+          <w:color w:val="000000"/>
+          <w:sz w:val="12"/>
+          <w:szCs w:val="12"/>
+        </w:rPr>
+        <w:t xml:space="preserve">  -</w:t>
+      </w:r>
+      <w:proofErr w:type="gramEnd"/>
+      <w:r>
+        <w:rPr>
+          <w:rFonts w:ascii="Monaco" w:eastAsia="Times New Roman" w:hAnsi="Monaco" w:cs="Times New Roman"/>
+          <w:color w:val="000000"/>
+          <w:sz w:val="12"/>
+          <w:szCs w:val="12"/>
+        </w:rPr>
+        <w:t xml:space="preserve"> Size of uni2gene: 20490</w:t>
       </w:r>
     </w:p>
     <w:p>
@@ -16880,17 +19137,37 @@
           <w:sz w:val="12"/>
           <w:szCs w:val="12"/>
         </w:rPr>
-        <w:t>.RFPredictionResultAnalyzer</w:t>
-      </w:r>
-      <w:proofErr w:type="spellEnd"/>
-      <w:r>
-        <w:rPr>
-          <w:rFonts w:ascii="Monaco" w:eastAsia="Times New Roman" w:hAnsi="Monaco" w:cs="Times New Roman"/>
-          <w:color w:val="000000"/>
-          <w:sz w:val="12"/>
-          <w:szCs w:val="12"/>
-        </w:rPr>
-        <w:t xml:space="preserve">  - Annotated FIs in Genes: </w:t>
+        <w:t>.</w:t>
+      </w:r>
+      <w:proofErr w:type="gramStart"/>
+      <w:r>
+        <w:rPr>
+          <w:rFonts w:ascii="Monaco" w:eastAsia="Times New Roman" w:hAnsi="Monaco" w:cs="Times New Roman"/>
+          <w:color w:val="000000"/>
+          <w:sz w:val="12"/>
+          <w:szCs w:val="12"/>
+        </w:rPr>
+        <w:t>RFPredictionResultAnalyzer</w:t>
+      </w:r>
+      <w:proofErr w:type="spellEnd"/>
+      <w:r>
+        <w:rPr>
+          <w:rFonts w:ascii="Monaco" w:eastAsia="Times New Roman" w:hAnsi="Monaco" w:cs="Times New Roman"/>
+          <w:color w:val="000000"/>
+          <w:sz w:val="12"/>
+          <w:szCs w:val="12"/>
+        </w:rPr>
+        <w:t xml:space="preserve">  -</w:t>
+      </w:r>
+      <w:proofErr w:type="gramEnd"/>
+      <w:r>
+        <w:rPr>
+          <w:rFonts w:ascii="Monaco" w:eastAsia="Times New Roman" w:hAnsi="Monaco" w:cs="Times New Roman"/>
+          <w:color w:val="000000"/>
+          <w:sz w:val="12"/>
+          <w:szCs w:val="12"/>
+        </w:rPr>
+        <w:t xml:space="preserve"> Annotated FIs in Genes: </w:t>
       </w:r>
     </w:p>
     <w:p>
@@ -16982,17 +19259,37 @@
           <w:sz w:val="12"/>
           <w:szCs w:val="12"/>
         </w:rPr>
-        <w:t>.RFPredictionResultAnalyzer</w:t>
-      </w:r>
-      <w:proofErr w:type="spellEnd"/>
-      <w:r>
-        <w:rPr>
-          <w:rFonts w:ascii="Monaco" w:eastAsia="Times New Roman" w:hAnsi="Monaco" w:cs="Times New Roman"/>
-          <w:color w:val="000000"/>
-          <w:sz w:val="12"/>
-          <w:szCs w:val="12"/>
-        </w:rPr>
-        <w:t xml:space="preserve">  - Size of synonym2gene: 44215</w:t>
+        <w:t>.</w:t>
+      </w:r>
+      <w:proofErr w:type="gramStart"/>
+      <w:r>
+        <w:rPr>
+          <w:rFonts w:ascii="Monaco" w:eastAsia="Times New Roman" w:hAnsi="Monaco" w:cs="Times New Roman"/>
+          <w:color w:val="000000"/>
+          <w:sz w:val="12"/>
+          <w:szCs w:val="12"/>
+        </w:rPr>
+        <w:t>RFPredictionResultAnalyzer</w:t>
+      </w:r>
+      <w:proofErr w:type="spellEnd"/>
+      <w:r>
+        <w:rPr>
+          <w:rFonts w:ascii="Monaco" w:eastAsia="Times New Roman" w:hAnsi="Monaco" w:cs="Times New Roman"/>
+          <w:color w:val="000000"/>
+          <w:sz w:val="12"/>
+          <w:szCs w:val="12"/>
+        </w:rPr>
+        <w:t xml:space="preserve">  -</w:t>
+      </w:r>
+      <w:proofErr w:type="gramEnd"/>
+      <w:r>
+        <w:rPr>
+          <w:rFonts w:ascii="Monaco" w:eastAsia="Times New Roman" w:hAnsi="Monaco" w:cs="Times New Roman"/>
+          <w:color w:val="000000"/>
+          <w:sz w:val="12"/>
+          <w:szCs w:val="12"/>
+        </w:rPr>
+        <w:t xml:space="preserve"> Size of synonym2gene: 44215</w:t>
       </w:r>
     </w:p>
     <w:p>
@@ -17042,17 +19339,37 @@
           <w:sz w:val="12"/>
           <w:szCs w:val="12"/>
         </w:rPr>
-        <w:t>.RFPredictionResultAnalyzer</w:t>
-      </w:r>
-      <w:proofErr w:type="spellEnd"/>
-      <w:r>
-        <w:rPr>
-          <w:rFonts w:ascii="Monaco" w:eastAsia="Times New Roman" w:hAnsi="Monaco" w:cs="Times New Roman"/>
-          <w:color w:val="000000"/>
-          <w:sz w:val="12"/>
-          <w:szCs w:val="12"/>
-        </w:rPr>
-        <w:t xml:space="preserve">  - After name normalization: </w:t>
+        <w:t>.</w:t>
+      </w:r>
+      <w:proofErr w:type="gramStart"/>
+      <w:r>
+        <w:rPr>
+          <w:rFonts w:ascii="Monaco" w:eastAsia="Times New Roman" w:hAnsi="Monaco" w:cs="Times New Roman"/>
+          <w:color w:val="000000"/>
+          <w:sz w:val="12"/>
+          <w:szCs w:val="12"/>
+        </w:rPr>
+        <w:t>RFPredictionResultAnalyzer</w:t>
+      </w:r>
+      <w:proofErr w:type="spellEnd"/>
+      <w:r>
+        <w:rPr>
+          <w:rFonts w:ascii="Monaco" w:eastAsia="Times New Roman" w:hAnsi="Monaco" w:cs="Times New Roman"/>
+          <w:color w:val="000000"/>
+          <w:sz w:val="12"/>
+          <w:szCs w:val="12"/>
+        </w:rPr>
+        <w:t xml:space="preserve">  -</w:t>
+      </w:r>
+      <w:proofErr w:type="gramEnd"/>
+      <w:r>
+        <w:rPr>
+          <w:rFonts w:ascii="Monaco" w:eastAsia="Times New Roman" w:hAnsi="Monaco" w:cs="Times New Roman"/>
+          <w:color w:val="000000"/>
+          <w:sz w:val="12"/>
+          <w:szCs w:val="12"/>
+        </w:rPr>
+        <w:t xml:space="preserve"> After name normalization: </w:t>
       </w:r>
     </w:p>
     <w:p>
@@ -17144,17 +19461,37 @@
           <w:sz w:val="12"/>
           <w:szCs w:val="12"/>
         </w:rPr>
-        <w:t>.RFPredictionResultAnalyzer</w:t>
-      </w:r>
-      <w:proofErr w:type="spellEnd"/>
-      <w:r>
-        <w:rPr>
-          <w:rFonts w:ascii="Monaco" w:eastAsia="Times New Roman" w:hAnsi="Monaco" w:cs="Times New Roman"/>
-          <w:color w:val="000000"/>
-          <w:sz w:val="12"/>
-          <w:szCs w:val="12"/>
-        </w:rPr>
-        <w:t xml:space="preserve">  - Remove </w:t>
+        <w:t>.</w:t>
+      </w:r>
+      <w:proofErr w:type="gramStart"/>
+      <w:r>
+        <w:rPr>
+          <w:rFonts w:ascii="Monaco" w:eastAsia="Times New Roman" w:hAnsi="Monaco" w:cs="Times New Roman"/>
+          <w:color w:val="000000"/>
+          <w:sz w:val="12"/>
+          <w:szCs w:val="12"/>
+        </w:rPr>
+        <w:t>RFPredictionResultAnalyzer</w:t>
+      </w:r>
+      <w:proofErr w:type="spellEnd"/>
+      <w:r>
+        <w:rPr>
+          <w:rFonts w:ascii="Monaco" w:eastAsia="Times New Roman" w:hAnsi="Monaco" w:cs="Times New Roman"/>
+          <w:color w:val="000000"/>
+          <w:sz w:val="12"/>
+          <w:szCs w:val="12"/>
+        </w:rPr>
+        <w:t xml:space="preserve">  -</w:t>
+      </w:r>
+      <w:proofErr w:type="gramEnd"/>
+      <w:r>
+        <w:rPr>
+          <w:rFonts w:ascii="Monaco" w:eastAsia="Times New Roman" w:hAnsi="Monaco" w:cs="Times New Roman"/>
+          <w:color w:val="000000"/>
+          <w:sz w:val="12"/>
+          <w:szCs w:val="12"/>
+        </w:rPr>
+        <w:t xml:space="preserve"> Remove </w:t>
       </w:r>
       <w:proofErr w:type="spellStart"/>
       <w:r>
@@ -17266,17 +19603,37 @@
           <w:sz w:val="12"/>
           <w:szCs w:val="12"/>
         </w:rPr>
-        <w:t>.RFPredictionResultAnalyzer</w:t>
-      </w:r>
-      <w:proofErr w:type="spellEnd"/>
-      <w:r>
-        <w:rPr>
-          <w:rFonts w:ascii="Monaco" w:eastAsia="Times New Roman" w:hAnsi="Monaco" w:cs="Times New Roman"/>
-          <w:color w:val="000000"/>
-          <w:sz w:val="12"/>
-          <w:szCs w:val="12"/>
-        </w:rPr>
-        <w:t xml:space="preserve">  - Total FIs in Genes: </w:t>
+        <w:t>.</w:t>
+      </w:r>
+      <w:proofErr w:type="gramStart"/>
+      <w:r>
+        <w:rPr>
+          <w:rFonts w:ascii="Monaco" w:eastAsia="Times New Roman" w:hAnsi="Monaco" w:cs="Times New Roman"/>
+          <w:color w:val="000000"/>
+          <w:sz w:val="12"/>
+          <w:szCs w:val="12"/>
+        </w:rPr>
+        <w:t>RFPredictionResultAnalyzer</w:t>
+      </w:r>
+      <w:proofErr w:type="spellEnd"/>
+      <w:r>
+        <w:rPr>
+          <w:rFonts w:ascii="Monaco" w:eastAsia="Times New Roman" w:hAnsi="Monaco" w:cs="Times New Roman"/>
+          <w:color w:val="000000"/>
+          <w:sz w:val="12"/>
+          <w:szCs w:val="12"/>
+        </w:rPr>
+        <w:t xml:space="preserve">  -</w:t>
+      </w:r>
+      <w:proofErr w:type="gramEnd"/>
+      <w:r>
+        <w:rPr>
+          <w:rFonts w:ascii="Monaco" w:eastAsia="Times New Roman" w:hAnsi="Monaco" w:cs="Times New Roman"/>
+          <w:color w:val="000000"/>
+          <w:sz w:val="12"/>
+          <w:szCs w:val="12"/>
+        </w:rPr>
+        <w:t xml:space="preserve"> Total FIs in Genes: </w:t>
       </w:r>
     </w:p>
     <w:p>
@@ -17338,6 +19695,7 @@
           <w:sz w:val="12"/>
           <w:szCs w:val="12"/>
         </w:rPr>
+        <w:lastRenderedPageBreak/>
         <w:t xml:space="preserve">2024-04-19 20:49:34,059 [main] </w:t>
       </w:r>
       <w:proofErr w:type="gramStart"/>
@@ -17368,17 +19726,37 @@
           <w:sz w:val="12"/>
           <w:szCs w:val="12"/>
         </w:rPr>
-        <w:t>.RFPredictionResultAnalyzer</w:t>
-      </w:r>
-      <w:proofErr w:type="spellEnd"/>
-      <w:r>
-        <w:rPr>
-          <w:rFonts w:ascii="Monaco" w:eastAsia="Times New Roman" w:hAnsi="Monaco" w:cs="Times New Roman"/>
-          <w:color w:val="000000"/>
-          <w:sz w:val="12"/>
-          <w:szCs w:val="12"/>
-        </w:rPr>
-        <w:t xml:space="preserve">  - Done.</w:t>
+        <w:t>.</w:t>
+      </w:r>
+      <w:proofErr w:type="gramStart"/>
+      <w:r>
+        <w:rPr>
+          <w:rFonts w:ascii="Monaco" w:eastAsia="Times New Roman" w:hAnsi="Monaco" w:cs="Times New Roman"/>
+          <w:color w:val="000000"/>
+          <w:sz w:val="12"/>
+          <w:szCs w:val="12"/>
+        </w:rPr>
+        <w:t>RFPredictionResultAnalyzer</w:t>
+      </w:r>
+      <w:proofErr w:type="spellEnd"/>
+      <w:r>
+        <w:rPr>
+          <w:rFonts w:ascii="Monaco" w:eastAsia="Times New Roman" w:hAnsi="Monaco" w:cs="Times New Roman"/>
+          <w:color w:val="000000"/>
+          <w:sz w:val="12"/>
+          <w:szCs w:val="12"/>
+        </w:rPr>
+        <w:t xml:space="preserve">  -</w:t>
+      </w:r>
+      <w:proofErr w:type="gramEnd"/>
+      <w:r>
+        <w:rPr>
+          <w:rFonts w:ascii="Monaco" w:eastAsia="Times New Roman" w:hAnsi="Monaco" w:cs="Times New Roman"/>
+          <w:color w:val="000000"/>
+          <w:sz w:val="12"/>
+          <w:szCs w:val="12"/>
+        </w:rPr>
+        <w:t xml:space="preserve"> Done.</w:t>
       </w:r>
     </w:p>
     <w:p/>
@@ -18007,27 +20385,46 @@
           <w:sz w:val="16"/>
           <w:szCs w:val="16"/>
         </w:rPr>
-        <w:t>.FINetworkBuilder</w:t>
-      </w:r>
-      <w:proofErr w:type="spellEnd"/>
+        <w:t>.</w:t>
+      </w:r>
+      <w:proofErr w:type="gramStart"/>
       <w:r>
         <w:rPr>
           <w:rFonts w:ascii="Courier" w:hAnsi="Courier"/>
           <w:sz w:val="16"/>
           <w:szCs w:val="16"/>
         </w:rPr>
-        <w:t xml:space="preserve">  - Running </w:t>
-      </w:r>
-      <w:proofErr w:type="spellStart"/>
+        <w:t>FINetworkBuilder</w:t>
+      </w:r>
+      <w:proofErr w:type="spellEnd"/>
       <w:r>
         <w:rPr>
           <w:rFonts w:ascii="Courier" w:hAnsi="Courier"/>
           <w:sz w:val="16"/>
           <w:szCs w:val="16"/>
         </w:rPr>
+        <w:t xml:space="preserve">  -</w:t>
+      </w:r>
+      <w:proofErr w:type="gramEnd"/>
+      <w:r>
+        <w:rPr>
+          <w:rFonts w:ascii="Courier" w:hAnsi="Courier"/>
+          <w:sz w:val="16"/>
+          <w:szCs w:val="16"/>
+        </w:rPr>
+        <w:t xml:space="preserve"> Running </w:t>
+      </w:r>
+      <w:proofErr w:type="spellStart"/>
+      <w:r>
+        <w:rPr>
+          <w:rFonts w:ascii="Courier" w:hAnsi="Courier"/>
+          <w:sz w:val="16"/>
+          <w:szCs w:val="16"/>
+        </w:rPr>
         <w:t>FIDBBuilder.generateSchema</w:t>
       </w:r>
       <w:proofErr w:type="spellEnd"/>
+      <w:proofErr w:type="gramStart"/>
       <w:r>
         <w:rPr>
           <w:rFonts w:ascii="Courier" w:hAnsi="Courier"/>
@@ -18036,6 +20433,7 @@
         </w:rPr>
         <w:t>()...</w:t>
       </w:r>
+      <w:proofErr w:type="gramEnd"/>
     </w:p>
     <w:p>
       <w:pPr>
@@ -18086,23 +20484,59 @@
           <w:sz w:val="16"/>
           <w:szCs w:val="16"/>
         </w:rPr>
-        <w:t>.hibernate.tool.hbm2ddl.SchemaExport  - schema export complete</w:t>
-      </w:r>
-    </w:p>
-    <w:p>
-      <w:pPr>
+        <w:t>.</w:t>
+      </w:r>
+      <w:proofErr w:type="gramStart"/>
+      <w:r>
         <w:rPr>
           <w:rFonts w:ascii="Courier" w:hAnsi="Courier"/>
           <w:sz w:val="16"/>
           <w:szCs w:val="16"/>
         </w:rPr>
-      </w:pPr>
+        <w:t>hibernate.tool</w:t>
+      </w:r>
+      <w:proofErr w:type="gramEnd"/>
       <w:r>
         <w:rPr>
           <w:rFonts w:ascii="Courier" w:hAnsi="Courier"/>
           <w:sz w:val="16"/>
           <w:szCs w:val="16"/>
         </w:rPr>
+        <w:t>.</w:t>
+      </w:r>
+      <w:proofErr w:type="gramStart"/>
+      <w:r>
+        <w:rPr>
+          <w:rFonts w:ascii="Courier" w:hAnsi="Courier"/>
+          <w:sz w:val="16"/>
+          <w:szCs w:val="16"/>
+        </w:rPr>
+        <w:t>hbm2ddl.SchemaExport  -</w:t>
+      </w:r>
+      <w:proofErr w:type="gramEnd"/>
+      <w:r>
+        <w:rPr>
+          <w:rFonts w:ascii="Courier" w:hAnsi="Courier"/>
+          <w:sz w:val="16"/>
+          <w:szCs w:val="16"/>
+        </w:rPr>
+        <w:t xml:space="preserve"> schema export complete</w:t>
+      </w:r>
+    </w:p>
+    <w:p>
+      <w:pPr>
+        <w:rPr>
+          <w:rFonts w:ascii="Courier" w:hAnsi="Courier"/>
+          <w:sz w:val="16"/>
+          <w:szCs w:val="16"/>
+        </w:rPr>
+      </w:pPr>
+      <w:r>
+        <w:rPr>
+          <w:rFonts w:ascii="Courier" w:hAnsi="Courier"/>
+          <w:sz w:val="16"/>
+          <w:szCs w:val="16"/>
+        </w:rPr>
         <w:t>Interaction should be empty: 0</w:t>
       </w:r>
     </w:p>
@@ -18147,27 +20581,46 @@
           <w:sz w:val="16"/>
           <w:szCs w:val="16"/>
         </w:rPr>
-        <w:t>.FINetworkBuilder</w:t>
-      </w:r>
-      <w:proofErr w:type="spellEnd"/>
+        <w:t>.</w:t>
+      </w:r>
+      <w:proofErr w:type="gramStart"/>
       <w:r>
         <w:rPr>
           <w:rFonts w:ascii="Courier" w:hAnsi="Courier"/>
           <w:sz w:val="16"/>
           <w:szCs w:val="16"/>
         </w:rPr>
-        <w:t xml:space="preserve">  - Running </w:t>
-      </w:r>
-      <w:proofErr w:type="spellStart"/>
+        <w:t>FINetworkBuilder</w:t>
+      </w:r>
+      <w:proofErr w:type="spellEnd"/>
       <w:r>
         <w:rPr>
           <w:rFonts w:ascii="Courier" w:hAnsi="Courier"/>
           <w:sz w:val="16"/>
           <w:szCs w:val="16"/>
         </w:rPr>
+        <w:t xml:space="preserve">  -</w:t>
+      </w:r>
+      <w:proofErr w:type="gramEnd"/>
+      <w:r>
+        <w:rPr>
+          <w:rFonts w:ascii="Courier" w:hAnsi="Courier"/>
+          <w:sz w:val="16"/>
+          <w:szCs w:val="16"/>
+        </w:rPr>
+        <w:t xml:space="preserve"> Running </w:t>
+      </w:r>
+      <w:proofErr w:type="spellStart"/>
+      <w:r>
+        <w:rPr>
+          <w:rFonts w:ascii="Courier" w:hAnsi="Courier"/>
+          <w:sz w:val="16"/>
+          <w:szCs w:val="16"/>
+        </w:rPr>
         <w:t>FIDBBuilder.dump</w:t>
       </w:r>
       <w:proofErr w:type="spellEnd"/>
+      <w:proofErr w:type="gramStart"/>
       <w:r>
         <w:rPr>
           <w:rFonts w:ascii="Courier" w:hAnsi="Courier"/>
@@ -18176,6 +20629,7 @@
         </w:rPr>
         <w:t>()...</w:t>
       </w:r>
+      <w:proofErr w:type="gramEnd"/>
     </w:p>
     <w:p>
       <w:pPr>
@@ -18388,27 +20842,46 @@
           <w:sz w:val="16"/>
           <w:szCs w:val="16"/>
         </w:rPr>
-        <w:t>.FINetworkBuilder</w:t>
-      </w:r>
-      <w:proofErr w:type="spellEnd"/>
+        <w:t>.</w:t>
+      </w:r>
+      <w:proofErr w:type="gramStart"/>
       <w:r>
         <w:rPr>
           <w:rFonts w:ascii="Courier" w:hAnsi="Courier"/>
           <w:sz w:val="16"/>
           <w:szCs w:val="16"/>
         </w:rPr>
-        <w:t xml:space="preserve">  - Running </w:t>
-      </w:r>
-      <w:proofErr w:type="spellStart"/>
+        <w:t>FINetworkBuilder</w:t>
+      </w:r>
+      <w:proofErr w:type="spellEnd"/>
       <w:r>
         <w:rPr>
           <w:rFonts w:ascii="Courier" w:hAnsi="Courier"/>
           <w:sz w:val="16"/>
           <w:szCs w:val="16"/>
         </w:rPr>
+        <w:t xml:space="preserve">  -</w:t>
+      </w:r>
+      <w:proofErr w:type="gramEnd"/>
+      <w:r>
+        <w:rPr>
+          <w:rFonts w:ascii="Courier" w:hAnsi="Courier"/>
+          <w:sz w:val="16"/>
+          <w:szCs w:val="16"/>
+        </w:rPr>
+        <w:t xml:space="preserve"> Running </w:t>
+      </w:r>
+      <w:proofErr w:type="spellStart"/>
+      <w:r>
+        <w:rPr>
+          <w:rFonts w:ascii="Courier" w:hAnsi="Courier"/>
+          <w:sz w:val="16"/>
+          <w:szCs w:val="16"/>
+        </w:rPr>
         <w:t>FIDBBuilder.dumpPredicted</w:t>
       </w:r>
       <w:proofErr w:type="spellEnd"/>
+      <w:proofErr w:type="gramStart"/>
       <w:r>
         <w:rPr>
           <w:rFonts w:ascii="Courier" w:hAnsi="Courier"/>
@@ -18417,6 +20890,7 @@
         </w:rPr>
         <w:t>()...</w:t>
       </w:r>
+      <w:proofErr w:type="gramEnd"/>
     </w:p>
     <w:p>
       <w:pPr>
@@ -18520,6 +20994,1777 @@
         </w:rPr>
         <w:t>Save evidences: 67892</w:t>
       </w:r>
+    </w:p>
+    <w:p>
+      <w:pPr>
+        <w:rPr>
+          <w:b/>
+        </w:rPr>
+      </w:pPr>
+    </w:p>
+    <w:p>
+      <w:pPr>
+        <w:rPr>
+          <w:bCs/>
+        </w:rPr>
+      </w:pPr>
+      <w:r>
+        <w:rPr>
+          <w:bCs/>
+        </w:rPr>
+        <w:t>Note: For reporting purpose, at this time, the summary slides may get updated.</w:t>
+      </w:r>
+      <w:r>
+        <w:rPr>
+          <w:bCs/>
+        </w:rPr>
+        <w:t xml:space="preserve"> To get numbers, run </w:t>
+      </w:r>
+      <w:proofErr w:type="spellStart"/>
+      <w:proofErr w:type="gramStart"/>
+      <w:r>
+        <w:rPr>
+          <w:bCs/>
+        </w:rPr>
+        <w:t>org.reactome.fi.FINetworkBuild.checkFIs</w:t>
+      </w:r>
+      <w:proofErr w:type="spellEnd"/>
+      <w:proofErr w:type="gramEnd"/>
+      <w:r>
+        <w:rPr>
+          <w:bCs/>
+        </w:rPr>
+        <w:t>()</w:t>
+      </w:r>
+      <w:r>
+        <w:rPr>
+          <w:bCs/>
+        </w:rPr>
+        <w:t>, which should generate results like this (FI_2025):</w:t>
+      </w:r>
+    </w:p>
+    <w:p>
+      <w:pPr>
+        <w:rPr>
+          <w:bCs/>
+        </w:rPr>
+      </w:pPr>
+    </w:p>
+    <w:p>
+      <w:pPr>
+        <w:shd w:val="clear" w:color="auto" w:fill="2F2F2F"/>
+        <w:rPr>
+          <w:rFonts w:ascii="Monaco" w:eastAsia="Times New Roman" w:hAnsi="Monaco" w:cs="Times New Roman"/>
+          <w:color w:val="CCCCCC"/>
+          <w:sz w:val="12"/>
+          <w:szCs w:val="12"/>
+          <w:lang w:eastAsia="zh-CN"/>
+        </w:rPr>
+      </w:pPr>
+      <w:r>
+        <w:rPr>
+          <w:rFonts w:ascii="Monaco" w:eastAsia="Times New Roman" w:hAnsi="Monaco" w:cs="Times New Roman"/>
+          <w:color w:val="EBEBEB"/>
+          <w:sz w:val="12"/>
+          <w:szCs w:val="12"/>
+          <w:lang w:eastAsia="zh-CN"/>
+        </w:rPr>
+        <w:t xml:space="preserve">2025-04-15 16:22:26,881 [main] </w:t>
+      </w:r>
+      <w:proofErr w:type="gramStart"/>
+      <w:r>
+        <w:rPr>
+          <w:rFonts w:ascii="Monaco" w:eastAsia="Times New Roman" w:hAnsi="Monaco" w:cs="Times New Roman"/>
+          <w:color w:val="EBEBEB"/>
+          <w:sz w:val="12"/>
+          <w:szCs w:val="12"/>
+          <w:lang w:eastAsia="zh-CN"/>
+        </w:rPr>
+        <w:t xml:space="preserve">INFO  </w:t>
+      </w:r>
+      <w:proofErr w:type="spellStart"/>
+      <w:r>
+        <w:rPr>
+          <w:rFonts w:ascii="Monaco" w:eastAsia="Times New Roman" w:hAnsi="Monaco" w:cs="Times New Roman"/>
+          <w:color w:val="EBEBEB"/>
+          <w:sz w:val="12"/>
+          <w:szCs w:val="12"/>
+          <w:lang w:eastAsia="zh-CN"/>
+        </w:rPr>
+        <w:t>org.reactome.fi</w:t>
+      </w:r>
+      <w:proofErr w:type="gramEnd"/>
+      <w:r>
+        <w:rPr>
+          <w:rFonts w:ascii="Monaco" w:eastAsia="Times New Roman" w:hAnsi="Monaco" w:cs="Times New Roman"/>
+          <w:color w:val="EBEBEB"/>
+          <w:sz w:val="12"/>
+          <w:szCs w:val="12"/>
+          <w:lang w:eastAsia="zh-CN"/>
+        </w:rPr>
+        <w:t>.</w:t>
+      </w:r>
+      <w:proofErr w:type="gramStart"/>
+      <w:r>
+        <w:rPr>
+          <w:rFonts w:ascii="Monaco" w:eastAsia="Times New Roman" w:hAnsi="Monaco" w:cs="Times New Roman"/>
+          <w:color w:val="EBEBEB"/>
+          <w:sz w:val="12"/>
+          <w:szCs w:val="12"/>
+          <w:lang w:eastAsia="zh-CN"/>
+        </w:rPr>
+        <w:t>RFPredictionResultAnalyzer</w:t>
+      </w:r>
+      <w:proofErr w:type="spellEnd"/>
+      <w:r>
+        <w:rPr>
+          <w:rFonts w:ascii="Monaco" w:eastAsia="Times New Roman" w:hAnsi="Monaco" w:cs="Times New Roman"/>
+          <w:color w:val="EBEBEB"/>
+          <w:sz w:val="12"/>
+          <w:szCs w:val="12"/>
+          <w:lang w:eastAsia="zh-CN"/>
+        </w:rPr>
+        <w:t xml:space="preserve">  -</w:t>
+      </w:r>
+      <w:proofErr w:type="gramEnd"/>
+      <w:r>
+        <w:rPr>
+          <w:rFonts w:ascii="Monaco" w:eastAsia="Times New Roman" w:hAnsi="Monaco" w:cs="Times New Roman"/>
+          <w:color w:val="EBEBEB"/>
+          <w:sz w:val="12"/>
+          <w:szCs w:val="12"/>
+          <w:lang w:eastAsia="zh-CN"/>
+        </w:rPr>
+        <w:t xml:space="preserve"> Total predicted pairs: 26406819</w:t>
+      </w:r>
+    </w:p>
+    <w:p>
+      <w:pPr>
+        <w:shd w:val="clear" w:color="auto" w:fill="2F2F2F"/>
+        <w:rPr>
+          <w:rFonts w:ascii="Monaco" w:eastAsia="Times New Roman" w:hAnsi="Monaco" w:cs="Times New Roman"/>
+          <w:color w:val="CCCCCC"/>
+          <w:sz w:val="12"/>
+          <w:szCs w:val="12"/>
+          <w:lang w:eastAsia="zh-CN"/>
+        </w:rPr>
+      </w:pPr>
+      <w:r>
+        <w:rPr>
+          <w:rFonts w:ascii="Monaco" w:eastAsia="Times New Roman" w:hAnsi="Monaco" w:cs="Times New Roman"/>
+          <w:color w:val="EBEBEB"/>
+          <w:sz w:val="12"/>
+          <w:szCs w:val="12"/>
+          <w:lang w:eastAsia="zh-CN"/>
+        </w:rPr>
+        <w:t xml:space="preserve">2025-04-15 16:22:29,095 [main] </w:t>
+      </w:r>
+      <w:proofErr w:type="gramStart"/>
+      <w:r>
+        <w:rPr>
+          <w:rFonts w:ascii="Monaco" w:eastAsia="Times New Roman" w:hAnsi="Monaco" w:cs="Times New Roman"/>
+          <w:color w:val="EBEBEB"/>
+          <w:sz w:val="12"/>
+          <w:szCs w:val="12"/>
+          <w:lang w:eastAsia="zh-CN"/>
+        </w:rPr>
+        <w:t xml:space="preserve">INFO  </w:t>
+      </w:r>
+      <w:proofErr w:type="spellStart"/>
+      <w:r>
+        <w:rPr>
+          <w:rFonts w:ascii="Monaco" w:eastAsia="Times New Roman" w:hAnsi="Monaco" w:cs="Times New Roman"/>
+          <w:color w:val="EBEBEB"/>
+          <w:sz w:val="12"/>
+          <w:szCs w:val="12"/>
+          <w:lang w:eastAsia="zh-CN"/>
+        </w:rPr>
+        <w:t>org.reactome.fi</w:t>
+      </w:r>
+      <w:proofErr w:type="gramEnd"/>
+      <w:r>
+        <w:rPr>
+          <w:rFonts w:ascii="Monaco" w:eastAsia="Times New Roman" w:hAnsi="Monaco" w:cs="Times New Roman"/>
+          <w:color w:val="EBEBEB"/>
+          <w:sz w:val="12"/>
+          <w:szCs w:val="12"/>
+          <w:lang w:eastAsia="zh-CN"/>
+        </w:rPr>
+        <w:t>.</w:t>
+      </w:r>
+      <w:proofErr w:type="gramStart"/>
+      <w:r>
+        <w:rPr>
+          <w:rFonts w:ascii="Monaco" w:eastAsia="Times New Roman" w:hAnsi="Monaco" w:cs="Times New Roman"/>
+          <w:color w:val="EBEBEB"/>
+          <w:sz w:val="12"/>
+          <w:szCs w:val="12"/>
+          <w:lang w:eastAsia="zh-CN"/>
+        </w:rPr>
+        <w:t>RFPredictionResultAnalyzer</w:t>
+      </w:r>
+      <w:proofErr w:type="spellEnd"/>
+      <w:r>
+        <w:rPr>
+          <w:rFonts w:ascii="Monaco" w:eastAsia="Times New Roman" w:hAnsi="Monaco" w:cs="Times New Roman"/>
+          <w:color w:val="EBEBEB"/>
+          <w:sz w:val="12"/>
+          <w:szCs w:val="12"/>
+          <w:lang w:eastAsia="zh-CN"/>
+        </w:rPr>
+        <w:t xml:space="preserve">  -</w:t>
+      </w:r>
+      <w:proofErr w:type="gramEnd"/>
+      <w:r>
+        <w:rPr>
+          <w:rFonts w:ascii="Monaco" w:eastAsia="Times New Roman" w:hAnsi="Monaco" w:cs="Times New Roman"/>
+          <w:color w:val="EBEBEB"/>
+          <w:sz w:val="12"/>
+          <w:szCs w:val="12"/>
+          <w:lang w:eastAsia="zh-CN"/>
+        </w:rPr>
+        <w:t xml:space="preserve"> Size of uni2gene: 20477</w:t>
+      </w:r>
+    </w:p>
+    <w:p>
+      <w:pPr>
+        <w:shd w:val="clear" w:color="auto" w:fill="2F2F2F"/>
+        <w:rPr>
+          <w:rFonts w:ascii="Monaco" w:eastAsia="Times New Roman" w:hAnsi="Monaco" w:cs="Times New Roman"/>
+          <w:color w:val="CCCCCC"/>
+          <w:sz w:val="12"/>
+          <w:szCs w:val="12"/>
+          <w:lang w:eastAsia="zh-CN"/>
+        </w:rPr>
+      </w:pPr>
+      <w:r>
+        <w:rPr>
+          <w:rFonts w:ascii="Monaco" w:eastAsia="Times New Roman" w:hAnsi="Monaco" w:cs="Times New Roman"/>
+          <w:color w:val="EBEBEB"/>
+          <w:sz w:val="12"/>
+          <w:szCs w:val="12"/>
+          <w:lang w:eastAsia="zh-CN"/>
+        </w:rPr>
+        <w:t xml:space="preserve">2025-04-15 16:22:29,271 [main] </w:t>
+      </w:r>
+      <w:proofErr w:type="gramStart"/>
+      <w:r>
+        <w:rPr>
+          <w:rFonts w:ascii="Monaco" w:eastAsia="Times New Roman" w:hAnsi="Monaco" w:cs="Times New Roman"/>
+          <w:color w:val="EBEBEB"/>
+          <w:sz w:val="12"/>
+          <w:szCs w:val="12"/>
+          <w:lang w:eastAsia="zh-CN"/>
+        </w:rPr>
+        <w:t xml:space="preserve">INFO  </w:t>
+      </w:r>
+      <w:proofErr w:type="spellStart"/>
+      <w:r>
+        <w:rPr>
+          <w:rFonts w:ascii="Monaco" w:eastAsia="Times New Roman" w:hAnsi="Monaco" w:cs="Times New Roman"/>
+          <w:color w:val="EBEBEB"/>
+          <w:sz w:val="12"/>
+          <w:szCs w:val="12"/>
+          <w:lang w:eastAsia="zh-CN"/>
+        </w:rPr>
+        <w:t>org.reactome.fi</w:t>
+      </w:r>
+      <w:proofErr w:type="gramEnd"/>
+      <w:r>
+        <w:rPr>
+          <w:rFonts w:ascii="Monaco" w:eastAsia="Times New Roman" w:hAnsi="Monaco" w:cs="Times New Roman"/>
+          <w:color w:val="EBEBEB"/>
+          <w:sz w:val="12"/>
+          <w:szCs w:val="12"/>
+          <w:lang w:eastAsia="zh-CN"/>
+        </w:rPr>
+        <w:t>.</w:t>
+      </w:r>
+      <w:proofErr w:type="gramStart"/>
+      <w:r>
+        <w:rPr>
+          <w:rFonts w:ascii="Monaco" w:eastAsia="Times New Roman" w:hAnsi="Monaco" w:cs="Times New Roman"/>
+          <w:color w:val="EBEBEB"/>
+          <w:sz w:val="12"/>
+          <w:szCs w:val="12"/>
+          <w:lang w:eastAsia="zh-CN"/>
+        </w:rPr>
+        <w:t>RFPredictionResultAnalyzer</w:t>
+      </w:r>
+      <w:proofErr w:type="spellEnd"/>
+      <w:r>
+        <w:rPr>
+          <w:rFonts w:ascii="Monaco" w:eastAsia="Times New Roman" w:hAnsi="Monaco" w:cs="Times New Roman"/>
+          <w:color w:val="EBEBEB"/>
+          <w:sz w:val="12"/>
+          <w:szCs w:val="12"/>
+          <w:lang w:eastAsia="zh-CN"/>
+        </w:rPr>
+        <w:t xml:space="preserve">  -</w:t>
+      </w:r>
+      <w:proofErr w:type="gramEnd"/>
+      <w:r>
+        <w:rPr>
+          <w:rFonts w:ascii="Monaco" w:eastAsia="Times New Roman" w:hAnsi="Monaco" w:cs="Times New Roman"/>
+          <w:color w:val="EBEBEB"/>
+          <w:sz w:val="12"/>
+          <w:szCs w:val="12"/>
+          <w:lang w:eastAsia="zh-CN"/>
+        </w:rPr>
+        <w:t xml:space="preserve"> Total predicted pairs after removing annotated FIs: 26261928</w:t>
+      </w:r>
+    </w:p>
+    <w:p>
+      <w:pPr>
+        <w:shd w:val="clear" w:color="auto" w:fill="2F2F2F"/>
+        <w:rPr>
+          <w:rFonts w:ascii="Monaco" w:eastAsia="Times New Roman" w:hAnsi="Monaco" w:cs="Times New Roman"/>
+          <w:color w:val="CCCCCC"/>
+          <w:sz w:val="12"/>
+          <w:szCs w:val="12"/>
+          <w:lang w:eastAsia="zh-CN"/>
+        </w:rPr>
+      </w:pPr>
+      <w:r>
+        <w:rPr>
+          <w:rFonts w:ascii="Monaco" w:eastAsia="Times New Roman" w:hAnsi="Monaco" w:cs="Times New Roman"/>
+          <w:color w:val="EBEBEB"/>
+          <w:sz w:val="12"/>
+          <w:szCs w:val="12"/>
+          <w:lang w:eastAsia="zh-CN"/>
+        </w:rPr>
+        <w:t xml:space="preserve">2025-04-15 16:22:30,843 [main] </w:t>
+      </w:r>
+      <w:proofErr w:type="gramStart"/>
+      <w:r>
+        <w:rPr>
+          <w:rFonts w:ascii="Monaco" w:eastAsia="Times New Roman" w:hAnsi="Monaco" w:cs="Times New Roman"/>
+          <w:color w:val="EBEBEB"/>
+          <w:sz w:val="12"/>
+          <w:szCs w:val="12"/>
+          <w:lang w:eastAsia="zh-CN"/>
+        </w:rPr>
+        <w:t xml:space="preserve">INFO  </w:t>
+      </w:r>
+      <w:proofErr w:type="spellStart"/>
+      <w:r>
+        <w:rPr>
+          <w:rFonts w:ascii="Monaco" w:eastAsia="Times New Roman" w:hAnsi="Monaco" w:cs="Times New Roman"/>
+          <w:color w:val="EBEBEB"/>
+          <w:sz w:val="12"/>
+          <w:szCs w:val="12"/>
+          <w:lang w:eastAsia="zh-CN"/>
+        </w:rPr>
+        <w:t>org.reactome.fi</w:t>
+      </w:r>
+      <w:proofErr w:type="gramEnd"/>
+      <w:r>
+        <w:rPr>
+          <w:rFonts w:ascii="Monaco" w:eastAsia="Times New Roman" w:hAnsi="Monaco" w:cs="Times New Roman"/>
+          <w:color w:val="EBEBEB"/>
+          <w:sz w:val="12"/>
+          <w:szCs w:val="12"/>
+          <w:lang w:eastAsia="zh-CN"/>
+        </w:rPr>
+        <w:t>.</w:t>
+      </w:r>
+      <w:proofErr w:type="gramStart"/>
+      <w:r>
+        <w:rPr>
+          <w:rFonts w:ascii="Monaco" w:eastAsia="Times New Roman" w:hAnsi="Monaco" w:cs="Times New Roman"/>
+          <w:color w:val="EBEBEB"/>
+          <w:sz w:val="12"/>
+          <w:szCs w:val="12"/>
+          <w:lang w:eastAsia="zh-CN"/>
+        </w:rPr>
+        <w:t>RFPredictionResultAnalyzer</w:t>
+      </w:r>
+      <w:proofErr w:type="spellEnd"/>
+      <w:r>
+        <w:rPr>
+          <w:rFonts w:ascii="Monaco" w:eastAsia="Times New Roman" w:hAnsi="Monaco" w:cs="Times New Roman"/>
+          <w:color w:val="EBEBEB"/>
+          <w:sz w:val="12"/>
+          <w:szCs w:val="12"/>
+          <w:lang w:eastAsia="zh-CN"/>
+        </w:rPr>
+        <w:t xml:space="preserve">  -</w:t>
+      </w:r>
+      <w:proofErr w:type="gramEnd"/>
+      <w:r>
+        <w:rPr>
+          <w:rFonts w:ascii="Monaco" w:eastAsia="Times New Roman" w:hAnsi="Monaco" w:cs="Times New Roman"/>
+          <w:color w:val="EBEBEB"/>
+          <w:sz w:val="12"/>
+          <w:szCs w:val="12"/>
+          <w:lang w:eastAsia="zh-CN"/>
+        </w:rPr>
+        <w:t xml:space="preserve"> Predicted FIs in Genes for 0.88: </w:t>
+      </w:r>
+    </w:p>
+    <w:p>
+      <w:pPr>
+        <w:shd w:val="clear" w:color="auto" w:fill="2F2F2F"/>
+        <w:rPr>
+          <w:rFonts w:ascii="Monaco" w:eastAsia="Times New Roman" w:hAnsi="Monaco" w:cs="Times New Roman"/>
+          <w:color w:val="CCCCCC"/>
+          <w:sz w:val="12"/>
+          <w:szCs w:val="12"/>
+          <w:lang w:eastAsia="zh-CN"/>
+        </w:rPr>
+      </w:pPr>
+      <w:r>
+        <w:rPr>
+          <w:rFonts w:ascii="Monaco" w:eastAsia="Times New Roman" w:hAnsi="Monaco" w:cs="Times New Roman"/>
+          <w:color w:val="EBEBEB"/>
+          <w:sz w:val="12"/>
+          <w:szCs w:val="12"/>
+          <w:lang w:eastAsia="zh-CN"/>
+        </w:rPr>
+        <w:tab/>
+        <w:t>FI: 80127</w:t>
+      </w:r>
+    </w:p>
+    <w:p>
+      <w:pPr>
+        <w:shd w:val="clear" w:color="auto" w:fill="2F2F2F"/>
+        <w:rPr>
+          <w:rFonts w:ascii="Monaco" w:eastAsia="Times New Roman" w:hAnsi="Monaco" w:cs="Times New Roman"/>
+          <w:color w:val="CCCCCC"/>
+          <w:sz w:val="12"/>
+          <w:szCs w:val="12"/>
+          <w:lang w:eastAsia="zh-CN"/>
+        </w:rPr>
+      </w:pPr>
+      <w:r>
+        <w:rPr>
+          <w:rFonts w:ascii="Monaco" w:eastAsia="Times New Roman" w:hAnsi="Monaco" w:cs="Times New Roman"/>
+          <w:color w:val="EBEBEB"/>
+          <w:sz w:val="12"/>
+          <w:szCs w:val="12"/>
+          <w:lang w:eastAsia="zh-CN"/>
+        </w:rPr>
+        <w:tab/>
+        <w:t>Ids: 11118</w:t>
+      </w:r>
+    </w:p>
+    <w:p>
+      <w:pPr>
+        <w:shd w:val="clear" w:color="auto" w:fill="2F2F2F"/>
+        <w:rPr>
+          <w:rFonts w:ascii="Monaco" w:eastAsia="Times New Roman" w:hAnsi="Monaco" w:cs="Times New Roman"/>
+          <w:color w:val="CCCCCC"/>
+          <w:sz w:val="12"/>
+          <w:szCs w:val="12"/>
+          <w:lang w:eastAsia="zh-CN"/>
+        </w:rPr>
+      </w:pPr>
+      <w:r>
+        <w:rPr>
+          <w:rFonts w:ascii="Monaco" w:eastAsia="Times New Roman" w:hAnsi="Monaco" w:cs="Times New Roman"/>
+          <w:color w:val="EBEBEB"/>
+          <w:sz w:val="12"/>
+          <w:szCs w:val="12"/>
+          <w:lang w:eastAsia="zh-CN"/>
+        </w:rPr>
+        <w:t xml:space="preserve">2025-04-15 16:22:31,401 [main] </w:t>
+      </w:r>
+      <w:proofErr w:type="gramStart"/>
+      <w:r>
+        <w:rPr>
+          <w:rFonts w:ascii="Monaco" w:eastAsia="Times New Roman" w:hAnsi="Monaco" w:cs="Times New Roman"/>
+          <w:color w:val="EBEBEB"/>
+          <w:sz w:val="12"/>
+          <w:szCs w:val="12"/>
+          <w:lang w:eastAsia="zh-CN"/>
+        </w:rPr>
+        <w:t xml:space="preserve">INFO  </w:t>
+      </w:r>
+      <w:proofErr w:type="spellStart"/>
+      <w:r>
+        <w:rPr>
+          <w:rFonts w:ascii="Monaco" w:eastAsia="Times New Roman" w:hAnsi="Monaco" w:cs="Times New Roman"/>
+          <w:color w:val="EBEBEB"/>
+          <w:sz w:val="12"/>
+          <w:szCs w:val="12"/>
+          <w:lang w:eastAsia="zh-CN"/>
+        </w:rPr>
+        <w:t>org.reactome.fi</w:t>
+      </w:r>
+      <w:proofErr w:type="gramEnd"/>
+      <w:r>
+        <w:rPr>
+          <w:rFonts w:ascii="Monaco" w:eastAsia="Times New Roman" w:hAnsi="Monaco" w:cs="Times New Roman"/>
+          <w:color w:val="EBEBEB"/>
+          <w:sz w:val="12"/>
+          <w:szCs w:val="12"/>
+          <w:lang w:eastAsia="zh-CN"/>
+        </w:rPr>
+        <w:t>.</w:t>
+      </w:r>
+      <w:proofErr w:type="gramStart"/>
+      <w:r>
+        <w:rPr>
+          <w:rFonts w:ascii="Monaco" w:eastAsia="Times New Roman" w:hAnsi="Monaco" w:cs="Times New Roman"/>
+          <w:color w:val="EBEBEB"/>
+          <w:sz w:val="12"/>
+          <w:szCs w:val="12"/>
+          <w:lang w:eastAsia="zh-CN"/>
+        </w:rPr>
+        <w:t>RFPredictionResultAnalyzer</w:t>
+      </w:r>
+      <w:proofErr w:type="spellEnd"/>
+      <w:r>
+        <w:rPr>
+          <w:rFonts w:ascii="Monaco" w:eastAsia="Times New Roman" w:hAnsi="Monaco" w:cs="Times New Roman"/>
+          <w:color w:val="EBEBEB"/>
+          <w:sz w:val="12"/>
+          <w:szCs w:val="12"/>
+          <w:lang w:eastAsia="zh-CN"/>
+        </w:rPr>
+        <w:t xml:space="preserve">  -</w:t>
+      </w:r>
+      <w:proofErr w:type="gramEnd"/>
+      <w:r>
+        <w:rPr>
+          <w:rFonts w:ascii="Monaco" w:eastAsia="Times New Roman" w:hAnsi="Monaco" w:cs="Times New Roman"/>
+          <w:color w:val="EBEBEB"/>
+          <w:sz w:val="12"/>
+          <w:szCs w:val="12"/>
+          <w:lang w:eastAsia="zh-CN"/>
+        </w:rPr>
+        <w:t xml:space="preserve"> Size of synonym2gene: 44253</w:t>
+      </w:r>
+    </w:p>
+    <w:p>
+      <w:pPr>
+        <w:shd w:val="clear" w:color="auto" w:fill="2F2F2F"/>
+        <w:rPr>
+          <w:rFonts w:ascii="Monaco" w:eastAsia="Times New Roman" w:hAnsi="Monaco" w:cs="Times New Roman"/>
+          <w:color w:val="CCCCCC"/>
+          <w:sz w:val="12"/>
+          <w:szCs w:val="12"/>
+          <w:lang w:eastAsia="zh-CN"/>
+        </w:rPr>
+      </w:pPr>
+      <w:r>
+        <w:rPr>
+          <w:rFonts w:ascii="Monaco" w:eastAsia="Times New Roman" w:hAnsi="Monaco" w:cs="Times New Roman"/>
+          <w:color w:val="EBEBEB"/>
+          <w:sz w:val="12"/>
+          <w:szCs w:val="12"/>
+          <w:lang w:eastAsia="zh-CN"/>
+        </w:rPr>
+        <w:t xml:space="preserve">2025-04-15 16:22:31,449 [main] </w:t>
+      </w:r>
+      <w:proofErr w:type="gramStart"/>
+      <w:r>
+        <w:rPr>
+          <w:rFonts w:ascii="Monaco" w:eastAsia="Times New Roman" w:hAnsi="Monaco" w:cs="Times New Roman"/>
+          <w:color w:val="EBEBEB"/>
+          <w:sz w:val="12"/>
+          <w:szCs w:val="12"/>
+          <w:lang w:eastAsia="zh-CN"/>
+        </w:rPr>
+        <w:t xml:space="preserve">INFO  </w:t>
+      </w:r>
+      <w:proofErr w:type="spellStart"/>
+      <w:r>
+        <w:rPr>
+          <w:rFonts w:ascii="Monaco" w:eastAsia="Times New Roman" w:hAnsi="Monaco" w:cs="Times New Roman"/>
+          <w:color w:val="EBEBEB"/>
+          <w:sz w:val="12"/>
+          <w:szCs w:val="12"/>
+          <w:lang w:eastAsia="zh-CN"/>
+        </w:rPr>
+        <w:t>org.reactome.fi</w:t>
+      </w:r>
+      <w:proofErr w:type="gramEnd"/>
+      <w:r>
+        <w:rPr>
+          <w:rFonts w:ascii="Monaco" w:eastAsia="Times New Roman" w:hAnsi="Monaco" w:cs="Times New Roman"/>
+          <w:color w:val="EBEBEB"/>
+          <w:sz w:val="12"/>
+          <w:szCs w:val="12"/>
+          <w:lang w:eastAsia="zh-CN"/>
+        </w:rPr>
+        <w:t>.</w:t>
+      </w:r>
+      <w:proofErr w:type="gramStart"/>
+      <w:r>
+        <w:rPr>
+          <w:rFonts w:ascii="Monaco" w:eastAsia="Times New Roman" w:hAnsi="Monaco" w:cs="Times New Roman"/>
+          <w:color w:val="EBEBEB"/>
+          <w:sz w:val="12"/>
+          <w:szCs w:val="12"/>
+          <w:lang w:eastAsia="zh-CN"/>
+        </w:rPr>
+        <w:t>RFPredictionResultAnalyzer</w:t>
+      </w:r>
+      <w:proofErr w:type="spellEnd"/>
+      <w:r>
+        <w:rPr>
+          <w:rFonts w:ascii="Monaco" w:eastAsia="Times New Roman" w:hAnsi="Monaco" w:cs="Times New Roman"/>
+          <w:color w:val="EBEBEB"/>
+          <w:sz w:val="12"/>
+          <w:szCs w:val="12"/>
+          <w:lang w:eastAsia="zh-CN"/>
+        </w:rPr>
+        <w:t xml:space="preserve">  -</w:t>
+      </w:r>
+      <w:proofErr w:type="gramEnd"/>
+      <w:r>
+        <w:rPr>
+          <w:rFonts w:ascii="Monaco" w:eastAsia="Times New Roman" w:hAnsi="Monaco" w:cs="Times New Roman"/>
+          <w:color w:val="EBEBEB"/>
+          <w:sz w:val="12"/>
+          <w:szCs w:val="12"/>
+          <w:lang w:eastAsia="zh-CN"/>
+        </w:rPr>
+        <w:t xml:space="preserve"> After name normalization: </w:t>
+      </w:r>
+    </w:p>
+    <w:p>
+      <w:pPr>
+        <w:shd w:val="clear" w:color="auto" w:fill="2F2F2F"/>
+        <w:rPr>
+          <w:rFonts w:ascii="Monaco" w:eastAsia="Times New Roman" w:hAnsi="Monaco" w:cs="Times New Roman"/>
+          <w:color w:val="CCCCCC"/>
+          <w:sz w:val="12"/>
+          <w:szCs w:val="12"/>
+          <w:lang w:eastAsia="zh-CN"/>
+        </w:rPr>
+      </w:pPr>
+      <w:r>
+        <w:rPr>
+          <w:rFonts w:ascii="Monaco" w:eastAsia="Times New Roman" w:hAnsi="Monaco" w:cs="Times New Roman"/>
+          <w:color w:val="EBEBEB"/>
+          <w:sz w:val="12"/>
+          <w:szCs w:val="12"/>
+          <w:lang w:eastAsia="zh-CN"/>
+        </w:rPr>
+        <w:tab/>
+        <w:t>FI: 80095</w:t>
+      </w:r>
+    </w:p>
+    <w:p>
+      <w:pPr>
+        <w:shd w:val="clear" w:color="auto" w:fill="2F2F2F"/>
+        <w:rPr>
+          <w:rFonts w:ascii="Monaco" w:eastAsia="Times New Roman" w:hAnsi="Monaco" w:cs="Times New Roman"/>
+          <w:color w:val="CCCCCC"/>
+          <w:sz w:val="12"/>
+          <w:szCs w:val="12"/>
+          <w:lang w:eastAsia="zh-CN"/>
+        </w:rPr>
+      </w:pPr>
+      <w:r>
+        <w:rPr>
+          <w:rFonts w:ascii="Monaco" w:eastAsia="Times New Roman" w:hAnsi="Monaco" w:cs="Times New Roman"/>
+          <w:color w:val="EBEBEB"/>
+          <w:sz w:val="12"/>
+          <w:szCs w:val="12"/>
+          <w:lang w:eastAsia="zh-CN"/>
+        </w:rPr>
+        <w:tab/>
+        <w:t>Ids: 11097</w:t>
+      </w:r>
+    </w:p>
+    <w:p>
+      <w:pPr>
+        <w:shd w:val="clear" w:color="auto" w:fill="2F2F2F"/>
+        <w:rPr>
+          <w:rFonts w:ascii="Monaco" w:eastAsia="Times New Roman" w:hAnsi="Monaco" w:cs="Times New Roman"/>
+          <w:color w:val="CCCCCC"/>
+          <w:sz w:val="12"/>
+          <w:szCs w:val="12"/>
+          <w:lang w:eastAsia="zh-CN"/>
+        </w:rPr>
+      </w:pPr>
+      <w:r>
+        <w:rPr>
+          <w:rFonts w:ascii="Monaco" w:eastAsia="Times New Roman" w:hAnsi="Monaco" w:cs="Times New Roman"/>
+          <w:color w:val="EBEBEB"/>
+          <w:sz w:val="12"/>
+          <w:szCs w:val="12"/>
+          <w:lang w:eastAsia="zh-CN"/>
+        </w:rPr>
+        <w:t xml:space="preserve">2025-04-15 16:22:31,687 [main] </w:t>
+      </w:r>
+      <w:proofErr w:type="gramStart"/>
+      <w:r>
+        <w:rPr>
+          <w:rFonts w:ascii="Monaco" w:eastAsia="Times New Roman" w:hAnsi="Monaco" w:cs="Times New Roman"/>
+          <w:color w:val="EBEBEB"/>
+          <w:sz w:val="12"/>
+          <w:szCs w:val="12"/>
+          <w:lang w:eastAsia="zh-CN"/>
+        </w:rPr>
+        <w:t xml:space="preserve">INFO  </w:t>
+      </w:r>
+      <w:proofErr w:type="spellStart"/>
+      <w:r>
+        <w:rPr>
+          <w:rFonts w:ascii="Monaco" w:eastAsia="Times New Roman" w:hAnsi="Monaco" w:cs="Times New Roman"/>
+          <w:color w:val="EBEBEB"/>
+          <w:sz w:val="12"/>
+          <w:szCs w:val="12"/>
+          <w:lang w:eastAsia="zh-CN"/>
+        </w:rPr>
+        <w:t>org.reactome.fi</w:t>
+      </w:r>
+      <w:proofErr w:type="gramEnd"/>
+      <w:r>
+        <w:rPr>
+          <w:rFonts w:ascii="Monaco" w:eastAsia="Times New Roman" w:hAnsi="Monaco" w:cs="Times New Roman"/>
+          <w:color w:val="EBEBEB"/>
+          <w:sz w:val="12"/>
+          <w:szCs w:val="12"/>
+          <w:lang w:eastAsia="zh-CN"/>
+        </w:rPr>
+        <w:t>.</w:t>
+      </w:r>
+      <w:proofErr w:type="gramStart"/>
+      <w:r>
+        <w:rPr>
+          <w:rFonts w:ascii="Monaco" w:eastAsia="Times New Roman" w:hAnsi="Monaco" w:cs="Times New Roman"/>
+          <w:color w:val="EBEBEB"/>
+          <w:sz w:val="12"/>
+          <w:szCs w:val="12"/>
+          <w:lang w:eastAsia="zh-CN"/>
+        </w:rPr>
+        <w:t>RFPredictionResultAnalyzer</w:t>
+      </w:r>
+      <w:proofErr w:type="spellEnd"/>
+      <w:r>
+        <w:rPr>
+          <w:rFonts w:ascii="Monaco" w:eastAsia="Times New Roman" w:hAnsi="Monaco" w:cs="Times New Roman"/>
+          <w:color w:val="EBEBEB"/>
+          <w:sz w:val="12"/>
+          <w:szCs w:val="12"/>
+          <w:lang w:eastAsia="zh-CN"/>
+        </w:rPr>
+        <w:t xml:space="preserve">  -</w:t>
+      </w:r>
+      <w:proofErr w:type="gramEnd"/>
+      <w:r>
+        <w:rPr>
+          <w:rFonts w:ascii="Monaco" w:eastAsia="Times New Roman" w:hAnsi="Monaco" w:cs="Times New Roman"/>
+          <w:color w:val="EBEBEB"/>
+          <w:sz w:val="12"/>
+          <w:szCs w:val="12"/>
+          <w:lang w:eastAsia="zh-CN"/>
+        </w:rPr>
+        <w:t xml:space="preserve"> Total </w:t>
+      </w:r>
+      <w:proofErr w:type="spellStart"/>
+      <w:r>
+        <w:rPr>
+          <w:rFonts w:ascii="Monaco" w:eastAsia="Times New Roman" w:hAnsi="Monaco" w:cs="Times New Roman"/>
+          <w:color w:val="EBEBEB"/>
+          <w:sz w:val="12"/>
+          <w:szCs w:val="12"/>
+          <w:lang w:eastAsia="zh-CN"/>
+        </w:rPr>
+        <w:t>SwissProt</w:t>
+      </w:r>
+      <w:proofErr w:type="spellEnd"/>
+      <w:r>
+        <w:rPr>
+          <w:rFonts w:ascii="Monaco" w:eastAsia="Times New Roman" w:hAnsi="Monaco" w:cs="Times New Roman"/>
+          <w:color w:val="EBEBEB"/>
+          <w:sz w:val="12"/>
+          <w:szCs w:val="12"/>
+          <w:lang w:eastAsia="zh-CN"/>
+        </w:rPr>
+        <w:t xml:space="preserve"> ids: 20417</w:t>
+      </w:r>
+    </w:p>
+    <w:p>
+      <w:pPr>
+        <w:shd w:val="clear" w:color="auto" w:fill="2F2F2F"/>
+        <w:rPr>
+          <w:rFonts w:ascii="Monaco" w:eastAsia="Times New Roman" w:hAnsi="Monaco" w:cs="Times New Roman"/>
+          <w:color w:val="CCCCCC"/>
+          <w:sz w:val="12"/>
+          <w:szCs w:val="12"/>
+          <w:lang w:eastAsia="zh-CN"/>
+        </w:rPr>
+      </w:pPr>
+      <w:r>
+        <w:rPr>
+          <w:rFonts w:ascii="Monaco" w:eastAsia="Times New Roman" w:hAnsi="Monaco" w:cs="Times New Roman"/>
+          <w:color w:val="EBEBEB"/>
+          <w:sz w:val="12"/>
+          <w:szCs w:val="12"/>
+          <w:lang w:eastAsia="zh-CN"/>
+        </w:rPr>
+        <w:t xml:space="preserve">2025-04-15 16:22:31,688 [main] </w:t>
+      </w:r>
+      <w:proofErr w:type="gramStart"/>
+      <w:r>
+        <w:rPr>
+          <w:rFonts w:ascii="Monaco" w:eastAsia="Times New Roman" w:hAnsi="Monaco" w:cs="Times New Roman"/>
+          <w:color w:val="EBEBEB"/>
+          <w:sz w:val="12"/>
+          <w:szCs w:val="12"/>
+          <w:lang w:eastAsia="zh-CN"/>
+        </w:rPr>
+        <w:t xml:space="preserve">INFO  </w:t>
+      </w:r>
+      <w:proofErr w:type="spellStart"/>
+      <w:r>
+        <w:rPr>
+          <w:rFonts w:ascii="Monaco" w:eastAsia="Times New Roman" w:hAnsi="Monaco" w:cs="Times New Roman"/>
+          <w:color w:val="EBEBEB"/>
+          <w:sz w:val="12"/>
+          <w:szCs w:val="12"/>
+          <w:lang w:eastAsia="zh-CN"/>
+        </w:rPr>
+        <w:t>org.reactome.fi</w:t>
+      </w:r>
+      <w:proofErr w:type="gramEnd"/>
+      <w:r>
+        <w:rPr>
+          <w:rFonts w:ascii="Monaco" w:eastAsia="Times New Roman" w:hAnsi="Monaco" w:cs="Times New Roman"/>
+          <w:color w:val="EBEBEB"/>
+          <w:sz w:val="12"/>
+          <w:szCs w:val="12"/>
+          <w:lang w:eastAsia="zh-CN"/>
+        </w:rPr>
+        <w:t>.</w:t>
+      </w:r>
+      <w:proofErr w:type="gramStart"/>
+      <w:r>
+        <w:rPr>
+          <w:rFonts w:ascii="Monaco" w:eastAsia="Times New Roman" w:hAnsi="Monaco" w:cs="Times New Roman"/>
+          <w:color w:val="EBEBEB"/>
+          <w:sz w:val="12"/>
+          <w:szCs w:val="12"/>
+          <w:lang w:eastAsia="zh-CN"/>
+        </w:rPr>
+        <w:t>RFPredictionResultAnalyzer</w:t>
+      </w:r>
+      <w:proofErr w:type="spellEnd"/>
+      <w:r>
+        <w:rPr>
+          <w:rFonts w:ascii="Monaco" w:eastAsia="Times New Roman" w:hAnsi="Monaco" w:cs="Times New Roman"/>
+          <w:color w:val="EBEBEB"/>
+          <w:sz w:val="12"/>
+          <w:szCs w:val="12"/>
+          <w:lang w:eastAsia="zh-CN"/>
+        </w:rPr>
+        <w:t xml:space="preserve">  -</w:t>
+      </w:r>
+      <w:proofErr w:type="gramEnd"/>
+      <w:r>
+        <w:rPr>
+          <w:rFonts w:ascii="Monaco" w:eastAsia="Times New Roman" w:hAnsi="Monaco" w:cs="Times New Roman"/>
+          <w:color w:val="EBEBEB"/>
+          <w:sz w:val="12"/>
+          <w:szCs w:val="12"/>
+          <w:lang w:eastAsia="zh-CN"/>
+        </w:rPr>
+        <w:t xml:space="preserve"> Annotated FIs in </w:t>
+      </w:r>
+      <w:proofErr w:type="spellStart"/>
+      <w:r>
+        <w:rPr>
+          <w:rFonts w:ascii="Monaco" w:eastAsia="Times New Roman" w:hAnsi="Monaco" w:cs="Times New Roman"/>
+          <w:color w:val="EBEBEB"/>
+          <w:sz w:val="12"/>
+          <w:szCs w:val="12"/>
+          <w:lang w:eastAsia="zh-CN"/>
+        </w:rPr>
+        <w:t>UniProt</w:t>
+      </w:r>
+      <w:proofErr w:type="spellEnd"/>
+      <w:r>
+        <w:rPr>
+          <w:rFonts w:ascii="Monaco" w:eastAsia="Times New Roman" w:hAnsi="Monaco" w:cs="Times New Roman"/>
+          <w:color w:val="EBEBEB"/>
+          <w:sz w:val="12"/>
+          <w:szCs w:val="12"/>
+          <w:lang w:eastAsia="zh-CN"/>
+        </w:rPr>
+        <w:t xml:space="preserve">: </w:t>
+      </w:r>
+    </w:p>
+    <w:p>
+      <w:pPr>
+        <w:shd w:val="clear" w:color="auto" w:fill="2F2F2F"/>
+        <w:rPr>
+          <w:rFonts w:ascii="Monaco" w:eastAsia="Times New Roman" w:hAnsi="Monaco" w:cs="Times New Roman"/>
+          <w:color w:val="CCCCCC"/>
+          <w:sz w:val="12"/>
+          <w:szCs w:val="12"/>
+          <w:lang w:eastAsia="zh-CN"/>
+        </w:rPr>
+      </w:pPr>
+      <w:r>
+        <w:rPr>
+          <w:rFonts w:ascii="Monaco" w:eastAsia="Times New Roman" w:hAnsi="Monaco" w:cs="Times New Roman"/>
+          <w:color w:val="EBEBEB"/>
+          <w:sz w:val="12"/>
+          <w:szCs w:val="12"/>
+          <w:lang w:eastAsia="zh-CN"/>
+        </w:rPr>
+        <w:lastRenderedPageBreak/>
+        <w:tab/>
+        <w:t>FI: 197281</w:t>
+      </w:r>
+    </w:p>
+    <w:p>
+      <w:pPr>
+        <w:shd w:val="clear" w:color="auto" w:fill="2F2F2F"/>
+        <w:rPr>
+          <w:rFonts w:ascii="Monaco" w:eastAsia="Times New Roman" w:hAnsi="Monaco" w:cs="Times New Roman"/>
+          <w:color w:val="CCCCCC"/>
+          <w:sz w:val="12"/>
+          <w:szCs w:val="12"/>
+          <w:lang w:eastAsia="zh-CN"/>
+        </w:rPr>
+      </w:pPr>
+      <w:r>
+        <w:rPr>
+          <w:rFonts w:ascii="Monaco" w:eastAsia="Times New Roman" w:hAnsi="Monaco" w:cs="Times New Roman"/>
+          <w:color w:val="EBEBEB"/>
+          <w:sz w:val="12"/>
+          <w:szCs w:val="12"/>
+          <w:lang w:eastAsia="zh-CN"/>
+        </w:rPr>
+        <w:tab/>
+        <w:t>Ids: 9883</w:t>
+      </w:r>
+    </w:p>
+    <w:p>
+      <w:pPr>
+        <w:shd w:val="clear" w:color="auto" w:fill="2F2F2F"/>
+        <w:rPr>
+          <w:rFonts w:ascii="Monaco" w:eastAsia="Times New Roman" w:hAnsi="Monaco" w:cs="Times New Roman"/>
+          <w:color w:val="CCCCCC"/>
+          <w:sz w:val="12"/>
+          <w:szCs w:val="12"/>
+          <w:lang w:eastAsia="zh-CN"/>
+        </w:rPr>
+      </w:pPr>
+      <w:r>
+        <w:rPr>
+          <w:rFonts w:ascii="Monaco" w:eastAsia="Times New Roman" w:hAnsi="Monaco" w:cs="Times New Roman"/>
+          <w:color w:val="EBEBEB"/>
+          <w:sz w:val="12"/>
+          <w:szCs w:val="12"/>
+          <w:lang w:eastAsia="zh-CN"/>
+        </w:rPr>
+        <w:t xml:space="preserve">2025-04-15 16:22:32,691 [main] </w:t>
+      </w:r>
+      <w:proofErr w:type="gramStart"/>
+      <w:r>
+        <w:rPr>
+          <w:rFonts w:ascii="Monaco" w:eastAsia="Times New Roman" w:hAnsi="Monaco" w:cs="Times New Roman"/>
+          <w:color w:val="EBEBEB"/>
+          <w:sz w:val="12"/>
+          <w:szCs w:val="12"/>
+          <w:lang w:eastAsia="zh-CN"/>
+        </w:rPr>
+        <w:t xml:space="preserve">INFO  </w:t>
+      </w:r>
+      <w:proofErr w:type="spellStart"/>
+      <w:r>
+        <w:rPr>
+          <w:rFonts w:ascii="Monaco" w:eastAsia="Times New Roman" w:hAnsi="Monaco" w:cs="Times New Roman"/>
+          <w:color w:val="EBEBEB"/>
+          <w:sz w:val="12"/>
+          <w:szCs w:val="12"/>
+          <w:lang w:eastAsia="zh-CN"/>
+        </w:rPr>
+        <w:t>org.reactome.fi</w:t>
+      </w:r>
+      <w:proofErr w:type="gramEnd"/>
+      <w:r>
+        <w:rPr>
+          <w:rFonts w:ascii="Monaco" w:eastAsia="Times New Roman" w:hAnsi="Monaco" w:cs="Times New Roman"/>
+          <w:color w:val="EBEBEB"/>
+          <w:sz w:val="12"/>
+          <w:szCs w:val="12"/>
+          <w:lang w:eastAsia="zh-CN"/>
+        </w:rPr>
+        <w:t>.</w:t>
+      </w:r>
+      <w:proofErr w:type="gramStart"/>
+      <w:r>
+        <w:rPr>
+          <w:rFonts w:ascii="Monaco" w:eastAsia="Times New Roman" w:hAnsi="Monaco" w:cs="Times New Roman"/>
+          <w:color w:val="EBEBEB"/>
+          <w:sz w:val="12"/>
+          <w:szCs w:val="12"/>
+          <w:lang w:eastAsia="zh-CN"/>
+        </w:rPr>
+        <w:t>RFPredictionResultAnalyzer</w:t>
+      </w:r>
+      <w:proofErr w:type="spellEnd"/>
+      <w:r>
+        <w:rPr>
+          <w:rFonts w:ascii="Monaco" w:eastAsia="Times New Roman" w:hAnsi="Monaco" w:cs="Times New Roman"/>
+          <w:color w:val="EBEBEB"/>
+          <w:sz w:val="12"/>
+          <w:szCs w:val="12"/>
+          <w:lang w:eastAsia="zh-CN"/>
+        </w:rPr>
+        <w:t xml:space="preserve">  -</w:t>
+      </w:r>
+      <w:proofErr w:type="gramEnd"/>
+      <w:r>
+        <w:rPr>
+          <w:rFonts w:ascii="Monaco" w:eastAsia="Times New Roman" w:hAnsi="Monaco" w:cs="Times New Roman"/>
+          <w:color w:val="EBEBEB"/>
+          <w:sz w:val="12"/>
+          <w:szCs w:val="12"/>
+          <w:lang w:eastAsia="zh-CN"/>
+        </w:rPr>
+        <w:t xml:space="preserve"> Size of uni2gene: 20477</w:t>
+      </w:r>
+    </w:p>
+    <w:p>
+      <w:pPr>
+        <w:shd w:val="clear" w:color="auto" w:fill="2F2F2F"/>
+        <w:rPr>
+          <w:rFonts w:ascii="Monaco" w:eastAsia="Times New Roman" w:hAnsi="Monaco" w:cs="Times New Roman"/>
+          <w:color w:val="CCCCCC"/>
+          <w:sz w:val="12"/>
+          <w:szCs w:val="12"/>
+          <w:lang w:eastAsia="zh-CN"/>
+        </w:rPr>
+      </w:pPr>
+      <w:r>
+        <w:rPr>
+          <w:rFonts w:ascii="Monaco" w:eastAsia="Times New Roman" w:hAnsi="Monaco" w:cs="Times New Roman"/>
+          <w:color w:val="EBEBEB"/>
+          <w:sz w:val="12"/>
+          <w:szCs w:val="12"/>
+          <w:lang w:eastAsia="zh-CN"/>
+        </w:rPr>
+        <w:t xml:space="preserve">2025-04-15 16:22:32,788 [main] </w:t>
+      </w:r>
+      <w:proofErr w:type="gramStart"/>
+      <w:r>
+        <w:rPr>
+          <w:rFonts w:ascii="Monaco" w:eastAsia="Times New Roman" w:hAnsi="Monaco" w:cs="Times New Roman"/>
+          <w:color w:val="EBEBEB"/>
+          <w:sz w:val="12"/>
+          <w:szCs w:val="12"/>
+          <w:lang w:eastAsia="zh-CN"/>
+        </w:rPr>
+        <w:t xml:space="preserve">INFO  </w:t>
+      </w:r>
+      <w:proofErr w:type="spellStart"/>
+      <w:r>
+        <w:rPr>
+          <w:rFonts w:ascii="Monaco" w:eastAsia="Times New Roman" w:hAnsi="Monaco" w:cs="Times New Roman"/>
+          <w:color w:val="EBEBEB"/>
+          <w:sz w:val="12"/>
+          <w:szCs w:val="12"/>
+          <w:lang w:eastAsia="zh-CN"/>
+        </w:rPr>
+        <w:t>org.reactome.fi</w:t>
+      </w:r>
+      <w:proofErr w:type="gramEnd"/>
+      <w:r>
+        <w:rPr>
+          <w:rFonts w:ascii="Monaco" w:eastAsia="Times New Roman" w:hAnsi="Monaco" w:cs="Times New Roman"/>
+          <w:color w:val="EBEBEB"/>
+          <w:sz w:val="12"/>
+          <w:szCs w:val="12"/>
+          <w:lang w:eastAsia="zh-CN"/>
+        </w:rPr>
+        <w:t>.</w:t>
+      </w:r>
+      <w:proofErr w:type="gramStart"/>
+      <w:r>
+        <w:rPr>
+          <w:rFonts w:ascii="Monaco" w:eastAsia="Times New Roman" w:hAnsi="Monaco" w:cs="Times New Roman"/>
+          <w:color w:val="EBEBEB"/>
+          <w:sz w:val="12"/>
+          <w:szCs w:val="12"/>
+          <w:lang w:eastAsia="zh-CN"/>
+        </w:rPr>
+        <w:t>RFPredictionResultAnalyzer</w:t>
+      </w:r>
+      <w:proofErr w:type="spellEnd"/>
+      <w:r>
+        <w:rPr>
+          <w:rFonts w:ascii="Monaco" w:eastAsia="Times New Roman" w:hAnsi="Monaco" w:cs="Times New Roman"/>
+          <w:color w:val="EBEBEB"/>
+          <w:sz w:val="12"/>
+          <w:szCs w:val="12"/>
+          <w:lang w:eastAsia="zh-CN"/>
+        </w:rPr>
+        <w:t xml:space="preserve">  -</w:t>
+      </w:r>
+      <w:proofErr w:type="gramEnd"/>
+      <w:r>
+        <w:rPr>
+          <w:rFonts w:ascii="Monaco" w:eastAsia="Times New Roman" w:hAnsi="Monaco" w:cs="Times New Roman"/>
+          <w:color w:val="EBEBEB"/>
+          <w:sz w:val="12"/>
+          <w:szCs w:val="12"/>
+          <w:lang w:eastAsia="zh-CN"/>
+        </w:rPr>
+        <w:t xml:space="preserve"> Annotated FIs in Genes: </w:t>
+      </w:r>
+    </w:p>
+    <w:p>
+      <w:pPr>
+        <w:shd w:val="clear" w:color="auto" w:fill="2F2F2F"/>
+        <w:rPr>
+          <w:rFonts w:ascii="Monaco" w:eastAsia="Times New Roman" w:hAnsi="Monaco" w:cs="Times New Roman"/>
+          <w:color w:val="CCCCCC"/>
+          <w:sz w:val="12"/>
+          <w:szCs w:val="12"/>
+          <w:lang w:eastAsia="zh-CN"/>
+        </w:rPr>
+      </w:pPr>
+      <w:r>
+        <w:rPr>
+          <w:rFonts w:ascii="Monaco" w:eastAsia="Times New Roman" w:hAnsi="Monaco" w:cs="Times New Roman"/>
+          <w:color w:val="EBEBEB"/>
+          <w:sz w:val="12"/>
+          <w:szCs w:val="12"/>
+          <w:lang w:eastAsia="zh-CN"/>
+        </w:rPr>
+        <w:tab/>
+        <w:t>FI: 190336</w:t>
+      </w:r>
+    </w:p>
+    <w:p>
+      <w:pPr>
+        <w:shd w:val="clear" w:color="auto" w:fill="2F2F2F"/>
+        <w:rPr>
+          <w:rFonts w:ascii="Monaco" w:eastAsia="Times New Roman" w:hAnsi="Monaco" w:cs="Times New Roman"/>
+          <w:color w:val="CCCCCC"/>
+          <w:sz w:val="12"/>
+          <w:szCs w:val="12"/>
+          <w:lang w:eastAsia="zh-CN"/>
+        </w:rPr>
+      </w:pPr>
+      <w:r>
+        <w:rPr>
+          <w:rFonts w:ascii="Monaco" w:eastAsia="Times New Roman" w:hAnsi="Monaco" w:cs="Times New Roman"/>
+          <w:color w:val="EBEBEB"/>
+          <w:sz w:val="12"/>
+          <w:szCs w:val="12"/>
+          <w:lang w:eastAsia="zh-CN"/>
+        </w:rPr>
+        <w:tab/>
+        <w:t>Ids: 9877</w:t>
+      </w:r>
+    </w:p>
+    <w:p>
+      <w:pPr>
+        <w:shd w:val="clear" w:color="auto" w:fill="2F2F2F"/>
+        <w:rPr>
+          <w:rFonts w:ascii="Monaco" w:eastAsia="Times New Roman" w:hAnsi="Monaco" w:cs="Times New Roman"/>
+          <w:color w:val="CCCCCC"/>
+          <w:sz w:val="12"/>
+          <w:szCs w:val="12"/>
+          <w:lang w:eastAsia="zh-CN"/>
+        </w:rPr>
+      </w:pPr>
+      <w:r>
+        <w:rPr>
+          <w:rFonts w:ascii="Monaco" w:eastAsia="Times New Roman" w:hAnsi="Monaco" w:cs="Times New Roman"/>
+          <w:color w:val="EBEBEB"/>
+          <w:sz w:val="12"/>
+          <w:szCs w:val="12"/>
+          <w:lang w:eastAsia="zh-CN"/>
+        </w:rPr>
+        <w:t xml:space="preserve">2025-04-15 16:22:33,280 [main] </w:t>
+      </w:r>
+      <w:proofErr w:type="gramStart"/>
+      <w:r>
+        <w:rPr>
+          <w:rFonts w:ascii="Monaco" w:eastAsia="Times New Roman" w:hAnsi="Monaco" w:cs="Times New Roman"/>
+          <w:color w:val="EBEBEB"/>
+          <w:sz w:val="12"/>
+          <w:szCs w:val="12"/>
+          <w:lang w:eastAsia="zh-CN"/>
+        </w:rPr>
+        <w:t xml:space="preserve">INFO  </w:t>
+      </w:r>
+      <w:proofErr w:type="spellStart"/>
+      <w:r>
+        <w:rPr>
+          <w:rFonts w:ascii="Monaco" w:eastAsia="Times New Roman" w:hAnsi="Monaco" w:cs="Times New Roman"/>
+          <w:color w:val="EBEBEB"/>
+          <w:sz w:val="12"/>
+          <w:szCs w:val="12"/>
+          <w:lang w:eastAsia="zh-CN"/>
+        </w:rPr>
+        <w:t>org.reactome.fi</w:t>
+      </w:r>
+      <w:proofErr w:type="gramEnd"/>
+      <w:r>
+        <w:rPr>
+          <w:rFonts w:ascii="Monaco" w:eastAsia="Times New Roman" w:hAnsi="Monaco" w:cs="Times New Roman"/>
+          <w:color w:val="EBEBEB"/>
+          <w:sz w:val="12"/>
+          <w:szCs w:val="12"/>
+          <w:lang w:eastAsia="zh-CN"/>
+        </w:rPr>
+        <w:t>.</w:t>
+      </w:r>
+      <w:proofErr w:type="gramStart"/>
+      <w:r>
+        <w:rPr>
+          <w:rFonts w:ascii="Monaco" w:eastAsia="Times New Roman" w:hAnsi="Monaco" w:cs="Times New Roman"/>
+          <w:color w:val="EBEBEB"/>
+          <w:sz w:val="12"/>
+          <w:szCs w:val="12"/>
+          <w:lang w:eastAsia="zh-CN"/>
+        </w:rPr>
+        <w:t>RFPredictionResultAnalyzer</w:t>
+      </w:r>
+      <w:proofErr w:type="spellEnd"/>
+      <w:r>
+        <w:rPr>
+          <w:rFonts w:ascii="Monaco" w:eastAsia="Times New Roman" w:hAnsi="Monaco" w:cs="Times New Roman"/>
+          <w:color w:val="EBEBEB"/>
+          <w:sz w:val="12"/>
+          <w:szCs w:val="12"/>
+          <w:lang w:eastAsia="zh-CN"/>
+        </w:rPr>
+        <w:t xml:space="preserve">  -</w:t>
+      </w:r>
+      <w:proofErr w:type="gramEnd"/>
+      <w:r>
+        <w:rPr>
+          <w:rFonts w:ascii="Monaco" w:eastAsia="Times New Roman" w:hAnsi="Monaco" w:cs="Times New Roman"/>
+          <w:color w:val="EBEBEB"/>
+          <w:sz w:val="12"/>
+          <w:szCs w:val="12"/>
+          <w:lang w:eastAsia="zh-CN"/>
+        </w:rPr>
+        <w:t xml:space="preserve"> Size of synonym2gene: 44253</w:t>
+      </w:r>
+    </w:p>
+    <w:p>
+      <w:pPr>
+        <w:shd w:val="clear" w:color="auto" w:fill="2F2F2F"/>
+        <w:rPr>
+          <w:rFonts w:ascii="Monaco" w:eastAsia="Times New Roman" w:hAnsi="Monaco" w:cs="Times New Roman"/>
+          <w:color w:val="CCCCCC"/>
+          <w:sz w:val="12"/>
+          <w:szCs w:val="12"/>
+          <w:lang w:eastAsia="zh-CN"/>
+        </w:rPr>
+      </w:pPr>
+      <w:r>
+        <w:rPr>
+          <w:rFonts w:ascii="Monaco" w:eastAsia="Times New Roman" w:hAnsi="Monaco" w:cs="Times New Roman"/>
+          <w:color w:val="EBEBEB"/>
+          <w:sz w:val="12"/>
+          <w:szCs w:val="12"/>
+          <w:lang w:eastAsia="zh-CN"/>
+        </w:rPr>
+        <w:t xml:space="preserve">2025-04-15 16:22:33,336 [main] </w:t>
+      </w:r>
+      <w:proofErr w:type="gramStart"/>
+      <w:r>
+        <w:rPr>
+          <w:rFonts w:ascii="Monaco" w:eastAsia="Times New Roman" w:hAnsi="Monaco" w:cs="Times New Roman"/>
+          <w:color w:val="EBEBEB"/>
+          <w:sz w:val="12"/>
+          <w:szCs w:val="12"/>
+          <w:lang w:eastAsia="zh-CN"/>
+        </w:rPr>
+        <w:t xml:space="preserve">INFO  </w:t>
+      </w:r>
+      <w:proofErr w:type="spellStart"/>
+      <w:r>
+        <w:rPr>
+          <w:rFonts w:ascii="Monaco" w:eastAsia="Times New Roman" w:hAnsi="Monaco" w:cs="Times New Roman"/>
+          <w:color w:val="EBEBEB"/>
+          <w:sz w:val="12"/>
+          <w:szCs w:val="12"/>
+          <w:lang w:eastAsia="zh-CN"/>
+        </w:rPr>
+        <w:t>org.reactome.fi</w:t>
+      </w:r>
+      <w:proofErr w:type="gramEnd"/>
+      <w:r>
+        <w:rPr>
+          <w:rFonts w:ascii="Monaco" w:eastAsia="Times New Roman" w:hAnsi="Monaco" w:cs="Times New Roman"/>
+          <w:color w:val="EBEBEB"/>
+          <w:sz w:val="12"/>
+          <w:szCs w:val="12"/>
+          <w:lang w:eastAsia="zh-CN"/>
+        </w:rPr>
+        <w:t>.</w:t>
+      </w:r>
+      <w:proofErr w:type="gramStart"/>
+      <w:r>
+        <w:rPr>
+          <w:rFonts w:ascii="Monaco" w:eastAsia="Times New Roman" w:hAnsi="Monaco" w:cs="Times New Roman"/>
+          <w:color w:val="EBEBEB"/>
+          <w:sz w:val="12"/>
+          <w:szCs w:val="12"/>
+          <w:lang w:eastAsia="zh-CN"/>
+        </w:rPr>
+        <w:t>RFPredictionResultAnalyzer</w:t>
+      </w:r>
+      <w:proofErr w:type="spellEnd"/>
+      <w:r>
+        <w:rPr>
+          <w:rFonts w:ascii="Monaco" w:eastAsia="Times New Roman" w:hAnsi="Monaco" w:cs="Times New Roman"/>
+          <w:color w:val="EBEBEB"/>
+          <w:sz w:val="12"/>
+          <w:szCs w:val="12"/>
+          <w:lang w:eastAsia="zh-CN"/>
+        </w:rPr>
+        <w:t xml:space="preserve">  -</w:t>
+      </w:r>
+      <w:proofErr w:type="gramEnd"/>
+      <w:r>
+        <w:rPr>
+          <w:rFonts w:ascii="Monaco" w:eastAsia="Times New Roman" w:hAnsi="Monaco" w:cs="Times New Roman"/>
+          <w:color w:val="EBEBEB"/>
+          <w:sz w:val="12"/>
+          <w:szCs w:val="12"/>
+          <w:lang w:eastAsia="zh-CN"/>
+        </w:rPr>
+        <w:t xml:space="preserve"> After name normalization: </w:t>
+      </w:r>
+    </w:p>
+    <w:p>
+      <w:pPr>
+        <w:shd w:val="clear" w:color="auto" w:fill="2F2F2F"/>
+        <w:rPr>
+          <w:rFonts w:ascii="Monaco" w:eastAsia="Times New Roman" w:hAnsi="Monaco" w:cs="Times New Roman"/>
+          <w:color w:val="CCCCCC"/>
+          <w:sz w:val="12"/>
+          <w:szCs w:val="12"/>
+          <w:lang w:eastAsia="zh-CN"/>
+        </w:rPr>
+      </w:pPr>
+      <w:r>
+        <w:rPr>
+          <w:rFonts w:ascii="Monaco" w:eastAsia="Times New Roman" w:hAnsi="Monaco" w:cs="Times New Roman"/>
+          <w:color w:val="EBEBEB"/>
+          <w:sz w:val="12"/>
+          <w:szCs w:val="12"/>
+          <w:lang w:eastAsia="zh-CN"/>
+        </w:rPr>
+        <w:tab/>
+        <w:t>FI: 190336</w:t>
+      </w:r>
+    </w:p>
+    <w:p>
+      <w:pPr>
+        <w:shd w:val="clear" w:color="auto" w:fill="2F2F2F"/>
+        <w:rPr>
+          <w:rFonts w:ascii="Monaco" w:eastAsia="Times New Roman" w:hAnsi="Monaco" w:cs="Times New Roman"/>
+          <w:color w:val="CCCCCC"/>
+          <w:sz w:val="12"/>
+          <w:szCs w:val="12"/>
+          <w:lang w:eastAsia="zh-CN"/>
+        </w:rPr>
+      </w:pPr>
+      <w:r>
+        <w:rPr>
+          <w:rFonts w:ascii="Monaco" w:eastAsia="Times New Roman" w:hAnsi="Monaco" w:cs="Times New Roman"/>
+          <w:color w:val="EBEBEB"/>
+          <w:sz w:val="12"/>
+          <w:szCs w:val="12"/>
+          <w:lang w:eastAsia="zh-CN"/>
+        </w:rPr>
+        <w:tab/>
+        <w:t>Ids: 9877</w:t>
+      </w:r>
+    </w:p>
+    <w:p>
+      <w:pPr>
+        <w:shd w:val="clear" w:color="auto" w:fill="2F2F2F"/>
+        <w:rPr>
+          <w:rFonts w:ascii="Monaco" w:eastAsia="Times New Roman" w:hAnsi="Monaco" w:cs="Times New Roman"/>
+          <w:color w:val="CCCCCC"/>
+          <w:sz w:val="12"/>
+          <w:szCs w:val="12"/>
+          <w:lang w:eastAsia="zh-CN"/>
+        </w:rPr>
+      </w:pPr>
+      <w:r>
+        <w:rPr>
+          <w:rFonts w:ascii="Monaco" w:eastAsia="Times New Roman" w:hAnsi="Monaco" w:cs="Times New Roman"/>
+          <w:color w:val="EBEBEB"/>
+          <w:sz w:val="12"/>
+          <w:szCs w:val="12"/>
+          <w:lang w:eastAsia="zh-CN"/>
+        </w:rPr>
+        <w:t xml:space="preserve">2025-04-15 16:22:33,346 [main] </w:t>
+      </w:r>
+      <w:proofErr w:type="gramStart"/>
+      <w:r>
+        <w:rPr>
+          <w:rFonts w:ascii="Monaco" w:eastAsia="Times New Roman" w:hAnsi="Monaco" w:cs="Times New Roman"/>
+          <w:color w:val="EBEBEB"/>
+          <w:sz w:val="12"/>
+          <w:szCs w:val="12"/>
+          <w:lang w:eastAsia="zh-CN"/>
+        </w:rPr>
+        <w:t xml:space="preserve">INFO  </w:t>
+      </w:r>
+      <w:proofErr w:type="spellStart"/>
+      <w:r>
+        <w:rPr>
+          <w:rFonts w:ascii="Monaco" w:eastAsia="Times New Roman" w:hAnsi="Monaco" w:cs="Times New Roman"/>
+          <w:color w:val="EBEBEB"/>
+          <w:sz w:val="12"/>
+          <w:szCs w:val="12"/>
+          <w:lang w:eastAsia="zh-CN"/>
+        </w:rPr>
+        <w:t>org.reactome.fi</w:t>
+      </w:r>
+      <w:proofErr w:type="gramEnd"/>
+      <w:r>
+        <w:rPr>
+          <w:rFonts w:ascii="Monaco" w:eastAsia="Times New Roman" w:hAnsi="Monaco" w:cs="Times New Roman"/>
+          <w:color w:val="EBEBEB"/>
+          <w:sz w:val="12"/>
+          <w:szCs w:val="12"/>
+          <w:lang w:eastAsia="zh-CN"/>
+        </w:rPr>
+        <w:t>.</w:t>
+      </w:r>
+      <w:proofErr w:type="gramStart"/>
+      <w:r>
+        <w:rPr>
+          <w:rFonts w:ascii="Monaco" w:eastAsia="Times New Roman" w:hAnsi="Monaco" w:cs="Times New Roman"/>
+          <w:color w:val="EBEBEB"/>
+          <w:sz w:val="12"/>
+          <w:szCs w:val="12"/>
+          <w:lang w:eastAsia="zh-CN"/>
+        </w:rPr>
+        <w:t>RFPredictionResultAnalyzer</w:t>
+      </w:r>
+      <w:proofErr w:type="spellEnd"/>
+      <w:r>
+        <w:rPr>
+          <w:rFonts w:ascii="Monaco" w:eastAsia="Times New Roman" w:hAnsi="Monaco" w:cs="Times New Roman"/>
+          <w:color w:val="EBEBEB"/>
+          <w:sz w:val="12"/>
+          <w:szCs w:val="12"/>
+          <w:lang w:eastAsia="zh-CN"/>
+        </w:rPr>
+        <w:t xml:space="preserve">  -</w:t>
+      </w:r>
+      <w:proofErr w:type="gramEnd"/>
+      <w:r>
+        <w:rPr>
+          <w:rFonts w:ascii="Monaco" w:eastAsia="Times New Roman" w:hAnsi="Monaco" w:cs="Times New Roman"/>
+          <w:color w:val="EBEBEB"/>
+          <w:sz w:val="12"/>
+          <w:szCs w:val="12"/>
+          <w:lang w:eastAsia="zh-CN"/>
+        </w:rPr>
+        <w:t xml:space="preserve"> Remove </w:t>
+      </w:r>
+      <w:proofErr w:type="spellStart"/>
+      <w:r>
+        <w:rPr>
+          <w:rFonts w:ascii="Monaco" w:eastAsia="Times New Roman" w:hAnsi="Monaco" w:cs="Times New Roman"/>
+          <w:color w:val="EBEBEB"/>
+          <w:sz w:val="12"/>
+          <w:szCs w:val="12"/>
+          <w:lang w:eastAsia="zh-CN"/>
+        </w:rPr>
+        <w:t>annotateFIs</w:t>
+      </w:r>
+      <w:proofErr w:type="spellEnd"/>
+      <w:r>
+        <w:rPr>
+          <w:rFonts w:ascii="Monaco" w:eastAsia="Times New Roman" w:hAnsi="Monaco" w:cs="Times New Roman"/>
+          <w:color w:val="EBEBEB"/>
+          <w:sz w:val="12"/>
+          <w:szCs w:val="12"/>
+          <w:lang w:eastAsia="zh-CN"/>
+        </w:rPr>
+        <w:t xml:space="preserve"> in normalized predicted FIs: </w:t>
+      </w:r>
+    </w:p>
+    <w:p>
+      <w:pPr>
+        <w:shd w:val="clear" w:color="auto" w:fill="2F2F2F"/>
+        <w:rPr>
+          <w:rFonts w:ascii="Monaco" w:eastAsia="Times New Roman" w:hAnsi="Monaco" w:cs="Times New Roman"/>
+          <w:color w:val="CCCCCC"/>
+          <w:sz w:val="12"/>
+          <w:szCs w:val="12"/>
+          <w:lang w:eastAsia="zh-CN"/>
+        </w:rPr>
+      </w:pPr>
+      <w:r>
+        <w:rPr>
+          <w:rFonts w:ascii="Monaco" w:eastAsia="Times New Roman" w:hAnsi="Monaco" w:cs="Times New Roman"/>
+          <w:color w:val="EBEBEB"/>
+          <w:sz w:val="12"/>
+          <w:szCs w:val="12"/>
+          <w:lang w:eastAsia="zh-CN"/>
+        </w:rPr>
+        <w:tab/>
+        <w:t>FI: 79564</w:t>
+      </w:r>
+    </w:p>
+    <w:p>
+      <w:pPr>
+        <w:shd w:val="clear" w:color="auto" w:fill="2F2F2F"/>
+        <w:rPr>
+          <w:rFonts w:ascii="Monaco" w:eastAsia="Times New Roman" w:hAnsi="Monaco" w:cs="Times New Roman"/>
+          <w:color w:val="CCCCCC"/>
+          <w:sz w:val="12"/>
+          <w:szCs w:val="12"/>
+          <w:lang w:eastAsia="zh-CN"/>
+        </w:rPr>
+      </w:pPr>
+      <w:r>
+        <w:rPr>
+          <w:rFonts w:ascii="Monaco" w:eastAsia="Times New Roman" w:hAnsi="Monaco" w:cs="Times New Roman"/>
+          <w:color w:val="EBEBEB"/>
+          <w:sz w:val="12"/>
+          <w:szCs w:val="12"/>
+          <w:lang w:eastAsia="zh-CN"/>
+        </w:rPr>
+        <w:tab/>
+        <w:t>Ids: 11048</w:t>
+      </w:r>
+    </w:p>
+    <w:p>
+      <w:pPr>
+        <w:shd w:val="clear" w:color="auto" w:fill="2F2F2F"/>
+        <w:rPr>
+          <w:rFonts w:ascii="Monaco" w:eastAsia="Times New Roman" w:hAnsi="Monaco" w:cs="Times New Roman"/>
+          <w:color w:val="CCCCCC"/>
+          <w:sz w:val="12"/>
+          <w:szCs w:val="12"/>
+          <w:lang w:eastAsia="zh-CN"/>
+        </w:rPr>
+      </w:pPr>
+      <w:r>
+        <w:rPr>
+          <w:rFonts w:ascii="Monaco" w:eastAsia="Times New Roman" w:hAnsi="Monaco" w:cs="Times New Roman"/>
+          <w:color w:val="EBEBEB"/>
+          <w:sz w:val="12"/>
+          <w:szCs w:val="12"/>
+          <w:lang w:eastAsia="zh-CN"/>
+        </w:rPr>
+        <w:t xml:space="preserve">2025-04-15 16:22:33,393 [main] </w:t>
+      </w:r>
+      <w:proofErr w:type="gramStart"/>
+      <w:r>
+        <w:rPr>
+          <w:rFonts w:ascii="Monaco" w:eastAsia="Times New Roman" w:hAnsi="Monaco" w:cs="Times New Roman"/>
+          <w:color w:val="EBEBEB"/>
+          <w:sz w:val="12"/>
+          <w:szCs w:val="12"/>
+          <w:lang w:eastAsia="zh-CN"/>
+        </w:rPr>
+        <w:t xml:space="preserve">INFO  </w:t>
+      </w:r>
+      <w:proofErr w:type="spellStart"/>
+      <w:r>
+        <w:rPr>
+          <w:rFonts w:ascii="Monaco" w:eastAsia="Times New Roman" w:hAnsi="Monaco" w:cs="Times New Roman"/>
+          <w:color w:val="EBEBEB"/>
+          <w:sz w:val="12"/>
+          <w:szCs w:val="12"/>
+          <w:lang w:eastAsia="zh-CN"/>
+        </w:rPr>
+        <w:t>org.reactome.fi</w:t>
+      </w:r>
+      <w:proofErr w:type="gramEnd"/>
+      <w:r>
+        <w:rPr>
+          <w:rFonts w:ascii="Monaco" w:eastAsia="Times New Roman" w:hAnsi="Monaco" w:cs="Times New Roman"/>
+          <w:color w:val="EBEBEB"/>
+          <w:sz w:val="12"/>
+          <w:szCs w:val="12"/>
+          <w:lang w:eastAsia="zh-CN"/>
+        </w:rPr>
+        <w:t>.</w:t>
+      </w:r>
+      <w:proofErr w:type="gramStart"/>
+      <w:r>
+        <w:rPr>
+          <w:rFonts w:ascii="Monaco" w:eastAsia="Times New Roman" w:hAnsi="Monaco" w:cs="Times New Roman"/>
+          <w:color w:val="EBEBEB"/>
+          <w:sz w:val="12"/>
+          <w:szCs w:val="12"/>
+          <w:lang w:eastAsia="zh-CN"/>
+        </w:rPr>
+        <w:t>RFPredictionResultAnalyzer</w:t>
+      </w:r>
+      <w:proofErr w:type="spellEnd"/>
+      <w:r>
+        <w:rPr>
+          <w:rFonts w:ascii="Monaco" w:eastAsia="Times New Roman" w:hAnsi="Monaco" w:cs="Times New Roman"/>
+          <w:color w:val="EBEBEB"/>
+          <w:sz w:val="12"/>
+          <w:szCs w:val="12"/>
+          <w:lang w:eastAsia="zh-CN"/>
+        </w:rPr>
+        <w:t xml:space="preserve">  -</w:t>
+      </w:r>
+      <w:proofErr w:type="gramEnd"/>
+      <w:r>
+        <w:rPr>
+          <w:rFonts w:ascii="Monaco" w:eastAsia="Times New Roman" w:hAnsi="Monaco" w:cs="Times New Roman"/>
+          <w:color w:val="EBEBEB"/>
+          <w:sz w:val="12"/>
+          <w:szCs w:val="12"/>
+          <w:lang w:eastAsia="zh-CN"/>
+        </w:rPr>
+        <w:t xml:space="preserve"> Total FIs in Genes: </w:t>
+      </w:r>
+    </w:p>
+    <w:p>
+      <w:pPr>
+        <w:shd w:val="clear" w:color="auto" w:fill="2F2F2F"/>
+        <w:rPr>
+          <w:rFonts w:ascii="Monaco" w:eastAsia="Times New Roman" w:hAnsi="Monaco" w:cs="Times New Roman"/>
+          <w:color w:val="CCCCCC"/>
+          <w:sz w:val="12"/>
+          <w:szCs w:val="12"/>
+          <w:lang w:eastAsia="zh-CN"/>
+        </w:rPr>
+      </w:pPr>
+      <w:r>
+        <w:rPr>
+          <w:rFonts w:ascii="Monaco" w:eastAsia="Times New Roman" w:hAnsi="Monaco" w:cs="Times New Roman"/>
+          <w:color w:val="EBEBEB"/>
+          <w:sz w:val="12"/>
+          <w:szCs w:val="12"/>
+          <w:lang w:eastAsia="zh-CN"/>
+        </w:rPr>
+        <w:tab/>
+        <w:t>FI: 269900</w:t>
+      </w:r>
+    </w:p>
+    <w:p>
+      <w:pPr>
+        <w:shd w:val="clear" w:color="auto" w:fill="2F2F2F"/>
+        <w:rPr>
+          <w:rFonts w:ascii="Monaco" w:eastAsia="Times New Roman" w:hAnsi="Monaco" w:cs="Times New Roman"/>
+          <w:color w:val="CCCCCC"/>
+          <w:sz w:val="12"/>
+          <w:szCs w:val="12"/>
+          <w:lang w:eastAsia="zh-CN"/>
+        </w:rPr>
+      </w:pPr>
+      <w:r>
+        <w:rPr>
+          <w:rFonts w:ascii="Monaco" w:eastAsia="Times New Roman" w:hAnsi="Monaco" w:cs="Times New Roman"/>
+          <w:color w:val="EBEBEB"/>
+          <w:sz w:val="12"/>
+          <w:szCs w:val="12"/>
+          <w:lang w:eastAsia="zh-CN"/>
+        </w:rPr>
+        <w:tab/>
+        <w:t>Ids: 13633</w:t>
+      </w:r>
+    </w:p>
+    <w:p>
+      <w:pPr>
+        <w:shd w:val="clear" w:color="auto" w:fill="2F2F2F"/>
+        <w:rPr>
+          <w:rFonts w:ascii="Monaco" w:eastAsia="Times New Roman" w:hAnsi="Monaco" w:cs="Times New Roman"/>
+          <w:color w:val="CCCCCC"/>
+          <w:sz w:val="12"/>
+          <w:szCs w:val="12"/>
+          <w:lang w:eastAsia="zh-CN"/>
+        </w:rPr>
+      </w:pPr>
+      <w:r>
+        <w:rPr>
+          <w:rFonts w:ascii="Monaco" w:eastAsia="Times New Roman" w:hAnsi="Monaco" w:cs="Times New Roman"/>
+          <w:color w:val="EBEBEB"/>
+          <w:sz w:val="12"/>
+          <w:szCs w:val="12"/>
+          <w:lang w:eastAsia="zh-CN"/>
+        </w:rPr>
+        <w:t xml:space="preserve">2025-04-15 16:22:33,393 [main] </w:t>
+      </w:r>
+      <w:proofErr w:type="gramStart"/>
+      <w:r>
+        <w:rPr>
+          <w:rFonts w:ascii="Monaco" w:eastAsia="Times New Roman" w:hAnsi="Monaco" w:cs="Times New Roman"/>
+          <w:color w:val="EBEBEB"/>
+          <w:sz w:val="12"/>
+          <w:szCs w:val="12"/>
+          <w:lang w:eastAsia="zh-CN"/>
+        </w:rPr>
+        <w:t xml:space="preserve">INFO  </w:t>
+      </w:r>
+      <w:proofErr w:type="spellStart"/>
+      <w:r>
+        <w:rPr>
+          <w:rFonts w:ascii="Monaco" w:eastAsia="Times New Roman" w:hAnsi="Monaco" w:cs="Times New Roman"/>
+          <w:color w:val="EBEBEB"/>
+          <w:sz w:val="12"/>
+          <w:szCs w:val="12"/>
+          <w:lang w:eastAsia="zh-CN"/>
+        </w:rPr>
+        <w:t>org.reactome.fi</w:t>
+      </w:r>
+      <w:proofErr w:type="gramEnd"/>
+      <w:r>
+        <w:rPr>
+          <w:rFonts w:ascii="Monaco" w:eastAsia="Times New Roman" w:hAnsi="Monaco" w:cs="Times New Roman"/>
+          <w:color w:val="EBEBEB"/>
+          <w:sz w:val="12"/>
+          <w:szCs w:val="12"/>
+          <w:lang w:eastAsia="zh-CN"/>
+        </w:rPr>
+        <w:t>.</w:t>
+      </w:r>
+      <w:proofErr w:type="gramStart"/>
+      <w:r>
+        <w:rPr>
+          <w:rFonts w:ascii="Monaco" w:eastAsia="Times New Roman" w:hAnsi="Monaco" w:cs="Times New Roman"/>
+          <w:color w:val="EBEBEB"/>
+          <w:sz w:val="12"/>
+          <w:szCs w:val="12"/>
+          <w:lang w:eastAsia="zh-CN"/>
+        </w:rPr>
+        <w:t>RFPredictionResultAnalyzer</w:t>
+      </w:r>
+      <w:proofErr w:type="spellEnd"/>
+      <w:r>
+        <w:rPr>
+          <w:rFonts w:ascii="Monaco" w:eastAsia="Times New Roman" w:hAnsi="Monaco" w:cs="Times New Roman"/>
+          <w:color w:val="EBEBEB"/>
+          <w:sz w:val="12"/>
+          <w:szCs w:val="12"/>
+          <w:lang w:eastAsia="zh-CN"/>
+        </w:rPr>
+        <w:t xml:space="preserve">  -</w:t>
+      </w:r>
+      <w:proofErr w:type="gramEnd"/>
+      <w:r>
+        <w:rPr>
+          <w:rFonts w:ascii="Monaco" w:eastAsia="Times New Roman" w:hAnsi="Monaco" w:cs="Times New Roman"/>
+          <w:color w:val="EBEBEB"/>
+          <w:sz w:val="12"/>
+          <w:szCs w:val="12"/>
+          <w:lang w:eastAsia="zh-CN"/>
+        </w:rPr>
+        <w:t xml:space="preserve"> Done.</w:t>
+      </w:r>
+    </w:p>
+    <w:p>
+      <w:pPr>
+        <w:rPr>
+          <w:bCs/>
+        </w:rPr>
+      </w:pPr>
     </w:p>
     <w:p>
       <w:pPr>
@@ -18574,6 +22819,38 @@
         </w:rPr>
       </w:pPr>
       <w:r>
+        <w:rPr>
+          <w:bCs/>
+        </w:rPr>
+        <w:t xml:space="preserve">May pause here and finish the last two steps when deploying the data at </w:t>
+      </w:r>
+      <w:proofErr w:type="spellStart"/>
+      <w:r>
+        <w:rPr>
+          <w:bCs/>
+        </w:rPr>
+        <w:t>ReactomeFIViz</w:t>
+      </w:r>
+      <w:proofErr w:type="spellEnd"/>
+      <w:r>
+        <w:rPr>
+          <w:bCs/>
+        </w:rPr>
+        <w:t xml:space="preserve">. </w:t>
+      </w:r>
+    </w:p>
+    <w:p>
+      <w:pPr>
+        <w:pStyle w:val="ListParagraph"/>
+        <w:numPr>
+          <w:ilvl w:val="1"/>
+          <w:numId w:val="17"/>
+        </w:numPr>
+        <w:rPr>
+          <w:b/>
+        </w:rPr>
+      </w:pPr>
+      <w:r>
         <w:t>Before running the method, the following properties should be set up in the configuration file:</w:t>
       </w:r>
     </w:p>
@@ -19377,27 +23654,46 @@
           <w:sz w:val="16"/>
           <w:szCs w:val="16"/>
         </w:rPr>
-        <w:t>.FINetworkBuilder</w:t>
-      </w:r>
-      <w:proofErr w:type="spellEnd"/>
+        <w:t>.</w:t>
+      </w:r>
+      <w:proofErr w:type="gramStart"/>
       <w:r>
         <w:rPr>
           <w:rFonts w:ascii="Courier" w:hAnsi="Courier"/>
           <w:sz w:val="16"/>
           <w:szCs w:val="16"/>
         </w:rPr>
-        <w:t xml:space="preserve">  - Running </w:t>
-      </w:r>
-      <w:proofErr w:type="spellStart"/>
+        <w:t>FINetworkBuilder</w:t>
+      </w:r>
+      <w:proofErr w:type="spellEnd"/>
       <w:r>
         <w:rPr>
           <w:rFonts w:ascii="Courier" w:hAnsi="Courier"/>
           <w:sz w:val="16"/>
           <w:szCs w:val="16"/>
         </w:rPr>
+        <w:t xml:space="preserve">  -</w:t>
+      </w:r>
+      <w:proofErr w:type="gramEnd"/>
+      <w:r>
+        <w:rPr>
+          <w:rFonts w:ascii="Courier" w:hAnsi="Courier"/>
+          <w:sz w:val="16"/>
+          <w:szCs w:val="16"/>
+        </w:rPr>
+        <w:t xml:space="preserve"> Running </w:t>
+      </w:r>
+      <w:proofErr w:type="spellStart"/>
+      <w:r>
+        <w:rPr>
+          <w:rFonts w:ascii="Courier" w:hAnsi="Courier"/>
+          <w:sz w:val="16"/>
+          <w:szCs w:val="16"/>
+        </w:rPr>
         <w:t>HibernateFIReader.generateFIFileInGeneInHiberante</w:t>
       </w:r>
       <w:proofErr w:type="spellEnd"/>
+      <w:proofErr w:type="gramStart"/>
       <w:r>
         <w:rPr>
           <w:rFonts w:ascii="Courier" w:hAnsi="Courier"/>
@@ -19406,6 +23702,7 @@
         </w:rPr>
         <w:t>()...</w:t>
       </w:r>
+      <w:proofErr w:type="gramEnd"/>
     </w:p>
     <w:p>
       <w:pPr>
@@ -19540,6 +23837,7 @@
           <w:sz w:val="16"/>
           <w:szCs w:val="16"/>
         </w:rPr>
+        <w:lastRenderedPageBreak/>
         <w:t>Total predicted proteins: 8102</w:t>
       </w:r>
     </w:p>
@@ -19618,27 +23916,46 @@
           <w:sz w:val="16"/>
           <w:szCs w:val="16"/>
         </w:rPr>
-        <w:t>.FINetworkBuilder</w:t>
-      </w:r>
-      <w:proofErr w:type="spellEnd"/>
+        <w:t>.</w:t>
+      </w:r>
+      <w:proofErr w:type="gramStart"/>
       <w:r>
         <w:rPr>
           <w:rFonts w:ascii="Courier" w:hAnsi="Courier"/>
           <w:sz w:val="16"/>
           <w:szCs w:val="16"/>
         </w:rPr>
-        <w:t xml:space="preserve">  - Running </w:t>
-      </w:r>
-      <w:proofErr w:type="spellStart"/>
+        <w:t>FINetworkBuilder</w:t>
+      </w:r>
+      <w:proofErr w:type="spellEnd"/>
       <w:r>
         <w:rPr>
           <w:rFonts w:ascii="Courier" w:hAnsi="Courier"/>
           <w:sz w:val="16"/>
           <w:szCs w:val="16"/>
         </w:rPr>
+        <w:t xml:space="preserve">  -</w:t>
+      </w:r>
+      <w:proofErr w:type="gramEnd"/>
+      <w:r>
+        <w:rPr>
+          <w:rFonts w:ascii="Courier" w:hAnsi="Courier"/>
+          <w:sz w:val="16"/>
+          <w:szCs w:val="16"/>
+        </w:rPr>
+        <w:t xml:space="preserve"> Running </w:t>
+      </w:r>
+      <w:proofErr w:type="spellStart"/>
+      <w:r>
+        <w:rPr>
+          <w:rFonts w:ascii="Courier" w:hAnsi="Courier"/>
+          <w:sz w:val="16"/>
+          <w:szCs w:val="16"/>
+        </w:rPr>
         <w:t>FIGraphAnalyzer.analyzeComponents</w:t>
       </w:r>
       <w:proofErr w:type="spellEnd"/>
+      <w:proofErr w:type="gramStart"/>
       <w:r>
         <w:rPr>
           <w:rFonts w:ascii="Courier" w:hAnsi="Courier"/>
@@ -19647,6 +23964,7 @@
         </w:rPr>
         <w:t>()...</w:t>
       </w:r>
+      <w:proofErr w:type="gramEnd"/>
     </w:p>
     <w:p>
       <w:pPr>
@@ -19757,27 +24075,46 @@
           <w:sz w:val="16"/>
           <w:szCs w:val="16"/>
         </w:rPr>
-        <w:t>.FINetworkBuilder</w:t>
-      </w:r>
-      <w:proofErr w:type="spellEnd"/>
+        <w:t>.</w:t>
+      </w:r>
+      <w:proofErr w:type="gramStart"/>
       <w:r>
         <w:rPr>
           <w:rFonts w:ascii="Courier" w:hAnsi="Courier"/>
           <w:sz w:val="16"/>
           <w:szCs w:val="16"/>
         </w:rPr>
-        <w:t xml:space="preserve">  - Running </w:t>
-      </w:r>
-      <w:proofErr w:type="spellStart"/>
+        <w:t>FINetworkBuilder</w:t>
+      </w:r>
+      <w:proofErr w:type="spellEnd"/>
       <w:r>
         <w:rPr>
           <w:rFonts w:ascii="Courier" w:hAnsi="Courier"/>
           <w:sz w:val="16"/>
           <w:szCs w:val="16"/>
         </w:rPr>
+        <w:t xml:space="preserve">  -</w:t>
+      </w:r>
+      <w:proofErr w:type="gramEnd"/>
+      <w:r>
+        <w:rPr>
+          <w:rFonts w:ascii="Courier" w:hAnsi="Courier"/>
+          <w:sz w:val="16"/>
+          <w:szCs w:val="16"/>
+        </w:rPr>
+        <w:t xml:space="preserve"> Running </w:t>
+      </w:r>
+      <w:proofErr w:type="spellStart"/>
+      <w:r>
+        <w:rPr>
+          <w:rFonts w:ascii="Courier" w:hAnsi="Courier"/>
+          <w:sz w:val="16"/>
+          <w:szCs w:val="16"/>
+        </w:rPr>
         <w:t>HiberanteFIReader.generateAccessionToProteinNameMap</w:t>
       </w:r>
       <w:proofErr w:type="spellEnd"/>
+      <w:proofErr w:type="gramStart"/>
       <w:r>
         <w:rPr>
           <w:rFonts w:ascii="Courier" w:hAnsi="Courier"/>
@@ -19786,6 +24123,7 @@
         </w:rPr>
         <w:t>()...</w:t>
       </w:r>
+      <w:proofErr w:type="gramEnd"/>
     </w:p>
     <w:p>
       <w:pPr>
@@ -19828,27 +24166,46 @@
           <w:sz w:val="16"/>
           <w:szCs w:val="16"/>
         </w:rPr>
-        <w:t>.FINetworkBuilder</w:t>
-      </w:r>
-      <w:proofErr w:type="spellEnd"/>
+        <w:t>.</w:t>
+      </w:r>
+      <w:proofErr w:type="gramStart"/>
       <w:r>
         <w:rPr>
           <w:rFonts w:ascii="Courier" w:hAnsi="Courier"/>
           <w:sz w:val="16"/>
           <w:szCs w:val="16"/>
         </w:rPr>
-        <w:t xml:space="preserve">  - Running </w:t>
-      </w:r>
-      <w:proofErr w:type="spellStart"/>
+        <w:t>FINetworkBuilder</w:t>
+      </w:r>
+      <w:proofErr w:type="spellEnd"/>
       <w:r>
         <w:rPr>
           <w:rFonts w:ascii="Courier" w:hAnsi="Courier"/>
           <w:sz w:val="16"/>
           <w:szCs w:val="16"/>
         </w:rPr>
+        <w:t xml:space="preserve">  -</w:t>
+      </w:r>
+      <w:proofErr w:type="gramEnd"/>
+      <w:r>
+        <w:rPr>
+          <w:rFonts w:ascii="Courier" w:hAnsi="Courier"/>
+          <w:sz w:val="16"/>
+          <w:szCs w:val="16"/>
+        </w:rPr>
+        <w:t xml:space="preserve"> Running </w:t>
+      </w:r>
+      <w:proofErr w:type="spellStart"/>
+      <w:r>
+        <w:rPr>
+          <w:rFonts w:ascii="Courier" w:hAnsi="Courier"/>
+          <w:sz w:val="16"/>
+          <w:szCs w:val="16"/>
+        </w:rPr>
         <w:t>ReactomeAnalyzer.generateListOfPathways</w:t>
       </w:r>
       <w:proofErr w:type="spellEnd"/>
+      <w:proofErr w:type="gramStart"/>
       <w:r>
         <w:rPr>
           <w:rFonts w:ascii="Courier" w:hAnsi="Courier"/>
@@ -19857,6 +24214,7 @@
         </w:rPr>
         <w:t>()...</w:t>
       </w:r>
+      <w:proofErr w:type="gramEnd"/>
     </w:p>
     <w:p>
       <w:pPr>
@@ -19916,27 +24274,46 @@
           <w:sz w:val="16"/>
           <w:szCs w:val="16"/>
         </w:rPr>
-        <w:t>.FINetworkBuilder</w:t>
-      </w:r>
-      <w:proofErr w:type="spellEnd"/>
+        <w:t>.</w:t>
+      </w:r>
+      <w:proofErr w:type="gramStart"/>
       <w:r>
         <w:rPr>
           <w:rFonts w:ascii="Courier" w:hAnsi="Courier"/>
           <w:sz w:val="16"/>
           <w:szCs w:val="16"/>
         </w:rPr>
-        <w:t xml:space="preserve">  - Running </w:t>
-      </w:r>
-      <w:proofErr w:type="spellStart"/>
+        <w:t>FINetworkBuilder</w:t>
+      </w:r>
+      <w:proofErr w:type="spellEnd"/>
       <w:r>
         <w:rPr>
           <w:rFonts w:ascii="Courier" w:hAnsi="Courier"/>
           <w:sz w:val="16"/>
           <w:szCs w:val="16"/>
         </w:rPr>
+        <w:t xml:space="preserve">  -</w:t>
+      </w:r>
+      <w:proofErr w:type="gramEnd"/>
+      <w:r>
+        <w:rPr>
+          <w:rFonts w:ascii="Courier" w:hAnsi="Courier"/>
+          <w:sz w:val="16"/>
+          <w:szCs w:val="16"/>
+        </w:rPr>
+        <w:t xml:space="preserve"> Running </w:t>
+      </w:r>
+      <w:proofErr w:type="spellStart"/>
+      <w:r>
+        <w:rPr>
+          <w:rFonts w:ascii="Courier" w:hAnsi="Courier"/>
+          <w:sz w:val="16"/>
+          <w:szCs w:val="16"/>
+        </w:rPr>
         <w:t>PathwayGeneSetGenerator.generateProteinNameToPathwayMap</w:t>
       </w:r>
       <w:proofErr w:type="spellEnd"/>
+      <w:proofErr w:type="gramStart"/>
       <w:r>
         <w:rPr>
           <w:rFonts w:ascii="Courier" w:hAnsi="Courier"/>
@@ -19945,6 +24322,7 @@
         </w:rPr>
         <w:t>()...</w:t>
       </w:r>
+      <w:proofErr w:type="gramEnd"/>
     </w:p>
     <w:p>
       <w:pPr>
@@ -20373,8 +24751,10 @@
         </w:numPr>
       </w:pPr>
       <w:r>
-        <w:lastRenderedPageBreak/>
-        <w:t>To run this, make sure the databases are correctly configured, i.e. making sure the newly generated databases are pointed in the hibernate configuration file.</w:t>
+        <w:t>To run this, make sure the databases are correctly configured, i.e. making sure the newly generated databases are pointed in the hibernate configuration file</w:t>
+      </w:r>
+      <w:r>
+        <w:t xml:space="preserve">: this step has been taken care of. No need to do anything. </w:t>
       </w:r>
     </w:p>
     <w:p>
@@ -20414,6 +24794,26 @@
         </w:rPr>
         <w:t xml:space="preserve"> This file should be copied into the webapp/WEB-INF folder.</w:t>
       </w:r>
+      <w:r>
+        <w:rPr>
+          <w:highlight w:val="yellow"/>
+        </w:rPr>
+        <w:t xml:space="preserve"> Since the KEGG pathways are not used anymore, this should not be an issue </w:t>
+      </w:r>
+      <w:proofErr w:type="gramStart"/>
+      <w:r>
+        <w:rPr>
+          <w:highlight w:val="yellow"/>
+        </w:rPr>
+        <w:t>any more</w:t>
+      </w:r>
+      <w:proofErr w:type="gramEnd"/>
+      <w:r>
+        <w:rPr>
+          <w:highlight w:val="yellow"/>
+        </w:rPr>
+        <w:t xml:space="preserve">. </w:t>
+      </w:r>
     </w:p>
     <w:p>
       <w:pPr>
@@ -20432,19 +24832,24 @@
         </w:rPr>
         <w:t xml:space="preserve">About 10 extracted FIs have no types because of gene name changes during sequence-based normalization (e.g. CALM1 </w:t>
       </w:r>
-      <w:proofErr w:type="spellStart"/>
       <w:r>
         <w:rPr>
           <w:highlight w:val="yellow"/>
         </w:rPr>
-        <w:t>nd</w:t>
-      </w:r>
-      <w:proofErr w:type="spellEnd"/>
+        <w:t>a</w:t>
+      </w:r>
       <w:r>
         <w:rPr>
           <w:highlight w:val="yellow"/>
         </w:rPr>
-        <w:t xml:space="preserve"> CALM3 have the same sequence, causing ENCODE </w:t>
+        <w:t xml:space="preserve">nd </w:t>
+      </w:r>
+      <w:r>
+        <w:rPr>
+          <w:highlight w:val="yellow"/>
+        </w:rPr>
+        <w:lastRenderedPageBreak/>
+        <w:t xml:space="preserve">CALM3 have the same sequence, causing ENCODE </w:t>
       </w:r>
       <w:proofErr w:type="spellStart"/>
       <w:r>
@@ -21051,7 +25456,15 @@
     <w:p/>
     <w:p>
       <w:r>
-        <w:t>The web application for the Reactome FI plug-in app is managed by another independent Java Web project, caBigR3WebApp. In this project, there is an ant build file, buil.xml, run this build.xml file to create a new war file and deploy this war file to the tomcat webapps folder in the deployment machine.</w:t>
+        <w:t xml:space="preserve">The web application for the Reactome FI plug-in app is managed by another independent Java Web project, </w:t>
+      </w:r>
+      <w:proofErr w:type="spellStart"/>
+      <w:r>
+        <w:t>fiviz_corews</w:t>
+      </w:r>
+      <w:proofErr w:type="spellEnd"/>
+      <w:r>
+        <w:t>. In this project, there is an ant build file, buil.xml, run this build.xml file to create a new war file and deploy this war file to the tomcat webapps folder in the deployment machine.</w:t>
       </w:r>
     </w:p>
     <w:p/>
@@ -21065,370 +25478,207 @@
       <w:r>
         <w:t xml:space="preserve">: </w:t>
       </w:r>
-      <w:r>
-        <w:t>1). T</w:t>
-      </w:r>
-      <w:r>
-        <w:t xml:space="preserve">hese two values in the build.xml should be modified before running ant, version and </w:t>
-      </w:r>
-      <w:proofErr w:type="spellStart"/>
-      <w:r>
-        <w:t>buildDate</w:t>
-      </w:r>
-      <w:proofErr w:type="spellEnd"/>
-      <w:r>
-        <w:t>.</w:t>
-      </w:r>
     </w:p>
     <w:p>
       <w:r>
         <w:tab/>
-        <w:t xml:space="preserve">2). </w:t>
-      </w:r>
-      <w:r>
-        <w:t xml:space="preserve">There is a bug in the current version of the build code. The generated </w:t>
-      </w:r>
-      <w:proofErr w:type="spellStart"/>
-      <w:r>
-        <w:t>mysqldump</w:t>
-      </w:r>
-      <w:proofErr w:type="spellEnd"/>
-      <w:r>
-        <w:t xml:space="preserve"> file for the _</w:t>
-      </w:r>
-      <w:proofErr w:type="spellStart"/>
-      <w:r>
-        <w:rPr>
-          <w:i/>
-          <w:iCs/>
-        </w:rPr>
-        <w:t>plus</w:t>
-      </w:r>
-      <w:r>
-        <w:t>_i</w:t>
-      </w:r>
-      <w:proofErr w:type="spellEnd"/>
-      <w:r>
-        <w:t xml:space="preserve"> database has corrupted the Ontology table. You may have to fix this table by re-install a correct version of Ontology table from </w:t>
-      </w:r>
-      <w:proofErr w:type="spellStart"/>
-      <w:r>
-        <w:t>gk_central</w:t>
-      </w:r>
-      <w:proofErr w:type="spellEnd"/>
-      <w:r>
-        <w:t>.</w:t>
+      </w:r>
+      <w:r>
+        <w:rPr>
+          <w:highlight w:val="yellow"/>
+        </w:rPr>
+        <w:t>1</w:t>
+      </w:r>
+      <w:r>
+        <w:rPr>
+          <w:highlight w:val="yellow"/>
+        </w:rPr>
+        <w:t xml:space="preserve">). </w:t>
+      </w:r>
+      <w:r>
+        <w:rPr>
+          <w:highlight w:val="yellow"/>
+        </w:rPr>
+        <w:t xml:space="preserve">GSEA-based pathway enrichment analysis is provided by another WS service. Don’t forgot to copy the newly generated Reactome human </w:t>
+      </w:r>
+      <w:r>
+        <w:rPr>
+          <w:highlight w:val="yellow"/>
+        </w:rPr>
+        <w:t xml:space="preserve">and mouse </w:t>
+      </w:r>
+      <w:proofErr w:type="spellStart"/>
+      <w:r>
+        <w:rPr>
+          <w:highlight w:val="yellow"/>
+        </w:rPr>
+        <w:t>gmt</w:t>
+      </w:r>
+      <w:proofErr w:type="spellEnd"/>
+      <w:r>
+        <w:rPr>
+          <w:highlight w:val="yellow"/>
+        </w:rPr>
+        <w:t xml:space="preserve"> file</w:t>
+      </w:r>
+      <w:r>
+        <w:rPr>
+          <w:highlight w:val="yellow"/>
+        </w:rPr>
+        <w:t>s</w:t>
+      </w:r>
+      <w:r>
+        <w:rPr>
+          <w:highlight w:val="yellow"/>
+        </w:rPr>
+        <w:t xml:space="preserve"> (e.g. ReactomePathways_122718.gmt)</w:t>
+      </w:r>
+      <w:r>
+        <w:rPr>
+          <w:highlight w:val="yellow"/>
+        </w:rPr>
+        <w:t xml:space="preserve"> to that WS servlet and then restart it.</w:t>
+      </w:r>
+    </w:p>
+    <w:p>
+      <w:pPr>
+        <w:ind w:firstLine="720"/>
+      </w:pPr>
+      <w:r>
+        <w:rPr>
+          <w:highlight w:val="yellow"/>
+        </w:rPr>
+        <w:t>2</w:t>
+      </w:r>
+      <w:r>
+        <w:rPr>
+          <w:highlight w:val="yellow"/>
+        </w:rPr>
+        <w:t xml:space="preserve">). </w:t>
+      </w:r>
+      <w:r>
+        <w:rPr>
+          <w:highlight w:val="yellow"/>
+        </w:rPr>
+        <w:t>Pathw</w:t>
+      </w:r>
+      <w:r>
+        <w:rPr>
+          <w:highlight w:val="yellow"/>
+        </w:rPr>
+        <w:t>a</w:t>
+      </w:r>
+      <w:r>
+        <w:rPr>
+          <w:highlight w:val="yellow"/>
+        </w:rPr>
+        <w:t xml:space="preserve">yDiagramsFactorGraphs.xml.zip should be copied into the </w:t>
+      </w:r>
+      <w:proofErr w:type="spellStart"/>
+      <w:r>
+        <w:rPr>
+          <w:highlight w:val="yellow"/>
+        </w:rPr>
+        <w:t>Cytoscape</w:t>
+      </w:r>
+      <w:proofErr w:type="spellEnd"/>
+      <w:r>
+        <w:rPr>
+          <w:highlight w:val="yellow"/>
+        </w:rPr>
+        <w:t xml:space="preserve"> folder. All other files should be in the WEB-INF folder except two GMT files.</w:t>
+      </w:r>
+      <w:r>
+        <w:t xml:space="preserve"> </w:t>
+      </w:r>
+    </w:p>
+    <w:p>
+      <w:pPr>
+        <w:ind w:firstLine="720"/>
+      </w:pPr>
+      <w:r>
+        <w:t>3</w:t>
+      </w:r>
+      <w:r>
+        <w:t xml:space="preserve">). Update the </w:t>
+      </w:r>
+      <w:proofErr w:type="spellStart"/>
+      <w:r>
+        <w:t>reacfo</w:t>
+      </w:r>
+      <w:r>
+        <w:t>a</w:t>
+      </w:r>
+      <w:r>
+        <w:t>m</w:t>
+      </w:r>
+      <w:proofErr w:type="spellEnd"/>
+      <w:r>
+        <w:t xml:space="preserve"> files: fireworks and </w:t>
+      </w:r>
+      <w:proofErr w:type="spellStart"/>
+      <w:r>
+        <w:t>toplevel</w:t>
+      </w:r>
+      <w:proofErr w:type="spellEnd"/>
+      <w:r>
+        <w:t xml:space="preserve"> pathway. </w:t>
+      </w:r>
+      <w:r>
+        <w:t xml:space="preserve">Follow the README files in the </w:t>
+      </w:r>
+      <w:proofErr w:type="spellStart"/>
+      <w:r>
+        <w:t>reacfoam</w:t>
+      </w:r>
+      <w:proofErr w:type="spellEnd"/>
+      <w:r>
+        <w:t>/resources/dataset/</w:t>
+      </w:r>
+      <w:r>
+        <w:t xml:space="preserve"> folder (there should be two subfolders, each of which has a README file</w:t>
+      </w:r>
+      <w:r>
+        <w:t xml:space="preserve"> describing how to get the needed files</w:t>
+      </w:r>
+      <w:r>
+        <w:t>).</w:t>
       </w:r>
     </w:p>
     <w:p>
       <w:r>
         <w:tab/>
-        <w:t xml:space="preserve">3). In order to view instances for newly added classes (Interaction and </w:t>
-      </w:r>
-      <w:proofErr w:type="spellStart"/>
-      <w:r>
-        <w:t>TargettedInteraction</w:t>
-      </w:r>
-      <w:proofErr w:type="spellEnd"/>
-      <w:r>
-        <w:t xml:space="preserve">), the Ontology table needs to be modified by using a Perl script called updateDatabase.pl in the script folder. However, in order to use this script, a new Protégé project should be created by downloading a project file from </w:t>
-      </w:r>
-      <w:proofErr w:type="spellStart"/>
-      <w:r>
-        <w:t>gk_central</w:t>
-      </w:r>
-      <w:proofErr w:type="spellEnd"/>
-      <w:r>
-        <w:t xml:space="preserve"> in the web site, adding a new attribute </w:t>
-      </w:r>
-      <w:proofErr w:type="spellStart"/>
-      <w:r>
-        <w:t>dataSource</w:t>
-      </w:r>
-      <w:proofErr w:type="spellEnd"/>
-      <w:r>
-        <w:t xml:space="preserve">, and two new classes (Interaction and </w:t>
-      </w:r>
-      <w:proofErr w:type="spellStart"/>
-      <w:r>
-        <w:t>TargettedInteraction</w:t>
-      </w:r>
-      <w:proofErr w:type="spellEnd"/>
-      <w:r>
-        <w:t xml:space="preserve">). Please follow the database model in the curator tool to make changes. </w:t>
-      </w:r>
-      <w:r>
-        <w:t>(This is not needed any more since a simple view is used for instance).</w:t>
-      </w:r>
-    </w:p>
-    <w:p>
-      <w:r>
-        <w:tab/>
-        <w:t xml:space="preserve">4). </w:t>
-      </w:r>
-      <w:r>
-        <w:t xml:space="preserve">For this web application and providing the download file, we need to add annotations to the FIsInGene_XXX.txt file. </w:t>
-      </w:r>
-      <w:r>
-        <w:rPr>
-          <w:highlight w:val="yellow"/>
-        </w:rPr>
-        <w:t xml:space="preserve">To generate this file, call this method, </w:t>
-      </w:r>
-      <w:proofErr w:type="spellStart"/>
-      <w:proofErr w:type="gramStart"/>
-      <w:r>
-        <w:rPr>
-          <w:highlight w:val="yellow"/>
-        </w:rPr>
-        <w:lastRenderedPageBreak/>
-        <w:t>annotateAllFIs</w:t>
-      </w:r>
-      <w:proofErr w:type="spellEnd"/>
-      <w:r>
-        <w:rPr>
-          <w:highlight w:val="yellow"/>
-        </w:rPr>
-        <w:t>(</w:t>
-      </w:r>
-      <w:proofErr w:type="gramEnd"/>
-      <w:r>
-        <w:rPr>
-          <w:highlight w:val="yellow"/>
-        </w:rPr>
-        <w:t>) in class org.reactome.r3.fi.InteractionAnnotator, which is in the project caBigR3WebApp.</w:t>
-      </w:r>
-      <w:r>
-        <w:t xml:space="preserve"> Because these two genes, TRAPPC2 and TRAPPC2P1, have the same sequence, the following FI cannot be annotated, which is imported from ENCODE:</w:t>
+      </w:r>
+      <w:r>
+        <w:t>4</w:t>
+      </w:r>
+      <w:r>
+        <w:t xml:space="preserve">). Don’t forget to enable file-based logging for all servlets when deploying the </w:t>
+      </w:r>
+      <w:r>
+        <w:t>applications.</w:t>
       </w:r>
     </w:p>
     <w:p/>
     <w:p>
-      <w:r>
-        <w:rPr>
-          <w:rFonts w:ascii="Monaco" w:hAnsi="Monaco" w:cs="Monaco"/>
-          <w:color w:val="000000"/>
-        </w:rPr>
-        <w:t>TRAPPC2P1</w:t>
-      </w:r>
-      <w:r>
-        <w:rPr>
-          <w:rFonts w:ascii="Monaco" w:hAnsi="Monaco" w:cs="Monaco"/>
-          <w:color w:val="000000"/>
-        </w:rPr>
-        <w:tab/>
-        <w:t>ZBTB33</w:t>
-      </w:r>
-      <w:r>
-        <w:rPr>
-          <w:rFonts w:ascii="Monaco" w:hAnsi="Monaco" w:cs="Monaco"/>
-          <w:color w:val="000000"/>
-        </w:rPr>
-        <w:tab/>
-        <w:t>unknown</w:t>
-      </w:r>
-      <w:r>
-        <w:rPr>
-          <w:rFonts w:ascii="Monaco" w:hAnsi="Monaco" w:cs="Monaco"/>
-          <w:color w:val="000000"/>
-        </w:rPr>
-        <w:tab/>
-        <w:t>null</w:t>
-      </w:r>
-      <w:r>
-        <w:rPr>
-          <w:rFonts w:ascii="Monaco" w:hAnsi="Monaco" w:cs="Monaco"/>
-          <w:color w:val="000000"/>
-        </w:rPr>
-        <w:tab/>
-        <w:t>1.00</w:t>
-      </w:r>
-    </w:p>
-    <w:p/>
-    <w:p>
-      <w:r>
-        <w:t>Based on the original data source, the above should be changed into the following manually in the file:</w:t>
-      </w:r>
-    </w:p>
-    <w:p/>
-    <w:p>
-      <w:r>
-        <w:t>TRAPPC2P1</w:t>
-      </w:r>
-      <w:r>
-        <w:tab/>
-        <w:t>ZBTB33</w:t>
-      </w:r>
-      <w:r>
-        <w:tab/>
-        <w:t>expression regulated by</w:t>
-      </w:r>
-      <w:r>
-        <w:tab/>
-        <w:t>&lt;-</w:t>
-      </w:r>
-      <w:r>
-        <w:tab/>
-        <w:t>1.00</w:t>
-      </w:r>
-    </w:p>
-    <w:p>
-      <w:r>
-        <w:tab/>
-      </w:r>
-      <w:r>
-        <w:rPr>
-          <w:highlight w:val="yellow"/>
-        </w:rPr>
-        <w:t xml:space="preserve">5). </w:t>
-      </w:r>
-      <w:r>
-        <w:rPr>
-          <w:highlight w:val="yellow"/>
-        </w:rPr>
-        <w:t xml:space="preserve">GSEA-based pathway enrichment analysis is provided by another WS service. Don’t forgot to copy the newly generated Reactome human </w:t>
-      </w:r>
-      <w:r>
-        <w:rPr>
-          <w:highlight w:val="yellow"/>
-        </w:rPr>
-        <w:t xml:space="preserve">and mouse </w:t>
-      </w:r>
-      <w:proofErr w:type="spellStart"/>
-      <w:r>
-        <w:rPr>
-          <w:highlight w:val="yellow"/>
-        </w:rPr>
-        <w:t>gmt</w:t>
-      </w:r>
-      <w:proofErr w:type="spellEnd"/>
-      <w:r>
-        <w:rPr>
-          <w:highlight w:val="yellow"/>
-        </w:rPr>
-        <w:t xml:space="preserve"> file</w:t>
-      </w:r>
-      <w:r>
-        <w:rPr>
-          <w:highlight w:val="yellow"/>
-        </w:rPr>
-        <w:t>s</w:t>
-      </w:r>
-      <w:r>
-        <w:rPr>
-          <w:highlight w:val="yellow"/>
-        </w:rPr>
-        <w:t xml:space="preserve"> (e.g. ReactomePathways_122718.gmt)</w:t>
-      </w:r>
-      <w:r>
-        <w:rPr>
-          <w:highlight w:val="yellow"/>
-        </w:rPr>
-        <w:t xml:space="preserve"> to that WS servlet and then restart it.</w:t>
-      </w:r>
-    </w:p>
-    <w:p>
-      <w:pPr>
-        <w:ind w:firstLine="720"/>
-      </w:pPr>
-      <w:r>
-        <w:rPr>
-          <w:highlight w:val="yellow"/>
-        </w:rPr>
-        <w:t xml:space="preserve">6). </w:t>
-      </w:r>
-      <w:r>
-        <w:rPr>
-          <w:highlight w:val="yellow"/>
-        </w:rPr>
-        <w:t>Pathw</w:t>
-      </w:r>
-      <w:r>
-        <w:rPr>
-          <w:highlight w:val="yellow"/>
-        </w:rPr>
-        <w:t>a</w:t>
-      </w:r>
-      <w:r>
-        <w:rPr>
-          <w:highlight w:val="yellow"/>
-        </w:rPr>
-        <w:t xml:space="preserve">yDiagramsFactorGraphs.xml.zip should be copied into the </w:t>
-      </w:r>
-      <w:proofErr w:type="spellStart"/>
-      <w:r>
-        <w:rPr>
-          <w:highlight w:val="yellow"/>
-        </w:rPr>
-        <w:t>Cytoscape</w:t>
-      </w:r>
-      <w:proofErr w:type="spellEnd"/>
-      <w:r>
-        <w:rPr>
-          <w:highlight w:val="yellow"/>
-        </w:rPr>
-        <w:t xml:space="preserve"> folder. All other files should be in the WEB-INF folder except two GMT files.</w:t>
-      </w:r>
-      <w:r>
-        <w:t xml:space="preserve"> </w:t>
-      </w:r>
-    </w:p>
-    <w:p>
-      <w:pPr>
-        <w:ind w:firstLine="720"/>
-      </w:pPr>
-      <w:r>
-        <w:t xml:space="preserve">7). Update the </w:t>
-      </w:r>
-      <w:proofErr w:type="spellStart"/>
-      <w:r>
-        <w:t>reacform</w:t>
-      </w:r>
-      <w:proofErr w:type="spellEnd"/>
-      <w:r>
-        <w:t xml:space="preserve"> files: fireworks and </w:t>
-      </w:r>
-      <w:proofErr w:type="spellStart"/>
-      <w:r>
-        <w:t>toplevel</w:t>
-      </w:r>
-      <w:proofErr w:type="spellEnd"/>
-      <w:r>
-        <w:t xml:space="preserve"> pathway. </w:t>
-      </w:r>
-    </w:p>
-    <w:p>
-      <w:r>
-        <w:tab/>
-      </w:r>
-      <w:r>
-        <w:t>8</w:t>
-      </w:r>
-      <w:r>
-        <w:t xml:space="preserve">). Don’t forget to enable file-based logging for all servlets when deploying the </w:t>
-      </w:r>
-      <w:r>
-        <w:t>applications.</w:t>
-      </w:r>
-    </w:p>
-    <w:p/>
-    <w:p/>
-    <w:p>
       <w:pPr>
         <w:jc w:val="center"/>
+      </w:pPr>
+      <w:r>
         <w:rPr>
           <w:i/>
           <w:sz w:val="48"/>
           <w:szCs w:val="48"/>
         </w:rPr>
-      </w:pPr>
+        <w:t>======</w:t>
+      </w:r>
       <w:r>
         <w:rPr>
           <w:i/>
           <w:sz w:val="48"/>
           <w:szCs w:val="48"/>
         </w:rPr>
-        <w:t>======</w:t>
+        <w:t xml:space="preserve">The </w:t>
       </w:r>
       <w:r>
         <w:rPr>
@@ -21436,7 +25686,7 @@
           <w:sz w:val="48"/>
           <w:szCs w:val="48"/>
         </w:rPr>
-        <w:t xml:space="preserve">The </w:t>
+        <w:t>END</w:t>
       </w:r>
       <w:r>
         <w:rPr>
@@ -21444,19 +25694,9 @@
           <w:sz w:val="48"/>
           <w:szCs w:val="48"/>
         </w:rPr>
-        <w:t>END</w:t>
-      </w:r>
-      <w:r>
-        <w:rPr>
-          <w:i/>
-          <w:sz w:val="48"/>
-          <w:szCs w:val="48"/>
-        </w:rPr>
         <w:t>======</w:t>
       </w:r>
     </w:p>
-    <w:p/>
-    <w:p/>
     <w:sectPr>
       <w:pgSz w:w="12240" w:h="15840"/>
       <w:pgMar w:top="1440" w:right="1800" w:bottom="1440" w:left="1800" w:header="720" w:footer="720" w:gutter="0"/>
@@ -21468,7 +25708,7 @@
 </file>
 
 <file path=word/numbering.xml><?xml version="1.0" encoding="utf-8"?>
-<w:numbering xmlns:wpc="http://schemas.microsoft.com/office/word/2010/wordprocessingCanvas" xmlns:cx="http://schemas.microsoft.com/office/drawing/2014/chartex" xmlns:cx1="http://schemas.microsoft.com/office/drawing/2015/9/8/chartex" xmlns:cx2="http://schemas.microsoft.com/office/drawing/2015/10/21/chartex" xmlns:cx3="http://schemas.microsoft.com/office/drawing/2016/5/9/chartex" xmlns:cx4="http://schemas.microsoft.com/office/drawing/2016/5/10/chartex" xmlns:cx5="http://schemas.microsoft.com/office/drawing/2016/5/11/chartex" xmlns:cx6="http://schemas.microsoft.com/office/drawing/2016/5/12/chartex" xmlns:cx7="http://schemas.microsoft.com/office/drawing/2016/5/13/chartex" xmlns:cx8="http://schemas.microsoft.com/office/drawing/2016/5/14/chartex" xmlns:mc="http://schemas.openxmlformats.org/markup-compatibility/2006" xmlns:aink="http://schemas.microsoft.com/office/drawing/2016/ink" xmlns:am3d="http://schemas.microsoft.com/office/drawing/2017/model3d" xmlns:o="urn:schemas-microsoft-com:office:office" xmlns:oel="http://schemas.microsoft.com/office/2019/extlst" xmlns:r="http://schemas.openxmlformats.org/officeDocument/2006/relationships" xmlns:m="http://schemas.openxmlformats.org/officeDocument/2006/math" xmlns:v="urn:schemas-microsoft-com:vml" xmlns:wp14="http://schemas.microsoft.com/office/word/2010/wordprocessingDrawing" xmlns:wp="http://schemas.openxmlformats.org/drawingml/2006/wordprocessingDrawing" xmlns:w10="urn:schemas-microsoft-com:office:word" xmlns:w="http://schemas.openxmlformats.org/wordprocessingml/2006/main" xmlns:w14="http://schemas.microsoft.com/office/word/2010/wordml" xmlns:w15="http://schemas.microsoft.com/office/word/2012/wordml" xmlns:w16cex="http://schemas.microsoft.com/office/word/2018/wordml/cex" xmlns:w16cid="http://schemas.microsoft.com/office/word/2016/wordml/cid" xmlns:w16="http://schemas.microsoft.com/office/word/2018/wordml" xmlns:w16sdtdh="http://schemas.microsoft.com/office/word/2020/wordml/sdtdatahash" xmlns:w16se="http://schemas.microsoft.com/office/word/2015/wordml/symex" xmlns:wpg="http://schemas.microsoft.com/office/word/2010/wordprocessingGroup" xmlns:wpi="http://schemas.microsoft.com/office/word/2010/wordprocessingInk" xmlns:wne="http://schemas.microsoft.com/office/word/2006/wordml" xmlns:wps="http://schemas.microsoft.com/office/word/2010/wordprocessingShape" mc:Ignorable="w14 w15 w16se w16cid w16 w16cex w16sdtdh wp14">
+<w:numbering xmlns:wpc="http://schemas.microsoft.com/office/word/2010/wordprocessingCanvas" xmlns:cx="http://schemas.microsoft.com/office/drawing/2014/chartex" xmlns:cx1="http://schemas.microsoft.com/office/drawing/2015/9/8/chartex" xmlns:cx2="http://schemas.microsoft.com/office/drawing/2015/10/21/chartex" xmlns:cx3="http://schemas.microsoft.com/office/drawing/2016/5/9/chartex" xmlns:cx4="http://schemas.microsoft.com/office/drawing/2016/5/10/chartex" xmlns:cx5="http://schemas.microsoft.com/office/drawing/2016/5/11/chartex" xmlns:cx6="http://schemas.microsoft.com/office/drawing/2016/5/12/chartex" xmlns:cx7="http://schemas.microsoft.com/office/drawing/2016/5/13/chartex" xmlns:cx8="http://schemas.microsoft.com/office/drawing/2016/5/14/chartex" xmlns:mc="http://schemas.openxmlformats.org/markup-compatibility/2006" xmlns:m="http://schemas.openxmlformats.org/officeDocument/2006/math" xmlns:aink="http://schemas.microsoft.com/office/drawing/2016/ink" xmlns:am3d="http://schemas.microsoft.com/office/drawing/2017/model3d" xmlns:oel="http://schemas.microsoft.com/office/2019/extlst" xmlns:r="http://schemas.openxmlformats.org/officeDocument/2006/relationships" xmlns:wp14="http://schemas.microsoft.com/office/word/2010/wordprocessingDrawing" xmlns:wp="http://schemas.openxmlformats.org/drawingml/2006/wordprocessingDrawing" xmlns:wpg="http://schemas.microsoft.com/office/word/2010/wordprocessingGroup" xmlns:wpi="http://schemas.microsoft.com/office/word/2010/wordprocessingInk" xmlns:wps="http://schemas.microsoft.com/office/word/2010/wordprocessingShape" xmlns:o="urn:schemas-microsoft-com:office:office" xmlns:v="urn:schemas-microsoft-com:vml" xmlns:w10="urn:schemas-microsoft-com:office:word" xmlns:w="http://schemas.openxmlformats.org/wordprocessingml/2006/main" xmlns:w14="http://schemas.microsoft.com/office/word/2010/wordml" xmlns:w15="http://schemas.microsoft.com/office/word/2012/wordml" xmlns:w16cex="http://schemas.microsoft.com/office/word/2018/wordml/cex" xmlns:w16cid="http://schemas.microsoft.com/office/word/2016/wordml/cid" xmlns:w16="http://schemas.microsoft.com/office/word/2018/wordml" xmlns:w16sdtdh="http://schemas.microsoft.com/office/word/2020/wordml/sdtdatahash" xmlns:w16sdtfl="http://schemas.microsoft.com/office/word/2024/wordml/sdtformatlock" xmlns:w16se="http://schemas.microsoft.com/office/word/2015/wordml/symex" xmlns:w16du="http://schemas.microsoft.com/office/word/2023/wordml/word16du" xmlns:wne="http://schemas.microsoft.com/office/word/2006/wordml" mc:Ignorable="w14 w15 w16se w16cid w16 w16cex w16sdtdh w16sdtfl w16du wp14">
   <w:abstractNum w:abstractNumId="0" w15:restartNumberingAfterBreak="0">
     <w:nsid w:val="01E973A2"/>
     <w:multiLevelType w:val="hybridMultilevel"/>
@@ -21828,9 +26068,8 @@
   <w:abstractNum w:abstractNumId="4" w15:restartNumberingAfterBreak="0">
     <w:nsid w:val="24BB4386"/>
     <w:multiLevelType w:val="hybridMultilevel"/>
-    <w:tmpl w:val="81BEDDEE"/>
+    <w:tmpl w:val="5BB462A6"/>
     <w:lvl w:ilvl="0" w:tplc="04090011">
-      <w:start w:val="1"/>
       <w:numFmt w:val="decimal"/>
       <w:lvlText w:val="%1)"/>
       <w:lvlJc w:val="left"/>
@@ -21838,7 +26077,7 @@
         <w:ind w:left="1080" w:hanging="360"/>
       </w:pPr>
     </w:lvl>
-    <w:lvl w:ilvl="1" w:tplc="04090019" w:tentative="1">
+    <w:lvl w:ilvl="1" w:tplc="04090019">
       <w:start w:val="1"/>
       <w:numFmt w:val="lowerLetter"/>
       <w:lvlText w:val="%2."/>
@@ -23850,7 +28089,7 @@
 </file>
 
 <file path=word/styles.xml><?xml version="1.0" encoding="utf-8"?>
-<w:styles xmlns:mc="http://schemas.openxmlformats.org/markup-compatibility/2006" xmlns:r="http://schemas.openxmlformats.org/officeDocument/2006/relationships" xmlns:w="http://schemas.openxmlformats.org/wordprocessingml/2006/main" xmlns:w14="http://schemas.microsoft.com/office/word/2010/wordml" xmlns:w15="http://schemas.microsoft.com/office/word/2012/wordml" xmlns:w16cex="http://schemas.microsoft.com/office/word/2018/wordml/cex" xmlns:w16cid="http://schemas.microsoft.com/office/word/2016/wordml/cid" xmlns:w16="http://schemas.microsoft.com/office/word/2018/wordml" xmlns:w16sdtdh="http://schemas.microsoft.com/office/word/2020/wordml/sdtdatahash" xmlns:w16se="http://schemas.microsoft.com/office/word/2015/wordml/symex" mc:Ignorable="w14 w15 w16se w16cid w16 w16cex w16sdtdh">
+<w:styles xmlns:mc="http://schemas.openxmlformats.org/markup-compatibility/2006" xmlns:r="http://schemas.openxmlformats.org/officeDocument/2006/relationships" xmlns:w="http://schemas.openxmlformats.org/wordprocessingml/2006/main" xmlns:w14="http://schemas.microsoft.com/office/word/2010/wordml" xmlns:w15="http://schemas.microsoft.com/office/word/2012/wordml" xmlns:w16cex="http://schemas.microsoft.com/office/word/2018/wordml/cex" xmlns:w16cid="http://schemas.microsoft.com/office/word/2016/wordml/cid" xmlns:w16="http://schemas.microsoft.com/office/word/2018/wordml" xmlns:w16sdtdh="http://schemas.microsoft.com/office/word/2020/wordml/sdtdatahash" xmlns:w16sdtfl="http://schemas.microsoft.com/office/word/2024/wordml/sdtformatlock" xmlns:w16se="http://schemas.microsoft.com/office/word/2015/wordml/symex" xmlns:w16du="http://schemas.microsoft.com/office/word/2023/wordml/word16du" mc:Ignorable="w14 w15 w16se w16cid w16 w16cex w16sdtdh w16sdtfl w16du">
   <w:docDefaults>
     <w:rPrDefault>
       <w:rPr>
